--- a/TS-Kramam/TS-2.2/TS 2.2 Tamil Krama Paatam Corrections.docx
+++ b/TS-Kramam/TS-2.2/TS 2.2 Tamil Krama Paatam Corrections.docx
@@ -1,7 +1,837 @@
 
 <file path=word/document.xml><?xml version="1.0" encoding="utf-8"?>
-<w:document xmlns:wpc="http://schemas.microsoft.com/office/word/2010/wordprocessingCanvas" xmlns:cx="http://schemas.microsoft.com/office/drawing/2014/chartex" xmlns:cx1="http://schemas.microsoft.com/office/drawing/2015/9/8/chartex" xmlns:cx2="http://schemas.microsoft.com/office/drawing/2015/10/21/chartex" xmlns:cx3="http://schemas.microsoft.com/office/drawing/2016/5/9/chartex" xmlns:cx4="http://schemas.microsoft.com/office/drawing/2016/5/10/chartex" xmlns:cx5="http://schemas.microsoft.com/office/drawing/2016/5/11/chartex" xmlns:cx6="http://schemas.microsoft.com/office/drawing/2016/5/12/chartex" xmlns:cx7="http://schemas.microsoft.com/office/drawing/2016/5/13/chartex" xmlns:cx8="http://schemas.microsoft.com/office/drawing/2016/5/14/chartex" xmlns:mc="http://schemas.openxmlformats.org/markup-compatibility/2006" xmlns:aink="http://schemas.microsoft.com/office/drawing/2016/ink" xmlns:am3d="http://schemas.microsoft.com/office/drawing/2017/model3d" xmlns:o="urn:schemas-microsoft-com:office:office" xmlns:oel="http://schemas.microsoft.com/office/2019/extlst" xmlns:r="http://schemas.openxmlformats.org/officeDocument/2006/relationships" xmlns:m="http://schemas.openxmlformats.org/officeDocument/2006/math" xmlns:v="urn:schemas-microsoft-com:vml" xmlns:wp14="http://schemas.microsoft.com/office/word/2010/wordprocessingDrawing" xmlns:wp="http://schemas.openxmlformats.org/drawingml/2006/wordprocessingDrawing" xmlns:w10="urn:schemas-microsoft-com:office:word" xmlns:w="http://schemas.openxmlformats.org/wordprocessingml/2006/main" xmlns:w14="http://schemas.microsoft.com/office/word/2010/wordml" xmlns:w15="http://schemas.microsoft.com/office/word/2012/wordml" xmlns:w16cex="http://schemas.microsoft.com/office/word/2018/wordml/cex" xmlns:w16cid="http://schemas.microsoft.com/office/word/2016/wordml/cid" xmlns:w16="http://schemas.microsoft.com/office/word/2018/wordml" xmlns:w16sdtdh="http://schemas.microsoft.com/office/word/2020/wordml/sdtdatahash" xmlns:w16se="http://schemas.microsoft.com/office/word/2015/wordml/symex" xmlns:wpg="http://schemas.microsoft.com/office/word/2010/wordprocessingGroup" xmlns:wpi="http://schemas.microsoft.com/office/word/2010/wordprocessingInk" xmlns:wne="http://schemas.microsoft.com/office/word/2006/wordml" xmlns:wps="http://schemas.microsoft.com/office/word/2010/wordprocessingShape" mc:Ignorable="w14 w15 w16se w16cid w16 w16cex w16sdtdh wp14">
+<w:document xmlns:wpc="http://schemas.microsoft.com/office/word/2010/wordprocessingCanvas" xmlns:cx="http://schemas.microsoft.com/office/drawing/2014/chartex" xmlns:cx1="http://schemas.microsoft.com/office/drawing/2015/9/8/chartex" xmlns:cx2="http://schemas.microsoft.com/office/drawing/2015/10/21/chartex" xmlns:cx3="http://schemas.microsoft.com/office/drawing/2016/5/9/chartex" xmlns:cx4="http://schemas.microsoft.com/office/drawing/2016/5/10/chartex" xmlns:cx5="http://schemas.microsoft.com/office/drawing/2016/5/11/chartex" xmlns:cx6="http://schemas.microsoft.com/office/drawing/2016/5/12/chartex" xmlns:cx7="http://schemas.microsoft.com/office/drawing/2016/5/13/chartex" xmlns:cx8="http://schemas.microsoft.com/office/drawing/2016/5/14/chartex" xmlns:mc="http://schemas.openxmlformats.org/markup-compatibility/2006" xmlns:aink="http://schemas.microsoft.com/office/drawing/2016/ink" xmlns:am3d="http://schemas.microsoft.com/office/drawing/2017/model3d" xmlns:o="urn:schemas-microsoft-com:office:office" xmlns:oel="http://schemas.microsoft.com/office/2019/extlst" xmlns:r="http://schemas.openxmlformats.org/officeDocument/2006/relationships" xmlns:m="http://schemas.openxmlformats.org/officeDocument/2006/math" xmlns:v="urn:schemas-microsoft-com:vml" xmlns:wp14="http://schemas.microsoft.com/office/word/2010/wordprocessingDrawing" xmlns:wp="http://schemas.openxmlformats.org/drawingml/2006/wordprocessingDrawing" xmlns:w10="urn:schemas-microsoft-com:office:word" xmlns:w="http://schemas.openxmlformats.org/wordprocessingml/2006/main" xmlns:w14="http://schemas.microsoft.com/office/word/2010/wordml" xmlns:w15="http://schemas.microsoft.com/office/word/2012/wordml" xmlns:w16cex="http://schemas.microsoft.com/office/word/2018/wordml/cex" xmlns:w16cid="http://schemas.microsoft.com/office/word/2016/wordml/cid" xmlns:w16="http://schemas.microsoft.com/office/word/2018/wordml" xmlns:w16du="http://schemas.microsoft.com/office/word/2023/wordml/word16du" xmlns:w16sdtdh="http://schemas.microsoft.com/office/word/2020/wordml/sdtdatahash" xmlns:w16sdtfl="http://schemas.microsoft.com/office/word/2024/wordml/sdtformatlock" xmlns:w16se="http://schemas.microsoft.com/office/word/2015/wordml/symex" xmlns:wpg="http://schemas.microsoft.com/office/word/2010/wordprocessingGroup" xmlns:wpi="http://schemas.microsoft.com/office/word/2010/wordprocessingInk" xmlns:wne="http://schemas.microsoft.com/office/word/2006/wordml" xmlns:wps="http://schemas.microsoft.com/office/word/2010/wordprocessingShape" mc:Ignorable="w14 w15 w16se w16cid w16 w16cex w16sdtdh w16sdtfl w16du wp14">
   <w:body>
+    <w:p>
+      <w:pPr>
+        <w:jc w:val="center"/>
+        <w:rPr>
+          <w:b/>
+          <w:bCs/>
+        </w:rPr>
+      </w:pPr>
+      <w:r>
+        <w:rPr>
+          <w:b/>
+          <w:bCs/>
+          <w:sz w:val="32"/>
+          <w:szCs w:val="32"/>
+          <w:u w:val="single"/>
+        </w:rPr>
+        <w:t xml:space="preserve">TS </w:t>
+      </w:r>
+      <w:r>
+        <w:rPr>
+          <w:b/>
+          <w:bCs/>
+          <w:sz w:val="32"/>
+          <w:szCs w:val="32"/>
+          <w:u w:val="single"/>
+        </w:rPr>
+        <w:t>Krama</w:t>
+      </w:r>
+      <w:r>
+        <w:rPr>
+          <w:b/>
+          <w:bCs/>
+          <w:sz w:val="32"/>
+          <w:szCs w:val="32"/>
+          <w:u w:val="single"/>
+        </w:rPr>
+        <w:t xml:space="preserve"> Paatam – TS </w:t>
+      </w:r>
+      <w:r>
+        <w:rPr>
+          <w:b/>
+          <w:bCs/>
+          <w:sz w:val="32"/>
+          <w:szCs w:val="32"/>
+          <w:u w:val="single"/>
+        </w:rPr>
+        <w:t>2.2</w:t>
+      </w:r>
+      <w:r>
+        <w:rPr>
+          <w:b/>
+          <w:bCs/>
+          <w:sz w:val="32"/>
+          <w:szCs w:val="32"/>
+          <w:u w:val="single"/>
+        </w:rPr>
+        <w:t xml:space="preserve"> </w:t>
+      </w:r>
+      <w:r>
+        <w:rPr>
+          <w:b/>
+          <w:bCs/>
+          <w:sz w:val="32"/>
+          <w:szCs w:val="32"/>
+          <w:u w:val="single"/>
+        </w:rPr>
+        <w:t xml:space="preserve">Tamil </w:t>
+      </w:r>
+      <w:r>
+        <w:rPr>
+          <w:b/>
+          <w:bCs/>
+          <w:sz w:val="32"/>
+          <w:szCs w:val="32"/>
+          <w:u w:val="single"/>
+        </w:rPr>
+        <w:t>Corrections –</w:t>
+      </w:r>
+      <w:r>
+        <w:rPr>
+          <w:b/>
+          <w:bCs/>
+          <w:sz w:val="32"/>
+          <w:szCs w:val="32"/>
+          <w:u w:val="single"/>
+        </w:rPr>
+        <w:t xml:space="preserve"> </w:t>
+      </w:r>
+      <w:r>
+        <w:rPr>
+          <w:b/>
+          <w:bCs/>
+          <w:sz w:val="32"/>
+          <w:szCs w:val="32"/>
+          <w:u w:val="single"/>
+        </w:rPr>
+        <w:t xml:space="preserve">Observed till </w:t>
+      </w:r>
+      <w:proofErr w:type="spellStart"/>
+      <w:r>
+        <w:rPr>
+          <w:b/>
+          <w:bCs/>
+          <w:color w:val="EE0000"/>
+          <w:sz w:val="32"/>
+          <w:szCs w:val="32"/>
+          <w:highlight w:val="yellow"/>
+          <w:u w:val="single"/>
+        </w:rPr>
+        <w:t>xxxxxxx</w:t>
+      </w:r>
+      <w:proofErr w:type="spellEnd"/>
+      <w:r>
+        <w:rPr>
+          <w:b/>
+          <w:bCs/>
+        </w:rPr>
+        <w:t xml:space="preserve"> </w:t>
+      </w:r>
+      <w:r>
+        <w:rPr>
+          <w:b/>
+          <w:bCs/>
+        </w:rPr>
+        <w:br/>
+      </w:r>
+      <w:r>
+        <w:rPr>
+          <w:b/>
+          <w:bCs/>
+        </w:rPr>
+        <w:t>(ignore those which are already incorporated in your book’s version and date)</w:t>
+      </w:r>
+    </w:p>
+    <w:tbl>
+      <w:tblPr>
+        <w:tblW w:w="13638" w:type="dxa"/>
+        <w:tblInd w:w="108" w:type="dxa"/>
+        <w:tblBorders>
+          <w:top w:val="single" w:sz="4" w:space="0" w:color="000000"/>
+          <w:left w:val="single" w:sz="4" w:space="0" w:color="000000"/>
+          <w:bottom w:val="single" w:sz="4" w:space="0" w:color="000000"/>
+          <w:right w:val="single" w:sz="4" w:space="0" w:color="000000"/>
+          <w:insideH w:val="single" w:sz="4" w:space="0" w:color="000000"/>
+          <w:insideV w:val="single" w:sz="4" w:space="0" w:color="000000"/>
+        </w:tblBorders>
+        <w:tblLook w:val="04A0" w:firstRow="1" w:lastRow="0" w:firstColumn="1" w:lastColumn="0" w:noHBand="0" w:noVBand="1"/>
+      </w:tblPr>
+      <w:tblGrid>
+        <w:gridCol w:w="3715"/>
+        <w:gridCol w:w="5254"/>
+        <w:gridCol w:w="4669"/>
+      </w:tblGrid>
+      <w:tr>
+        <w:tc>
+          <w:tcPr>
+            <w:tcW w:w="3715" w:type="dxa"/>
+          </w:tcPr>
+          <w:p>
+            <w:pPr>
+              <w:spacing w:before="0" w:line="240" w:lineRule="auto"/>
+              <w:jc w:val="center"/>
+              <w:rPr>
+                <w:b/>
+                <w:bCs/>
+                <w:sz w:val="28"/>
+                <w:szCs w:val="28"/>
+              </w:rPr>
+            </w:pPr>
+            <w:r>
+              <w:rPr>
+                <w:b/>
+                <w:bCs/>
+                <w:sz w:val="28"/>
+                <w:szCs w:val="28"/>
+              </w:rPr>
+              <w:t>Section, Paragraph</w:t>
+            </w:r>
+          </w:p>
+          <w:p>
+            <w:pPr>
+              <w:spacing w:before="0" w:line="240" w:lineRule="auto"/>
+              <w:jc w:val="center"/>
+              <w:rPr>
+                <w:b/>
+                <w:bCs/>
+                <w:sz w:val="28"/>
+                <w:szCs w:val="28"/>
+              </w:rPr>
+            </w:pPr>
+            <w:r>
+              <w:rPr>
+                <w:b/>
+                <w:bCs/>
+                <w:sz w:val="28"/>
+                <w:szCs w:val="28"/>
+              </w:rPr>
+              <w:t>Reference</w:t>
+            </w:r>
+          </w:p>
+        </w:tc>
+        <w:tc>
+          <w:tcPr>
+            <w:tcW w:w="5254" w:type="dxa"/>
+          </w:tcPr>
+          <w:p>
+            <w:pPr>
+              <w:spacing w:before="0" w:line="240" w:lineRule="auto"/>
+              <w:jc w:val="center"/>
+              <w:rPr>
+                <w:b/>
+                <w:bCs/>
+                <w:sz w:val="28"/>
+                <w:szCs w:val="28"/>
+              </w:rPr>
+            </w:pPr>
+            <w:r>
+              <w:rPr>
+                <w:b/>
+                <w:bCs/>
+                <w:sz w:val="28"/>
+                <w:szCs w:val="28"/>
+              </w:rPr>
+              <w:t>As Printed</w:t>
+            </w:r>
+          </w:p>
+        </w:tc>
+        <w:tc>
+          <w:tcPr>
+            <w:tcW w:w="4669" w:type="dxa"/>
+          </w:tcPr>
+          <w:p>
+            <w:pPr>
+              <w:spacing w:before="0" w:line="240" w:lineRule="auto"/>
+              <w:ind w:right="-18"/>
+              <w:jc w:val="center"/>
+              <w:rPr>
+                <w:b/>
+                <w:bCs/>
+                <w:sz w:val="28"/>
+                <w:szCs w:val="28"/>
+              </w:rPr>
+            </w:pPr>
+            <w:r>
+              <w:rPr>
+                <w:b/>
+                <w:bCs/>
+                <w:sz w:val="28"/>
+                <w:szCs w:val="28"/>
+              </w:rPr>
+              <w:t>To be read as or corrected as</w:t>
+            </w:r>
+          </w:p>
+        </w:tc>
+      </w:tr>
+      <w:tr>
+        <w:trPr>
+          <w:trHeight w:val="1034"/>
+        </w:trPr>
+        <w:tc>
+          <w:tcPr>
+            <w:tcW w:w="3715" w:type="dxa"/>
+          </w:tcPr>
+          <w:p>
+            <w:pPr>
+              <w:widowControl w:val="0"/>
+              <w:autoSpaceDE w:val="0"/>
+              <w:autoSpaceDN w:val="0"/>
+              <w:adjustRightInd w:val="0"/>
+              <w:spacing w:before="0" w:line="240" w:lineRule="auto"/>
+              <w:rPr>
+                <w:rFonts w:cs="Arial"/>
+                <w:b/>
+                <w:sz w:val="28"/>
+                <w:szCs w:val="28"/>
+              </w:rPr>
+            </w:pPr>
+            <w:r>
+              <w:rPr>
+                <w:rFonts w:cs="Arial"/>
+                <w:b/>
+                <w:sz w:val="28"/>
+                <w:szCs w:val="28"/>
+              </w:rPr>
+              <w:t>TS 2.2.</w:t>
+            </w:r>
+            <w:r>
+              <w:rPr>
+                <w:rFonts w:cs="Arial"/>
+                <w:b/>
+                <w:sz w:val="28"/>
+                <w:szCs w:val="28"/>
+              </w:rPr>
+              <w:t>12</w:t>
+            </w:r>
+            <w:r>
+              <w:rPr>
+                <w:rFonts w:cs="Arial"/>
+                <w:b/>
+                <w:sz w:val="28"/>
+                <w:szCs w:val="28"/>
+              </w:rPr>
+              <w:t>.1</w:t>
+            </w:r>
+            <w:r>
+              <w:rPr>
+                <w:rFonts w:cs="Arial"/>
+                <w:b/>
+                <w:sz w:val="28"/>
+                <w:szCs w:val="28"/>
+              </w:rPr>
+              <w:t xml:space="preserve"> </w:t>
+            </w:r>
+            <w:r>
+              <w:rPr>
+                <w:rFonts w:cs="Arial"/>
+                <w:b/>
+                <w:sz w:val="28"/>
+                <w:szCs w:val="28"/>
+              </w:rPr>
+              <w:t>- Kramam</w:t>
+            </w:r>
+          </w:p>
+          <w:p>
+            <w:pPr>
+              <w:widowControl w:val="0"/>
+              <w:autoSpaceDE w:val="0"/>
+              <w:autoSpaceDN w:val="0"/>
+              <w:adjustRightInd w:val="0"/>
+              <w:spacing w:before="0" w:line="240" w:lineRule="auto"/>
+              <w:rPr>
+                <w:rFonts w:cs="Arial"/>
+                <w:b/>
+                <w:sz w:val="28"/>
+                <w:szCs w:val="28"/>
+              </w:rPr>
+            </w:pPr>
+            <w:r>
+              <w:rPr>
+                <w:rFonts w:cs="Arial"/>
+                <w:b/>
+                <w:sz w:val="28"/>
+                <w:szCs w:val="28"/>
+              </w:rPr>
+              <w:t xml:space="preserve">Krama </w:t>
+            </w:r>
+            <w:r>
+              <w:rPr>
+                <w:rFonts w:cs="Arial"/>
+                <w:b/>
+                <w:sz w:val="28"/>
+                <w:szCs w:val="28"/>
+              </w:rPr>
+              <w:t>Vaakyam</w:t>
+            </w:r>
+            <w:r>
+              <w:rPr>
+                <w:rFonts w:cs="Arial"/>
+                <w:b/>
+                <w:sz w:val="28"/>
+                <w:szCs w:val="28"/>
+              </w:rPr>
+              <w:t xml:space="preserve"> No. </w:t>
+            </w:r>
+            <w:r>
+              <w:rPr>
+                <w:rFonts w:cs="Arial"/>
+                <w:b/>
+                <w:sz w:val="28"/>
+                <w:szCs w:val="28"/>
+              </w:rPr>
+              <w:t xml:space="preserve">- </w:t>
+            </w:r>
+            <w:r>
+              <w:rPr>
+                <w:rFonts w:cs="Arial"/>
+                <w:b/>
+                <w:sz w:val="28"/>
+                <w:szCs w:val="28"/>
+              </w:rPr>
+              <w:t>6</w:t>
+            </w:r>
+            <w:r>
+              <w:rPr>
+                <w:rFonts w:cs="Arial"/>
+                <w:b/>
+                <w:sz w:val="28"/>
+                <w:szCs w:val="28"/>
+              </w:rPr>
+              <w:t>1</w:t>
+            </w:r>
+            <w:r>
+              <w:rPr>
+                <w:rFonts w:cs="Arial"/>
+                <w:b/>
+                <w:sz w:val="28"/>
+                <w:szCs w:val="28"/>
+              </w:rPr>
+              <w:br/>
+              <w:t xml:space="preserve">Panchaati </w:t>
+            </w:r>
+            <w:r>
+              <w:rPr>
+                <w:rFonts w:cs="Arial"/>
+                <w:b/>
+                <w:sz w:val="28"/>
+                <w:szCs w:val="28"/>
+              </w:rPr>
+              <w:t xml:space="preserve">No. - </w:t>
+            </w:r>
+            <w:r>
+              <w:rPr>
+                <w:rFonts w:cs="Arial"/>
+                <w:b/>
+                <w:sz w:val="28"/>
+                <w:szCs w:val="28"/>
+              </w:rPr>
+              <w:t>64</w:t>
+            </w:r>
+          </w:p>
+        </w:tc>
+        <w:tc>
+          <w:tcPr>
+            <w:tcW w:w="5254" w:type="dxa"/>
+          </w:tcPr>
+          <w:p>
+            <w:pPr>
+              <w:spacing w:before="0" w:line="240" w:lineRule="auto"/>
+              <w:rPr>
+                <w:rFonts w:ascii="Latha" w:hAnsi="Latha" w:cs="Latha"/>
+                <w:sz w:val="28"/>
+                <w:szCs w:val="28"/>
+                <w:cs/>
+                <w:lang w:bidi="ta-IN"/>
+              </w:rPr>
+            </w:pPr>
+            <w:r>
+              <w:rPr>
+                <w:rFonts w:ascii="Latha" w:hAnsi="Latha" w:cs="Latha"/>
+                <w:sz w:val="28"/>
+                <w:szCs w:val="28"/>
+                <w:cs/>
+                <w:lang w:bidi="ta-IN"/>
+              </w:rPr>
+              <w:t>ஶஶ்வ</w:t>
+            </w:r>
+            <w:r>
+              <w:rPr>
+                <w:rFonts w:ascii="BRH Tamil Tab Extra" w:hAnsi="BRH Tamil Tab Extra" w:cs="Latha"/>
+                <w:b/>
+                <w:sz w:val="36"/>
+                <w:szCs w:val="28"/>
+                <w:lang w:bidi="ta-IN"/>
+              </w:rPr>
+              <w:t>†</w:t>
+            </w:r>
+            <w:r>
+              <w:rPr>
+                <w:rFonts w:ascii="Latha" w:hAnsi="Latha" w:cs="Latha"/>
+                <w:sz w:val="28"/>
+                <w:szCs w:val="28"/>
+                <w:cs/>
+                <w:lang w:bidi="ta-IN"/>
+              </w:rPr>
+              <w:t>த</w:t>
+            </w:r>
+            <w:r>
+              <w:rPr>
+                <w:rFonts w:ascii="Latha" w:hAnsi="Latha" w:cs="Latha"/>
+                <w:b/>
+                <w:bCs/>
+                <w:sz w:val="32"/>
+                <w:szCs w:val="32"/>
+                <w:highlight w:val="yellow"/>
+                <w:cs/>
+                <w:lang w:bidi="ta-IN"/>
+              </w:rPr>
+              <w:t>:</w:t>
+            </w:r>
+            <w:r>
+              <w:rPr>
+                <w:rFonts w:ascii="Latha" w:hAnsi="Latha" w:cs="Latha"/>
+                <w:sz w:val="28"/>
+                <w:szCs w:val="28"/>
+                <w:highlight w:val="yellow"/>
+                <w:cs/>
+                <w:lang w:bidi="ta-IN"/>
+              </w:rPr>
+              <w:t xml:space="preserve"> ஸ்</w:t>
+            </w:r>
+            <w:r>
+              <w:rPr>
+                <w:rFonts w:ascii="Latha" w:hAnsi="Latha" w:cs="Latha"/>
+                <w:sz w:val="28"/>
+                <w:szCs w:val="28"/>
+                <w:cs/>
+                <w:lang w:bidi="ta-IN"/>
+              </w:rPr>
+              <w:t>க</w:t>
+            </w:r>
+            <w:r>
+              <w:rPr>
+                <w:rFonts w:ascii="Latha" w:hAnsi="Latha" w:cs="Latha"/>
+                <w:b/>
+                <w:bCs/>
+                <w:sz w:val="32"/>
+                <w:szCs w:val="32"/>
+                <w:cs/>
+                <w:lang w:bidi="ta-IN"/>
+              </w:rPr>
+              <w:t>:</w:t>
+            </w:r>
+            <w:r>
+              <w:rPr>
+                <w:rFonts w:ascii="Latha" w:hAnsi="Latha" w:cs="Latha"/>
+                <w:sz w:val="28"/>
+                <w:szCs w:val="28"/>
+                <w:cs/>
+                <w:lang w:bidi="ta-IN"/>
+              </w:rPr>
+              <w:t xml:space="preserve"> </w:t>
+            </w:r>
+            <w:r>
+              <w:rPr>
+                <w:rFonts w:ascii="Latha" w:hAnsi="Latha" w:cs="Latha"/>
+                <w:sz w:val="28"/>
+                <w:szCs w:val="28"/>
+                <w:lang w:bidi="ta-IN"/>
+              </w:rPr>
+              <w:t xml:space="preserve">| </w:t>
+            </w:r>
+            <w:r>
+              <w:rPr>
+                <w:rFonts w:ascii="Latha" w:hAnsi="Latha" w:cs="Latha"/>
+                <w:sz w:val="28"/>
+                <w:szCs w:val="28"/>
+                <w:cs/>
+                <w:lang w:bidi="ta-IN"/>
+              </w:rPr>
+              <w:t>க</w:t>
+            </w:r>
+            <w:r>
+              <w:rPr>
+                <w:rFonts w:ascii="BRH Tamil Tab Extra" w:hAnsi="BRH Tamil Tab Extra" w:cs="Latha"/>
+                <w:b/>
+                <w:sz w:val="32"/>
+                <w:szCs w:val="28"/>
+                <w:lang w:bidi="ta-IN"/>
+              </w:rPr>
+              <w:t>…</w:t>
+            </w:r>
+            <w:r>
+              <w:rPr>
+                <w:rFonts w:ascii="Latha" w:hAnsi="Latha" w:cs="Latha"/>
+                <w:sz w:val="28"/>
+                <w:szCs w:val="28"/>
+                <w:cs/>
+                <w:lang w:bidi="ta-IN"/>
+              </w:rPr>
+              <w:t>ர்</w:t>
+            </w:r>
+            <w:r>
+              <w:rPr>
+                <w:rFonts w:ascii="BRH Tamil Tab Extra" w:hAnsi="BRH Tamil Tab Extra" w:cs="Latha"/>
+                <w:b/>
+                <w:sz w:val="32"/>
+                <w:szCs w:val="28"/>
+                <w:lang w:bidi="ta-IN"/>
+              </w:rPr>
+              <w:t>…</w:t>
+            </w:r>
+            <w:r>
+              <w:rPr>
+                <w:rFonts w:ascii="Latha" w:hAnsi="Latha" w:cs="Latha"/>
+                <w:b/>
+                <w:bCs/>
+                <w:sz w:val="32"/>
+                <w:szCs w:val="32"/>
+                <w:lang w:bidi="ta-IN"/>
+              </w:rPr>
+              <w:t>.</w:t>
+            </w:r>
+            <w:r>
+              <w:rPr>
+                <w:rFonts w:ascii="Latha" w:hAnsi="Latha" w:cs="Latha"/>
+                <w:sz w:val="28"/>
+                <w:szCs w:val="28"/>
+                <w:cs/>
+                <w:lang w:bidi="ta-IN"/>
+              </w:rPr>
+              <w:t>ஹஸ்தே</w:t>
+            </w:r>
+            <w:r>
+              <w:rPr>
+                <w:rFonts w:ascii="BRH Tamil Tab Extra" w:hAnsi="BRH Tamil Tab Extra" w:cs="Latha"/>
+                <w:b/>
+                <w:sz w:val="36"/>
+                <w:szCs w:val="28"/>
+                <w:lang w:bidi="ta-IN"/>
+              </w:rPr>
+              <w:t>‡</w:t>
+            </w:r>
+            <w:r>
+              <w:rPr>
+                <w:rFonts w:ascii="Latha" w:hAnsi="Latha" w:cs="Latha"/>
+                <w:sz w:val="28"/>
+                <w:szCs w:val="28"/>
+                <w:lang w:bidi="ta-IN"/>
+              </w:rPr>
+              <w:t xml:space="preserve"> |</w:t>
+            </w:r>
+          </w:p>
+        </w:tc>
+        <w:tc>
+          <w:tcPr>
+            <w:tcW w:w="4669" w:type="dxa"/>
+          </w:tcPr>
+          <w:p>
+            <w:pPr>
+              <w:widowControl w:val="0"/>
+              <w:autoSpaceDE w:val="0"/>
+              <w:autoSpaceDN w:val="0"/>
+              <w:adjustRightInd w:val="0"/>
+              <w:spacing w:before="0" w:line="240" w:lineRule="auto"/>
+              <w:rPr>
+                <w:rFonts w:ascii="Latha" w:hAnsi="Latha" w:cs="Latha"/>
+                <w:sz w:val="28"/>
+                <w:szCs w:val="28"/>
+                <w:cs/>
+                <w:lang w:bidi="ta-IN"/>
+              </w:rPr>
+            </w:pPr>
+            <w:r>
+              <w:rPr>
+                <w:rFonts w:ascii="Latha" w:hAnsi="Latha" w:cs="Latha"/>
+                <w:sz w:val="28"/>
+                <w:szCs w:val="28"/>
+                <w:cs/>
+                <w:lang w:bidi="ta-IN"/>
+              </w:rPr>
+              <w:t>ஶஶ்வ</w:t>
+            </w:r>
+            <w:r>
+              <w:rPr>
+                <w:rFonts w:ascii="BRH Tamil Tab Extra" w:hAnsi="BRH Tamil Tab Extra" w:cs="Latha"/>
+                <w:b/>
+                <w:sz w:val="36"/>
+                <w:szCs w:val="28"/>
+                <w:highlight w:val="green"/>
+                <w:lang w:bidi="ta-IN"/>
+              </w:rPr>
+              <w:t>†</w:t>
+            </w:r>
+            <w:r>
+              <w:rPr>
+                <w:rFonts w:ascii="Latha" w:hAnsi="Latha" w:cs="Latha"/>
+                <w:sz w:val="28"/>
+                <w:szCs w:val="28"/>
+                <w:highlight w:val="green"/>
+                <w:cs/>
+                <w:lang w:bidi="ta-IN"/>
+              </w:rPr>
+              <w:t>தஸ்</w:t>
+            </w:r>
+            <w:r>
+              <w:rPr>
+                <w:rFonts w:ascii="Latha" w:hAnsi="Latha" w:cs="Latha"/>
+                <w:sz w:val="28"/>
+                <w:szCs w:val="28"/>
+                <w:cs/>
+                <w:lang w:bidi="ta-IN"/>
+              </w:rPr>
+              <w:t>க</w:t>
+            </w:r>
+            <w:r>
+              <w:rPr>
+                <w:rFonts w:ascii="Latha" w:hAnsi="Latha" w:cs="Latha"/>
+                <w:b/>
+                <w:bCs/>
+                <w:sz w:val="32"/>
+                <w:szCs w:val="32"/>
+                <w:cs/>
+                <w:lang w:bidi="ta-IN"/>
+              </w:rPr>
+              <w:t>:</w:t>
+            </w:r>
+            <w:r>
+              <w:rPr>
+                <w:rFonts w:ascii="Latha" w:hAnsi="Latha" w:cs="Latha"/>
+                <w:sz w:val="28"/>
+                <w:szCs w:val="28"/>
+                <w:cs/>
+                <w:lang w:bidi="ta-IN"/>
+              </w:rPr>
+              <w:t xml:space="preserve"> </w:t>
+            </w:r>
+            <w:r>
+              <w:rPr>
+                <w:rFonts w:ascii="Latha" w:hAnsi="Latha" w:cs="Latha"/>
+                <w:sz w:val="28"/>
+                <w:szCs w:val="28"/>
+                <w:lang w:bidi="ta-IN"/>
+              </w:rPr>
+              <w:t xml:space="preserve">| </w:t>
+            </w:r>
+            <w:r>
+              <w:rPr>
+                <w:rFonts w:ascii="Latha" w:hAnsi="Latha" w:cs="Latha"/>
+                <w:sz w:val="28"/>
+                <w:szCs w:val="28"/>
+                <w:cs/>
+                <w:lang w:bidi="ta-IN"/>
+              </w:rPr>
+              <w:t>க</w:t>
+            </w:r>
+            <w:r>
+              <w:rPr>
+                <w:rFonts w:ascii="BRH Tamil Tab Extra" w:hAnsi="BRH Tamil Tab Extra" w:cs="Latha"/>
+                <w:b/>
+                <w:sz w:val="32"/>
+                <w:szCs w:val="28"/>
+                <w:lang w:bidi="ta-IN"/>
+              </w:rPr>
+              <w:t>…</w:t>
+            </w:r>
+            <w:r>
+              <w:rPr>
+                <w:rFonts w:ascii="Latha" w:hAnsi="Latha" w:cs="Latha"/>
+                <w:sz w:val="28"/>
+                <w:szCs w:val="28"/>
+                <w:cs/>
+                <w:lang w:bidi="ta-IN"/>
+              </w:rPr>
+              <w:t>ர்</w:t>
+            </w:r>
+            <w:r>
+              <w:rPr>
+                <w:rFonts w:ascii="BRH Tamil Tab Extra" w:hAnsi="BRH Tamil Tab Extra" w:cs="Latha"/>
+                <w:b/>
+                <w:sz w:val="32"/>
+                <w:szCs w:val="28"/>
+                <w:lang w:bidi="ta-IN"/>
+              </w:rPr>
+              <w:t>…</w:t>
+            </w:r>
+            <w:r>
+              <w:rPr>
+                <w:rFonts w:ascii="Latha" w:hAnsi="Latha" w:cs="Latha"/>
+                <w:b/>
+                <w:bCs/>
+                <w:sz w:val="32"/>
+                <w:szCs w:val="32"/>
+                <w:lang w:bidi="ta-IN"/>
+              </w:rPr>
+              <w:t>.</w:t>
+            </w:r>
+            <w:r>
+              <w:rPr>
+                <w:rFonts w:ascii="Latha" w:hAnsi="Latha" w:cs="Latha"/>
+                <w:sz w:val="28"/>
+                <w:szCs w:val="28"/>
+                <w:cs/>
+                <w:lang w:bidi="ta-IN"/>
+              </w:rPr>
+              <w:t>ஹஸ்தே</w:t>
+            </w:r>
+            <w:r>
+              <w:rPr>
+                <w:rFonts w:ascii="BRH Tamil Tab Extra" w:hAnsi="BRH Tamil Tab Extra" w:cs="Latha"/>
+                <w:b/>
+                <w:sz w:val="36"/>
+                <w:szCs w:val="28"/>
+                <w:lang w:bidi="ta-IN"/>
+              </w:rPr>
+              <w:t>‡</w:t>
+            </w:r>
+            <w:r>
+              <w:rPr>
+                <w:rFonts w:ascii="Latha" w:hAnsi="Latha" w:cs="Latha"/>
+                <w:sz w:val="28"/>
+                <w:szCs w:val="28"/>
+                <w:lang w:bidi="ta-IN"/>
+              </w:rPr>
+              <w:t xml:space="preserve"> </w:t>
+            </w:r>
+            <w:r>
+              <w:rPr>
+                <w:rFonts w:cs="Arial"/>
+                <w:sz w:val="28"/>
+                <w:szCs w:val="28"/>
+                <w:lang w:bidi="ta-IN"/>
+              </w:rPr>
+              <w:t xml:space="preserve">No </w:t>
+            </w:r>
+            <w:proofErr w:type="spellStart"/>
+            <w:r>
+              <w:rPr>
+                <w:rFonts w:cs="Arial"/>
+                <w:sz w:val="28"/>
+                <w:szCs w:val="28"/>
+                <w:lang w:bidi="ta-IN"/>
+              </w:rPr>
+              <w:t>visargam</w:t>
+            </w:r>
+            <w:proofErr w:type="spellEnd"/>
+            <w:r>
+              <w:rPr>
+                <w:rFonts w:cs="Arial"/>
+                <w:sz w:val="28"/>
+                <w:szCs w:val="28"/>
+                <w:lang w:bidi="ta-IN"/>
+              </w:rPr>
+              <w:br/>
+            </w:r>
+          </w:p>
+        </w:tc>
+      </w:tr>
+    </w:tbl>
+    <w:p>
+      <w:pPr>
+        <w:jc w:val="center"/>
+        <w:rPr>
+          <w:b/>
+          <w:bCs/>
+          <w:sz w:val="32"/>
+          <w:szCs w:val="32"/>
+          <w:u w:val="single"/>
+        </w:rPr>
+      </w:pPr>
+    </w:p>
     <w:p>
       <w:pPr>
         <w:jc w:val="center"/>
@@ -2306,6 +3136,7 @@
                 <w:cs/>
                 <w:lang w:bidi="ta-IN"/>
               </w:rPr>
+              <w:lastRenderedPageBreak/>
               <w:t>ஜக</w:t>
             </w:r>
             <w:r>
@@ -2397,6 +3228,7 @@
                 <w:sz w:val="28"/>
                 <w:szCs w:val="28"/>
               </w:rPr>
+              <w:lastRenderedPageBreak/>
               <w:t>TS 2.2.6.2</w:t>
             </w:r>
             <w:r>
@@ -3748,7 +4580,6 @@
                 <w:cs/>
                 <w:lang w:bidi="ta-IN"/>
               </w:rPr>
-              <w:lastRenderedPageBreak/>
               <w:t>ஸம்</w:t>
             </w:r>
             <w:r>
@@ -3883,7 +4714,6 @@
                 <w:sz w:val="28"/>
                 <w:szCs w:val="28"/>
               </w:rPr>
-              <w:lastRenderedPageBreak/>
               <w:t>TS 2.2.6.5</w:t>
             </w:r>
             <w:r>
@@ -4599,7 +5429,6 @@
               </w:rPr>
               <w:t>…</w:t>
             </w:r>
-            <w:proofErr w:type="spellStart"/>
             <w:r>
               <w:rPr>
                 <w:rFonts w:ascii="BRH Devanagari Extra" w:hAnsi="BRH Devanagari Extra" w:cs="Latha"/>
@@ -4610,7 +5439,6 @@
               </w:rPr>
               <w:t>óè</w:t>
             </w:r>
-            <w:proofErr w:type="spellEnd"/>
             <w:r>
               <w:rPr>
                 <w:rFonts w:ascii="BRH Tamil Tab Extra" w:hAnsi="BRH Tamil Tab Extra" w:cs="Latha"/>
@@ -4680,7 +5508,6 @@
               </w:rPr>
               <w:t>இத்ய</w:t>
             </w:r>
-            <w:proofErr w:type="spellStart"/>
             <w:r>
               <w:rPr>
                 <w:rFonts w:ascii="BRH Devanagari Extra" w:hAnsi="BRH Devanagari Extra" w:cs="Latha"/>
@@ -4691,7 +5518,6 @@
               </w:rPr>
               <w:t>óè</w:t>
             </w:r>
-            <w:proofErr w:type="spellEnd"/>
             <w:r>
               <w:rPr>
                 <w:rFonts w:ascii="BRH Tamil Tab Extra" w:hAnsi="BRH Tamil Tab Extra" w:cs="Latha"/>
@@ -4809,7 +5635,6 @@
               </w:rPr>
               <w:t>…</w:t>
             </w:r>
-            <w:proofErr w:type="spellStart"/>
             <w:r>
               <w:rPr>
                 <w:rFonts w:ascii="BRH Devanagari Extra" w:hAnsi="BRH Devanagari Extra" w:cs="Latha"/>
@@ -4820,7 +5645,6 @@
               </w:rPr>
               <w:t>óè</w:t>
             </w:r>
-            <w:proofErr w:type="spellEnd"/>
             <w:r>
               <w:rPr>
                 <w:rFonts w:ascii="BRH Tamil Tab Extra" w:hAnsi="BRH Tamil Tab Extra" w:cs="Latha"/>
@@ -4890,7 +5714,6 @@
               </w:rPr>
               <w:t>இத்ய</w:t>
             </w:r>
-            <w:proofErr w:type="spellStart"/>
             <w:r>
               <w:rPr>
                 <w:rFonts w:ascii="BRH Devanagari Extra" w:hAnsi="BRH Devanagari Extra" w:cs="Latha"/>
@@ -4901,7 +5724,6 @@
               </w:rPr>
               <w:t>óè</w:t>
             </w:r>
-            <w:proofErr w:type="spellEnd"/>
             <w:r>
               <w:rPr>
                 <w:rFonts w:ascii="BRH Tamil Tab Extra" w:hAnsi="BRH Tamil Tab Extra" w:cs="Latha"/>
@@ -5751,6 +6573,7 @@
                 <w:sz w:val="28"/>
                 <w:szCs w:val="28"/>
               </w:rPr>
+              <w:lastRenderedPageBreak/>
               <w:t>TS 2.2.8.5</w:t>
             </w:r>
             <w:r>
@@ -6685,7 +7508,6 @@
                 <w:sz w:val="28"/>
                 <w:szCs w:val="28"/>
               </w:rPr>
-              <w:lastRenderedPageBreak/>
               <w:t>TS 2.2.10.5</w:t>
             </w:r>
             <w:r>
@@ -8429,6 +9251,7 @@
                 <w:sz w:val="28"/>
                 <w:szCs w:val="28"/>
               </w:rPr>
+              <w:lastRenderedPageBreak/>
               <w:t>TS 2.2.4.2</w:t>
             </w:r>
             <w:r>
@@ -9893,7 +10716,6 @@
                 <w:sz w:val="28"/>
                 <w:szCs w:val="28"/>
               </w:rPr>
-              <w:lastRenderedPageBreak/>
               <w:t>TS 2.2.9.2</w:t>
             </w:r>
             <w:r>
@@ -11959,6 +12781,7 @@
                 <w:sz w:val="28"/>
                 <w:szCs w:val="28"/>
               </w:rPr>
+              <w:lastRenderedPageBreak/>
               <w:t>TS 2.2.1.1</w:t>
             </w:r>
             <w:r>
@@ -12946,7 +13769,6 @@
                 <w:cs/>
                 <w:lang w:bidi="ta-IN"/>
               </w:rPr>
-              <w:lastRenderedPageBreak/>
               <w:t>வீ</w:t>
             </w:r>
             <w:r>
@@ -13064,7 +13886,6 @@
                 <w:cs/>
                 <w:lang w:bidi="ta-IN"/>
               </w:rPr>
-              <w:lastRenderedPageBreak/>
               <w:t>இ</w:t>
             </w:r>
             <w:r>
@@ -15916,6 +16737,7 @@
                 <w:sz w:val="28"/>
                 <w:szCs w:val="28"/>
               </w:rPr>
+              <w:lastRenderedPageBreak/>
               <w:t>TS 2.2.10.4</w:t>
             </w:r>
           </w:p>
@@ -16023,7 +16845,6 @@
               </w:rPr>
               <w:t>ஜா</w:t>
             </w:r>
-            <w:proofErr w:type="spellStart"/>
             <w:r>
               <w:rPr>
                 <w:rFonts w:ascii="BRH Devanagari Extra" w:hAnsi="BRH Devanagari Extra" w:cs="Latha"/>
@@ -16034,7 +16855,6 @@
               </w:rPr>
               <w:t>óè</w:t>
             </w:r>
-            <w:proofErr w:type="spellEnd"/>
             <w:r>
               <w:rPr>
                 <w:rFonts w:ascii="Latha" w:hAnsi="Latha" w:cs="Latha"/>
@@ -16191,7 +17011,6 @@
               </w:rPr>
               <w:t>ஜா</w:t>
             </w:r>
-            <w:proofErr w:type="spellStart"/>
             <w:r>
               <w:rPr>
                 <w:rFonts w:ascii="BRH Devanagari Extra" w:hAnsi="BRH Devanagari Extra" w:cs="Latha"/>
@@ -16202,7 +17021,6 @@
               </w:rPr>
               <w:t>óè</w:t>
             </w:r>
-            <w:proofErr w:type="spellEnd"/>
             <w:r>
               <w:rPr>
                 <w:rFonts w:ascii="Latha" w:hAnsi="Latha" w:cs="Latha"/>
@@ -16343,7 +17161,6 @@
                 <w:sz w:val="28"/>
                 <w:szCs w:val="28"/>
               </w:rPr>
-              <w:lastRenderedPageBreak/>
               <w:t>TS 2.2.10.5</w:t>
             </w:r>
           </w:p>
@@ -28255,7 +29072,7 @@
 </file>
 
 <file path=word/endnotes.xml><?xml version="1.0" encoding="utf-8"?>
-<w:endnotes xmlns:wpc="http://schemas.microsoft.com/office/word/2010/wordprocessingCanvas" xmlns:cx="http://schemas.microsoft.com/office/drawing/2014/chartex" xmlns:cx1="http://schemas.microsoft.com/office/drawing/2015/9/8/chartex" xmlns:cx2="http://schemas.microsoft.com/office/drawing/2015/10/21/chartex" xmlns:cx3="http://schemas.microsoft.com/office/drawing/2016/5/9/chartex" xmlns:cx4="http://schemas.microsoft.com/office/drawing/2016/5/10/chartex" xmlns:cx5="http://schemas.microsoft.com/office/drawing/2016/5/11/chartex" xmlns:cx6="http://schemas.microsoft.com/office/drawing/2016/5/12/chartex" xmlns:cx7="http://schemas.microsoft.com/office/drawing/2016/5/13/chartex" xmlns:cx8="http://schemas.microsoft.com/office/drawing/2016/5/14/chartex" xmlns:mc="http://schemas.openxmlformats.org/markup-compatibility/2006" xmlns:aink="http://schemas.microsoft.com/office/drawing/2016/ink" xmlns:am3d="http://schemas.microsoft.com/office/drawing/2017/model3d" xmlns:o="urn:schemas-microsoft-com:office:office" xmlns:oel="http://schemas.microsoft.com/office/2019/extlst" xmlns:r="http://schemas.openxmlformats.org/officeDocument/2006/relationships" xmlns:m="http://schemas.openxmlformats.org/officeDocument/2006/math" xmlns:v="urn:schemas-microsoft-com:vml" xmlns:wp14="http://schemas.microsoft.com/office/word/2010/wordprocessingDrawing" xmlns:wp="http://schemas.openxmlformats.org/drawingml/2006/wordprocessingDrawing" xmlns:w10="urn:schemas-microsoft-com:office:word" xmlns:w="http://schemas.openxmlformats.org/wordprocessingml/2006/main" xmlns:w14="http://schemas.microsoft.com/office/word/2010/wordml" xmlns:w15="http://schemas.microsoft.com/office/word/2012/wordml" xmlns:w16cex="http://schemas.microsoft.com/office/word/2018/wordml/cex" xmlns:w16cid="http://schemas.microsoft.com/office/word/2016/wordml/cid" xmlns:w16="http://schemas.microsoft.com/office/word/2018/wordml" xmlns:w16sdtdh="http://schemas.microsoft.com/office/word/2020/wordml/sdtdatahash" xmlns:w16se="http://schemas.microsoft.com/office/word/2015/wordml/symex" xmlns:wpg="http://schemas.microsoft.com/office/word/2010/wordprocessingGroup" xmlns:wpi="http://schemas.microsoft.com/office/word/2010/wordprocessingInk" xmlns:wne="http://schemas.microsoft.com/office/word/2006/wordml" xmlns:wps="http://schemas.microsoft.com/office/word/2010/wordprocessingShape" mc:Ignorable="w14 w15 w16se w16cid w16 w16cex w16sdtdh wp14">
+<w:endnotes xmlns:wpc="http://schemas.microsoft.com/office/word/2010/wordprocessingCanvas" xmlns:cx="http://schemas.microsoft.com/office/drawing/2014/chartex" xmlns:cx1="http://schemas.microsoft.com/office/drawing/2015/9/8/chartex" xmlns:cx2="http://schemas.microsoft.com/office/drawing/2015/10/21/chartex" xmlns:cx3="http://schemas.microsoft.com/office/drawing/2016/5/9/chartex" xmlns:cx4="http://schemas.microsoft.com/office/drawing/2016/5/10/chartex" xmlns:cx5="http://schemas.microsoft.com/office/drawing/2016/5/11/chartex" xmlns:cx6="http://schemas.microsoft.com/office/drawing/2016/5/12/chartex" xmlns:cx7="http://schemas.microsoft.com/office/drawing/2016/5/13/chartex" xmlns:cx8="http://schemas.microsoft.com/office/drawing/2016/5/14/chartex" xmlns:mc="http://schemas.openxmlformats.org/markup-compatibility/2006" xmlns:aink="http://schemas.microsoft.com/office/drawing/2016/ink" xmlns:am3d="http://schemas.microsoft.com/office/drawing/2017/model3d" xmlns:o="urn:schemas-microsoft-com:office:office" xmlns:oel="http://schemas.microsoft.com/office/2019/extlst" xmlns:r="http://schemas.openxmlformats.org/officeDocument/2006/relationships" xmlns:m="http://schemas.openxmlformats.org/officeDocument/2006/math" xmlns:v="urn:schemas-microsoft-com:vml" xmlns:wp14="http://schemas.microsoft.com/office/word/2010/wordprocessingDrawing" xmlns:wp="http://schemas.openxmlformats.org/drawingml/2006/wordprocessingDrawing" xmlns:w10="urn:schemas-microsoft-com:office:word" xmlns:w="http://schemas.openxmlformats.org/wordprocessingml/2006/main" xmlns:w14="http://schemas.microsoft.com/office/word/2010/wordml" xmlns:w15="http://schemas.microsoft.com/office/word/2012/wordml" xmlns:w16cex="http://schemas.microsoft.com/office/word/2018/wordml/cex" xmlns:w16cid="http://schemas.microsoft.com/office/word/2016/wordml/cid" xmlns:w16="http://schemas.microsoft.com/office/word/2018/wordml" xmlns:w16du="http://schemas.microsoft.com/office/word/2023/wordml/word16du" xmlns:w16sdtdh="http://schemas.microsoft.com/office/word/2020/wordml/sdtdatahash" xmlns:w16sdtfl="http://schemas.microsoft.com/office/word/2024/wordml/sdtformatlock" xmlns:w16se="http://schemas.microsoft.com/office/word/2015/wordml/symex" xmlns:wpg="http://schemas.microsoft.com/office/word/2010/wordprocessingGroup" xmlns:wpi="http://schemas.microsoft.com/office/word/2010/wordprocessingInk" xmlns:wne="http://schemas.microsoft.com/office/word/2006/wordml" xmlns:wps="http://schemas.microsoft.com/office/word/2010/wordprocessingShape" mc:Ignorable="w14 w15 w16se w16cid w16 w16cex w16sdtdh w16sdtfl w16du wp14">
   <w:endnote w:type="separator" w:id="-1">
     <w:p>
       <w:pPr>
@@ -28280,7 +29097,7 @@
 </file>
 
 <file path=word/footer1.xml><?xml version="1.0" encoding="utf-8"?>
-<w:ftr xmlns:wpc="http://schemas.microsoft.com/office/word/2010/wordprocessingCanvas" xmlns:cx="http://schemas.microsoft.com/office/drawing/2014/chartex" xmlns:cx1="http://schemas.microsoft.com/office/drawing/2015/9/8/chartex" xmlns:cx2="http://schemas.microsoft.com/office/drawing/2015/10/21/chartex" xmlns:cx3="http://schemas.microsoft.com/office/drawing/2016/5/9/chartex" xmlns:cx4="http://schemas.microsoft.com/office/drawing/2016/5/10/chartex" xmlns:cx5="http://schemas.microsoft.com/office/drawing/2016/5/11/chartex" xmlns:cx6="http://schemas.microsoft.com/office/drawing/2016/5/12/chartex" xmlns:cx7="http://schemas.microsoft.com/office/drawing/2016/5/13/chartex" xmlns:cx8="http://schemas.microsoft.com/office/drawing/2016/5/14/chartex" xmlns:mc="http://schemas.openxmlformats.org/markup-compatibility/2006" xmlns:aink="http://schemas.microsoft.com/office/drawing/2016/ink" xmlns:am3d="http://schemas.microsoft.com/office/drawing/2017/model3d" xmlns:o="urn:schemas-microsoft-com:office:office" xmlns:oel="http://schemas.microsoft.com/office/2019/extlst" xmlns:r="http://schemas.openxmlformats.org/officeDocument/2006/relationships" xmlns:m="http://schemas.openxmlformats.org/officeDocument/2006/math" xmlns:v="urn:schemas-microsoft-com:vml" xmlns:wp14="http://schemas.microsoft.com/office/word/2010/wordprocessingDrawing" xmlns:wp="http://schemas.openxmlformats.org/drawingml/2006/wordprocessingDrawing" xmlns:w10="urn:schemas-microsoft-com:office:word" xmlns:w="http://schemas.openxmlformats.org/wordprocessingml/2006/main" xmlns:w14="http://schemas.microsoft.com/office/word/2010/wordml" xmlns:w15="http://schemas.microsoft.com/office/word/2012/wordml" xmlns:w16cex="http://schemas.microsoft.com/office/word/2018/wordml/cex" xmlns:w16cid="http://schemas.microsoft.com/office/word/2016/wordml/cid" xmlns:w16="http://schemas.microsoft.com/office/word/2018/wordml" xmlns:w16sdtdh="http://schemas.microsoft.com/office/word/2020/wordml/sdtdatahash" xmlns:w16se="http://schemas.microsoft.com/office/word/2015/wordml/symex" xmlns:wpg="http://schemas.microsoft.com/office/word/2010/wordprocessingGroup" xmlns:wpi="http://schemas.microsoft.com/office/word/2010/wordprocessingInk" xmlns:wne="http://schemas.microsoft.com/office/word/2006/wordml" xmlns:wps="http://schemas.microsoft.com/office/word/2010/wordprocessingShape" mc:Ignorable="w14 w15 w16se w16cid w16 w16cex w16sdtdh wp14">
+<w:ftr xmlns:wpc="http://schemas.microsoft.com/office/word/2010/wordprocessingCanvas" xmlns:cx="http://schemas.microsoft.com/office/drawing/2014/chartex" xmlns:cx1="http://schemas.microsoft.com/office/drawing/2015/9/8/chartex" xmlns:cx2="http://schemas.microsoft.com/office/drawing/2015/10/21/chartex" xmlns:cx3="http://schemas.microsoft.com/office/drawing/2016/5/9/chartex" xmlns:cx4="http://schemas.microsoft.com/office/drawing/2016/5/10/chartex" xmlns:cx5="http://schemas.microsoft.com/office/drawing/2016/5/11/chartex" xmlns:cx6="http://schemas.microsoft.com/office/drawing/2016/5/12/chartex" xmlns:cx7="http://schemas.microsoft.com/office/drawing/2016/5/13/chartex" xmlns:cx8="http://schemas.microsoft.com/office/drawing/2016/5/14/chartex" xmlns:mc="http://schemas.openxmlformats.org/markup-compatibility/2006" xmlns:aink="http://schemas.microsoft.com/office/drawing/2016/ink" xmlns:am3d="http://schemas.microsoft.com/office/drawing/2017/model3d" xmlns:o="urn:schemas-microsoft-com:office:office" xmlns:oel="http://schemas.microsoft.com/office/2019/extlst" xmlns:r="http://schemas.openxmlformats.org/officeDocument/2006/relationships" xmlns:m="http://schemas.openxmlformats.org/officeDocument/2006/math" xmlns:v="urn:schemas-microsoft-com:vml" xmlns:wp14="http://schemas.microsoft.com/office/word/2010/wordprocessingDrawing" xmlns:wp="http://schemas.openxmlformats.org/drawingml/2006/wordprocessingDrawing" xmlns:w10="urn:schemas-microsoft-com:office:word" xmlns:w="http://schemas.openxmlformats.org/wordprocessingml/2006/main" xmlns:w14="http://schemas.microsoft.com/office/word/2010/wordml" xmlns:w15="http://schemas.microsoft.com/office/word/2012/wordml" xmlns:w16cex="http://schemas.microsoft.com/office/word/2018/wordml/cex" xmlns:w16cid="http://schemas.microsoft.com/office/word/2016/wordml/cid" xmlns:w16="http://schemas.microsoft.com/office/word/2018/wordml" xmlns:w16du="http://schemas.microsoft.com/office/word/2023/wordml/word16du" xmlns:w16sdtdh="http://schemas.microsoft.com/office/word/2020/wordml/sdtdatahash" xmlns:w16sdtfl="http://schemas.microsoft.com/office/word/2024/wordml/sdtformatlock" xmlns:w16se="http://schemas.microsoft.com/office/word/2015/wordml/symex" xmlns:wpg="http://schemas.microsoft.com/office/word/2010/wordprocessingGroup" xmlns:wpi="http://schemas.microsoft.com/office/word/2010/wordprocessingInk" xmlns:wne="http://schemas.microsoft.com/office/word/2006/wordml" xmlns:wps="http://schemas.microsoft.com/office/word/2010/wordprocessingShape" mc:Ignorable="w14 w15 w16se w16cid w16 w16cex w16sdtdh w16sdtfl w16du wp14">
   <w:p>
     <w:pPr>
       <w:pStyle w:val="Footer"/>
@@ -28426,7 +29243,7 @@
 </file>
 
 <file path=word/footer2.xml><?xml version="1.0" encoding="utf-8"?>
-<w:ftr xmlns:wpc="http://schemas.microsoft.com/office/word/2010/wordprocessingCanvas" xmlns:cx="http://schemas.microsoft.com/office/drawing/2014/chartex" xmlns:cx1="http://schemas.microsoft.com/office/drawing/2015/9/8/chartex" xmlns:cx2="http://schemas.microsoft.com/office/drawing/2015/10/21/chartex" xmlns:cx3="http://schemas.microsoft.com/office/drawing/2016/5/9/chartex" xmlns:cx4="http://schemas.microsoft.com/office/drawing/2016/5/10/chartex" xmlns:cx5="http://schemas.microsoft.com/office/drawing/2016/5/11/chartex" xmlns:cx6="http://schemas.microsoft.com/office/drawing/2016/5/12/chartex" xmlns:cx7="http://schemas.microsoft.com/office/drawing/2016/5/13/chartex" xmlns:cx8="http://schemas.microsoft.com/office/drawing/2016/5/14/chartex" xmlns:mc="http://schemas.openxmlformats.org/markup-compatibility/2006" xmlns:aink="http://schemas.microsoft.com/office/drawing/2016/ink" xmlns:am3d="http://schemas.microsoft.com/office/drawing/2017/model3d" xmlns:o="urn:schemas-microsoft-com:office:office" xmlns:oel="http://schemas.microsoft.com/office/2019/extlst" xmlns:r="http://schemas.openxmlformats.org/officeDocument/2006/relationships" xmlns:m="http://schemas.openxmlformats.org/officeDocument/2006/math" xmlns:v="urn:schemas-microsoft-com:vml" xmlns:wp14="http://schemas.microsoft.com/office/word/2010/wordprocessingDrawing" xmlns:wp="http://schemas.openxmlformats.org/drawingml/2006/wordprocessingDrawing" xmlns:w10="urn:schemas-microsoft-com:office:word" xmlns:w="http://schemas.openxmlformats.org/wordprocessingml/2006/main" xmlns:w14="http://schemas.microsoft.com/office/word/2010/wordml" xmlns:w15="http://schemas.microsoft.com/office/word/2012/wordml" xmlns:w16cex="http://schemas.microsoft.com/office/word/2018/wordml/cex" xmlns:w16cid="http://schemas.microsoft.com/office/word/2016/wordml/cid" xmlns:w16="http://schemas.microsoft.com/office/word/2018/wordml" xmlns:w16sdtdh="http://schemas.microsoft.com/office/word/2020/wordml/sdtdatahash" xmlns:w16se="http://schemas.microsoft.com/office/word/2015/wordml/symex" xmlns:wpg="http://schemas.microsoft.com/office/word/2010/wordprocessingGroup" xmlns:wpi="http://schemas.microsoft.com/office/word/2010/wordprocessingInk" xmlns:wne="http://schemas.microsoft.com/office/word/2006/wordml" xmlns:wps="http://schemas.microsoft.com/office/word/2010/wordprocessingShape" mc:Ignorable="w14 w15 w16se w16cid w16 w16cex w16sdtdh wp14">
+<w:ftr xmlns:wpc="http://schemas.microsoft.com/office/word/2010/wordprocessingCanvas" xmlns:cx="http://schemas.microsoft.com/office/drawing/2014/chartex" xmlns:cx1="http://schemas.microsoft.com/office/drawing/2015/9/8/chartex" xmlns:cx2="http://schemas.microsoft.com/office/drawing/2015/10/21/chartex" xmlns:cx3="http://schemas.microsoft.com/office/drawing/2016/5/9/chartex" xmlns:cx4="http://schemas.microsoft.com/office/drawing/2016/5/10/chartex" xmlns:cx5="http://schemas.microsoft.com/office/drawing/2016/5/11/chartex" xmlns:cx6="http://schemas.microsoft.com/office/drawing/2016/5/12/chartex" xmlns:cx7="http://schemas.microsoft.com/office/drawing/2016/5/13/chartex" xmlns:cx8="http://schemas.microsoft.com/office/drawing/2016/5/14/chartex" xmlns:mc="http://schemas.openxmlformats.org/markup-compatibility/2006" xmlns:aink="http://schemas.microsoft.com/office/drawing/2016/ink" xmlns:am3d="http://schemas.microsoft.com/office/drawing/2017/model3d" xmlns:o="urn:schemas-microsoft-com:office:office" xmlns:oel="http://schemas.microsoft.com/office/2019/extlst" xmlns:r="http://schemas.openxmlformats.org/officeDocument/2006/relationships" xmlns:m="http://schemas.openxmlformats.org/officeDocument/2006/math" xmlns:v="urn:schemas-microsoft-com:vml" xmlns:wp14="http://schemas.microsoft.com/office/word/2010/wordprocessingDrawing" xmlns:wp="http://schemas.openxmlformats.org/drawingml/2006/wordprocessingDrawing" xmlns:w10="urn:schemas-microsoft-com:office:word" xmlns:w="http://schemas.openxmlformats.org/wordprocessingml/2006/main" xmlns:w14="http://schemas.microsoft.com/office/word/2010/wordml" xmlns:w15="http://schemas.microsoft.com/office/word/2012/wordml" xmlns:w16cex="http://schemas.microsoft.com/office/word/2018/wordml/cex" xmlns:w16cid="http://schemas.microsoft.com/office/word/2016/wordml/cid" xmlns:w16="http://schemas.microsoft.com/office/word/2018/wordml" xmlns:w16du="http://schemas.microsoft.com/office/word/2023/wordml/word16du" xmlns:w16sdtdh="http://schemas.microsoft.com/office/word/2020/wordml/sdtdatahash" xmlns:w16sdtfl="http://schemas.microsoft.com/office/word/2024/wordml/sdtformatlock" xmlns:w16se="http://schemas.microsoft.com/office/word/2015/wordml/symex" xmlns:wpg="http://schemas.microsoft.com/office/word/2010/wordprocessingGroup" xmlns:wpi="http://schemas.microsoft.com/office/word/2010/wordprocessingInk" xmlns:wne="http://schemas.microsoft.com/office/word/2006/wordml" xmlns:wps="http://schemas.microsoft.com/office/word/2010/wordprocessingShape" mc:Ignorable="w14 w15 w16se w16cid w16 w16cex w16sdtdh w16sdtfl w16du wp14">
   <w:p>
     <w:pPr>
       <w:pBdr>
@@ -28628,7 +29445,7 @@
 </file>
 
 <file path=word/footnotes.xml><?xml version="1.0" encoding="utf-8"?>
-<w:footnotes xmlns:wpc="http://schemas.microsoft.com/office/word/2010/wordprocessingCanvas" xmlns:cx="http://schemas.microsoft.com/office/drawing/2014/chartex" xmlns:cx1="http://schemas.microsoft.com/office/drawing/2015/9/8/chartex" xmlns:cx2="http://schemas.microsoft.com/office/drawing/2015/10/21/chartex" xmlns:cx3="http://schemas.microsoft.com/office/drawing/2016/5/9/chartex" xmlns:cx4="http://schemas.microsoft.com/office/drawing/2016/5/10/chartex" xmlns:cx5="http://schemas.microsoft.com/office/drawing/2016/5/11/chartex" xmlns:cx6="http://schemas.microsoft.com/office/drawing/2016/5/12/chartex" xmlns:cx7="http://schemas.microsoft.com/office/drawing/2016/5/13/chartex" xmlns:cx8="http://schemas.microsoft.com/office/drawing/2016/5/14/chartex" xmlns:mc="http://schemas.openxmlformats.org/markup-compatibility/2006" xmlns:aink="http://schemas.microsoft.com/office/drawing/2016/ink" xmlns:am3d="http://schemas.microsoft.com/office/drawing/2017/model3d" xmlns:o="urn:schemas-microsoft-com:office:office" xmlns:oel="http://schemas.microsoft.com/office/2019/extlst" xmlns:r="http://schemas.openxmlformats.org/officeDocument/2006/relationships" xmlns:m="http://schemas.openxmlformats.org/officeDocument/2006/math" xmlns:v="urn:schemas-microsoft-com:vml" xmlns:wp14="http://schemas.microsoft.com/office/word/2010/wordprocessingDrawing" xmlns:wp="http://schemas.openxmlformats.org/drawingml/2006/wordprocessingDrawing" xmlns:w10="urn:schemas-microsoft-com:office:word" xmlns:w="http://schemas.openxmlformats.org/wordprocessingml/2006/main" xmlns:w14="http://schemas.microsoft.com/office/word/2010/wordml" xmlns:w15="http://schemas.microsoft.com/office/word/2012/wordml" xmlns:w16cex="http://schemas.microsoft.com/office/word/2018/wordml/cex" xmlns:w16cid="http://schemas.microsoft.com/office/word/2016/wordml/cid" xmlns:w16="http://schemas.microsoft.com/office/word/2018/wordml" xmlns:w16sdtdh="http://schemas.microsoft.com/office/word/2020/wordml/sdtdatahash" xmlns:w16se="http://schemas.microsoft.com/office/word/2015/wordml/symex" xmlns:wpg="http://schemas.microsoft.com/office/word/2010/wordprocessingGroup" xmlns:wpi="http://schemas.microsoft.com/office/word/2010/wordprocessingInk" xmlns:wne="http://schemas.microsoft.com/office/word/2006/wordml" xmlns:wps="http://schemas.microsoft.com/office/word/2010/wordprocessingShape" mc:Ignorable="w14 w15 w16se w16cid w16 w16cex w16sdtdh wp14">
+<w:footnotes xmlns:wpc="http://schemas.microsoft.com/office/word/2010/wordprocessingCanvas" xmlns:cx="http://schemas.microsoft.com/office/drawing/2014/chartex" xmlns:cx1="http://schemas.microsoft.com/office/drawing/2015/9/8/chartex" xmlns:cx2="http://schemas.microsoft.com/office/drawing/2015/10/21/chartex" xmlns:cx3="http://schemas.microsoft.com/office/drawing/2016/5/9/chartex" xmlns:cx4="http://schemas.microsoft.com/office/drawing/2016/5/10/chartex" xmlns:cx5="http://schemas.microsoft.com/office/drawing/2016/5/11/chartex" xmlns:cx6="http://schemas.microsoft.com/office/drawing/2016/5/12/chartex" xmlns:cx7="http://schemas.microsoft.com/office/drawing/2016/5/13/chartex" xmlns:cx8="http://schemas.microsoft.com/office/drawing/2016/5/14/chartex" xmlns:mc="http://schemas.openxmlformats.org/markup-compatibility/2006" xmlns:aink="http://schemas.microsoft.com/office/drawing/2016/ink" xmlns:am3d="http://schemas.microsoft.com/office/drawing/2017/model3d" xmlns:o="urn:schemas-microsoft-com:office:office" xmlns:oel="http://schemas.microsoft.com/office/2019/extlst" xmlns:r="http://schemas.openxmlformats.org/officeDocument/2006/relationships" xmlns:m="http://schemas.openxmlformats.org/officeDocument/2006/math" xmlns:v="urn:schemas-microsoft-com:vml" xmlns:wp14="http://schemas.microsoft.com/office/word/2010/wordprocessingDrawing" xmlns:wp="http://schemas.openxmlformats.org/drawingml/2006/wordprocessingDrawing" xmlns:w10="urn:schemas-microsoft-com:office:word" xmlns:w="http://schemas.openxmlformats.org/wordprocessingml/2006/main" xmlns:w14="http://schemas.microsoft.com/office/word/2010/wordml" xmlns:w15="http://schemas.microsoft.com/office/word/2012/wordml" xmlns:w16cex="http://schemas.microsoft.com/office/word/2018/wordml/cex" xmlns:w16cid="http://schemas.microsoft.com/office/word/2016/wordml/cid" xmlns:w16="http://schemas.microsoft.com/office/word/2018/wordml" xmlns:w16du="http://schemas.microsoft.com/office/word/2023/wordml/word16du" xmlns:w16sdtdh="http://schemas.microsoft.com/office/word/2020/wordml/sdtdatahash" xmlns:w16sdtfl="http://schemas.microsoft.com/office/word/2024/wordml/sdtformatlock" xmlns:w16se="http://schemas.microsoft.com/office/word/2015/wordml/symex" xmlns:wpg="http://schemas.microsoft.com/office/word/2010/wordprocessingGroup" xmlns:wpi="http://schemas.microsoft.com/office/word/2010/wordprocessingInk" xmlns:wne="http://schemas.microsoft.com/office/word/2006/wordml" xmlns:wps="http://schemas.microsoft.com/office/word/2010/wordprocessingShape" mc:Ignorable="w14 w15 w16se w16cid w16 w16cex w16sdtdh w16sdtfl w16du wp14">
   <w:footnote w:type="separator" w:id="-1">
     <w:p>
       <w:pPr>
@@ -28653,7 +29470,7 @@
 </file>
 
 <file path=word/header1.xml><?xml version="1.0" encoding="utf-8"?>
-<w:hdr xmlns:wpc="http://schemas.microsoft.com/office/word/2010/wordprocessingCanvas" xmlns:cx="http://schemas.microsoft.com/office/drawing/2014/chartex" xmlns:cx1="http://schemas.microsoft.com/office/drawing/2015/9/8/chartex" xmlns:cx2="http://schemas.microsoft.com/office/drawing/2015/10/21/chartex" xmlns:cx3="http://schemas.microsoft.com/office/drawing/2016/5/9/chartex" xmlns:cx4="http://schemas.microsoft.com/office/drawing/2016/5/10/chartex" xmlns:cx5="http://schemas.microsoft.com/office/drawing/2016/5/11/chartex" xmlns:cx6="http://schemas.microsoft.com/office/drawing/2016/5/12/chartex" xmlns:cx7="http://schemas.microsoft.com/office/drawing/2016/5/13/chartex" xmlns:cx8="http://schemas.microsoft.com/office/drawing/2016/5/14/chartex" xmlns:mc="http://schemas.openxmlformats.org/markup-compatibility/2006" xmlns:aink="http://schemas.microsoft.com/office/drawing/2016/ink" xmlns:am3d="http://schemas.microsoft.com/office/drawing/2017/model3d" xmlns:o="urn:schemas-microsoft-com:office:office" xmlns:oel="http://schemas.microsoft.com/office/2019/extlst" xmlns:r="http://schemas.openxmlformats.org/officeDocument/2006/relationships" xmlns:m="http://schemas.openxmlformats.org/officeDocument/2006/math" xmlns:v="urn:schemas-microsoft-com:vml" xmlns:wp14="http://schemas.microsoft.com/office/word/2010/wordprocessingDrawing" xmlns:wp="http://schemas.openxmlformats.org/drawingml/2006/wordprocessingDrawing" xmlns:w10="urn:schemas-microsoft-com:office:word" xmlns:w="http://schemas.openxmlformats.org/wordprocessingml/2006/main" xmlns:w14="http://schemas.microsoft.com/office/word/2010/wordml" xmlns:w15="http://schemas.microsoft.com/office/word/2012/wordml" xmlns:w16cex="http://schemas.microsoft.com/office/word/2018/wordml/cex" xmlns:w16cid="http://schemas.microsoft.com/office/word/2016/wordml/cid" xmlns:w16="http://schemas.microsoft.com/office/word/2018/wordml" xmlns:w16sdtdh="http://schemas.microsoft.com/office/word/2020/wordml/sdtdatahash" xmlns:w16se="http://schemas.microsoft.com/office/word/2015/wordml/symex" xmlns:wpg="http://schemas.microsoft.com/office/word/2010/wordprocessingGroup" xmlns:wpi="http://schemas.microsoft.com/office/word/2010/wordprocessingInk" xmlns:wne="http://schemas.microsoft.com/office/word/2006/wordml" xmlns:wps="http://schemas.microsoft.com/office/word/2010/wordprocessingShape" mc:Ignorable="w14 w15 w16se w16cid w16 w16cex w16sdtdh wp14">
+<w:hdr xmlns:wpc="http://schemas.microsoft.com/office/word/2010/wordprocessingCanvas" xmlns:cx="http://schemas.microsoft.com/office/drawing/2014/chartex" xmlns:cx1="http://schemas.microsoft.com/office/drawing/2015/9/8/chartex" xmlns:cx2="http://schemas.microsoft.com/office/drawing/2015/10/21/chartex" xmlns:cx3="http://schemas.microsoft.com/office/drawing/2016/5/9/chartex" xmlns:cx4="http://schemas.microsoft.com/office/drawing/2016/5/10/chartex" xmlns:cx5="http://schemas.microsoft.com/office/drawing/2016/5/11/chartex" xmlns:cx6="http://schemas.microsoft.com/office/drawing/2016/5/12/chartex" xmlns:cx7="http://schemas.microsoft.com/office/drawing/2016/5/13/chartex" xmlns:cx8="http://schemas.microsoft.com/office/drawing/2016/5/14/chartex" xmlns:mc="http://schemas.openxmlformats.org/markup-compatibility/2006" xmlns:aink="http://schemas.microsoft.com/office/drawing/2016/ink" xmlns:am3d="http://schemas.microsoft.com/office/drawing/2017/model3d" xmlns:o="urn:schemas-microsoft-com:office:office" xmlns:oel="http://schemas.microsoft.com/office/2019/extlst" xmlns:r="http://schemas.openxmlformats.org/officeDocument/2006/relationships" xmlns:m="http://schemas.openxmlformats.org/officeDocument/2006/math" xmlns:v="urn:schemas-microsoft-com:vml" xmlns:wp14="http://schemas.microsoft.com/office/word/2010/wordprocessingDrawing" xmlns:wp="http://schemas.openxmlformats.org/drawingml/2006/wordprocessingDrawing" xmlns:w10="urn:schemas-microsoft-com:office:word" xmlns:w="http://schemas.openxmlformats.org/wordprocessingml/2006/main" xmlns:w14="http://schemas.microsoft.com/office/word/2010/wordml" xmlns:w15="http://schemas.microsoft.com/office/word/2012/wordml" xmlns:w16cex="http://schemas.microsoft.com/office/word/2018/wordml/cex" xmlns:w16cid="http://schemas.microsoft.com/office/word/2016/wordml/cid" xmlns:w16="http://schemas.microsoft.com/office/word/2018/wordml" xmlns:w16du="http://schemas.microsoft.com/office/word/2023/wordml/word16du" xmlns:w16sdtdh="http://schemas.microsoft.com/office/word/2020/wordml/sdtdatahash" xmlns:w16sdtfl="http://schemas.microsoft.com/office/word/2024/wordml/sdtformatlock" xmlns:w16se="http://schemas.microsoft.com/office/word/2015/wordml/symex" xmlns:wpg="http://schemas.microsoft.com/office/word/2010/wordprocessingGroup" xmlns:wpi="http://schemas.microsoft.com/office/word/2010/wordprocessingInk" xmlns:wne="http://schemas.microsoft.com/office/word/2006/wordml" xmlns:wps="http://schemas.microsoft.com/office/word/2010/wordprocessingShape" mc:Ignorable="w14 w15 w16se w16cid w16 w16cex w16sdtdh w16sdtfl w16du wp14">
   <w:p>
     <w:pPr>
       <w:pStyle w:val="Header"/>
@@ -28666,7 +29483,7 @@
 </file>
 
 <file path=word/header2.xml><?xml version="1.0" encoding="utf-8"?>
-<w:hdr xmlns:wpc="http://schemas.microsoft.com/office/word/2010/wordprocessingCanvas" xmlns:cx="http://schemas.microsoft.com/office/drawing/2014/chartex" xmlns:cx1="http://schemas.microsoft.com/office/drawing/2015/9/8/chartex" xmlns:cx2="http://schemas.microsoft.com/office/drawing/2015/10/21/chartex" xmlns:cx3="http://schemas.microsoft.com/office/drawing/2016/5/9/chartex" xmlns:cx4="http://schemas.microsoft.com/office/drawing/2016/5/10/chartex" xmlns:cx5="http://schemas.microsoft.com/office/drawing/2016/5/11/chartex" xmlns:cx6="http://schemas.microsoft.com/office/drawing/2016/5/12/chartex" xmlns:cx7="http://schemas.microsoft.com/office/drawing/2016/5/13/chartex" xmlns:cx8="http://schemas.microsoft.com/office/drawing/2016/5/14/chartex" xmlns:mc="http://schemas.openxmlformats.org/markup-compatibility/2006" xmlns:aink="http://schemas.microsoft.com/office/drawing/2016/ink" xmlns:am3d="http://schemas.microsoft.com/office/drawing/2017/model3d" xmlns:o="urn:schemas-microsoft-com:office:office" xmlns:oel="http://schemas.microsoft.com/office/2019/extlst" xmlns:r="http://schemas.openxmlformats.org/officeDocument/2006/relationships" xmlns:m="http://schemas.openxmlformats.org/officeDocument/2006/math" xmlns:v="urn:schemas-microsoft-com:vml" xmlns:wp14="http://schemas.microsoft.com/office/word/2010/wordprocessingDrawing" xmlns:wp="http://schemas.openxmlformats.org/drawingml/2006/wordprocessingDrawing" xmlns:w10="urn:schemas-microsoft-com:office:word" xmlns:w="http://schemas.openxmlformats.org/wordprocessingml/2006/main" xmlns:w14="http://schemas.microsoft.com/office/word/2010/wordml" xmlns:w15="http://schemas.microsoft.com/office/word/2012/wordml" xmlns:w16cex="http://schemas.microsoft.com/office/word/2018/wordml/cex" xmlns:w16cid="http://schemas.microsoft.com/office/word/2016/wordml/cid" xmlns:w16="http://schemas.microsoft.com/office/word/2018/wordml" xmlns:w16sdtdh="http://schemas.microsoft.com/office/word/2020/wordml/sdtdatahash" xmlns:w16se="http://schemas.microsoft.com/office/word/2015/wordml/symex" xmlns:wpg="http://schemas.microsoft.com/office/word/2010/wordprocessingGroup" xmlns:wpi="http://schemas.microsoft.com/office/word/2010/wordprocessingInk" xmlns:wne="http://schemas.microsoft.com/office/word/2006/wordml" xmlns:wps="http://schemas.microsoft.com/office/word/2010/wordprocessingShape" mc:Ignorable="w14 w15 w16se w16cid w16 w16cex w16sdtdh wp14">
+<w:hdr xmlns:wpc="http://schemas.microsoft.com/office/word/2010/wordprocessingCanvas" xmlns:cx="http://schemas.microsoft.com/office/drawing/2014/chartex" xmlns:cx1="http://schemas.microsoft.com/office/drawing/2015/9/8/chartex" xmlns:cx2="http://schemas.microsoft.com/office/drawing/2015/10/21/chartex" xmlns:cx3="http://schemas.microsoft.com/office/drawing/2016/5/9/chartex" xmlns:cx4="http://schemas.microsoft.com/office/drawing/2016/5/10/chartex" xmlns:cx5="http://schemas.microsoft.com/office/drawing/2016/5/11/chartex" xmlns:cx6="http://schemas.microsoft.com/office/drawing/2016/5/12/chartex" xmlns:cx7="http://schemas.microsoft.com/office/drawing/2016/5/13/chartex" xmlns:cx8="http://schemas.microsoft.com/office/drawing/2016/5/14/chartex" xmlns:mc="http://schemas.openxmlformats.org/markup-compatibility/2006" xmlns:aink="http://schemas.microsoft.com/office/drawing/2016/ink" xmlns:am3d="http://schemas.microsoft.com/office/drawing/2017/model3d" xmlns:o="urn:schemas-microsoft-com:office:office" xmlns:oel="http://schemas.microsoft.com/office/2019/extlst" xmlns:r="http://schemas.openxmlformats.org/officeDocument/2006/relationships" xmlns:m="http://schemas.openxmlformats.org/officeDocument/2006/math" xmlns:v="urn:schemas-microsoft-com:vml" xmlns:wp14="http://schemas.microsoft.com/office/word/2010/wordprocessingDrawing" xmlns:wp="http://schemas.openxmlformats.org/drawingml/2006/wordprocessingDrawing" xmlns:w10="urn:schemas-microsoft-com:office:word" xmlns:w="http://schemas.openxmlformats.org/wordprocessingml/2006/main" xmlns:w14="http://schemas.microsoft.com/office/word/2010/wordml" xmlns:w15="http://schemas.microsoft.com/office/word/2012/wordml" xmlns:w16cex="http://schemas.microsoft.com/office/word/2018/wordml/cex" xmlns:w16cid="http://schemas.microsoft.com/office/word/2016/wordml/cid" xmlns:w16="http://schemas.microsoft.com/office/word/2018/wordml" xmlns:w16du="http://schemas.microsoft.com/office/word/2023/wordml/word16du" xmlns:w16sdtdh="http://schemas.microsoft.com/office/word/2020/wordml/sdtdatahash" xmlns:w16sdtfl="http://schemas.microsoft.com/office/word/2024/wordml/sdtformatlock" xmlns:w16se="http://schemas.microsoft.com/office/word/2015/wordml/symex" xmlns:wpg="http://schemas.microsoft.com/office/word/2010/wordprocessingGroup" xmlns:wpi="http://schemas.microsoft.com/office/word/2010/wordprocessingInk" xmlns:wne="http://schemas.microsoft.com/office/word/2006/wordml" xmlns:wps="http://schemas.microsoft.com/office/word/2010/wordprocessingShape" mc:Ignorable="w14 w15 w16se w16cid w16 w16cex w16sdtdh w16sdtfl w16du wp14">
   <w:p>
     <w:pPr>
       <w:pStyle w:val="Header"/>
@@ -28679,7 +29496,7 @@
 </file>
 
 <file path=word/styles.xml><?xml version="1.0" encoding="utf-8"?>
-<w:styles xmlns:mc="http://schemas.openxmlformats.org/markup-compatibility/2006" xmlns:r="http://schemas.openxmlformats.org/officeDocument/2006/relationships" xmlns:w="http://schemas.openxmlformats.org/wordprocessingml/2006/main" xmlns:w14="http://schemas.microsoft.com/office/word/2010/wordml" xmlns:w15="http://schemas.microsoft.com/office/word/2012/wordml" xmlns:w16cex="http://schemas.microsoft.com/office/word/2018/wordml/cex" xmlns:w16cid="http://schemas.microsoft.com/office/word/2016/wordml/cid" xmlns:w16="http://schemas.microsoft.com/office/word/2018/wordml" xmlns:w16sdtdh="http://schemas.microsoft.com/office/word/2020/wordml/sdtdatahash" xmlns:w16se="http://schemas.microsoft.com/office/word/2015/wordml/symex" mc:Ignorable="w14 w15 w16se w16cid w16 w16cex w16sdtdh">
+<w:styles xmlns:mc="http://schemas.openxmlformats.org/markup-compatibility/2006" xmlns:r="http://schemas.openxmlformats.org/officeDocument/2006/relationships" xmlns:w="http://schemas.openxmlformats.org/wordprocessingml/2006/main" xmlns:w14="http://schemas.microsoft.com/office/word/2010/wordml" xmlns:w15="http://schemas.microsoft.com/office/word/2012/wordml" xmlns:w16cex="http://schemas.microsoft.com/office/word/2018/wordml/cex" xmlns:w16cid="http://schemas.microsoft.com/office/word/2016/wordml/cid" xmlns:w16="http://schemas.microsoft.com/office/word/2018/wordml" xmlns:w16du="http://schemas.microsoft.com/office/word/2023/wordml/word16du" xmlns:w16sdtdh="http://schemas.microsoft.com/office/word/2020/wordml/sdtdatahash" xmlns:w16sdtfl="http://schemas.microsoft.com/office/word/2024/wordml/sdtformatlock" xmlns:w16se="http://schemas.microsoft.com/office/word/2015/wordml/symex" mc:Ignorable="w14 w15 w16se w16cid w16 w16cex w16sdtdh w16sdtfl w16du">
   <w:docDefaults>
     <w:rPrDefault>
       <w:rPr>
@@ -28795,6 +29612,7 @@
     <w:lsdException w:name="HTML Sample" w:semiHidden="1" w:unhideWhenUsed="1"/>
     <w:lsdException w:name="HTML Typewriter" w:semiHidden="1" w:unhideWhenUsed="1"/>
     <w:lsdException w:name="HTML Variable" w:semiHidden="1" w:unhideWhenUsed="1"/>
+    <w:lsdException w:name="Normal Table" w:semiHidden="1" w:unhideWhenUsed="1"/>
     <w:lsdException w:name="annotation subject" w:semiHidden="1" w:unhideWhenUsed="1"/>
     <w:lsdException w:name="No List" w:semiHidden="1" w:unhideWhenUsed="1"/>
     <w:lsdException w:name="Outline List 1" w:semiHidden="1" w:unhideWhenUsed="1"/>
@@ -28837,8 +29655,11 @@
     <w:lsdException w:name="Table Contemporary" w:semiHidden="1" w:unhideWhenUsed="1"/>
     <w:lsdException w:name="Table Elegant" w:semiHidden="1" w:unhideWhenUsed="1"/>
     <w:lsdException w:name="Table Professional" w:semiHidden="1" w:unhideWhenUsed="1"/>
+    <w:lsdException w:name="Table Subtle 1" w:semiHidden="1" w:unhideWhenUsed="1"/>
     <w:lsdException w:name="Table Subtle 2" w:semiHidden="1" w:unhideWhenUsed="1"/>
     <w:lsdException w:name="Table Web 1" w:semiHidden="1" w:unhideWhenUsed="1"/>
+    <w:lsdException w:name="Table Web 2" w:semiHidden="1" w:unhideWhenUsed="1"/>
+    <w:lsdException w:name="Table Web 3" w:semiHidden="1" w:unhideWhenUsed="1"/>
     <w:lsdException w:name="Balloon Text" w:semiHidden="1" w:unhideWhenUsed="1"/>
     <w:lsdException w:name="Table Grid" w:uiPriority="59"/>
     <w:lsdException w:name="Table Theme" w:semiHidden="1" w:unhideWhenUsed="1"/>
@@ -29066,7 +29887,7 @@
   <w:style w:type="paragraph" w:default="1" w:styleId="Normal">
     <w:name w:val="Normal"/>
     <w:qFormat/>
-    <w:rsid w:val="00076C05"/>
+    <w:rsid w:val="00560C65"/>
     <w:pPr>
       <w:spacing w:before="120" w:line="276" w:lineRule="auto"/>
     </w:pPr>

--- a/TS-Kramam/TS-2.2/TS 2.2 Tamil Krama Paatam Corrections.docx
+++ b/TS-Kramam/TS-2.2/TS 2.2 Tamil Krama Paatam Corrections.docx
@@ -286,25 +286,7 @@
                 <w:sz w:val="28"/>
                 <w:szCs w:val="28"/>
               </w:rPr>
-              <w:t>TS 2.2.</w:t>
-            </w:r>
-            <w:r>
-              <w:rPr>
-                <w:rFonts w:cs="Arial"/>
-                <w:b/>
-                <w:sz w:val="28"/>
-                <w:szCs w:val="28"/>
-              </w:rPr>
-              <w:t>12</w:t>
-            </w:r>
-            <w:r>
-              <w:rPr>
-                <w:rFonts w:cs="Arial"/>
-                <w:b/>
-                <w:sz w:val="28"/>
-                <w:szCs w:val="28"/>
-              </w:rPr>
-              <w:t>.1</w:t>
+              <w:t>TS 2.2.12.1</w:t>
             </w:r>
             <w:r>
               <w:rPr>
@@ -373,25 +355,7 @@
                 <w:sz w:val="28"/>
                 <w:szCs w:val="28"/>
               </w:rPr>
-              <w:t xml:space="preserve">- </w:t>
-            </w:r>
-            <w:r>
-              <w:rPr>
-                <w:rFonts w:cs="Arial"/>
-                <w:b/>
-                <w:sz w:val="28"/>
-                <w:szCs w:val="28"/>
-              </w:rPr>
-              <w:t>6</w:t>
-            </w:r>
-            <w:r>
-              <w:rPr>
-                <w:rFonts w:cs="Arial"/>
-                <w:b/>
-                <w:sz w:val="28"/>
-                <w:szCs w:val="28"/>
-              </w:rPr>
-              <w:t>1</w:t>
+              <w:t>- 61</w:t>
             </w:r>
             <w:r>
               <w:rPr>
@@ -410,16 +374,7 @@
                 <w:sz w:val="28"/>
                 <w:szCs w:val="28"/>
               </w:rPr>
-              <w:t xml:space="preserve">No. - </w:t>
-            </w:r>
-            <w:r>
-              <w:rPr>
-                <w:rFonts w:cs="Arial"/>
-                <w:b/>
-                <w:sz w:val="28"/>
-                <w:szCs w:val="28"/>
-              </w:rPr>
-              <w:t>64</w:t>
+              <w:t>No. - 64</w:t>
             </w:r>
           </w:p>
         </w:tc>
@@ -8608,7 +8563,7 @@
     </w:p>
     <w:p>
       <w:pPr>
-        <w:jc w:val="center"/>
+        <w:spacing w:before="0" w:line="240" w:lineRule="auto"/>
         <w:rPr>
           <w:b/>
           <w:bCs/>
@@ -8617,6 +8572,16 @@
           <w:u w:val="single"/>
         </w:rPr>
       </w:pPr>
+      <w:r>
+        <w:rPr>
+          <w:b/>
+          <w:bCs/>
+          <w:sz w:val="32"/>
+          <w:szCs w:val="32"/>
+          <w:u w:val="single"/>
+        </w:rPr>
+        <w:br w:type="page"/>
+      </w:r>
     </w:p>
     <w:p>
       <w:pPr>
@@ -8637,6 +8602,7 @@
           <w:szCs w:val="32"/>
           <w:u w:val="single"/>
         </w:rPr>
+        <w:lastRenderedPageBreak/>
         <w:t xml:space="preserve">TS </w:t>
       </w:r>
       <w:r>
@@ -9251,7 +9217,6 @@
                 <w:sz w:val="28"/>
                 <w:szCs w:val="28"/>
               </w:rPr>
-              <w:lastRenderedPageBreak/>
               <w:t>TS 2.2.4.2</w:t>
             </w:r>
             <w:r>
@@ -11674,6 +11639,7 @@
                 <w:sz w:val="28"/>
                 <w:szCs w:val="28"/>
               </w:rPr>
+              <w:lastRenderedPageBreak/>
               <w:t>TS 2.2.10.4</w:t>
             </w:r>
             <w:r>
@@ -12781,7 +12747,6 @@
                 <w:sz w:val="28"/>
                 <w:szCs w:val="28"/>
               </w:rPr>
-              <w:lastRenderedPageBreak/>
               <w:t>TS 2.2.1.1</w:t>
             </w:r>
             <w:r>
@@ -14901,6 +14866,7 @@
                 <w:sz w:val="28"/>
                 <w:szCs w:val="28"/>
               </w:rPr>
+              <w:lastRenderedPageBreak/>
               <w:t>TS 2.2.7.5</w:t>
             </w:r>
           </w:p>
@@ -16737,7 +16703,6 @@
                 <w:sz w:val="28"/>
                 <w:szCs w:val="28"/>
               </w:rPr>
-              <w:lastRenderedPageBreak/>
               <w:t>TS 2.2.10.4</w:t>
             </w:r>
           </w:p>
@@ -18927,6 +18892,7 @@
                 <w:sz w:val="28"/>
                 <w:szCs w:val="28"/>
               </w:rPr>
+              <w:lastRenderedPageBreak/>
               <w:t>TS 2.2.11.2</w:t>
             </w:r>
           </w:p>
@@ -20778,7 +20744,6 @@
                 <w:sz w:val="28"/>
                 <w:szCs w:val="28"/>
               </w:rPr>
-              <w:lastRenderedPageBreak/>
               <w:t>TS 2.2.11.5</w:t>
             </w:r>
           </w:p>
@@ -22831,6 +22796,7 @@
                 <w:sz w:val="28"/>
                 <w:szCs w:val="28"/>
               </w:rPr>
+              <w:lastRenderedPageBreak/>
               <w:t>TS 2.2.12.5</w:t>
             </w:r>
           </w:p>
@@ -24132,18 +24098,6 @@
         </w:rPr>
         <w:t>wherever applicable</w:t>
       </w:r>
-    </w:p>
-    <w:p>
-      <w:pPr>
-        <w:jc w:val="center"/>
-        <w:rPr>
-          <w:b/>
-          <w:bCs/>
-          <w:sz w:val="32"/>
-          <w:szCs w:val="32"/>
-          <w:u w:val="single"/>
-        </w:rPr>
-      </w:pPr>
     </w:p>
     <w:p>
       <w:pPr>
@@ -25621,6 +25575,7 @@
                 <w:sz w:val="28"/>
                 <w:szCs w:val="28"/>
               </w:rPr>
+              <w:lastRenderedPageBreak/>
               <w:t>TS 2.2.7.5</w:t>
             </w:r>
           </w:p>
@@ -26722,7 +26677,6 @@
                 <w:sz w:val="28"/>
                 <w:szCs w:val="28"/>
               </w:rPr>
-              <w:lastRenderedPageBreak/>
               <w:t>TS 2.2.9.4</w:t>
             </w:r>
           </w:p>
@@ -28089,6 +28043,7 @@
                 <w:sz w:val="28"/>
                 <w:szCs w:val="28"/>
               </w:rPr>
+              <w:lastRenderedPageBreak/>
               <w:t>TS 2.2.11.6</w:t>
             </w:r>
           </w:p>
@@ -29042,20 +28997,6 @@
       <w:pPr>
         <w:jc w:val="center"/>
       </w:pPr>
-      <w:r>
-        <w:rPr>
-          <w:b/>
-          <w:bCs/>
-          <w:sz w:val="32"/>
-          <w:szCs w:val="32"/>
-          <w:u w:val="single"/>
-        </w:rPr>
-        <w:br w:type="page"/>
-      </w:r>
-      <w:r>
-        <w:lastRenderedPageBreak/>
-        <w:t xml:space="preserve"> </w:t>
-      </w:r>
     </w:p>
     <w:sectPr>
       <w:headerReference w:type="even" r:id="rId7"/>
@@ -29104,6 +29045,7 @@
       <w:pBdr>
         <w:top w:val="single" w:sz="4" w:space="1" w:color="auto"/>
       </w:pBdr>
+      <w:jc w:val="right"/>
     </w:pPr>
     <w:r>
       <w:rPr>
@@ -29140,7 +29082,6 @@
         <w:b/>
         <w:bCs/>
       </w:rPr>
-      <w:tab/>
       <w:t xml:space="preserve"> </w:t>
     </w:r>
     <w:r>
@@ -29249,6 +29190,7 @@
       <w:pBdr>
         <w:top w:val="single" w:sz="4" w:space="0" w:color="auto"/>
       </w:pBdr>
+      <w:jc w:val="right"/>
       <w:rPr>
         <w:b/>
         <w:bCs/>

--- a/TS-Kramam/TS-2.2/TS 2.2 Tamil Krama Paatam Corrections.docx
+++ b/TS-Kramam/TS-2.2/TS 2.2 Tamil Krama Paatam Corrections.docx
@@ -100,7 +100,6 @@
         </w:rPr>
         <w:t xml:space="preserve">Observed till </w:t>
       </w:r>
-      <w:proofErr w:type="spellStart"/>
       <w:r>
         <w:rPr>
           <w:b/>
@@ -113,7 +112,6 @@
         </w:rPr>
         <w:t>xxxxxxx</w:t>
       </w:r>
-      <w:proofErr w:type="spellEnd"/>
       <w:r>
         <w:rPr>
           <w:b/>
@@ -138,7 +136,7 @@
     </w:p>
     <w:tbl>
       <w:tblPr>
-        <w:tblW w:w="13638" w:type="dxa"/>
+        <w:tblW w:w="13921" w:type="dxa"/>
         <w:tblInd w:w="108" w:type="dxa"/>
         <w:tblBorders>
           <w:top w:val="single" w:sz="4" w:space="0" w:color="000000"/>
@@ -153,7 +151,8 @@
       <w:tblGrid>
         <w:gridCol w:w="3715"/>
         <w:gridCol w:w="5254"/>
-        <w:gridCol w:w="4669"/>
+        <w:gridCol w:w="4810"/>
+        <w:gridCol w:w="142"/>
       </w:tblGrid>
       <w:tr>
         <w:tc>
@@ -231,7 +230,8 @@
         </w:tc>
         <w:tc>
           <w:tcPr>
-            <w:tcW w:w="4669" w:type="dxa"/>
+            <w:tcW w:w="4952" w:type="dxa"/>
+            <w:gridSpan w:val="2"/>
           </w:tcPr>
           <w:p>
             <w:pPr>
@@ -253,6 +253,2089 @@
                 <w:szCs w:val="28"/>
               </w:rPr>
               <w:t>To be read as or corrected as</w:t>
+            </w:r>
+          </w:p>
+        </w:tc>
+      </w:tr>
+      <w:tr>
+        <w:trPr>
+          <w:trHeight w:val="2024"/>
+        </w:trPr>
+        <w:tc>
+          <w:tcPr>
+            <w:tcW w:w="3715" w:type="dxa"/>
+          </w:tcPr>
+          <w:p>
+            <w:pPr>
+              <w:widowControl w:val="0"/>
+              <w:autoSpaceDE w:val="0"/>
+              <w:autoSpaceDN w:val="0"/>
+              <w:adjustRightInd w:val="0"/>
+              <w:spacing w:before="0" w:line="240" w:lineRule="auto"/>
+              <w:rPr>
+                <w:rFonts w:cs="Arial"/>
+                <w:b/>
+                <w:sz w:val="28"/>
+                <w:szCs w:val="28"/>
+                <w:lang w:val="it-IT"/>
+              </w:rPr>
+            </w:pPr>
+            <w:r>
+              <w:rPr>
+                <w:rFonts w:cs="Arial"/>
+                <w:b/>
+                <w:sz w:val="28"/>
+                <w:szCs w:val="28"/>
+                <w:lang w:val="it-IT"/>
+              </w:rPr>
+              <w:t>TS 2.2.</w:t>
+            </w:r>
+            <w:r>
+              <w:rPr>
+                <w:rFonts w:cs="Arial"/>
+                <w:b/>
+                <w:sz w:val="28"/>
+                <w:szCs w:val="28"/>
+                <w:lang w:val="it-IT"/>
+              </w:rPr>
+              <w:t>6</w:t>
+            </w:r>
+            <w:r>
+              <w:rPr>
+                <w:rFonts w:cs="Arial"/>
+                <w:b/>
+                <w:sz w:val="28"/>
+                <w:szCs w:val="28"/>
+                <w:lang w:val="it-IT"/>
+              </w:rPr>
+              <w:t>.1 - Kramam</w:t>
+            </w:r>
+          </w:p>
+          <w:p>
+            <w:pPr>
+              <w:widowControl w:val="0"/>
+              <w:autoSpaceDE w:val="0"/>
+              <w:autoSpaceDN w:val="0"/>
+              <w:adjustRightInd w:val="0"/>
+              <w:spacing w:before="0" w:line="240" w:lineRule="auto"/>
+              <w:rPr>
+                <w:rFonts w:cs="Arial"/>
+                <w:b/>
+                <w:sz w:val="28"/>
+                <w:szCs w:val="28"/>
+                <w:lang w:val="it-IT"/>
+              </w:rPr>
+            </w:pPr>
+            <w:r>
+              <w:rPr>
+                <w:rFonts w:cs="Arial"/>
+                <w:b/>
+                <w:sz w:val="28"/>
+                <w:szCs w:val="28"/>
+                <w:lang w:val="it-IT"/>
+              </w:rPr>
+              <w:t xml:space="preserve">Krama Vaakyam No. - </w:t>
+            </w:r>
+            <w:r>
+              <w:rPr>
+                <w:rFonts w:cs="Arial"/>
+                <w:b/>
+                <w:sz w:val="28"/>
+                <w:szCs w:val="28"/>
+                <w:lang w:val="it-IT"/>
+              </w:rPr>
+              <w:t>44</w:t>
+            </w:r>
+            <w:r>
+              <w:rPr>
+                <w:rFonts w:cs="Arial"/>
+                <w:b/>
+                <w:sz w:val="28"/>
+                <w:szCs w:val="28"/>
+                <w:lang w:val="it-IT"/>
+              </w:rPr>
+              <w:br/>
+              <w:t xml:space="preserve">Panchaati No. - </w:t>
+            </w:r>
+            <w:r>
+              <w:rPr>
+                <w:rFonts w:cs="Arial"/>
+                <w:b/>
+                <w:sz w:val="28"/>
+                <w:szCs w:val="28"/>
+                <w:lang w:val="it-IT"/>
+              </w:rPr>
+              <w:t>30</w:t>
+            </w:r>
+          </w:p>
+        </w:tc>
+        <w:tc>
+          <w:tcPr>
+            <w:tcW w:w="5254" w:type="dxa"/>
+          </w:tcPr>
+          <w:p>
+            <w:pPr>
+              <w:spacing w:before="0" w:line="240" w:lineRule="auto"/>
+              <w:rPr>
+                <w:rFonts w:ascii="Latha" w:hAnsi="Latha" w:cs="Latha"/>
+                <w:sz w:val="28"/>
+                <w:szCs w:val="28"/>
+                <w:cs/>
+                <w:lang w:val="it-IT" w:bidi="ta-IN"/>
+              </w:rPr>
+            </w:pPr>
+            <w:r>
+              <w:rPr>
+                <w:rFonts w:ascii="Latha" w:hAnsi="Latha" w:cs="Latha"/>
+                <w:sz w:val="28"/>
+                <w:szCs w:val="28"/>
+                <w:cs/>
+                <w:lang w:bidi="ta-IN"/>
+              </w:rPr>
+              <w:t>யத்</w:t>
+            </w:r>
+            <w:r>
+              <w:rPr>
+                <w:rFonts w:ascii="Latha" w:hAnsi="Latha" w:cs="Latha"/>
+                <w:b/>
+                <w:bCs/>
+                <w:position w:val="-12"/>
+                <w:sz w:val="28"/>
+                <w:szCs w:val="28"/>
+                <w:cs/>
+                <w:lang w:bidi="ta-IN"/>
+              </w:rPr>
+              <w:t>3</w:t>
+            </w:r>
+            <w:r>
+              <w:rPr>
+                <w:rFonts w:ascii="Latha" w:hAnsi="Latha" w:cs="Latha"/>
+                <w:sz w:val="28"/>
+                <w:szCs w:val="28"/>
+                <w:cs/>
+                <w:lang w:bidi="ta-IN"/>
+              </w:rPr>
+              <w:t xml:space="preserve"> வை</w:t>
+            </w:r>
+            <w:r>
+              <w:rPr>
+                <w:rFonts w:ascii="BRH Tamil Tab Extra" w:hAnsi="BRH Tamil Tab Extra" w:cs="Latha"/>
+                <w:b/>
+                <w:sz w:val="36"/>
+                <w:szCs w:val="28"/>
+                <w:lang w:val="it-IT" w:bidi="ta-IN"/>
+              </w:rPr>
+              <w:t>‡</w:t>
+            </w:r>
+            <w:r>
+              <w:rPr>
+                <w:rFonts w:ascii="Latha" w:hAnsi="Latha" w:cs="Latha"/>
+                <w:sz w:val="28"/>
+                <w:szCs w:val="28"/>
+                <w:highlight w:val="yellow"/>
+                <w:cs/>
+                <w:lang w:bidi="ta-IN"/>
+              </w:rPr>
+              <w:t>ஶா</w:t>
+            </w:r>
+            <w:r>
+              <w:rPr>
+                <w:rFonts w:ascii="Latha" w:hAnsi="Latha" w:cs="Latha"/>
+                <w:sz w:val="28"/>
+                <w:szCs w:val="28"/>
+                <w:cs/>
+                <w:lang w:bidi="ta-IN"/>
+              </w:rPr>
+              <w:t>ன</w:t>
+            </w:r>
+            <w:r>
+              <w:rPr>
+                <w:rFonts w:ascii="BRH Tamil Tab Extra" w:hAnsi="BRH Tamil Tab Extra" w:cs="Latha"/>
+                <w:b/>
+                <w:sz w:val="32"/>
+                <w:szCs w:val="28"/>
+                <w:lang w:val="it-IT" w:bidi="ta-IN"/>
+              </w:rPr>
+              <w:t>…</w:t>
+            </w:r>
+            <w:r>
+              <w:rPr>
+                <w:rFonts w:ascii="Latha" w:hAnsi="Latha" w:cs="Latha"/>
+                <w:sz w:val="28"/>
+                <w:szCs w:val="28"/>
+                <w:cs/>
+                <w:lang w:bidi="ta-IN"/>
+              </w:rPr>
+              <w:t xml:space="preserve">ரம் </w:t>
+            </w:r>
+            <w:r>
+              <w:rPr>
+                <w:rFonts w:ascii="Latha" w:hAnsi="Latha" w:cs="Latha"/>
+                <w:sz w:val="28"/>
+                <w:szCs w:val="28"/>
+                <w:lang w:val="it-IT" w:bidi="ta-IN"/>
+              </w:rPr>
+              <w:t xml:space="preserve">| </w:t>
+            </w:r>
+            <w:r>
+              <w:rPr>
+                <w:rFonts w:ascii="Latha" w:hAnsi="Latha" w:cs="Latha"/>
+                <w:sz w:val="28"/>
+                <w:szCs w:val="28"/>
+                <w:cs/>
+                <w:lang w:bidi="ta-IN"/>
+              </w:rPr>
+              <w:t>வை</w:t>
+            </w:r>
+            <w:r>
+              <w:rPr>
+                <w:rFonts w:ascii="BRH Tamil Tab Extra" w:hAnsi="BRH Tamil Tab Extra" w:cs="Latha"/>
+                <w:b/>
+                <w:sz w:val="32"/>
+                <w:szCs w:val="28"/>
+                <w:lang w:val="it-IT" w:bidi="ta-IN"/>
+              </w:rPr>
+              <w:t>…</w:t>
+            </w:r>
+            <w:r>
+              <w:rPr>
+                <w:rFonts w:ascii="Latha" w:hAnsi="Latha" w:cs="Latha"/>
+                <w:sz w:val="28"/>
+                <w:szCs w:val="28"/>
+                <w:cs/>
+                <w:lang w:bidi="ta-IN"/>
+              </w:rPr>
+              <w:t>ஶ்வா</w:t>
+            </w:r>
+            <w:r>
+              <w:rPr>
+                <w:rFonts w:ascii="BRH Tamil Tab Extra" w:hAnsi="BRH Tamil Tab Extra" w:cs="Latha"/>
+                <w:b/>
+                <w:sz w:val="32"/>
+                <w:szCs w:val="28"/>
+                <w:lang w:val="it-IT" w:bidi="ta-IN"/>
+              </w:rPr>
+              <w:t>…</w:t>
+            </w:r>
+            <w:r>
+              <w:rPr>
+                <w:rFonts w:ascii="Latha" w:hAnsi="Latha" w:cs="Latha"/>
+                <w:sz w:val="28"/>
+                <w:szCs w:val="28"/>
+                <w:cs/>
+                <w:lang w:bidi="ta-IN"/>
+              </w:rPr>
+              <w:t>ன</w:t>
+            </w:r>
+            <w:r>
+              <w:rPr>
+                <w:rFonts w:ascii="BRH Tamil Tab Extra" w:hAnsi="BRH Tamil Tab Extra" w:cs="Latha"/>
+                <w:b/>
+                <w:sz w:val="32"/>
+                <w:szCs w:val="28"/>
+                <w:lang w:val="it-IT" w:bidi="ta-IN"/>
+              </w:rPr>
+              <w:t>…</w:t>
+            </w:r>
+            <w:r>
+              <w:rPr>
+                <w:rFonts w:ascii="Latha" w:hAnsi="Latha" w:cs="Latha"/>
+                <w:sz w:val="28"/>
+                <w:szCs w:val="28"/>
+                <w:cs/>
+                <w:lang w:bidi="ta-IN"/>
+              </w:rPr>
+              <w:t>ரந் த்</w:t>
+            </w:r>
+            <w:r>
+              <w:rPr>
+                <w:rFonts w:ascii="Latha" w:hAnsi="Latha" w:cs="Latha"/>
+                <w:b/>
+                <w:bCs/>
+                <w:position w:val="-12"/>
+                <w:sz w:val="28"/>
+                <w:szCs w:val="28"/>
+                <w:cs/>
+                <w:lang w:bidi="ta-IN"/>
+              </w:rPr>
+              <w:t>3</w:t>
+            </w:r>
+            <w:r>
+              <w:rPr>
+                <w:rFonts w:ascii="Latha" w:hAnsi="Latha" w:cs="Latha"/>
+                <w:sz w:val="28"/>
+                <w:szCs w:val="28"/>
+                <w:cs/>
+                <w:lang w:bidi="ta-IN"/>
+              </w:rPr>
+              <w:t>வாத</w:t>
+            </w:r>
+            <w:r>
+              <w:rPr>
+                <w:rFonts w:ascii="BRH Tamil Tab Extra" w:hAnsi="BRH Tamil Tab Extra" w:cs="Latha"/>
+                <w:b/>
+                <w:sz w:val="36"/>
+                <w:szCs w:val="28"/>
+                <w:lang w:val="it-IT" w:bidi="ta-IN"/>
+              </w:rPr>
+              <w:t>†</w:t>
+            </w:r>
+            <w:r>
+              <w:rPr>
+                <w:rFonts w:ascii="Latha" w:hAnsi="Latha" w:cs="Latha"/>
+                <w:b/>
+                <w:bCs/>
+                <w:position w:val="-12"/>
+                <w:sz w:val="28"/>
+                <w:szCs w:val="28"/>
+                <w:cs/>
+                <w:lang w:bidi="ta-IN"/>
+              </w:rPr>
+              <w:t>3</w:t>
+            </w:r>
+            <w:r>
+              <w:rPr>
+                <w:rFonts w:ascii="Latha" w:hAnsi="Latha" w:cs="Latha"/>
+                <w:sz w:val="28"/>
+                <w:szCs w:val="28"/>
+                <w:cs/>
+                <w:lang w:bidi="ta-IN"/>
+              </w:rPr>
+              <w:t xml:space="preserve">ஶகபாலம் </w:t>
+            </w:r>
+            <w:r>
+              <w:rPr>
+                <w:rFonts w:ascii="Latha" w:hAnsi="Latha" w:cs="Latha"/>
+                <w:sz w:val="28"/>
+                <w:szCs w:val="28"/>
+                <w:lang w:val="it-IT" w:bidi="ta-IN"/>
+              </w:rPr>
+              <w:t>|</w:t>
+            </w:r>
+          </w:p>
+        </w:tc>
+        <w:tc>
+          <w:tcPr>
+            <w:tcW w:w="4952" w:type="dxa"/>
+            <w:gridSpan w:val="2"/>
+          </w:tcPr>
+          <w:p>
+            <w:pPr>
+              <w:widowControl w:val="0"/>
+              <w:autoSpaceDE w:val="0"/>
+              <w:autoSpaceDN w:val="0"/>
+              <w:adjustRightInd w:val="0"/>
+              <w:spacing w:before="0" w:line="240" w:lineRule="auto"/>
+              <w:rPr>
+                <w:rFonts w:ascii="Latha" w:hAnsi="Latha" w:cs="Latha"/>
+                <w:sz w:val="28"/>
+                <w:szCs w:val="28"/>
+                <w:cs/>
+                <w:lang w:bidi="ta-IN"/>
+              </w:rPr>
+            </w:pPr>
+            <w:r>
+              <w:rPr>
+                <w:rFonts w:ascii="Latha" w:hAnsi="Latha" w:cs="Latha"/>
+                <w:sz w:val="28"/>
+                <w:szCs w:val="28"/>
+                <w:cs/>
+                <w:lang w:bidi="ta-IN"/>
+              </w:rPr>
+              <w:t>யத்</w:t>
+            </w:r>
+            <w:r>
+              <w:rPr>
+                <w:rFonts w:ascii="Latha" w:hAnsi="Latha" w:cs="Latha"/>
+                <w:b/>
+                <w:bCs/>
+                <w:position w:val="-12"/>
+                <w:sz w:val="28"/>
+                <w:szCs w:val="28"/>
+                <w:cs/>
+                <w:lang w:bidi="ta-IN"/>
+              </w:rPr>
+              <w:t>3</w:t>
+            </w:r>
+            <w:r>
+              <w:rPr>
+                <w:rFonts w:ascii="Latha" w:hAnsi="Latha" w:cs="Latha"/>
+                <w:sz w:val="28"/>
+                <w:szCs w:val="28"/>
+                <w:cs/>
+                <w:lang w:bidi="ta-IN"/>
+              </w:rPr>
+              <w:t xml:space="preserve"> வை</w:t>
+            </w:r>
+            <w:r>
+              <w:rPr>
+                <w:rFonts w:ascii="BRH Tamil Tab Extra" w:hAnsi="BRH Tamil Tab Extra" w:cs="Latha"/>
+                <w:b/>
+                <w:sz w:val="36"/>
+                <w:szCs w:val="28"/>
+                <w:lang w:bidi="ta-IN"/>
+              </w:rPr>
+              <w:t>‡</w:t>
+            </w:r>
+            <w:r>
+              <w:rPr>
+                <w:rFonts w:ascii="Latha" w:hAnsi="Latha" w:cs="Latha"/>
+                <w:sz w:val="28"/>
+                <w:szCs w:val="28"/>
+                <w:highlight w:val="green"/>
+                <w:cs/>
+                <w:lang w:bidi="ta-IN"/>
+              </w:rPr>
+              <w:t>ஶ்வா</w:t>
+            </w:r>
+            <w:r>
+              <w:rPr>
+                <w:rFonts w:ascii="Latha" w:hAnsi="Latha" w:cs="Latha"/>
+                <w:sz w:val="28"/>
+                <w:szCs w:val="28"/>
+                <w:cs/>
+                <w:lang w:bidi="ta-IN"/>
+              </w:rPr>
+              <w:t>ன</w:t>
+            </w:r>
+            <w:r>
+              <w:rPr>
+                <w:rFonts w:ascii="BRH Tamil Tab Extra" w:hAnsi="BRH Tamil Tab Extra" w:cs="Latha"/>
+                <w:b/>
+                <w:sz w:val="32"/>
+                <w:szCs w:val="28"/>
+                <w:lang w:bidi="ta-IN"/>
+              </w:rPr>
+              <w:t>…</w:t>
+            </w:r>
+            <w:r>
+              <w:rPr>
+                <w:rFonts w:ascii="Latha" w:hAnsi="Latha" w:cs="Latha"/>
+                <w:sz w:val="28"/>
+                <w:szCs w:val="28"/>
+                <w:cs/>
+                <w:lang w:bidi="ta-IN"/>
+              </w:rPr>
+              <w:t xml:space="preserve">ரம் </w:t>
+            </w:r>
+            <w:r>
+              <w:rPr>
+                <w:rFonts w:ascii="Latha" w:hAnsi="Latha" w:cs="Latha"/>
+                <w:sz w:val="28"/>
+                <w:szCs w:val="28"/>
+                <w:lang w:bidi="ta-IN"/>
+              </w:rPr>
+              <w:t xml:space="preserve">| </w:t>
+            </w:r>
+            <w:r>
+              <w:rPr>
+                <w:rFonts w:ascii="Latha" w:hAnsi="Latha" w:cs="Latha"/>
+                <w:sz w:val="28"/>
+                <w:szCs w:val="28"/>
+                <w:cs/>
+                <w:lang w:bidi="ta-IN"/>
+              </w:rPr>
+              <w:t>வை</w:t>
+            </w:r>
+            <w:r>
+              <w:rPr>
+                <w:rFonts w:ascii="BRH Tamil Tab Extra" w:hAnsi="BRH Tamil Tab Extra" w:cs="Latha"/>
+                <w:b/>
+                <w:sz w:val="32"/>
+                <w:szCs w:val="28"/>
+                <w:lang w:bidi="ta-IN"/>
+              </w:rPr>
+              <w:t>…</w:t>
+            </w:r>
+            <w:r>
+              <w:rPr>
+                <w:rFonts w:ascii="Latha" w:hAnsi="Latha" w:cs="Latha"/>
+                <w:sz w:val="28"/>
+                <w:szCs w:val="28"/>
+                <w:cs/>
+                <w:lang w:bidi="ta-IN"/>
+              </w:rPr>
+              <w:t>ஶ்வா</w:t>
+            </w:r>
+            <w:r>
+              <w:rPr>
+                <w:rFonts w:ascii="BRH Tamil Tab Extra" w:hAnsi="BRH Tamil Tab Extra" w:cs="Latha"/>
+                <w:b/>
+                <w:sz w:val="32"/>
+                <w:szCs w:val="28"/>
+                <w:lang w:bidi="ta-IN"/>
+              </w:rPr>
+              <w:t>…</w:t>
+            </w:r>
+            <w:r>
+              <w:rPr>
+                <w:rFonts w:ascii="Latha" w:hAnsi="Latha" w:cs="Latha"/>
+                <w:sz w:val="28"/>
+                <w:szCs w:val="28"/>
+                <w:cs/>
+                <w:lang w:bidi="ta-IN"/>
+              </w:rPr>
+              <w:t>ன</w:t>
+            </w:r>
+            <w:r>
+              <w:rPr>
+                <w:rFonts w:ascii="BRH Tamil Tab Extra" w:hAnsi="BRH Tamil Tab Extra" w:cs="Latha"/>
+                <w:b/>
+                <w:sz w:val="32"/>
+                <w:szCs w:val="28"/>
+                <w:lang w:bidi="ta-IN"/>
+              </w:rPr>
+              <w:t>…</w:t>
+            </w:r>
+            <w:r>
+              <w:rPr>
+                <w:rFonts w:ascii="Latha" w:hAnsi="Latha" w:cs="Latha"/>
+                <w:sz w:val="28"/>
+                <w:szCs w:val="28"/>
+                <w:cs/>
+                <w:lang w:bidi="ta-IN"/>
+              </w:rPr>
+              <w:t>ரந் த்</w:t>
+            </w:r>
+            <w:r>
+              <w:rPr>
+                <w:rFonts w:ascii="Latha" w:hAnsi="Latha" w:cs="Latha"/>
+                <w:b/>
+                <w:bCs/>
+                <w:position w:val="-12"/>
+                <w:sz w:val="28"/>
+                <w:szCs w:val="28"/>
+                <w:cs/>
+                <w:lang w:bidi="ta-IN"/>
+              </w:rPr>
+              <w:t>3</w:t>
+            </w:r>
+            <w:r>
+              <w:rPr>
+                <w:rFonts w:ascii="Latha" w:hAnsi="Latha" w:cs="Latha"/>
+                <w:sz w:val="28"/>
+                <w:szCs w:val="28"/>
+                <w:cs/>
+                <w:lang w:bidi="ta-IN"/>
+              </w:rPr>
+              <w:t>வாத</w:t>
+            </w:r>
+            <w:r>
+              <w:rPr>
+                <w:rFonts w:ascii="BRH Tamil Tab Extra" w:hAnsi="BRH Tamil Tab Extra" w:cs="Latha"/>
+                <w:b/>
+                <w:sz w:val="36"/>
+                <w:szCs w:val="28"/>
+                <w:lang w:bidi="ta-IN"/>
+              </w:rPr>
+              <w:t>†</w:t>
+            </w:r>
+            <w:r>
+              <w:rPr>
+                <w:rFonts w:ascii="Latha" w:hAnsi="Latha" w:cs="Latha"/>
+                <w:b/>
+                <w:bCs/>
+                <w:position w:val="-12"/>
+                <w:sz w:val="28"/>
+                <w:szCs w:val="28"/>
+                <w:cs/>
+                <w:lang w:bidi="ta-IN"/>
+              </w:rPr>
+              <w:t>3</w:t>
+            </w:r>
+            <w:r>
+              <w:rPr>
+                <w:rFonts w:ascii="Latha" w:hAnsi="Latha" w:cs="Latha"/>
+                <w:sz w:val="28"/>
+                <w:szCs w:val="28"/>
+                <w:cs/>
+                <w:lang w:bidi="ta-IN"/>
+              </w:rPr>
+              <w:t xml:space="preserve">ஶகபாலம் </w:t>
+            </w:r>
+            <w:r>
+              <w:rPr>
+                <w:rFonts w:ascii="Latha" w:hAnsi="Latha" w:cs="Latha"/>
+                <w:sz w:val="28"/>
+                <w:szCs w:val="28"/>
+                <w:lang w:bidi="ta-IN"/>
+              </w:rPr>
+              <w:t>|</w:t>
+            </w:r>
+          </w:p>
+        </w:tc>
+      </w:tr>
+      <w:tr>
+        <w:trPr>
+          <w:gridAfter w:val="1"/>
+          <w:wAfter w:w="142" w:type="dxa"/>
+          <w:trHeight w:val="1415"/>
+        </w:trPr>
+        <w:tc>
+          <w:tcPr>
+            <w:tcW w:w="3715" w:type="dxa"/>
+          </w:tcPr>
+          <w:p>
+            <w:pPr>
+              <w:widowControl w:val="0"/>
+              <w:autoSpaceDE w:val="0"/>
+              <w:autoSpaceDN w:val="0"/>
+              <w:adjustRightInd w:val="0"/>
+              <w:spacing w:before="0" w:line="240" w:lineRule="auto"/>
+              <w:rPr>
+                <w:rFonts w:cs="Arial"/>
+                <w:b/>
+                <w:sz w:val="28"/>
+                <w:szCs w:val="28"/>
+                <w:lang w:val="it-IT"/>
+              </w:rPr>
+            </w:pPr>
+            <w:r>
+              <w:rPr>
+                <w:rFonts w:cs="Arial"/>
+                <w:b/>
+                <w:sz w:val="28"/>
+                <w:szCs w:val="28"/>
+                <w:lang w:val="it-IT"/>
+              </w:rPr>
+              <w:t>TS 2.2.</w:t>
+            </w:r>
+            <w:r>
+              <w:rPr>
+                <w:rFonts w:cs="Arial"/>
+                <w:b/>
+                <w:sz w:val="28"/>
+                <w:szCs w:val="28"/>
+                <w:lang w:val="it-IT"/>
+              </w:rPr>
+              <w:t>6</w:t>
+            </w:r>
+            <w:r>
+              <w:rPr>
+                <w:rFonts w:cs="Arial"/>
+                <w:b/>
+                <w:sz w:val="28"/>
+                <w:szCs w:val="28"/>
+                <w:lang w:val="it-IT"/>
+              </w:rPr>
+              <w:t>.</w:t>
+            </w:r>
+            <w:r>
+              <w:rPr>
+                <w:rFonts w:cs="Arial"/>
+                <w:b/>
+                <w:sz w:val="28"/>
+                <w:szCs w:val="28"/>
+                <w:lang w:val="it-IT"/>
+              </w:rPr>
+              <w:t>2</w:t>
+            </w:r>
+            <w:r>
+              <w:rPr>
+                <w:rFonts w:cs="Arial"/>
+                <w:b/>
+                <w:sz w:val="28"/>
+                <w:szCs w:val="28"/>
+                <w:lang w:val="it-IT"/>
+              </w:rPr>
+              <w:t xml:space="preserve"> - Kramam</w:t>
+            </w:r>
+          </w:p>
+          <w:p>
+            <w:pPr>
+              <w:widowControl w:val="0"/>
+              <w:autoSpaceDE w:val="0"/>
+              <w:autoSpaceDN w:val="0"/>
+              <w:adjustRightInd w:val="0"/>
+              <w:spacing w:before="0" w:line="240" w:lineRule="auto"/>
+              <w:rPr>
+                <w:rFonts w:cs="Arial"/>
+                <w:b/>
+                <w:sz w:val="28"/>
+                <w:szCs w:val="28"/>
+                <w:lang w:val="it-IT"/>
+              </w:rPr>
+            </w:pPr>
+            <w:r>
+              <w:rPr>
+                <w:rFonts w:cs="Arial"/>
+                <w:b/>
+                <w:sz w:val="28"/>
+                <w:szCs w:val="28"/>
+                <w:lang w:val="it-IT"/>
+              </w:rPr>
+              <w:t xml:space="preserve">Krama Vaakyam No. - </w:t>
+            </w:r>
+            <w:r>
+              <w:rPr>
+                <w:rFonts w:cs="Arial"/>
+                <w:b/>
+                <w:sz w:val="28"/>
+                <w:szCs w:val="28"/>
+                <w:lang w:val="it-IT"/>
+              </w:rPr>
+              <w:t>51</w:t>
+            </w:r>
+            <w:r>
+              <w:rPr>
+                <w:rFonts w:cs="Arial"/>
+                <w:b/>
+                <w:sz w:val="28"/>
+                <w:szCs w:val="28"/>
+                <w:lang w:val="it-IT"/>
+              </w:rPr>
+              <w:br/>
+              <w:t xml:space="preserve">Panchaati No. - </w:t>
+            </w:r>
+            <w:r>
+              <w:rPr>
+                <w:rFonts w:cs="Arial"/>
+                <w:b/>
+                <w:sz w:val="28"/>
+                <w:szCs w:val="28"/>
+                <w:lang w:val="it-IT"/>
+              </w:rPr>
+              <w:t>31</w:t>
+            </w:r>
+          </w:p>
+        </w:tc>
+        <w:tc>
+          <w:tcPr>
+            <w:tcW w:w="5254" w:type="dxa"/>
+          </w:tcPr>
+          <w:p>
+            <w:pPr>
+              <w:widowControl w:val="0"/>
+              <w:autoSpaceDE w:val="0"/>
+              <w:autoSpaceDN w:val="0"/>
+              <w:adjustRightInd w:val="0"/>
+              <w:spacing w:before="0" w:line="240" w:lineRule="auto"/>
+              <w:ind w:right="-279"/>
+              <w:rPr>
+                <w:rFonts w:ascii="BRH Devanagari Extra" w:hAnsi="BRH Devanagari Extra" w:cs="BRH Devanagari Extra"/>
+                <w:color w:val="000000"/>
+                <w:sz w:val="40"/>
+                <w:szCs w:val="40"/>
+                <w:lang w:val="it-IT"/>
+              </w:rPr>
+            </w:pPr>
+            <w:r>
+              <w:rPr>
+                <w:rFonts w:ascii="Latha" w:hAnsi="Latha" w:cs="Latha"/>
+                <w:sz w:val="28"/>
+                <w:szCs w:val="28"/>
+                <w:cs/>
+                <w:lang w:bidi="ta-IN"/>
+              </w:rPr>
+              <w:t>வ</w:t>
+            </w:r>
+            <w:r>
+              <w:rPr>
+                <w:rFonts w:ascii="BRH Tamil Tab Extra" w:hAnsi="BRH Tamil Tab Extra" w:cs="Latha"/>
+                <w:b/>
+                <w:sz w:val="32"/>
+                <w:szCs w:val="28"/>
+                <w:lang w:val="it-IT" w:bidi="ta-IN"/>
+              </w:rPr>
+              <w:t>…</w:t>
+            </w:r>
+            <w:r>
+              <w:rPr>
+                <w:rFonts w:ascii="Latha" w:hAnsi="Latha" w:cs="Latha"/>
+                <w:sz w:val="28"/>
+                <w:szCs w:val="28"/>
+                <w:cs/>
+                <w:lang w:bidi="ta-IN"/>
+              </w:rPr>
+              <w:t>பே</w:t>
+            </w:r>
+            <w:r>
+              <w:rPr>
+                <w:rFonts w:ascii="BRH Tamil Tab Extra" w:hAnsi="BRH Tamil Tab Extra" w:cs="Latha"/>
+                <w:b/>
+                <w:sz w:val="32"/>
+                <w:szCs w:val="28"/>
+                <w:lang w:val="it-IT" w:bidi="ta-IN"/>
+              </w:rPr>
+              <w:t>…</w:t>
+            </w:r>
+            <w:r>
+              <w:rPr>
+                <w:rFonts w:ascii="Latha" w:hAnsi="Latha" w:cs="Latha"/>
+                <w:sz w:val="28"/>
+                <w:szCs w:val="28"/>
+                <w:cs/>
+                <w:lang w:bidi="ta-IN"/>
+              </w:rPr>
+              <w:t>த்</w:t>
+            </w:r>
+            <w:r>
+              <w:rPr>
+                <w:rFonts w:ascii="Latha" w:hAnsi="Latha" w:cs="Latha"/>
+                <w:b/>
+                <w:bCs/>
+                <w:position w:val="-12"/>
+                <w:sz w:val="28"/>
+                <w:szCs w:val="28"/>
+                <w:cs/>
+                <w:lang w:bidi="ta-IN"/>
+              </w:rPr>
+              <w:t>2</w:t>
+            </w:r>
+            <w:r>
+              <w:rPr>
+                <w:rFonts w:ascii="Latha" w:hAnsi="Latha" w:cs="Latha"/>
+                <w:sz w:val="28"/>
+                <w:szCs w:val="28"/>
+                <w:cs/>
+                <w:lang w:bidi="ta-IN"/>
+              </w:rPr>
+              <w:t xml:space="preserve"> ஸ</w:t>
+            </w:r>
+            <w:r>
+              <w:rPr>
+                <w:rFonts w:ascii="BRH Tamil Tab Extra" w:hAnsi="BRH Tamil Tab Extra" w:cs="Latha"/>
+                <w:b/>
+                <w:sz w:val="32"/>
+                <w:szCs w:val="28"/>
+                <w:lang w:val="it-IT" w:bidi="ta-IN"/>
+              </w:rPr>
+              <w:t>…</w:t>
+            </w:r>
+            <w:r>
+              <w:rPr>
+                <w:rFonts w:ascii="Latha" w:hAnsi="Latha" w:cs="Latha"/>
+                <w:sz w:val="28"/>
+                <w:szCs w:val="28"/>
+                <w:cs/>
+                <w:lang w:bidi="ta-IN"/>
+              </w:rPr>
+              <w:t>ம</w:t>
+            </w:r>
+            <w:r>
+              <w:rPr>
+                <w:rFonts w:ascii="BRH Tamil Tab Extra" w:hAnsi="BRH Tamil Tab Extra" w:cs="Latha"/>
+                <w:b/>
+                <w:sz w:val="32"/>
+                <w:szCs w:val="28"/>
+                <w:lang w:val="it-IT" w:bidi="ta-IN"/>
+              </w:rPr>
+              <w:t>…</w:t>
+            </w:r>
+            <w:r>
+              <w:rPr>
+                <w:rFonts w:ascii="Latha" w:hAnsi="Latha" w:cs="Latha"/>
+                <w:sz w:val="28"/>
+                <w:szCs w:val="28"/>
+                <w:cs/>
+                <w:lang w:bidi="ta-IN"/>
+              </w:rPr>
+              <w:t>மா</w:t>
+            </w:r>
+            <w:r>
+              <w:rPr>
+                <w:rFonts w:ascii="BRH Tamil Tab Extra" w:hAnsi="BRH Tamil Tab Extra" w:cs="Latha"/>
+                <w:b/>
+                <w:sz w:val="32"/>
+                <w:szCs w:val="28"/>
+                <w:lang w:val="it-IT" w:bidi="ta-IN"/>
+              </w:rPr>
+              <w:t>…</w:t>
+            </w:r>
+            <w:r>
+              <w:rPr>
+                <w:rFonts w:ascii="Latha" w:hAnsi="Latha" w:cs="Latha"/>
+                <w:sz w:val="28"/>
+                <w:szCs w:val="28"/>
+                <w:cs/>
+                <w:lang w:bidi="ta-IN"/>
+              </w:rPr>
+              <w:t>னயோ</w:t>
+            </w:r>
+            <w:r>
+              <w:rPr>
+                <w:rFonts w:ascii="BRH Tamil Tab Extra" w:hAnsi="BRH Tamil Tab Extra" w:cs="Latha"/>
+                <w:b/>
+                <w:sz w:val="36"/>
+                <w:szCs w:val="28"/>
+                <w:lang w:val="it-IT" w:bidi="ta-IN"/>
+              </w:rPr>
+              <w:t>‡</w:t>
+            </w:r>
+            <w:r>
+              <w:rPr>
+                <w:rFonts w:ascii="Latha" w:hAnsi="Latha" w:cs="Latha"/>
+                <w:b/>
+                <w:bCs/>
+                <w:sz w:val="32"/>
+                <w:szCs w:val="32"/>
+                <w:cs/>
+                <w:lang w:bidi="ta-IN"/>
+              </w:rPr>
+              <w:t>:</w:t>
+            </w:r>
+            <w:r>
+              <w:rPr>
+                <w:rFonts w:ascii="Latha" w:hAnsi="Latha" w:cs="Latha"/>
+                <w:sz w:val="28"/>
+                <w:szCs w:val="28"/>
+                <w:cs/>
+                <w:lang w:bidi="ta-IN"/>
+              </w:rPr>
+              <w:t xml:space="preserve"> </w:t>
+            </w:r>
+            <w:r>
+              <w:rPr>
+                <w:rFonts w:ascii="Latha" w:hAnsi="Latha" w:cs="Latha"/>
+                <w:sz w:val="28"/>
+                <w:szCs w:val="28"/>
+                <w:lang w:val="it-IT" w:bidi="ta-IN"/>
+              </w:rPr>
+              <w:t xml:space="preserve">| </w:t>
+            </w:r>
+            <w:r>
+              <w:rPr>
+                <w:rFonts w:ascii="Latha" w:hAnsi="Latha" w:cs="Latha"/>
+                <w:sz w:val="28"/>
+                <w:szCs w:val="28"/>
+                <w:cs/>
+                <w:lang w:bidi="ta-IN"/>
+              </w:rPr>
+              <w:t>ஸ</w:t>
+            </w:r>
+            <w:r>
+              <w:rPr>
+                <w:rFonts w:ascii="BRH Tamil Tab Extra" w:hAnsi="BRH Tamil Tab Extra" w:cs="Latha"/>
+                <w:b/>
+                <w:sz w:val="32"/>
+                <w:szCs w:val="28"/>
+                <w:lang w:val="it-IT" w:bidi="ta-IN"/>
+              </w:rPr>
+              <w:t>…</w:t>
+            </w:r>
+            <w:r>
+              <w:rPr>
+                <w:rFonts w:ascii="Latha" w:hAnsi="Latha" w:cs="Latha"/>
+                <w:sz w:val="28"/>
+                <w:szCs w:val="28"/>
+                <w:cs/>
+                <w:lang w:bidi="ta-IN"/>
+              </w:rPr>
+              <w:t>ம</w:t>
+            </w:r>
+            <w:r>
+              <w:rPr>
+                <w:rFonts w:ascii="BRH Tamil Tab Extra" w:hAnsi="BRH Tamil Tab Extra" w:cs="Latha"/>
+                <w:b/>
+                <w:sz w:val="32"/>
+                <w:szCs w:val="28"/>
+                <w:lang w:val="it-IT" w:bidi="ta-IN"/>
+              </w:rPr>
+              <w:t>…</w:t>
+            </w:r>
+            <w:r>
+              <w:rPr>
+                <w:rFonts w:ascii="Latha" w:hAnsi="Latha" w:cs="Latha"/>
+                <w:sz w:val="28"/>
+                <w:szCs w:val="28"/>
+                <w:highlight w:val="yellow"/>
+                <w:cs/>
+                <w:lang w:bidi="ta-IN"/>
+              </w:rPr>
+              <w:t>ம</w:t>
+            </w:r>
+            <w:r>
+              <w:rPr>
+                <w:rFonts w:ascii="BRH Tamil Tab Extra" w:hAnsi="BRH Tamil Tab Extra" w:cs="Latha"/>
+                <w:b/>
+                <w:sz w:val="32"/>
+                <w:szCs w:val="28"/>
+                <w:lang w:val="it-IT" w:bidi="ta-IN"/>
+              </w:rPr>
+              <w:t>…</w:t>
+            </w:r>
+            <w:r>
+              <w:rPr>
+                <w:rFonts w:ascii="Latha" w:hAnsi="Latha" w:cs="Latha"/>
+                <w:sz w:val="28"/>
+                <w:szCs w:val="28"/>
+                <w:cs/>
+                <w:lang w:bidi="ta-IN"/>
+              </w:rPr>
+              <w:t>னயோ</w:t>
+            </w:r>
+            <w:r>
+              <w:rPr>
+                <w:rFonts w:ascii="BRH Tamil Tab Extra" w:hAnsi="BRH Tamil Tab Extra" w:cs="Latha"/>
+                <w:b/>
+                <w:sz w:val="32"/>
+                <w:szCs w:val="28"/>
+                <w:lang w:val="it-IT" w:bidi="ta-IN"/>
+              </w:rPr>
+              <w:t>…</w:t>
+            </w:r>
+            <w:r>
+              <w:rPr>
+                <w:rFonts w:ascii="Latha" w:hAnsi="Latha" w:cs="Latha"/>
+                <w:b/>
+                <w:bCs/>
+                <w:sz w:val="32"/>
+                <w:szCs w:val="32"/>
+                <w:cs/>
+                <w:lang w:bidi="ta-IN"/>
+              </w:rPr>
+              <w:t>:</w:t>
+            </w:r>
+            <w:r>
+              <w:rPr>
+                <w:rFonts w:ascii="Latha" w:hAnsi="Latha" w:cs="Latha"/>
+                <w:sz w:val="28"/>
+                <w:szCs w:val="28"/>
+                <w:cs/>
+                <w:lang w:bidi="ta-IN"/>
+              </w:rPr>
+              <w:t xml:space="preserve"> பூர்வ</w:t>
+            </w:r>
+            <w:r>
+              <w:rPr>
+                <w:rFonts w:ascii="BRH Tamil Tab Extra" w:hAnsi="BRH Tamil Tab Extra" w:cs="Latha"/>
+                <w:b/>
+                <w:sz w:val="36"/>
+                <w:szCs w:val="28"/>
+                <w:lang w:val="it-IT" w:bidi="ta-IN"/>
+              </w:rPr>
+              <w:t>†</w:t>
+            </w:r>
+            <w:r>
+              <w:rPr>
+                <w:rFonts w:ascii="Latha" w:hAnsi="Latha" w:cs="Latha"/>
+                <w:b/>
+                <w:bCs/>
+                <w:sz w:val="32"/>
+                <w:szCs w:val="32"/>
+                <w:cs/>
+                <w:lang w:bidi="ta-IN"/>
+              </w:rPr>
+              <w:t>:</w:t>
+            </w:r>
+            <w:r>
+              <w:rPr>
+                <w:rFonts w:ascii="Latha" w:hAnsi="Latha" w:cs="Latha"/>
+                <w:sz w:val="28"/>
+                <w:szCs w:val="28"/>
+                <w:cs/>
+                <w:lang w:bidi="ta-IN"/>
+              </w:rPr>
+              <w:t xml:space="preserve"> </w:t>
+            </w:r>
+            <w:r>
+              <w:rPr>
+                <w:rFonts w:ascii="Latha" w:hAnsi="Latha" w:cs="Latha"/>
+                <w:sz w:val="28"/>
+                <w:szCs w:val="28"/>
+                <w:lang w:val="it-IT" w:bidi="ta-IN"/>
+              </w:rPr>
+              <w:t>|</w:t>
+            </w:r>
+          </w:p>
+        </w:tc>
+        <w:tc>
+          <w:tcPr>
+            <w:tcW w:w="4810" w:type="dxa"/>
+          </w:tcPr>
+          <w:p>
+            <w:pPr>
+              <w:widowControl w:val="0"/>
+              <w:autoSpaceDE w:val="0"/>
+              <w:autoSpaceDN w:val="0"/>
+              <w:adjustRightInd w:val="0"/>
+              <w:spacing w:before="0" w:line="240" w:lineRule="auto"/>
+              <w:ind w:right="-279"/>
+              <w:rPr>
+                <w:rFonts w:ascii="BRH Devanagari Extra" w:hAnsi="BRH Devanagari Extra" w:cs="BRH Devanagari Extra"/>
+                <w:color w:val="000000"/>
+                <w:sz w:val="40"/>
+                <w:szCs w:val="40"/>
+                <w:lang w:val="it-IT"/>
+              </w:rPr>
+            </w:pPr>
+            <w:r>
+              <w:rPr>
+                <w:rFonts w:ascii="Latha" w:hAnsi="Latha" w:cs="Latha"/>
+                <w:sz w:val="28"/>
+                <w:szCs w:val="28"/>
+                <w:cs/>
+                <w:lang w:bidi="ta-IN"/>
+              </w:rPr>
+              <w:t>வ</w:t>
+            </w:r>
+            <w:r>
+              <w:rPr>
+                <w:rFonts w:ascii="BRH Tamil Tab Extra" w:hAnsi="BRH Tamil Tab Extra" w:cs="Latha"/>
+                <w:b/>
+                <w:sz w:val="32"/>
+                <w:szCs w:val="28"/>
+                <w:lang w:val="it-IT" w:bidi="ta-IN"/>
+              </w:rPr>
+              <w:t>…</w:t>
+            </w:r>
+            <w:r>
+              <w:rPr>
+                <w:rFonts w:ascii="Latha" w:hAnsi="Latha" w:cs="Latha"/>
+                <w:sz w:val="28"/>
+                <w:szCs w:val="28"/>
+                <w:cs/>
+                <w:lang w:bidi="ta-IN"/>
+              </w:rPr>
+              <w:t>பே</w:t>
+            </w:r>
+            <w:r>
+              <w:rPr>
+                <w:rFonts w:ascii="BRH Tamil Tab Extra" w:hAnsi="BRH Tamil Tab Extra" w:cs="Latha"/>
+                <w:b/>
+                <w:sz w:val="32"/>
+                <w:szCs w:val="28"/>
+                <w:lang w:val="it-IT" w:bidi="ta-IN"/>
+              </w:rPr>
+              <w:t>…</w:t>
+            </w:r>
+            <w:r>
+              <w:rPr>
+                <w:rFonts w:ascii="Latha" w:hAnsi="Latha" w:cs="Latha"/>
+                <w:sz w:val="28"/>
+                <w:szCs w:val="28"/>
+                <w:cs/>
+                <w:lang w:bidi="ta-IN"/>
+              </w:rPr>
+              <w:t>த்</w:t>
+            </w:r>
+            <w:r>
+              <w:rPr>
+                <w:rFonts w:ascii="Latha" w:hAnsi="Latha" w:cs="Latha"/>
+                <w:b/>
+                <w:bCs/>
+                <w:position w:val="-12"/>
+                <w:sz w:val="28"/>
+                <w:szCs w:val="28"/>
+                <w:cs/>
+                <w:lang w:bidi="ta-IN"/>
+              </w:rPr>
+              <w:t>2</w:t>
+            </w:r>
+            <w:r>
+              <w:rPr>
+                <w:rFonts w:ascii="Latha" w:hAnsi="Latha" w:cs="Latha"/>
+                <w:sz w:val="28"/>
+                <w:szCs w:val="28"/>
+                <w:cs/>
+                <w:lang w:bidi="ta-IN"/>
+              </w:rPr>
+              <w:t xml:space="preserve"> ஸ</w:t>
+            </w:r>
+            <w:r>
+              <w:rPr>
+                <w:rFonts w:ascii="BRH Tamil Tab Extra" w:hAnsi="BRH Tamil Tab Extra" w:cs="Latha"/>
+                <w:b/>
+                <w:sz w:val="32"/>
+                <w:szCs w:val="28"/>
+                <w:lang w:val="it-IT" w:bidi="ta-IN"/>
+              </w:rPr>
+              <w:t>…</w:t>
+            </w:r>
+            <w:r>
+              <w:rPr>
+                <w:rFonts w:ascii="Latha" w:hAnsi="Latha" w:cs="Latha"/>
+                <w:sz w:val="28"/>
+                <w:szCs w:val="28"/>
+                <w:cs/>
+                <w:lang w:bidi="ta-IN"/>
+              </w:rPr>
+              <w:t>ம</w:t>
+            </w:r>
+            <w:r>
+              <w:rPr>
+                <w:rFonts w:ascii="BRH Tamil Tab Extra" w:hAnsi="BRH Tamil Tab Extra" w:cs="Latha"/>
+                <w:b/>
+                <w:sz w:val="32"/>
+                <w:szCs w:val="28"/>
+                <w:lang w:val="it-IT" w:bidi="ta-IN"/>
+              </w:rPr>
+              <w:t>…</w:t>
+            </w:r>
+            <w:r>
+              <w:rPr>
+                <w:rFonts w:ascii="Latha" w:hAnsi="Latha" w:cs="Latha"/>
+                <w:sz w:val="28"/>
+                <w:szCs w:val="28"/>
+                <w:cs/>
+                <w:lang w:bidi="ta-IN"/>
+              </w:rPr>
+              <w:t>மா</w:t>
+            </w:r>
+            <w:r>
+              <w:rPr>
+                <w:rFonts w:ascii="BRH Tamil Tab Extra" w:hAnsi="BRH Tamil Tab Extra" w:cs="Latha"/>
+                <w:b/>
+                <w:sz w:val="32"/>
+                <w:szCs w:val="28"/>
+                <w:lang w:val="it-IT" w:bidi="ta-IN"/>
+              </w:rPr>
+              <w:t>…</w:t>
+            </w:r>
+            <w:r>
+              <w:rPr>
+                <w:rFonts w:ascii="Latha" w:hAnsi="Latha" w:cs="Latha"/>
+                <w:sz w:val="28"/>
+                <w:szCs w:val="28"/>
+                <w:cs/>
+                <w:lang w:bidi="ta-IN"/>
+              </w:rPr>
+              <w:t>னயோ</w:t>
+            </w:r>
+            <w:r>
+              <w:rPr>
+                <w:rFonts w:ascii="BRH Tamil Tab Extra" w:hAnsi="BRH Tamil Tab Extra" w:cs="Latha"/>
+                <w:b/>
+                <w:sz w:val="36"/>
+                <w:szCs w:val="28"/>
+                <w:lang w:val="it-IT" w:bidi="ta-IN"/>
+              </w:rPr>
+              <w:t>‡</w:t>
+            </w:r>
+            <w:r>
+              <w:rPr>
+                <w:rFonts w:ascii="Latha" w:hAnsi="Latha" w:cs="Latha"/>
+                <w:b/>
+                <w:bCs/>
+                <w:sz w:val="32"/>
+                <w:szCs w:val="32"/>
+                <w:cs/>
+                <w:lang w:bidi="ta-IN"/>
+              </w:rPr>
+              <w:t>:</w:t>
+            </w:r>
+            <w:r>
+              <w:rPr>
+                <w:rFonts w:ascii="Latha" w:hAnsi="Latha" w:cs="Latha"/>
+                <w:sz w:val="28"/>
+                <w:szCs w:val="28"/>
+                <w:cs/>
+                <w:lang w:bidi="ta-IN"/>
+              </w:rPr>
+              <w:t xml:space="preserve"> </w:t>
+            </w:r>
+            <w:r>
+              <w:rPr>
+                <w:rFonts w:ascii="Latha" w:hAnsi="Latha" w:cs="Latha"/>
+                <w:sz w:val="28"/>
+                <w:szCs w:val="28"/>
+                <w:lang w:val="it-IT" w:bidi="ta-IN"/>
+              </w:rPr>
+              <w:t xml:space="preserve">| </w:t>
+            </w:r>
+            <w:r>
+              <w:rPr>
+                <w:rFonts w:ascii="Latha" w:hAnsi="Latha" w:cs="Latha"/>
+                <w:sz w:val="28"/>
+                <w:szCs w:val="28"/>
+                <w:cs/>
+                <w:lang w:bidi="ta-IN"/>
+              </w:rPr>
+              <w:t>ஸ</w:t>
+            </w:r>
+            <w:r>
+              <w:rPr>
+                <w:rFonts w:ascii="BRH Tamil Tab Extra" w:hAnsi="BRH Tamil Tab Extra" w:cs="Latha"/>
+                <w:b/>
+                <w:sz w:val="32"/>
+                <w:szCs w:val="28"/>
+                <w:lang w:val="it-IT" w:bidi="ta-IN"/>
+              </w:rPr>
+              <w:t>…</w:t>
+            </w:r>
+            <w:r>
+              <w:rPr>
+                <w:rFonts w:ascii="Latha" w:hAnsi="Latha" w:cs="Latha"/>
+                <w:sz w:val="28"/>
+                <w:szCs w:val="28"/>
+                <w:cs/>
+                <w:lang w:bidi="ta-IN"/>
+              </w:rPr>
+              <w:t>ம</w:t>
+            </w:r>
+            <w:r>
+              <w:rPr>
+                <w:rFonts w:ascii="BRH Tamil Tab Extra" w:hAnsi="BRH Tamil Tab Extra" w:cs="Latha"/>
+                <w:b/>
+                <w:sz w:val="32"/>
+                <w:szCs w:val="28"/>
+                <w:lang w:val="it-IT" w:bidi="ta-IN"/>
+              </w:rPr>
+              <w:t>…</w:t>
+            </w:r>
+            <w:r>
+              <w:rPr>
+                <w:rFonts w:ascii="Latha" w:hAnsi="Latha" w:cs="Latha"/>
+                <w:sz w:val="28"/>
+                <w:szCs w:val="28"/>
+                <w:highlight w:val="green"/>
+                <w:cs/>
+                <w:lang w:bidi="ta-IN"/>
+              </w:rPr>
+              <w:t>மா</w:t>
+            </w:r>
+            <w:r>
+              <w:rPr>
+                <w:rFonts w:ascii="BRH Tamil Tab Extra" w:hAnsi="BRH Tamil Tab Extra" w:cs="Latha"/>
+                <w:b/>
+                <w:sz w:val="32"/>
+                <w:szCs w:val="28"/>
+                <w:lang w:val="it-IT" w:bidi="ta-IN"/>
+              </w:rPr>
+              <w:t>…</w:t>
+            </w:r>
+            <w:r>
+              <w:rPr>
+                <w:rFonts w:ascii="Latha" w:hAnsi="Latha" w:cs="Latha"/>
+                <w:sz w:val="28"/>
+                <w:szCs w:val="28"/>
+                <w:cs/>
+                <w:lang w:bidi="ta-IN"/>
+              </w:rPr>
+              <w:t>னயோ</w:t>
+            </w:r>
+            <w:r>
+              <w:rPr>
+                <w:rFonts w:ascii="BRH Tamil Tab Extra" w:hAnsi="BRH Tamil Tab Extra" w:cs="Latha"/>
+                <w:b/>
+                <w:sz w:val="32"/>
+                <w:szCs w:val="28"/>
+                <w:lang w:val="it-IT" w:bidi="ta-IN"/>
+              </w:rPr>
+              <w:t>…</w:t>
+            </w:r>
+            <w:r>
+              <w:rPr>
+                <w:rFonts w:ascii="Latha" w:hAnsi="Latha" w:cs="Latha"/>
+                <w:b/>
+                <w:bCs/>
+                <w:sz w:val="32"/>
+                <w:szCs w:val="32"/>
+                <w:cs/>
+                <w:lang w:bidi="ta-IN"/>
+              </w:rPr>
+              <w:t>:</w:t>
+            </w:r>
+            <w:r>
+              <w:rPr>
+                <w:rFonts w:ascii="Latha" w:hAnsi="Latha" w:cs="Latha"/>
+                <w:sz w:val="28"/>
+                <w:szCs w:val="28"/>
+                <w:cs/>
+                <w:lang w:bidi="ta-IN"/>
+              </w:rPr>
+              <w:t xml:space="preserve"> பூர்வ</w:t>
+            </w:r>
+            <w:r>
+              <w:rPr>
+                <w:rFonts w:ascii="BRH Tamil Tab Extra" w:hAnsi="BRH Tamil Tab Extra" w:cs="Latha"/>
+                <w:b/>
+                <w:sz w:val="36"/>
+                <w:szCs w:val="28"/>
+                <w:lang w:val="it-IT" w:bidi="ta-IN"/>
+              </w:rPr>
+              <w:t>†</w:t>
+            </w:r>
+            <w:r>
+              <w:rPr>
+                <w:rFonts w:ascii="Latha" w:hAnsi="Latha" w:cs="Latha"/>
+                <w:b/>
+                <w:bCs/>
+                <w:sz w:val="32"/>
+                <w:szCs w:val="32"/>
+                <w:cs/>
+                <w:lang w:bidi="ta-IN"/>
+              </w:rPr>
+              <w:t>:</w:t>
+            </w:r>
+            <w:r>
+              <w:rPr>
+                <w:rFonts w:ascii="Latha" w:hAnsi="Latha" w:cs="Latha"/>
+                <w:sz w:val="28"/>
+                <w:szCs w:val="28"/>
+                <w:cs/>
+                <w:lang w:bidi="ta-IN"/>
+              </w:rPr>
+              <w:t xml:space="preserve"> </w:t>
+            </w:r>
+            <w:r>
+              <w:rPr>
+                <w:rFonts w:ascii="Latha" w:hAnsi="Latha" w:cs="Latha"/>
+                <w:sz w:val="28"/>
+                <w:szCs w:val="28"/>
+                <w:lang w:val="it-IT" w:bidi="ta-IN"/>
+              </w:rPr>
+              <w:t>|</w:t>
+            </w:r>
+          </w:p>
+        </w:tc>
+      </w:tr>
+      <w:tr>
+        <w:trPr>
+          <w:gridAfter w:val="1"/>
+          <w:wAfter w:w="142" w:type="dxa"/>
+          <w:trHeight w:val="1691"/>
+        </w:trPr>
+        <w:tc>
+          <w:tcPr>
+            <w:tcW w:w="3715" w:type="dxa"/>
+          </w:tcPr>
+          <w:p>
+            <w:pPr>
+              <w:widowControl w:val="0"/>
+              <w:autoSpaceDE w:val="0"/>
+              <w:autoSpaceDN w:val="0"/>
+              <w:adjustRightInd w:val="0"/>
+              <w:spacing w:before="0" w:line="240" w:lineRule="auto"/>
+              <w:rPr>
+                <w:rFonts w:cs="Arial"/>
+                <w:b/>
+                <w:sz w:val="28"/>
+                <w:szCs w:val="28"/>
+                <w:lang w:val="it-IT"/>
+              </w:rPr>
+            </w:pPr>
+            <w:r>
+              <w:rPr>
+                <w:rFonts w:cs="Arial"/>
+                <w:b/>
+                <w:sz w:val="28"/>
+                <w:szCs w:val="28"/>
+                <w:lang w:val="it-IT"/>
+              </w:rPr>
+              <w:t>TS 2.2.</w:t>
+            </w:r>
+            <w:r>
+              <w:rPr>
+                <w:rFonts w:cs="Arial"/>
+                <w:b/>
+                <w:sz w:val="28"/>
+                <w:szCs w:val="28"/>
+                <w:lang w:val="it-IT"/>
+              </w:rPr>
+              <w:t>6</w:t>
+            </w:r>
+            <w:r>
+              <w:rPr>
+                <w:rFonts w:cs="Arial"/>
+                <w:b/>
+                <w:sz w:val="28"/>
+                <w:szCs w:val="28"/>
+                <w:lang w:val="it-IT"/>
+              </w:rPr>
+              <w:t>.</w:t>
+            </w:r>
+            <w:r>
+              <w:rPr>
+                <w:rFonts w:cs="Arial"/>
+                <w:b/>
+                <w:sz w:val="28"/>
+                <w:szCs w:val="28"/>
+                <w:lang w:val="it-IT"/>
+              </w:rPr>
+              <w:t>4</w:t>
+            </w:r>
+            <w:r>
+              <w:rPr>
+                <w:rFonts w:cs="Arial"/>
+                <w:b/>
+                <w:sz w:val="28"/>
+                <w:szCs w:val="28"/>
+                <w:lang w:val="it-IT"/>
+              </w:rPr>
+              <w:t xml:space="preserve"> - Kramam</w:t>
+            </w:r>
+          </w:p>
+          <w:p>
+            <w:pPr>
+              <w:widowControl w:val="0"/>
+              <w:autoSpaceDE w:val="0"/>
+              <w:autoSpaceDN w:val="0"/>
+              <w:adjustRightInd w:val="0"/>
+              <w:spacing w:before="0" w:line="240" w:lineRule="auto"/>
+              <w:rPr>
+                <w:rFonts w:cs="Arial"/>
+                <w:b/>
+                <w:sz w:val="28"/>
+                <w:szCs w:val="28"/>
+                <w:lang w:val="it-IT"/>
+              </w:rPr>
+            </w:pPr>
+            <w:r>
+              <w:rPr>
+                <w:rFonts w:cs="Arial"/>
+                <w:b/>
+                <w:sz w:val="28"/>
+                <w:szCs w:val="28"/>
+                <w:lang w:val="it-IT"/>
+              </w:rPr>
+              <w:t xml:space="preserve">Krama Vaakyam No. - </w:t>
+            </w:r>
+            <w:r>
+              <w:rPr>
+                <w:rFonts w:cs="Arial"/>
+                <w:b/>
+                <w:sz w:val="28"/>
+                <w:szCs w:val="28"/>
+                <w:lang w:val="it-IT"/>
+              </w:rPr>
+              <w:t>41</w:t>
+            </w:r>
+            <w:r>
+              <w:rPr>
+                <w:rFonts w:cs="Arial"/>
+                <w:b/>
+                <w:sz w:val="28"/>
+                <w:szCs w:val="28"/>
+                <w:lang w:val="it-IT"/>
+              </w:rPr>
+              <w:br/>
+              <w:t xml:space="preserve">Panchaati No. - </w:t>
+            </w:r>
+            <w:r>
+              <w:rPr>
+                <w:rFonts w:cs="Arial"/>
+                <w:b/>
+                <w:sz w:val="28"/>
+                <w:szCs w:val="28"/>
+                <w:lang w:val="it-IT"/>
+              </w:rPr>
+              <w:t>33</w:t>
+            </w:r>
+          </w:p>
+        </w:tc>
+        <w:tc>
+          <w:tcPr>
+            <w:tcW w:w="5254" w:type="dxa"/>
+          </w:tcPr>
+          <w:p>
+            <w:pPr>
+              <w:widowControl w:val="0"/>
+              <w:autoSpaceDE w:val="0"/>
+              <w:autoSpaceDN w:val="0"/>
+              <w:adjustRightInd w:val="0"/>
+              <w:spacing w:before="0" w:line="240" w:lineRule="auto"/>
+              <w:rPr>
+                <w:rFonts w:ascii="Latha" w:hAnsi="Latha" w:cs="Latha"/>
+                <w:sz w:val="28"/>
+                <w:szCs w:val="28"/>
+                <w:lang w:val="it-IT" w:bidi="ta-IN"/>
+              </w:rPr>
+            </w:pPr>
+            <w:r>
+              <w:rPr>
+                <w:rFonts w:ascii="Latha" w:hAnsi="Latha" w:cs="Latha"/>
+                <w:sz w:val="28"/>
+                <w:szCs w:val="28"/>
+                <w:cs/>
+                <w:lang w:bidi="ta-IN"/>
+              </w:rPr>
+              <w:t>யத்</w:t>
+            </w:r>
+            <w:r>
+              <w:rPr>
+                <w:rFonts w:ascii="Latha" w:hAnsi="Latha" w:cs="Latha"/>
+                <w:b/>
+                <w:bCs/>
+                <w:position w:val="-12"/>
+                <w:sz w:val="28"/>
+                <w:szCs w:val="28"/>
+                <w:cs/>
+                <w:lang w:bidi="ta-IN"/>
+              </w:rPr>
+              <w:t>3</w:t>
+            </w:r>
+            <w:r>
+              <w:rPr>
+                <w:rFonts w:ascii="Latha" w:hAnsi="Latha" w:cs="Latha"/>
+                <w:sz w:val="28"/>
+                <w:szCs w:val="28"/>
+                <w:cs/>
+                <w:lang w:bidi="ta-IN"/>
+              </w:rPr>
+              <w:t xml:space="preserve"> வை</w:t>
+            </w:r>
+            <w:r>
+              <w:rPr>
+                <w:rFonts w:ascii="BRH Tamil Tab Extra" w:hAnsi="BRH Tamil Tab Extra" w:cs="Latha"/>
+                <w:b/>
+                <w:sz w:val="36"/>
+                <w:szCs w:val="28"/>
+                <w:lang w:val="it-IT" w:bidi="ta-IN"/>
+              </w:rPr>
+              <w:t>‡</w:t>
+            </w:r>
+            <w:r>
+              <w:rPr>
+                <w:rFonts w:ascii="Latha" w:hAnsi="Latha" w:cs="Latha"/>
+                <w:sz w:val="28"/>
+                <w:szCs w:val="28"/>
+                <w:highlight w:val="yellow"/>
+                <w:cs/>
+                <w:lang w:bidi="ta-IN"/>
+              </w:rPr>
+              <w:t>ஶா</w:t>
+            </w:r>
+            <w:r>
+              <w:rPr>
+                <w:rFonts w:ascii="Latha" w:hAnsi="Latha" w:cs="Latha"/>
+                <w:sz w:val="28"/>
+                <w:szCs w:val="28"/>
+                <w:cs/>
+                <w:lang w:bidi="ta-IN"/>
+              </w:rPr>
+              <w:t>ன</w:t>
+            </w:r>
+            <w:r>
+              <w:rPr>
+                <w:rFonts w:ascii="BRH Tamil Tab Extra" w:hAnsi="BRH Tamil Tab Extra" w:cs="Latha"/>
+                <w:b/>
+                <w:sz w:val="32"/>
+                <w:szCs w:val="28"/>
+                <w:lang w:val="it-IT" w:bidi="ta-IN"/>
+              </w:rPr>
+              <w:t>…</w:t>
+            </w:r>
+            <w:r>
+              <w:rPr>
+                <w:rFonts w:ascii="Latha" w:hAnsi="Latha" w:cs="Latha"/>
+                <w:sz w:val="28"/>
+                <w:szCs w:val="28"/>
+                <w:cs/>
+                <w:lang w:bidi="ta-IN"/>
+              </w:rPr>
+              <w:t xml:space="preserve">ரம் </w:t>
+            </w:r>
+            <w:r>
+              <w:rPr>
+                <w:rFonts w:ascii="Latha" w:hAnsi="Latha" w:cs="Latha"/>
+                <w:sz w:val="28"/>
+                <w:szCs w:val="28"/>
+                <w:lang w:val="it-IT" w:bidi="ta-IN"/>
+              </w:rPr>
+              <w:t xml:space="preserve">| </w:t>
+            </w:r>
+            <w:r>
+              <w:rPr>
+                <w:rFonts w:ascii="Latha" w:hAnsi="Latha" w:cs="Latha"/>
+                <w:sz w:val="28"/>
+                <w:szCs w:val="28"/>
+                <w:cs/>
+                <w:lang w:bidi="ta-IN"/>
+              </w:rPr>
+              <w:t>வை</w:t>
+            </w:r>
+            <w:r>
+              <w:rPr>
+                <w:rFonts w:ascii="BRH Tamil Tab Extra" w:hAnsi="BRH Tamil Tab Extra" w:cs="Latha"/>
+                <w:b/>
+                <w:sz w:val="32"/>
+                <w:szCs w:val="28"/>
+                <w:lang w:val="it-IT" w:bidi="ta-IN"/>
+              </w:rPr>
+              <w:t>…</w:t>
+            </w:r>
+            <w:r>
+              <w:rPr>
+                <w:rFonts w:ascii="Latha" w:hAnsi="Latha" w:cs="Latha"/>
+                <w:sz w:val="28"/>
+                <w:szCs w:val="28"/>
+                <w:cs/>
+                <w:lang w:bidi="ta-IN"/>
+              </w:rPr>
+              <w:t>ஶ்வா</w:t>
+            </w:r>
+            <w:r>
+              <w:rPr>
+                <w:rFonts w:ascii="BRH Tamil Tab Extra" w:hAnsi="BRH Tamil Tab Extra" w:cs="Latha"/>
+                <w:b/>
+                <w:sz w:val="32"/>
+                <w:szCs w:val="28"/>
+                <w:lang w:val="it-IT" w:bidi="ta-IN"/>
+              </w:rPr>
+              <w:t>…</w:t>
+            </w:r>
+            <w:r>
+              <w:rPr>
+                <w:rFonts w:ascii="Latha" w:hAnsi="Latha" w:cs="Latha"/>
+                <w:sz w:val="28"/>
+                <w:szCs w:val="28"/>
+                <w:cs/>
+                <w:lang w:bidi="ta-IN"/>
+              </w:rPr>
+              <w:t>ன</w:t>
+            </w:r>
+            <w:r>
+              <w:rPr>
+                <w:rFonts w:ascii="BRH Tamil Tab Extra" w:hAnsi="BRH Tamil Tab Extra" w:cs="Latha"/>
+                <w:b/>
+                <w:sz w:val="32"/>
+                <w:szCs w:val="28"/>
+                <w:lang w:val="it-IT" w:bidi="ta-IN"/>
+              </w:rPr>
+              <w:t>…</w:t>
+            </w:r>
+            <w:r>
+              <w:rPr>
+                <w:rFonts w:ascii="Latha" w:hAnsi="Latha" w:cs="Latha"/>
+                <w:sz w:val="28"/>
+                <w:szCs w:val="28"/>
+                <w:cs/>
+                <w:lang w:bidi="ta-IN"/>
+              </w:rPr>
+              <w:t xml:space="preserve">ரந் </w:t>
+            </w:r>
+          </w:p>
+          <w:p>
+            <w:pPr>
+              <w:widowControl w:val="0"/>
+              <w:autoSpaceDE w:val="0"/>
+              <w:autoSpaceDN w:val="0"/>
+              <w:adjustRightInd w:val="0"/>
+              <w:spacing w:before="0" w:line="240" w:lineRule="auto"/>
+              <w:rPr>
+                <w:rFonts w:ascii="BRH Devanagari Extra" w:hAnsi="BRH Devanagari Extra" w:cs="BRH Devanagari Extra"/>
+                <w:color w:val="000000"/>
+                <w:sz w:val="40"/>
+                <w:szCs w:val="40"/>
+                <w:lang w:val="it-IT"/>
+              </w:rPr>
+            </w:pPr>
+            <w:r>
+              <w:rPr>
+                <w:rFonts w:ascii="Latha" w:hAnsi="Latha" w:cs="Latha"/>
+                <w:sz w:val="28"/>
+                <w:szCs w:val="28"/>
+                <w:cs/>
+                <w:lang w:bidi="ta-IN"/>
+              </w:rPr>
+              <w:t>த்</w:t>
+            </w:r>
+            <w:r>
+              <w:rPr>
+                <w:rFonts w:ascii="Latha" w:hAnsi="Latha" w:cs="Latha"/>
+                <w:b/>
+                <w:bCs/>
+                <w:position w:val="-12"/>
+                <w:sz w:val="28"/>
+                <w:szCs w:val="28"/>
+                <w:cs/>
+                <w:lang w:bidi="ta-IN"/>
+              </w:rPr>
+              <w:t>3</w:t>
+            </w:r>
+            <w:r>
+              <w:rPr>
+                <w:rFonts w:ascii="Latha" w:hAnsi="Latha" w:cs="Latha"/>
+                <w:sz w:val="28"/>
+                <w:szCs w:val="28"/>
+                <w:cs/>
+                <w:lang w:bidi="ta-IN"/>
+              </w:rPr>
+              <w:t>வாத</w:t>
+            </w:r>
+            <w:r>
+              <w:rPr>
+                <w:rFonts w:ascii="BRH Tamil Tab Extra" w:hAnsi="BRH Tamil Tab Extra" w:cs="Latha"/>
+                <w:b/>
+                <w:sz w:val="36"/>
+                <w:szCs w:val="28"/>
+                <w:lang w:val="it-IT" w:bidi="ta-IN"/>
+              </w:rPr>
+              <w:t>†</w:t>
+            </w:r>
+            <w:r>
+              <w:rPr>
+                <w:rFonts w:ascii="Latha" w:hAnsi="Latha" w:cs="Latha"/>
+                <w:b/>
+                <w:bCs/>
+                <w:position w:val="-12"/>
+                <w:sz w:val="28"/>
+                <w:szCs w:val="28"/>
+                <w:cs/>
+                <w:lang w:bidi="ta-IN"/>
+              </w:rPr>
+              <w:t>3</w:t>
+            </w:r>
+            <w:r>
+              <w:rPr>
+                <w:rFonts w:ascii="Latha" w:hAnsi="Latha" w:cs="Latha"/>
+                <w:sz w:val="28"/>
+                <w:szCs w:val="28"/>
+                <w:cs/>
+                <w:lang w:bidi="ta-IN"/>
+              </w:rPr>
+              <w:t xml:space="preserve">ஶகபாலம் </w:t>
+            </w:r>
+            <w:r>
+              <w:rPr>
+                <w:rFonts w:ascii="Latha" w:hAnsi="Latha" w:cs="Latha"/>
+                <w:sz w:val="28"/>
+                <w:szCs w:val="28"/>
+                <w:lang w:val="it-IT" w:bidi="ta-IN"/>
+              </w:rPr>
+              <w:t>|</w:t>
+            </w:r>
+          </w:p>
+        </w:tc>
+        <w:tc>
+          <w:tcPr>
+            <w:tcW w:w="4810" w:type="dxa"/>
+          </w:tcPr>
+          <w:p>
+            <w:pPr>
+              <w:widowControl w:val="0"/>
+              <w:autoSpaceDE w:val="0"/>
+              <w:autoSpaceDN w:val="0"/>
+              <w:adjustRightInd w:val="0"/>
+              <w:spacing w:before="0" w:line="240" w:lineRule="auto"/>
+              <w:ind w:right="-279"/>
+              <w:rPr>
+                <w:rFonts w:ascii="BRH Devanagari Extra" w:hAnsi="BRH Devanagari Extra" w:cs="BRH Devanagari Extra"/>
+                <w:color w:val="000000"/>
+                <w:sz w:val="40"/>
+                <w:szCs w:val="40"/>
+                <w:lang w:val="it-IT"/>
+              </w:rPr>
+            </w:pPr>
+            <w:r>
+              <w:rPr>
+                <w:rFonts w:ascii="Latha" w:hAnsi="Latha" w:cs="Latha"/>
+                <w:sz w:val="28"/>
+                <w:szCs w:val="28"/>
+                <w:cs/>
+                <w:lang w:bidi="ta-IN"/>
+              </w:rPr>
+              <w:t>யத்</w:t>
+            </w:r>
+            <w:r>
+              <w:rPr>
+                <w:rFonts w:ascii="Latha" w:hAnsi="Latha" w:cs="Latha"/>
+                <w:b/>
+                <w:bCs/>
+                <w:position w:val="-12"/>
+                <w:sz w:val="28"/>
+                <w:szCs w:val="28"/>
+                <w:cs/>
+                <w:lang w:bidi="ta-IN"/>
+              </w:rPr>
+              <w:t>3</w:t>
+            </w:r>
+            <w:r>
+              <w:rPr>
+                <w:rFonts w:ascii="Latha" w:hAnsi="Latha" w:cs="Latha"/>
+                <w:sz w:val="28"/>
+                <w:szCs w:val="28"/>
+                <w:cs/>
+                <w:lang w:bidi="ta-IN"/>
+              </w:rPr>
+              <w:t xml:space="preserve"> வை</w:t>
+            </w:r>
+            <w:r>
+              <w:rPr>
+                <w:rFonts w:ascii="BRH Tamil Tab Extra" w:hAnsi="BRH Tamil Tab Extra" w:cs="Latha"/>
+                <w:b/>
+                <w:sz w:val="36"/>
+                <w:szCs w:val="28"/>
+                <w:highlight w:val="green"/>
+                <w:lang w:val="it-IT" w:bidi="ta-IN"/>
+              </w:rPr>
+              <w:t>‡</w:t>
+            </w:r>
+            <w:r>
+              <w:rPr>
+                <w:rFonts w:ascii="Latha" w:hAnsi="Latha" w:cs="Latha"/>
+                <w:sz w:val="28"/>
+                <w:szCs w:val="28"/>
+                <w:highlight w:val="green"/>
+                <w:cs/>
+                <w:lang w:bidi="ta-IN"/>
+              </w:rPr>
+              <w:t>ஶ்வா</w:t>
+            </w:r>
+            <w:r>
+              <w:rPr>
+                <w:rFonts w:ascii="Latha" w:hAnsi="Latha" w:cs="Latha"/>
+                <w:sz w:val="28"/>
+                <w:szCs w:val="28"/>
+                <w:cs/>
+                <w:lang w:bidi="ta-IN"/>
+              </w:rPr>
+              <w:t>ன</w:t>
+            </w:r>
+            <w:r>
+              <w:rPr>
+                <w:rFonts w:ascii="BRH Tamil Tab Extra" w:hAnsi="BRH Tamil Tab Extra" w:cs="Latha"/>
+                <w:b/>
+                <w:sz w:val="32"/>
+                <w:szCs w:val="28"/>
+                <w:lang w:val="it-IT" w:bidi="ta-IN"/>
+              </w:rPr>
+              <w:t>…</w:t>
+            </w:r>
+            <w:r>
+              <w:rPr>
+                <w:rFonts w:ascii="Latha" w:hAnsi="Latha" w:cs="Latha"/>
+                <w:sz w:val="28"/>
+                <w:szCs w:val="28"/>
+                <w:cs/>
+                <w:lang w:bidi="ta-IN"/>
+              </w:rPr>
+              <w:t xml:space="preserve">ரம் </w:t>
+            </w:r>
+            <w:r>
+              <w:rPr>
+                <w:rFonts w:ascii="Latha" w:hAnsi="Latha" w:cs="Latha"/>
+                <w:sz w:val="28"/>
+                <w:szCs w:val="28"/>
+                <w:lang w:val="it-IT" w:bidi="ta-IN"/>
+              </w:rPr>
+              <w:t xml:space="preserve">| </w:t>
+            </w:r>
+            <w:r>
+              <w:rPr>
+                <w:rFonts w:ascii="Latha" w:hAnsi="Latha" w:cs="Latha"/>
+                <w:sz w:val="28"/>
+                <w:szCs w:val="28"/>
+                <w:cs/>
+                <w:lang w:bidi="ta-IN"/>
+              </w:rPr>
+              <w:t>வை</w:t>
+            </w:r>
+            <w:r>
+              <w:rPr>
+                <w:rFonts w:ascii="BRH Tamil Tab Extra" w:hAnsi="BRH Tamil Tab Extra" w:cs="Latha"/>
+                <w:b/>
+                <w:sz w:val="32"/>
+                <w:szCs w:val="28"/>
+                <w:lang w:val="it-IT" w:bidi="ta-IN"/>
+              </w:rPr>
+              <w:t>…</w:t>
+            </w:r>
+            <w:r>
+              <w:rPr>
+                <w:rFonts w:ascii="Latha" w:hAnsi="Latha" w:cs="Latha"/>
+                <w:sz w:val="28"/>
+                <w:szCs w:val="28"/>
+                <w:cs/>
+                <w:lang w:bidi="ta-IN"/>
+              </w:rPr>
+              <w:t>ஶ்வா</w:t>
+            </w:r>
+            <w:r>
+              <w:rPr>
+                <w:rFonts w:ascii="BRH Tamil Tab Extra" w:hAnsi="BRH Tamil Tab Extra" w:cs="Latha"/>
+                <w:b/>
+                <w:sz w:val="32"/>
+                <w:szCs w:val="28"/>
+                <w:lang w:val="it-IT" w:bidi="ta-IN"/>
+              </w:rPr>
+              <w:t>…</w:t>
+            </w:r>
+            <w:r>
+              <w:rPr>
+                <w:rFonts w:ascii="Latha" w:hAnsi="Latha" w:cs="Latha"/>
+                <w:sz w:val="28"/>
+                <w:szCs w:val="28"/>
+                <w:cs/>
+                <w:lang w:bidi="ta-IN"/>
+              </w:rPr>
+              <w:t>ன</w:t>
+            </w:r>
+            <w:r>
+              <w:rPr>
+                <w:rFonts w:ascii="BRH Tamil Tab Extra" w:hAnsi="BRH Tamil Tab Extra" w:cs="Latha"/>
+                <w:b/>
+                <w:sz w:val="32"/>
+                <w:szCs w:val="28"/>
+                <w:lang w:val="it-IT" w:bidi="ta-IN"/>
+              </w:rPr>
+              <w:t>…</w:t>
+            </w:r>
+            <w:r>
+              <w:rPr>
+                <w:rFonts w:ascii="Latha" w:hAnsi="Latha" w:cs="Latha"/>
+                <w:sz w:val="28"/>
+                <w:szCs w:val="28"/>
+                <w:cs/>
+                <w:lang w:bidi="ta-IN"/>
+              </w:rPr>
+              <w:t>ரந் த்</w:t>
+            </w:r>
+            <w:r>
+              <w:rPr>
+                <w:rFonts w:ascii="Latha" w:hAnsi="Latha" w:cs="Latha"/>
+                <w:b/>
+                <w:bCs/>
+                <w:position w:val="-12"/>
+                <w:sz w:val="28"/>
+                <w:szCs w:val="28"/>
+                <w:cs/>
+                <w:lang w:bidi="ta-IN"/>
+              </w:rPr>
+              <w:t>3</w:t>
+            </w:r>
+            <w:r>
+              <w:rPr>
+                <w:rFonts w:ascii="Latha" w:hAnsi="Latha" w:cs="Latha"/>
+                <w:sz w:val="28"/>
+                <w:szCs w:val="28"/>
+                <w:cs/>
+                <w:lang w:bidi="ta-IN"/>
+              </w:rPr>
+              <w:t>வாத</w:t>
+            </w:r>
+            <w:r>
+              <w:rPr>
+                <w:rFonts w:ascii="BRH Tamil Tab Extra" w:hAnsi="BRH Tamil Tab Extra" w:cs="Latha"/>
+                <w:b/>
+                <w:sz w:val="36"/>
+                <w:szCs w:val="28"/>
+                <w:lang w:val="it-IT" w:bidi="ta-IN"/>
+              </w:rPr>
+              <w:t>†</w:t>
+            </w:r>
+            <w:r>
+              <w:rPr>
+                <w:rFonts w:ascii="Latha" w:hAnsi="Latha" w:cs="Latha"/>
+                <w:b/>
+                <w:bCs/>
+                <w:position w:val="-12"/>
+                <w:sz w:val="28"/>
+                <w:szCs w:val="28"/>
+                <w:cs/>
+                <w:lang w:bidi="ta-IN"/>
+              </w:rPr>
+              <w:t>3</w:t>
+            </w:r>
+            <w:r>
+              <w:rPr>
+                <w:rFonts w:ascii="Latha" w:hAnsi="Latha" w:cs="Latha"/>
+                <w:sz w:val="28"/>
+                <w:szCs w:val="28"/>
+                <w:cs/>
+                <w:lang w:bidi="ta-IN"/>
+              </w:rPr>
+              <w:t xml:space="preserve">ஶகபாலம் </w:t>
+            </w:r>
+            <w:r>
+              <w:rPr>
+                <w:rFonts w:ascii="Latha" w:hAnsi="Latha" w:cs="Latha"/>
+                <w:sz w:val="28"/>
+                <w:szCs w:val="28"/>
+                <w:lang w:val="it-IT" w:bidi="ta-IN"/>
+              </w:rPr>
+              <w:t>|</w:t>
             </w:r>
           </w:p>
         </w:tc>
@@ -277,6 +2360,7 @@
                 <w:b/>
                 <w:sz w:val="28"/>
                 <w:szCs w:val="28"/>
+                <w:lang w:val="it-IT"/>
               </w:rPr>
             </w:pPr>
             <w:r>
@@ -285,26 +2369,9 @@
                 <w:b/>
                 <w:sz w:val="28"/>
                 <w:szCs w:val="28"/>
-              </w:rPr>
-              <w:t>TS 2.2.12.1</w:t>
-            </w:r>
-            <w:r>
-              <w:rPr>
-                <w:rFonts w:cs="Arial"/>
-                <w:b/>
-                <w:sz w:val="28"/>
-                <w:szCs w:val="28"/>
-              </w:rPr>
-              <w:t xml:space="preserve"> </w:t>
-            </w:r>
-            <w:r>
-              <w:rPr>
-                <w:rFonts w:cs="Arial"/>
-                <w:b/>
-                <w:sz w:val="28"/>
-                <w:szCs w:val="28"/>
-              </w:rPr>
-              <w:t>- Kramam</w:t>
+                <w:lang w:val="it-IT"/>
+              </w:rPr>
+              <w:t>TS 2.2.12.1 - Kramam</w:t>
             </w:r>
           </w:p>
           <w:p>
@@ -319,6 +2386,7 @@
                 <w:b/>
                 <w:sz w:val="28"/>
                 <w:szCs w:val="28"/>
+                <w:lang w:val="it-IT"/>
               </w:rPr>
             </w:pPr>
             <w:r>
@@ -327,8 +2395,9 @@
                 <w:b/>
                 <w:sz w:val="28"/>
                 <w:szCs w:val="28"/>
-              </w:rPr>
-              <w:t xml:space="preserve">Krama </w:t>
+                <w:lang w:val="it-IT"/>
+              </w:rPr>
+              <w:t>Krama Vaakyam No. - 61</w:t>
             </w:r>
             <w:r>
               <w:rPr>
@@ -336,45 +2405,10 @@
                 <w:b/>
                 <w:sz w:val="28"/>
                 <w:szCs w:val="28"/>
-              </w:rPr>
-              <w:t>Vaakyam</w:t>
-            </w:r>
-            <w:r>
-              <w:rPr>
-                <w:rFonts w:cs="Arial"/>
-                <w:b/>
-                <w:sz w:val="28"/>
-                <w:szCs w:val="28"/>
-              </w:rPr>
-              <w:t xml:space="preserve"> No. </w:t>
-            </w:r>
-            <w:r>
-              <w:rPr>
-                <w:rFonts w:cs="Arial"/>
-                <w:b/>
-                <w:sz w:val="28"/>
-                <w:szCs w:val="28"/>
-              </w:rPr>
-              <w:t>- 61</w:t>
-            </w:r>
-            <w:r>
-              <w:rPr>
-                <w:rFonts w:cs="Arial"/>
-                <w:b/>
-                <w:sz w:val="28"/>
-                <w:szCs w:val="28"/>
+                <w:lang w:val="it-IT"/>
               </w:rPr>
               <w:br/>
-              <w:t xml:space="preserve">Panchaati </w:t>
-            </w:r>
-            <w:r>
-              <w:rPr>
-                <w:rFonts w:cs="Arial"/>
-                <w:b/>
-                <w:sz w:val="28"/>
-                <w:szCs w:val="28"/>
-              </w:rPr>
-              <w:t>No. - 64</w:t>
+              <w:t>Panchaati No. - 64</w:t>
             </w:r>
           </w:p>
         </w:tc>
@@ -409,7 +2443,7 @@
                 <w:b/>
                 <w:sz w:val="36"/>
                 <w:szCs w:val="28"/>
-                <w:lang w:bidi="ta-IN"/>
+                <w:lang w:val="it-IT" w:bidi="ta-IN"/>
               </w:rPr>
               <w:t>†</w:t>
             </w:r>
@@ -484,7 +2518,7 @@
                 <w:rFonts w:ascii="Latha" w:hAnsi="Latha" w:cs="Latha"/>
                 <w:sz w:val="28"/>
                 <w:szCs w:val="28"/>
-                <w:lang w:bidi="ta-IN"/>
+                <w:lang w:val="it-IT" w:bidi="ta-IN"/>
               </w:rPr>
               <w:t xml:space="preserve">| </w:t>
             </w:r>
@@ -504,7 +2538,7 @@
                 <w:b/>
                 <w:sz w:val="32"/>
                 <w:szCs w:val="28"/>
-                <w:lang w:bidi="ta-IN"/>
+                <w:lang w:val="it-IT" w:bidi="ta-IN"/>
               </w:rPr>
               <w:t>…</w:t>
             </w:r>
@@ -524,7 +2558,7 @@
                 <w:b/>
                 <w:sz w:val="32"/>
                 <w:szCs w:val="28"/>
-                <w:lang w:bidi="ta-IN"/>
+                <w:lang w:val="it-IT" w:bidi="ta-IN"/>
               </w:rPr>
               <w:t>…</w:t>
             </w:r>
@@ -535,7 +2569,7 @@
                 <w:bCs/>
                 <w:sz w:val="32"/>
                 <w:szCs w:val="32"/>
-                <w:lang w:bidi="ta-IN"/>
+                <w:lang w:val="it-IT" w:bidi="ta-IN"/>
               </w:rPr>
               <w:t>.</w:t>
             </w:r>
@@ -555,7 +2589,7 @@
                 <w:b/>
                 <w:sz w:val="36"/>
                 <w:szCs w:val="28"/>
-                <w:lang w:bidi="ta-IN"/>
+                <w:lang w:val="it-IT" w:bidi="ta-IN"/>
               </w:rPr>
               <w:t>‡</w:t>
             </w:r>
@@ -564,7 +2598,7 @@
                 <w:rFonts w:ascii="Latha" w:hAnsi="Latha" w:cs="Latha"/>
                 <w:sz w:val="28"/>
                 <w:szCs w:val="28"/>
-                <w:lang w:bidi="ta-IN"/>
+                <w:lang w:val="it-IT" w:bidi="ta-IN"/>
               </w:rPr>
               <w:t xml:space="preserve"> |</w:t>
             </w:r>
@@ -572,7 +2606,8 @@
         </w:tc>
         <w:tc>
           <w:tcPr>
-            <w:tcW w:w="4669" w:type="dxa"/>
+            <w:tcW w:w="4952" w:type="dxa"/>
+            <w:gridSpan w:val="2"/>
           </w:tcPr>
           <w:p>
             <w:pPr>
@@ -749,19 +2784,8 @@
                 <w:szCs w:val="28"/>
                 <w:lang w:bidi="ta-IN"/>
               </w:rPr>
-              <w:t xml:space="preserve">No </w:t>
-            </w:r>
-            <w:proofErr w:type="spellStart"/>
-            <w:r>
-              <w:rPr>
-                <w:rFonts w:cs="Arial"/>
-                <w:sz w:val="28"/>
-                <w:szCs w:val="28"/>
-                <w:lang w:bidi="ta-IN"/>
-              </w:rPr>
-              <w:t>visargam</w:t>
-            </w:r>
-            <w:proofErr w:type="spellEnd"/>
+              <w:t>No visargam</w:t>
+            </w:r>
             <w:r>
               <w:rPr>
                 <w:rFonts w:cs="Arial"/>
@@ -803,6 +2827,7 @@
           <w:szCs w:val="32"/>
           <w:u w:val="single"/>
         </w:rPr>
+        <w:lastRenderedPageBreak/>
         <w:t xml:space="preserve">TS </w:t>
       </w:r>
       <w:r>
@@ -1058,6 +3083,7 @@
                 <w:b/>
                 <w:sz w:val="28"/>
                 <w:szCs w:val="28"/>
+                <w:lang w:val="it-IT"/>
               </w:rPr>
             </w:pPr>
             <w:r>
@@ -1066,26 +3092,9 @@
                 <w:b/>
                 <w:sz w:val="28"/>
                 <w:szCs w:val="28"/>
-              </w:rPr>
-              <w:t>TS 2.2.3.1</w:t>
-            </w:r>
-            <w:r>
-              <w:rPr>
-                <w:rFonts w:cs="Arial"/>
-                <w:b/>
-                <w:sz w:val="28"/>
-                <w:szCs w:val="28"/>
-              </w:rPr>
-              <w:t xml:space="preserve"> </w:t>
-            </w:r>
-            <w:r>
-              <w:rPr>
-                <w:rFonts w:cs="Arial"/>
-                <w:b/>
-                <w:sz w:val="28"/>
-                <w:szCs w:val="28"/>
-              </w:rPr>
-              <w:t>- Kramam</w:t>
+                <w:lang w:val="it-IT"/>
+              </w:rPr>
+              <w:t>TS 2.2.3.1 - Kramam</w:t>
             </w:r>
           </w:p>
           <w:p>
@@ -1100,6 +3109,7 @@
                 <w:b/>
                 <w:sz w:val="28"/>
                 <w:szCs w:val="28"/>
+                <w:lang w:val="it-IT"/>
               </w:rPr>
             </w:pPr>
             <w:r>
@@ -1108,8 +3118,9 @@
                 <w:b/>
                 <w:sz w:val="28"/>
                 <w:szCs w:val="28"/>
-              </w:rPr>
-              <w:t xml:space="preserve">Krama </w:t>
+                <w:lang w:val="it-IT"/>
+              </w:rPr>
+              <w:t>Krama Vaakyam No. - 1</w:t>
             </w:r>
             <w:r>
               <w:rPr>
@@ -1117,45 +3128,10 @@
                 <w:b/>
                 <w:sz w:val="28"/>
                 <w:szCs w:val="28"/>
-              </w:rPr>
-              <w:t>Vaakyam</w:t>
-            </w:r>
-            <w:r>
-              <w:rPr>
-                <w:rFonts w:cs="Arial"/>
-                <w:b/>
-                <w:sz w:val="28"/>
-                <w:szCs w:val="28"/>
-              </w:rPr>
-              <w:t xml:space="preserve"> No. </w:t>
-            </w:r>
-            <w:r>
-              <w:rPr>
-                <w:rFonts w:cs="Arial"/>
-                <w:b/>
-                <w:sz w:val="28"/>
-                <w:szCs w:val="28"/>
-              </w:rPr>
-              <w:t>- 1</w:t>
-            </w:r>
-            <w:r>
-              <w:rPr>
-                <w:rFonts w:cs="Arial"/>
-                <w:b/>
-                <w:sz w:val="28"/>
-                <w:szCs w:val="28"/>
+                <w:lang w:val="it-IT"/>
               </w:rPr>
               <w:br/>
-              <w:t xml:space="preserve">Panchaati </w:t>
-            </w:r>
-            <w:r>
-              <w:rPr>
-                <w:rFonts w:cs="Arial"/>
-                <w:b/>
-                <w:sz w:val="28"/>
-                <w:szCs w:val="28"/>
-              </w:rPr>
-              <w:t>No. - 11</w:t>
+              <w:t>Panchaati No. - 11</w:t>
             </w:r>
           </w:p>
         </w:tc>
@@ -1190,7 +3166,7 @@
                 <w:b/>
                 <w:sz w:val="32"/>
                 <w:szCs w:val="28"/>
-                <w:lang w:bidi="ta-IN"/>
+                <w:lang w:val="it-IT" w:bidi="ta-IN"/>
               </w:rPr>
               <w:t>…</w:t>
             </w:r>
@@ -1233,16 +3209,16 @@
                 <w:b/>
                 <w:sz w:val="32"/>
                 <w:szCs w:val="28"/>
-                <w:lang w:bidi="ta-IN"/>
-              </w:rPr>
-              <w:t>…</w:t>
-            </w:r>
-            <w:r>
-              <w:rPr>
-                <w:rFonts w:ascii="Latha" w:hAnsi="Latha" w:cs="Latha"/>
-                <w:sz w:val="28"/>
-                <w:szCs w:val="28"/>
-                <w:lang w:bidi="ta-IN"/>
+                <w:lang w:val="it-IT" w:bidi="ta-IN"/>
+              </w:rPr>
+              <w:t>…</w:t>
+            </w:r>
+            <w:r>
+              <w:rPr>
+                <w:rFonts w:ascii="Latha" w:hAnsi="Latha" w:cs="Latha"/>
+                <w:sz w:val="28"/>
+                <w:szCs w:val="28"/>
+                <w:lang w:val="it-IT" w:bidi="ta-IN"/>
               </w:rPr>
               <w:t xml:space="preserve"> </w:t>
             </w:r>
@@ -1273,7 +3249,7 @@
                 <w:b/>
                 <w:sz w:val="36"/>
                 <w:szCs w:val="28"/>
-                <w:lang w:bidi="ta-IN"/>
+                <w:lang w:val="it-IT" w:bidi="ta-IN"/>
               </w:rPr>
               <w:t>†</w:t>
             </w:r>
@@ -1292,7 +3268,7 @@
                 <w:rFonts w:ascii="Latha" w:hAnsi="Latha" w:cs="Latha"/>
                 <w:sz w:val="28"/>
                 <w:szCs w:val="28"/>
-                <w:lang w:bidi="ta-IN"/>
+                <w:lang w:val="it-IT" w:bidi="ta-IN"/>
               </w:rPr>
               <w:t xml:space="preserve">| </w:t>
             </w:r>
@@ -1312,7 +3288,7 @@
                 <w:b/>
                 <w:sz w:val="36"/>
                 <w:szCs w:val="28"/>
-                <w:lang w:bidi="ta-IN"/>
+                <w:lang w:val="it-IT" w:bidi="ta-IN"/>
               </w:rPr>
               <w:t>†</w:t>
             </w:r>
@@ -1332,7 +3308,7 @@
                 <w:b/>
                 <w:sz w:val="32"/>
                 <w:szCs w:val="28"/>
-                <w:lang w:bidi="ta-IN"/>
+                <w:lang w:val="it-IT" w:bidi="ta-IN"/>
               </w:rPr>
               <w:t>…</w:t>
             </w:r>
@@ -1375,7 +3351,7 @@
                 <w:b/>
                 <w:sz w:val="36"/>
                 <w:szCs w:val="28"/>
-                <w:lang w:bidi="ta-IN"/>
+                <w:lang w:val="it-IT" w:bidi="ta-IN"/>
               </w:rPr>
               <w:t>‡</w:t>
             </w:r>
@@ -1394,7 +3370,7 @@
                 <w:rFonts w:ascii="Latha" w:hAnsi="Latha" w:cs="Latha"/>
                 <w:sz w:val="28"/>
                 <w:szCs w:val="28"/>
-                <w:lang w:bidi="ta-IN"/>
+                <w:lang w:val="it-IT" w:bidi="ta-IN"/>
               </w:rPr>
               <w:t>|</w:t>
             </w:r>
@@ -1687,6 +3663,7 @@
                 <w:b/>
                 <w:sz w:val="28"/>
                 <w:szCs w:val="28"/>
+                <w:lang w:val="it-IT"/>
               </w:rPr>
             </w:pPr>
             <w:r>
@@ -1695,26 +3672,9 @@
                 <w:b/>
                 <w:sz w:val="28"/>
                 <w:szCs w:val="28"/>
-              </w:rPr>
-              <w:t>TS 2.2.3.4</w:t>
-            </w:r>
-            <w:r>
-              <w:rPr>
-                <w:rFonts w:cs="Arial"/>
-                <w:b/>
-                <w:sz w:val="28"/>
-                <w:szCs w:val="28"/>
-              </w:rPr>
-              <w:t xml:space="preserve"> </w:t>
-            </w:r>
-            <w:r>
-              <w:rPr>
-                <w:rFonts w:cs="Arial"/>
-                <w:b/>
-                <w:sz w:val="28"/>
-                <w:szCs w:val="28"/>
-              </w:rPr>
-              <w:t>- Kramam</w:t>
+                <w:lang w:val="it-IT"/>
+              </w:rPr>
+              <w:t>TS 2.2.3.4 - Kramam</w:t>
             </w:r>
           </w:p>
           <w:p>
@@ -1729,6 +3689,7 @@
                 <w:b/>
                 <w:sz w:val="28"/>
                 <w:szCs w:val="28"/>
+                <w:lang w:val="it-IT"/>
               </w:rPr>
             </w:pPr>
             <w:r>
@@ -1737,8 +3698,9 @@
                 <w:b/>
                 <w:sz w:val="28"/>
                 <w:szCs w:val="28"/>
-              </w:rPr>
-              <w:t xml:space="preserve">Krama </w:t>
+                <w:lang w:val="it-IT"/>
+              </w:rPr>
+              <w:t>Krama Vaakyam No. - 36</w:t>
             </w:r>
             <w:r>
               <w:rPr>
@@ -1746,45 +3708,10 @@
                 <w:b/>
                 <w:sz w:val="28"/>
                 <w:szCs w:val="28"/>
-              </w:rPr>
-              <w:t>Vaakyam</w:t>
-            </w:r>
-            <w:r>
-              <w:rPr>
-                <w:rFonts w:cs="Arial"/>
-                <w:b/>
-                <w:sz w:val="28"/>
-                <w:szCs w:val="28"/>
-              </w:rPr>
-              <w:t xml:space="preserve"> No. </w:t>
-            </w:r>
-            <w:r>
-              <w:rPr>
-                <w:rFonts w:cs="Arial"/>
-                <w:b/>
-                <w:sz w:val="28"/>
-                <w:szCs w:val="28"/>
-              </w:rPr>
-              <w:t>- 36</w:t>
-            </w:r>
-            <w:r>
-              <w:rPr>
-                <w:rFonts w:cs="Arial"/>
-                <w:b/>
-                <w:sz w:val="28"/>
-                <w:szCs w:val="28"/>
+                <w:lang w:val="it-IT"/>
               </w:rPr>
               <w:br/>
-              <w:t xml:space="preserve">Panchaati </w:t>
-            </w:r>
-            <w:r>
-              <w:rPr>
-                <w:rFonts w:cs="Arial"/>
-                <w:b/>
-                <w:sz w:val="28"/>
-                <w:szCs w:val="28"/>
-              </w:rPr>
-              <w:t>No. - 14</w:t>
+              <w:t>Panchaati No. - 14</w:t>
             </w:r>
           </w:p>
         </w:tc>
@@ -1809,7 +3736,7 @@
                 <w:rFonts w:ascii="Latha" w:hAnsi="Latha" w:cs="Latha"/>
                 <w:sz w:val="28"/>
                 <w:szCs w:val="28"/>
-                <w:lang w:bidi="ta-IN"/>
+                <w:lang w:val="it-IT" w:bidi="ta-IN"/>
               </w:rPr>
             </w:pPr>
             <w:r>
@@ -1828,7 +3755,7 @@
                 <w:b/>
                 <w:sz w:val="32"/>
                 <w:szCs w:val="28"/>
-                <w:lang w:bidi="ta-IN"/>
+                <w:lang w:val="it-IT" w:bidi="ta-IN"/>
               </w:rPr>
               <w:t>…</w:t>
             </w:r>
@@ -1861,7 +3788,7 @@
                 <w:b/>
                 <w:sz w:val="32"/>
                 <w:szCs w:val="28"/>
-                <w:lang w:bidi="ta-IN"/>
+                <w:lang w:val="it-IT" w:bidi="ta-IN"/>
               </w:rPr>
               <w:t>…</w:t>
             </w:r>
@@ -1918,7 +3845,7 @@
                 <w:b/>
                 <w:sz w:val="32"/>
                 <w:szCs w:val="28"/>
-                <w:lang w:bidi="ta-IN"/>
+                <w:lang w:val="it-IT" w:bidi="ta-IN"/>
               </w:rPr>
               <w:t>…</w:t>
             </w:r>
@@ -1938,7 +3865,7 @@
                 <w:b/>
                 <w:sz w:val="36"/>
                 <w:szCs w:val="28"/>
-                <w:lang w:bidi="ta-IN"/>
+                <w:lang w:val="it-IT" w:bidi="ta-IN"/>
               </w:rPr>
               <w:t>†</w:t>
             </w:r>
@@ -1947,7 +3874,7 @@
                 <w:rFonts w:ascii="Latha" w:hAnsi="Latha" w:cs="Latha"/>
                 <w:sz w:val="28"/>
                 <w:szCs w:val="28"/>
-                <w:lang w:bidi="ta-IN"/>
+                <w:lang w:val="it-IT" w:bidi="ta-IN"/>
               </w:rPr>
               <w:t xml:space="preserve"> </w:t>
             </w:r>
@@ -2028,7 +3955,7 @@
                 <w:rFonts w:ascii="Latha" w:hAnsi="Latha" w:cs="Latha"/>
                 <w:sz w:val="28"/>
                 <w:szCs w:val="28"/>
-                <w:lang w:bidi="ta-IN"/>
+                <w:lang w:val="it-IT" w:bidi="ta-IN"/>
               </w:rPr>
               <w:t xml:space="preserve">- </w:t>
             </w:r>
@@ -2071,7 +3998,7 @@
                 <w:b/>
                 <w:sz w:val="36"/>
                 <w:szCs w:val="28"/>
-                <w:lang w:bidi="ta-IN"/>
+                <w:lang w:val="it-IT" w:bidi="ta-IN"/>
               </w:rPr>
               <w:t>†</w:t>
             </w:r>
@@ -2090,7 +4017,7 @@
                 <w:rFonts w:ascii="Latha" w:hAnsi="Latha" w:cs="Latha"/>
                 <w:sz w:val="28"/>
                 <w:szCs w:val="28"/>
-                <w:lang w:bidi="ta-IN"/>
+                <w:lang w:val="it-IT" w:bidi="ta-IN"/>
               </w:rPr>
               <w:t>|</w:t>
             </w:r>
@@ -2423,6 +4350,7 @@
                 <w:b/>
                 <w:sz w:val="28"/>
                 <w:szCs w:val="28"/>
+                <w:lang w:val="it-IT"/>
               </w:rPr>
             </w:pPr>
             <w:r>
@@ -2431,26 +4359,9 @@
                 <w:b/>
                 <w:sz w:val="28"/>
                 <w:szCs w:val="28"/>
-              </w:rPr>
-              <w:t>TS 2.2.5.3</w:t>
-            </w:r>
-            <w:r>
-              <w:rPr>
-                <w:rFonts w:cs="Arial"/>
-                <w:b/>
-                <w:sz w:val="28"/>
-                <w:szCs w:val="28"/>
-              </w:rPr>
-              <w:t xml:space="preserve"> </w:t>
-            </w:r>
-            <w:r>
-              <w:rPr>
-                <w:rFonts w:cs="Arial"/>
-                <w:b/>
-                <w:sz w:val="28"/>
-                <w:szCs w:val="28"/>
-              </w:rPr>
-              <w:t>- Kramam</w:t>
+                <w:lang w:val="it-IT"/>
+              </w:rPr>
+              <w:t>TS 2.2.5.3 - Kramam</w:t>
             </w:r>
           </w:p>
           <w:p>
@@ -2465,6 +4376,7 @@
                 <w:b/>
                 <w:sz w:val="28"/>
                 <w:szCs w:val="28"/>
+                <w:lang w:val="it-IT"/>
               </w:rPr>
             </w:pPr>
             <w:r>
@@ -2473,8 +4385,9 @@
                 <w:b/>
                 <w:sz w:val="28"/>
                 <w:szCs w:val="28"/>
-              </w:rPr>
-              <w:t xml:space="preserve">Krama </w:t>
+                <w:lang w:val="it-IT"/>
+              </w:rPr>
+              <w:t>Krama Vaakyam No. - 49</w:t>
             </w:r>
             <w:r>
               <w:rPr>
@@ -2482,45 +4395,10 @@
                 <w:b/>
                 <w:sz w:val="28"/>
                 <w:szCs w:val="28"/>
-              </w:rPr>
-              <w:t>Vaakyam</w:t>
-            </w:r>
-            <w:r>
-              <w:rPr>
-                <w:rFonts w:cs="Arial"/>
-                <w:b/>
-                <w:sz w:val="28"/>
-                <w:szCs w:val="28"/>
-              </w:rPr>
-              <w:t xml:space="preserve"> No. </w:t>
-            </w:r>
-            <w:r>
-              <w:rPr>
-                <w:rFonts w:cs="Arial"/>
-                <w:b/>
-                <w:sz w:val="28"/>
-                <w:szCs w:val="28"/>
-              </w:rPr>
-              <w:t>- 49</w:t>
-            </w:r>
-            <w:r>
-              <w:rPr>
-                <w:rFonts w:cs="Arial"/>
-                <w:b/>
-                <w:sz w:val="28"/>
-                <w:szCs w:val="28"/>
+                <w:lang w:val="it-IT"/>
               </w:rPr>
               <w:br/>
-              <w:t xml:space="preserve">Panchaati </w:t>
-            </w:r>
-            <w:r>
-              <w:rPr>
-                <w:rFonts w:cs="Arial"/>
-                <w:b/>
-                <w:sz w:val="28"/>
-                <w:szCs w:val="28"/>
-              </w:rPr>
-              <w:t>No. - 25</w:t>
+              <w:t>Panchaati No. - 25</w:t>
             </w:r>
           </w:p>
         </w:tc>
@@ -2607,7 +4485,7 @@
                 <w:b/>
                 <w:sz w:val="36"/>
                 <w:szCs w:val="28"/>
-                <w:lang w:bidi="ta-IN"/>
+                <w:lang w:val="it-IT" w:bidi="ta-IN"/>
               </w:rPr>
               <w:t>†</w:t>
             </w:r>
@@ -2661,7 +4539,7 @@
                 <w:rFonts w:ascii="Latha" w:hAnsi="Latha" w:cs="Latha"/>
                 <w:sz w:val="28"/>
                 <w:szCs w:val="28"/>
-                <w:lang w:bidi="ta-IN"/>
+                <w:lang w:val="it-IT" w:bidi="ta-IN"/>
               </w:rPr>
               <w:t xml:space="preserve">| </w:t>
             </w:r>
@@ -2704,7 +4582,7 @@
                 <w:b/>
                 <w:sz w:val="36"/>
                 <w:szCs w:val="28"/>
-                <w:lang w:bidi="ta-IN"/>
+                <w:lang w:val="it-IT" w:bidi="ta-IN"/>
               </w:rPr>
               <w:t>†</w:t>
             </w:r>
@@ -2758,16 +4636,16 @@
                 <w:b/>
                 <w:sz w:val="32"/>
                 <w:szCs w:val="28"/>
-                <w:lang w:bidi="ta-IN"/>
-              </w:rPr>
-              <w:t>…</w:t>
-            </w:r>
-            <w:r>
-              <w:rPr>
-                <w:rFonts w:ascii="Latha" w:hAnsi="Latha" w:cs="Latha"/>
-                <w:sz w:val="28"/>
-                <w:szCs w:val="28"/>
-                <w:lang w:bidi="ta-IN"/>
+                <w:lang w:val="it-IT" w:bidi="ta-IN"/>
+              </w:rPr>
+              <w:t>…</w:t>
+            </w:r>
+            <w:r>
+              <w:rPr>
+                <w:rFonts w:ascii="Latha" w:hAnsi="Latha" w:cs="Latha"/>
+                <w:sz w:val="28"/>
+                <w:szCs w:val="28"/>
+                <w:lang w:val="it-IT" w:bidi="ta-IN"/>
               </w:rPr>
               <w:t xml:space="preserve"> </w:t>
             </w:r>
@@ -2787,7 +4665,7 @@
                 <w:b/>
                 <w:sz w:val="36"/>
                 <w:szCs w:val="28"/>
-                <w:lang w:bidi="ta-IN"/>
+                <w:lang w:val="it-IT" w:bidi="ta-IN"/>
               </w:rPr>
               <w:t>†</w:t>
             </w:r>
@@ -2819,7 +4697,7 @@
                 <w:rFonts w:ascii="Latha" w:hAnsi="Latha" w:cs="Latha"/>
                 <w:sz w:val="28"/>
                 <w:szCs w:val="28"/>
-                <w:lang w:bidi="ta-IN"/>
+                <w:lang w:val="it-IT" w:bidi="ta-IN"/>
               </w:rPr>
               <w:t>|</w:t>
             </w:r>
@@ -3091,7 +4969,6 @@
                 <w:cs/>
                 <w:lang w:bidi="ta-IN"/>
               </w:rPr>
-              <w:lastRenderedPageBreak/>
               <w:t>ஜக</w:t>
             </w:r>
             <w:r>
@@ -3174,6 +5051,7 @@
                 <w:b/>
                 <w:sz w:val="28"/>
                 <w:szCs w:val="28"/>
+                <w:lang w:val="it-IT"/>
               </w:rPr>
             </w:pPr>
             <w:r>
@@ -3182,27 +5060,9 @@
                 <w:b/>
                 <w:sz w:val="28"/>
                 <w:szCs w:val="28"/>
-              </w:rPr>
-              <w:lastRenderedPageBreak/>
-              <w:t>TS 2.2.6.2</w:t>
-            </w:r>
-            <w:r>
-              <w:rPr>
-                <w:rFonts w:cs="Arial"/>
-                <w:b/>
-                <w:sz w:val="28"/>
-                <w:szCs w:val="28"/>
-              </w:rPr>
-              <w:t xml:space="preserve"> </w:t>
-            </w:r>
-            <w:r>
-              <w:rPr>
-                <w:rFonts w:cs="Arial"/>
-                <w:b/>
-                <w:sz w:val="28"/>
-                <w:szCs w:val="28"/>
-              </w:rPr>
-              <w:t>- Kramam</w:t>
+                <w:lang w:val="it-IT"/>
+              </w:rPr>
+              <w:t>TS 2.2.6.2 - Kramam</w:t>
             </w:r>
           </w:p>
           <w:p>
@@ -3217,6 +5077,7 @@
                 <w:b/>
                 <w:sz w:val="28"/>
                 <w:szCs w:val="28"/>
+                <w:lang w:val="it-IT"/>
               </w:rPr>
             </w:pPr>
             <w:r>
@@ -3225,8 +5086,9 @@
                 <w:b/>
                 <w:sz w:val="28"/>
                 <w:szCs w:val="28"/>
-              </w:rPr>
-              <w:t xml:space="preserve">Krama </w:t>
+                <w:lang w:val="it-IT"/>
+              </w:rPr>
+              <w:t>Krama Vaakyam No. - 42</w:t>
             </w:r>
             <w:r>
               <w:rPr>
@@ -3234,45 +5096,10 @@
                 <w:b/>
                 <w:sz w:val="28"/>
                 <w:szCs w:val="28"/>
-              </w:rPr>
-              <w:t>Vaakyam</w:t>
-            </w:r>
-            <w:r>
-              <w:rPr>
-                <w:rFonts w:cs="Arial"/>
-                <w:b/>
-                <w:sz w:val="28"/>
-                <w:szCs w:val="28"/>
-              </w:rPr>
-              <w:t xml:space="preserve"> No. </w:t>
-            </w:r>
-            <w:r>
-              <w:rPr>
-                <w:rFonts w:cs="Arial"/>
-                <w:b/>
-                <w:sz w:val="28"/>
-                <w:szCs w:val="28"/>
-              </w:rPr>
-              <w:t>- 42</w:t>
-            </w:r>
-            <w:r>
-              <w:rPr>
-                <w:rFonts w:cs="Arial"/>
-                <w:b/>
-                <w:sz w:val="28"/>
-                <w:szCs w:val="28"/>
+                <w:lang w:val="it-IT"/>
               </w:rPr>
               <w:br/>
-              <w:t xml:space="preserve">Panchaati </w:t>
-            </w:r>
-            <w:r>
-              <w:rPr>
-                <w:rFonts w:cs="Arial"/>
-                <w:b/>
-                <w:sz w:val="28"/>
-                <w:szCs w:val="28"/>
-              </w:rPr>
-              <w:t>No. - 31</w:t>
+              <w:t>Panchaati No. - 31</w:t>
             </w:r>
           </w:p>
         </w:tc>
@@ -3299,6 +5126,7 @@
                 <w:color w:val="000000"/>
                 <w:sz w:val="40"/>
                 <w:szCs w:val="40"/>
+                <w:lang w:val="it-IT"/>
               </w:rPr>
             </w:pPr>
             <w:r>
@@ -3317,7 +5145,7 @@
                 <w:b/>
                 <w:sz w:val="32"/>
                 <w:szCs w:val="28"/>
-                <w:lang w:bidi="ta-IN"/>
+                <w:lang w:val="it-IT" w:bidi="ta-IN"/>
               </w:rPr>
               <w:t>…</w:t>
             </w:r>
@@ -3337,7 +5165,7 @@
                 <w:b/>
                 <w:sz w:val="32"/>
                 <w:szCs w:val="28"/>
-                <w:lang w:bidi="ta-IN"/>
+                <w:lang w:val="it-IT" w:bidi="ta-IN"/>
               </w:rPr>
               <w:t>…</w:t>
             </w:r>
@@ -3393,7 +5221,7 @@
                 <w:b/>
                 <w:sz w:val="32"/>
                 <w:szCs w:val="28"/>
-                <w:lang w:bidi="ta-IN"/>
+                <w:lang w:val="it-IT" w:bidi="ta-IN"/>
               </w:rPr>
               <w:t>…</w:t>
             </w:r>
@@ -3413,7 +5241,7 @@
                 <w:b/>
                 <w:sz w:val="36"/>
                 <w:szCs w:val="28"/>
-                <w:lang w:bidi="ta-IN"/>
+                <w:lang w:val="it-IT" w:bidi="ta-IN"/>
               </w:rPr>
               <w:t>†</w:t>
             </w:r>
@@ -3455,7 +5283,7 @@
                 <w:rFonts w:ascii="Latha" w:hAnsi="Latha" w:cs="Latha"/>
                 <w:sz w:val="28"/>
                 <w:szCs w:val="28"/>
-                <w:lang w:bidi="ta-IN"/>
+                <w:lang w:val="it-IT" w:bidi="ta-IN"/>
               </w:rPr>
               <w:t xml:space="preserve">- </w:t>
             </w:r>
@@ -3500,7 +5328,7 @@
                 <w:b/>
                 <w:sz w:val="36"/>
                 <w:szCs w:val="28"/>
-                <w:lang w:bidi="ta-IN"/>
+                <w:lang w:val="it-IT" w:bidi="ta-IN"/>
               </w:rPr>
               <w:t>†</w:t>
             </w:r>
@@ -3519,7 +5347,7 @@
                 <w:rFonts w:ascii="Latha" w:hAnsi="Latha" w:cs="Latha"/>
                 <w:sz w:val="28"/>
                 <w:szCs w:val="28"/>
-                <w:lang w:bidi="ta-IN"/>
+                <w:lang w:val="it-IT" w:bidi="ta-IN"/>
               </w:rPr>
               <w:t>|</w:t>
             </w:r>
@@ -3543,6 +5371,7 @@
                 <w:color w:val="000000"/>
                 <w:sz w:val="40"/>
                 <w:szCs w:val="40"/>
+                <w:lang w:val="it-IT"/>
               </w:rPr>
             </w:pPr>
             <w:r>
@@ -3561,7 +5390,7 @@
                 <w:b/>
                 <w:sz w:val="32"/>
                 <w:szCs w:val="28"/>
-                <w:lang w:bidi="ta-IN"/>
+                <w:lang w:val="it-IT" w:bidi="ta-IN"/>
               </w:rPr>
               <w:t>…</w:t>
             </w:r>
@@ -3581,7 +5410,7 @@
                 <w:b/>
                 <w:sz w:val="32"/>
                 <w:szCs w:val="28"/>
-                <w:lang w:bidi="ta-IN"/>
+                <w:lang w:val="it-IT" w:bidi="ta-IN"/>
               </w:rPr>
               <w:t>…</w:t>
             </w:r>
@@ -3637,7 +5466,7 @@
                 <w:b/>
                 <w:sz w:val="32"/>
                 <w:szCs w:val="28"/>
-                <w:lang w:bidi="ta-IN"/>
+                <w:lang w:val="it-IT" w:bidi="ta-IN"/>
               </w:rPr>
               <w:t>…</w:t>
             </w:r>
@@ -3657,7 +5486,7 @@
                 <w:b/>
                 <w:sz w:val="36"/>
                 <w:szCs w:val="28"/>
-                <w:lang w:bidi="ta-IN"/>
+                <w:lang w:val="it-IT" w:bidi="ta-IN"/>
               </w:rPr>
               <w:t>†</w:t>
             </w:r>
@@ -3699,7 +5528,7 @@
                 <w:rFonts w:ascii="Latha" w:hAnsi="Latha" w:cs="Latha"/>
                 <w:sz w:val="28"/>
                 <w:szCs w:val="28"/>
-                <w:lang w:bidi="ta-IN"/>
+                <w:lang w:val="it-IT" w:bidi="ta-IN"/>
               </w:rPr>
               <w:t xml:space="preserve">- </w:t>
             </w:r>
@@ -3755,7 +5584,7 @@
                 <w:b/>
                 <w:sz w:val="36"/>
                 <w:szCs w:val="28"/>
-                <w:lang w:bidi="ta-IN"/>
+                <w:lang w:val="it-IT" w:bidi="ta-IN"/>
               </w:rPr>
               <w:t>†</w:t>
             </w:r>
@@ -3774,7 +5603,7 @@
                 <w:rFonts w:ascii="Latha" w:hAnsi="Latha" w:cs="Latha"/>
                 <w:sz w:val="28"/>
                 <w:szCs w:val="28"/>
-                <w:lang w:bidi="ta-IN"/>
+                <w:lang w:val="it-IT" w:bidi="ta-IN"/>
               </w:rPr>
               <w:t>|</w:t>
             </w:r>
@@ -3807,6 +5636,7 @@
                 <w:b/>
                 <w:sz w:val="28"/>
                 <w:szCs w:val="28"/>
+                <w:lang w:val="it-IT"/>
               </w:rPr>
             </w:pPr>
             <w:r>
@@ -3815,26 +5645,9 @@
                 <w:b/>
                 <w:sz w:val="28"/>
                 <w:szCs w:val="28"/>
-              </w:rPr>
-              <w:t>TS 2.2.6.2</w:t>
-            </w:r>
-            <w:r>
-              <w:rPr>
-                <w:rFonts w:cs="Arial"/>
-                <w:b/>
-                <w:sz w:val="28"/>
-                <w:szCs w:val="28"/>
-              </w:rPr>
-              <w:t xml:space="preserve"> </w:t>
-            </w:r>
-            <w:r>
-              <w:rPr>
-                <w:rFonts w:cs="Arial"/>
-                <w:b/>
-                <w:sz w:val="28"/>
-                <w:szCs w:val="28"/>
-              </w:rPr>
-              <w:t>- Kramam</w:t>
+                <w:lang w:val="it-IT"/>
+              </w:rPr>
+              <w:t>TS 2.2.6.2 - Kramam</w:t>
             </w:r>
           </w:p>
           <w:p>
@@ -3849,6 +5662,7 @@
                 <w:b/>
                 <w:sz w:val="28"/>
                 <w:szCs w:val="28"/>
+                <w:lang w:val="it-IT"/>
               </w:rPr>
             </w:pPr>
             <w:r>
@@ -3857,8 +5671,9 @@
                 <w:b/>
                 <w:sz w:val="28"/>
                 <w:szCs w:val="28"/>
-              </w:rPr>
-              <w:t xml:space="preserve">Krama </w:t>
+                <w:lang w:val="it-IT"/>
+              </w:rPr>
+              <w:t>Krama Vaakyam No. - 53</w:t>
             </w:r>
             <w:r>
               <w:rPr>
@@ -3866,45 +5681,10 @@
                 <w:b/>
                 <w:sz w:val="28"/>
                 <w:szCs w:val="28"/>
-              </w:rPr>
-              <w:t>Vaakyam</w:t>
-            </w:r>
-            <w:r>
-              <w:rPr>
-                <w:rFonts w:cs="Arial"/>
-                <w:b/>
-                <w:sz w:val="28"/>
-                <w:szCs w:val="28"/>
-              </w:rPr>
-              <w:t xml:space="preserve"> No. </w:t>
-            </w:r>
-            <w:r>
-              <w:rPr>
-                <w:rFonts w:cs="Arial"/>
-                <w:b/>
-                <w:sz w:val="28"/>
-                <w:szCs w:val="28"/>
-              </w:rPr>
-              <w:t>- 53</w:t>
-            </w:r>
-            <w:r>
-              <w:rPr>
-                <w:rFonts w:cs="Arial"/>
-                <w:b/>
-                <w:sz w:val="28"/>
-                <w:szCs w:val="28"/>
+                <w:lang w:val="it-IT"/>
               </w:rPr>
               <w:br/>
-              <w:t xml:space="preserve">Panchaati </w:t>
-            </w:r>
-            <w:r>
-              <w:rPr>
-                <w:rFonts w:cs="Arial"/>
-                <w:b/>
-                <w:sz w:val="28"/>
-                <w:szCs w:val="28"/>
-              </w:rPr>
-              <w:t>No. - 31</w:t>
+              <w:t>Panchaati No. - 31</w:t>
             </w:r>
           </w:p>
         </w:tc>
@@ -3950,7 +5730,7 @@
                 <w:b/>
                 <w:sz w:val="36"/>
                 <w:szCs w:val="28"/>
-                <w:lang w:bidi="ta-IN"/>
+                <w:lang w:val="it-IT" w:bidi="ta-IN"/>
               </w:rPr>
               <w:t>†</w:t>
             </w:r>
@@ -3960,7 +5740,7 @@
                 <w:b/>
                 <w:sz w:val="36"/>
                 <w:szCs w:val="28"/>
-                <w:lang w:bidi="ta-IN"/>
+                <w:lang w:val="it-IT" w:bidi="ta-IN"/>
               </w:rPr>
               <w:t>Å</w:t>
             </w:r>
@@ -3980,7 +5760,7 @@
                 <w:b/>
                 <w:sz w:val="32"/>
                 <w:szCs w:val="28"/>
-                <w:lang w:bidi="ta-IN"/>
+                <w:lang w:val="it-IT" w:bidi="ta-IN"/>
               </w:rPr>
               <w:t>…</w:t>
             </w:r>
@@ -4038,7 +5818,7 @@
                 <w:b/>
                 <w:sz w:val="36"/>
                 <w:szCs w:val="28"/>
-                <w:lang w:bidi="ta-IN"/>
+                <w:lang w:val="it-IT" w:bidi="ta-IN"/>
               </w:rPr>
               <w:t>†</w:t>
             </w:r>
@@ -4047,7 +5827,7 @@
                 <w:rFonts w:ascii="Latha" w:hAnsi="Latha" w:cs="Latha"/>
                 <w:sz w:val="28"/>
                 <w:szCs w:val="28"/>
-                <w:lang w:bidi="ta-IN"/>
+                <w:lang w:val="it-IT" w:bidi="ta-IN"/>
               </w:rPr>
               <w:t xml:space="preserve"> | </w:t>
             </w:r>
@@ -4067,7 +5847,7 @@
                 <w:b/>
                 <w:sz w:val="32"/>
                 <w:szCs w:val="28"/>
-                <w:lang w:bidi="ta-IN"/>
+                <w:lang w:val="it-IT" w:bidi="ta-IN"/>
               </w:rPr>
               <w:t>…</w:t>
             </w:r>
@@ -4087,7 +5867,7 @@
                 <w:b/>
                 <w:sz w:val="32"/>
                 <w:szCs w:val="28"/>
-                <w:lang w:bidi="ta-IN"/>
+                <w:lang w:val="it-IT" w:bidi="ta-IN"/>
               </w:rPr>
               <w:t>…</w:t>
             </w:r>
@@ -4143,7 +5923,7 @@
                 <w:b/>
                 <w:sz w:val="36"/>
                 <w:szCs w:val="28"/>
-                <w:lang w:bidi="ta-IN"/>
+                <w:lang w:val="it-IT" w:bidi="ta-IN"/>
               </w:rPr>
               <w:t>†</w:t>
             </w:r>
@@ -4152,7 +5932,7 @@
                 <w:rFonts w:ascii="Latha" w:hAnsi="Latha" w:cs="Latha"/>
                 <w:sz w:val="28"/>
                 <w:szCs w:val="28"/>
-                <w:lang w:bidi="ta-IN"/>
+                <w:lang w:val="it-IT" w:bidi="ta-IN"/>
               </w:rPr>
               <w:t xml:space="preserve"> </w:t>
             </w:r>
@@ -4172,7 +5952,7 @@
                 <w:b/>
                 <w:sz w:val="36"/>
                 <w:szCs w:val="28"/>
-                <w:lang w:bidi="ta-IN"/>
+                <w:lang w:val="it-IT" w:bidi="ta-IN"/>
               </w:rPr>
               <w:t>Æ</w:t>
             </w:r>
@@ -4215,7 +5995,7 @@
                 <w:b/>
                 <w:sz w:val="32"/>
                 <w:szCs w:val="28"/>
-                <w:lang w:bidi="ta-IN"/>
+                <w:lang w:val="it-IT" w:bidi="ta-IN"/>
               </w:rPr>
               <w:t>…</w:t>
             </w:r>
@@ -4256,7 +6036,7 @@
                 <w:rFonts w:ascii="Latha" w:hAnsi="Latha" w:cs="Latha"/>
                 <w:sz w:val="28"/>
                 <w:szCs w:val="28"/>
-                <w:lang w:bidi="ta-IN"/>
+                <w:lang w:val="it-IT" w:bidi="ta-IN"/>
               </w:rPr>
               <w:t xml:space="preserve">| </w:t>
             </w:r>
@@ -4535,6 +6315,7 @@
                 <w:cs/>
                 <w:lang w:bidi="ta-IN"/>
               </w:rPr>
+              <w:lastRenderedPageBreak/>
               <w:t>ஸம்</w:t>
             </w:r>
             <w:r>
@@ -4660,6 +6441,7 @@
                 <w:b/>
                 <w:sz w:val="28"/>
                 <w:szCs w:val="28"/>
+                <w:lang w:val="it-IT"/>
               </w:rPr>
             </w:pPr>
             <w:r>
@@ -4668,26 +6450,10 @@
                 <w:b/>
                 <w:sz w:val="28"/>
                 <w:szCs w:val="28"/>
-              </w:rPr>
-              <w:t>TS 2.2.6.5</w:t>
-            </w:r>
-            <w:r>
-              <w:rPr>
-                <w:rFonts w:cs="Arial"/>
-                <w:b/>
-                <w:sz w:val="28"/>
-                <w:szCs w:val="28"/>
-              </w:rPr>
-              <w:t xml:space="preserve"> </w:t>
-            </w:r>
-            <w:r>
-              <w:rPr>
-                <w:rFonts w:cs="Arial"/>
-                <w:b/>
-                <w:sz w:val="28"/>
-                <w:szCs w:val="28"/>
-              </w:rPr>
-              <w:t>- Kramam</w:t>
+                <w:lang w:val="it-IT"/>
+              </w:rPr>
+              <w:lastRenderedPageBreak/>
+              <w:t>TS 2.2.6.5 - Kramam</w:t>
             </w:r>
           </w:p>
           <w:p>
@@ -4702,6 +6468,7 @@
                 <w:b/>
                 <w:sz w:val="28"/>
                 <w:szCs w:val="28"/>
+                <w:lang w:val="it-IT"/>
               </w:rPr>
             </w:pPr>
             <w:r>
@@ -4710,8 +6477,9 @@
                 <w:b/>
                 <w:sz w:val="28"/>
                 <w:szCs w:val="28"/>
-              </w:rPr>
-              <w:t xml:space="preserve">Krama </w:t>
+                <w:lang w:val="it-IT"/>
+              </w:rPr>
+              <w:t>Krama Vaakyam No. - 7</w:t>
             </w:r>
             <w:r>
               <w:rPr>
@@ -4719,45 +6487,10 @@
                 <w:b/>
                 <w:sz w:val="28"/>
                 <w:szCs w:val="28"/>
-              </w:rPr>
-              <w:t>Vaakyam</w:t>
-            </w:r>
-            <w:r>
-              <w:rPr>
-                <w:rFonts w:cs="Arial"/>
-                <w:b/>
-                <w:sz w:val="28"/>
-                <w:szCs w:val="28"/>
-              </w:rPr>
-              <w:t xml:space="preserve"> No. </w:t>
-            </w:r>
-            <w:r>
-              <w:rPr>
-                <w:rFonts w:cs="Arial"/>
-                <w:b/>
-                <w:sz w:val="28"/>
-                <w:szCs w:val="28"/>
-              </w:rPr>
-              <w:t>- 7</w:t>
-            </w:r>
-            <w:r>
-              <w:rPr>
-                <w:rFonts w:cs="Arial"/>
-                <w:b/>
-                <w:sz w:val="28"/>
-                <w:szCs w:val="28"/>
+                <w:lang w:val="it-IT"/>
               </w:rPr>
               <w:br/>
-              <w:t xml:space="preserve">Panchaati </w:t>
-            </w:r>
-            <w:r>
-              <w:rPr>
-                <w:rFonts w:cs="Arial"/>
-                <w:b/>
-                <w:sz w:val="28"/>
-                <w:szCs w:val="28"/>
-              </w:rPr>
-              <w:t>No. - 34</w:t>
+              <w:t>Panchaati No. - 34</w:t>
             </w:r>
           </w:p>
         </w:tc>
@@ -4798,7 +6531,7 @@
                 <w:b/>
                 <w:sz w:val="32"/>
                 <w:szCs w:val="28"/>
-                <w:lang w:bidi="ta-IN"/>
+                <w:lang w:val="it-IT" w:bidi="ta-IN"/>
               </w:rPr>
               <w:t>…</w:t>
             </w:r>
@@ -4819,7 +6552,7 @@
                 <w:b/>
                 <w:sz w:val="32"/>
                 <w:szCs w:val="28"/>
-                <w:lang w:bidi="ta-IN"/>
+                <w:lang w:val="it-IT" w:bidi="ta-IN"/>
               </w:rPr>
               <w:t>…</w:t>
             </w:r>
@@ -4839,7 +6572,7 @@
                 <w:b/>
                 <w:sz w:val="32"/>
                 <w:szCs w:val="28"/>
-                <w:lang w:bidi="ta-IN"/>
+                <w:lang w:val="it-IT" w:bidi="ta-IN"/>
               </w:rPr>
               <w:t>…</w:t>
             </w:r>
@@ -4859,7 +6592,7 @@
                 <w:b/>
                 <w:sz w:val="32"/>
                 <w:szCs w:val="28"/>
-                <w:lang w:bidi="ta-IN"/>
+                <w:lang w:val="it-IT" w:bidi="ta-IN"/>
               </w:rPr>
               <w:t>…</w:t>
             </w:r>
@@ -4892,7 +6625,7 @@
                 <w:b/>
                 <w:sz w:val="36"/>
                 <w:szCs w:val="28"/>
-                <w:lang w:bidi="ta-IN"/>
+                <w:lang w:val="it-IT" w:bidi="ta-IN"/>
               </w:rPr>
               <w:t>†</w:t>
             </w:r>
@@ -4911,7 +6644,7 @@
                 <w:rFonts w:ascii="Latha" w:hAnsi="Latha" w:cs="Latha"/>
                 <w:sz w:val="28"/>
                 <w:szCs w:val="28"/>
-                <w:lang w:bidi="ta-IN"/>
+                <w:lang w:val="it-IT" w:bidi="ta-IN"/>
               </w:rPr>
               <w:t xml:space="preserve">- </w:t>
             </w:r>
@@ -4931,7 +6664,7 @@
                 <w:b/>
                 <w:sz w:val="32"/>
                 <w:szCs w:val="28"/>
-                <w:lang w:bidi="ta-IN"/>
+                <w:lang w:val="it-IT" w:bidi="ta-IN"/>
               </w:rPr>
               <w:t>…</w:t>
             </w:r>
@@ -4985,7 +6718,7 @@
                 <w:rFonts w:ascii="Latha" w:hAnsi="Latha" w:cs="Latha"/>
                 <w:sz w:val="28"/>
                 <w:szCs w:val="28"/>
-                <w:lang w:bidi="ta-IN"/>
+                <w:lang w:val="it-IT" w:bidi="ta-IN"/>
               </w:rPr>
               <w:t>|</w:t>
             </w:r>
@@ -5238,6 +6971,7 @@
                 <w:b/>
                 <w:sz w:val="28"/>
                 <w:szCs w:val="28"/>
+                <w:lang w:val="it-IT"/>
               </w:rPr>
             </w:pPr>
             <w:r>
@@ -5246,26 +6980,9 @@
                 <w:b/>
                 <w:sz w:val="28"/>
                 <w:szCs w:val="28"/>
-              </w:rPr>
-              <w:t>TS 2.2.7.4</w:t>
-            </w:r>
-            <w:r>
-              <w:rPr>
-                <w:rFonts w:cs="Arial"/>
-                <w:b/>
-                <w:sz w:val="28"/>
-                <w:szCs w:val="28"/>
-              </w:rPr>
-              <w:t xml:space="preserve"> </w:t>
-            </w:r>
-            <w:r>
-              <w:rPr>
-                <w:rFonts w:cs="Arial"/>
-                <w:b/>
-                <w:sz w:val="28"/>
-                <w:szCs w:val="28"/>
-              </w:rPr>
-              <w:t>- Kramam</w:t>
+                <w:lang w:val="it-IT"/>
+              </w:rPr>
+              <w:t>TS 2.2.7.4 - Kramam</w:t>
             </w:r>
           </w:p>
           <w:p>
@@ -5280,6 +6997,7 @@
                 <w:b/>
                 <w:sz w:val="28"/>
                 <w:szCs w:val="28"/>
+                <w:lang w:val="it-IT"/>
               </w:rPr>
             </w:pPr>
             <w:r>
@@ -5288,8 +7006,9 @@
                 <w:b/>
                 <w:sz w:val="28"/>
                 <w:szCs w:val="28"/>
-              </w:rPr>
-              <w:t xml:space="preserve">Krama </w:t>
+                <w:lang w:val="it-IT"/>
+              </w:rPr>
+              <w:t>Krama Vaakyam No. - 2</w:t>
             </w:r>
             <w:r>
               <w:rPr>
@@ -5297,45 +7016,10 @@
                 <w:b/>
                 <w:sz w:val="28"/>
                 <w:szCs w:val="28"/>
-              </w:rPr>
-              <w:t>Vaakyam</w:t>
-            </w:r>
-            <w:r>
-              <w:rPr>
-                <w:rFonts w:cs="Arial"/>
-                <w:b/>
-                <w:sz w:val="28"/>
-                <w:szCs w:val="28"/>
-              </w:rPr>
-              <w:t xml:space="preserve"> No. </w:t>
-            </w:r>
-            <w:r>
-              <w:rPr>
-                <w:rFonts w:cs="Arial"/>
-                <w:b/>
-                <w:sz w:val="28"/>
-                <w:szCs w:val="28"/>
-              </w:rPr>
-              <w:t>- 2</w:t>
-            </w:r>
-            <w:r>
-              <w:rPr>
-                <w:rFonts w:cs="Arial"/>
-                <w:b/>
-                <w:sz w:val="28"/>
-                <w:szCs w:val="28"/>
+                <w:lang w:val="it-IT"/>
               </w:rPr>
               <w:br/>
-              <w:t xml:space="preserve">Panchaati </w:t>
-            </w:r>
-            <w:r>
-              <w:rPr>
-                <w:rFonts w:cs="Arial"/>
-                <w:b/>
-                <w:sz w:val="28"/>
-                <w:szCs w:val="28"/>
-              </w:rPr>
-              <w:t>No. - 38</w:t>
+              <w:t>Panchaati No. - 38</w:t>
             </w:r>
           </w:p>
         </w:tc>
@@ -5380,7 +7064,7 @@
                 <w:b/>
                 <w:sz w:val="32"/>
                 <w:szCs w:val="28"/>
-                <w:lang w:bidi="ta-IN"/>
+                <w:lang w:val="it-IT" w:bidi="ta-IN"/>
               </w:rPr>
               <w:t>…</w:t>
             </w:r>
@@ -5390,7 +7074,7 @@
                 <w:b/>
                 <w:sz w:val="36"/>
                 <w:szCs w:val="28"/>
-                <w:lang w:bidi="ta-IN"/>
+                <w:lang w:val="it-IT" w:bidi="ta-IN"/>
               </w:rPr>
               <w:t>óè</w:t>
             </w:r>
@@ -5400,7 +7084,7 @@
                 <w:b/>
                 <w:sz w:val="32"/>
                 <w:szCs w:val="28"/>
-                <w:lang w:bidi="ta-IN"/>
+                <w:lang w:val="it-IT" w:bidi="ta-IN"/>
               </w:rPr>
               <w:t>…</w:t>
             </w:r>
@@ -5420,7 +7104,7 @@
                 <w:b/>
                 <w:sz w:val="32"/>
                 <w:szCs w:val="28"/>
-                <w:lang w:bidi="ta-IN"/>
+                <w:lang w:val="it-IT" w:bidi="ta-IN"/>
               </w:rPr>
               <w:t>…</w:t>
             </w:r>
@@ -5440,16 +7124,16 @@
                 <w:b/>
                 <w:sz w:val="32"/>
                 <w:szCs w:val="28"/>
-                <w:lang w:bidi="ta-IN"/>
-              </w:rPr>
-              <w:t>…</w:t>
-            </w:r>
-            <w:r>
-              <w:rPr>
-                <w:rFonts w:ascii="Latha" w:hAnsi="Latha" w:cs="Latha"/>
-                <w:sz w:val="28"/>
-                <w:szCs w:val="28"/>
-                <w:lang w:bidi="ta-IN"/>
+                <w:lang w:val="it-IT" w:bidi="ta-IN"/>
+              </w:rPr>
+              <w:t>…</w:t>
+            </w:r>
+            <w:r>
+              <w:rPr>
+                <w:rFonts w:ascii="Latha" w:hAnsi="Latha" w:cs="Latha"/>
+                <w:sz w:val="28"/>
+                <w:szCs w:val="28"/>
+                <w:lang w:val="it-IT" w:bidi="ta-IN"/>
               </w:rPr>
               <w:t xml:space="preserve"> </w:t>
             </w:r>
@@ -5469,7 +7153,7 @@
                 <w:b/>
                 <w:sz w:val="36"/>
                 <w:szCs w:val="28"/>
-                <w:lang w:bidi="ta-IN"/>
+                <w:lang w:val="it-IT" w:bidi="ta-IN"/>
               </w:rPr>
               <w:t>óè</w:t>
             </w:r>
@@ -5479,7 +7163,7 @@
                 <w:b/>
                 <w:sz w:val="36"/>
                 <w:szCs w:val="28"/>
-                <w:lang w:bidi="ta-IN"/>
+                <w:lang w:val="it-IT" w:bidi="ta-IN"/>
               </w:rPr>
               <w:t>†</w:t>
             </w:r>
@@ -5509,7 +7193,7 @@
                 <w:rFonts w:ascii="Latha" w:hAnsi="Latha" w:cs="Latha"/>
                 <w:sz w:val="28"/>
                 <w:szCs w:val="28"/>
-                <w:lang w:bidi="ta-IN"/>
+                <w:lang w:val="it-IT" w:bidi="ta-IN"/>
               </w:rPr>
               <w:t xml:space="preserve">- </w:t>
             </w:r>
@@ -5530,7 +7214,7 @@
                 <w:b/>
                 <w:sz w:val="36"/>
                 <w:szCs w:val="28"/>
-                <w:lang w:bidi="ta-IN"/>
+                <w:lang w:val="it-IT" w:bidi="ta-IN"/>
               </w:rPr>
               <w:t>‡</w:t>
             </w:r>
@@ -5539,7 +7223,7 @@
                 <w:rFonts w:ascii="Latha" w:hAnsi="Latha" w:cs="Latha"/>
                 <w:sz w:val="28"/>
                 <w:szCs w:val="28"/>
-                <w:lang w:bidi="ta-IN"/>
+                <w:lang w:val="it-IT" w:bidi="ta-IN"/>
               </w:rPr>
               <w:t xml:space="preserve"> |</w:t>
             </w:r>
@@ -5791,6 +7475,7 @@
                 <w:b/>
                 <w:sz w:val="28"/>
                 <w:szCs w:val="28"/>
+                <w:lang w:val="it-IT"/>
               </w:rPr>
             </w:pPr>
             <w:r>
@@ -5799,26 +7484,9 @@
                 <w:b/>
                 <w:sz w:val="28"/>
                 <w:szCs w:val="28"/>
-              </w:rPr>
-              <w:t>TS 2.2.8.2</w:t>
-            </w:r>
-            <w:r>
-              <w:rPr>
-                <w:rFonts w:cs="Arial"/>
-                <w:b/>
-                <w:sz w:val="28"/>
-                <w:szCs w:val="28"/>
-              </w:rPr>
-              <w:t xml:space="preserve"> </w:t>
-            </w:r>
-            <w:r>
-              <w:rPr>
-                <w:rFonts w:cs="Arial"/>
-                <w:b/>
-                <w:sz w:val="28"/>
-                <w:szCs w:val="28"/>
-              </w:rPr>
-              <w:t>- Kramam</w:t>
+                <w:lang w:val="it-IT"/>
+              </w:rPr>
+              <w:t>TS 2.2.8.2 - Kramam</w:t>
             </w:r>
           </w:p>
           <w:p>
@@ -5833,6 +7501,7 @@
                 <w:b/>
                 <w:sz w:val="28"/>
                 <w:szCs w:val="28"/>
+                <w:lang w:val="it-IT"/>
               </w:rPr>
             </w:pPr>
             <w:r>
@@ -5841,8 +7510,9 @@
                 <w:b/>
                 <w:sz w:val="28"/>
                 <w:szCs w:val="28"/>
-              </w:rPr>
-              <w:t xml:space="preserve">Krama </w:t>
+                <w:lang w:val="it-IT"/>
+              </w:rPr>
+              <w:t>Krama Vaakyam No. – 6,7</w:t>
             </w:r>
             <w:r>
               <w:rPr>
@@ -5850,45 +7520,10 @@
                 <w:b/>
                 <w:sz w:val="28"/>
                 <w:szCs w:val="28"/>
-              </w:rPr>
-              <w:t>Vaakyam</w:t>
-            </w:r>
-            <w:r>
-              <w:rPr>
-                <w:rFonts w:cs="Arial"/>
-                <w:b/>
-                <w:sz w:val="28"/>
-                <w:szCs w:val="28"/>
-              </w:rPr>
-              <w:t xml:space="preserve"> No. </w:t>
-            </w:r>
-            <w:r>
-              <w:rPr>
-                <w:rFonts w:cs="Arial"/>
-                <w:b/>
-                <w:sz w:val="28"/>
-                <w:szCs w:val="28"/>
-              </w:rPr>
-              <w:t>– 6,7</w:t>
-            </w:r>
-            <w:r>
-              <w:rPr>
-                <w:rFonts w:cs="Arial"/>
-                <w:b/>
-                <w:sz w:val="28"/>
-                <w:szCs w:val="28"/>
+                <w:lang w:val="it-IT"/>
               </w:rPr>
               <w:br/>
-              <w:t xml:space="preserve">Panchaati </w:t>
-            </w:r>
-            <w:r>
-              <w:rPr>
-                <w:rFonts w:cs="Arial"/>
-                <w:b/>
-                <w:sz w:val="28"/>
-                <w:szCs w:val="28"/>
-              </w:rPr>
-              <w:t>No. - 41</w:t>
+              <w:t>Panchaati No. - 41</w:t>
             </w:r>
           </w:p>
         </w:tc>
@@ -5929,7 +7564,7 @@
                 <w:b/>
                 <w:sz w:val="36"/>
                 <w:szCs w:val="28"/>
-                <w:lang w:bidi="ta-IN"/>
+                <w:lang w:val="it-IT" w:bidi="ta-IN"/>
               </w:rPr>
               <w:t>†</w:t>
             </w:r>
@@ -5973,16 +7608,16 @@
                 <w:b/>
                 <w:sz w:val="32"/>
                 <w:szCs w:val="28"/>
-                <w:lang w:bidi="ta-IN"/>
-              </w:rPr>
-              <w:t>…</w:t>
-            </w:r>
-            <w:r>
-              <w:rPr>
-                <w:rFonts w:ascii="Latha" w:hAnsi="Latha" w:cs="Latha"/>
-                <w:sz w:val="28"/>
-                <w:szCs w:val="28"/>
-                <w:lang w:bidi="ta-IN"/>
+                <w:lang w:val="it-IT" w:bidi="ta-IN"/>
+              </w:rPr>
+              <w:t>…</w:t>
+            </w:r>
+            <w:r>
+              <w:rPr>
+                <w:rFonts w:ascii="Latha" w:hAnsi="Latha" w:cs="Latha"/>
+                <w:sz w:val="28"/>
+                <w:szCs w:val="28"/>
+                <w:lang w:val="it-IT" w:bidi="ta-IN"/>
               </w:rPr>
               <w:t xml:space="preserve"> </w:t>
             </w:r>
@@ -6002,7 +7637,7 @@
                 <w:b/>
                 <w:sz w:val="36"/>
                 <w:szCs w:val="28"/>
-                <w:lang w:bidi="ta-IN"/>
+                <w:lang w:val="it-IT" w:bidi="ta-IN"/>
               </w:rPr>
               <w:t>†</w:t>
             </w:r>
@@ -6021,7 +7656,7 @@
                 <w:rFonts w:ascii="Latha" w:hAnsi="Latha" w:cs="Latha"/>
                 <w:sz w:val="28"/>
                 <w:szCs w:val="28"/>
-                <w:lang w:bidi="ta-IN"/>
+                <w:lang w:val="it-IT" w:bidi="ta-IN"/>
               </w:rPr>
               <w:t xml:space="preserve">| </w:t>
             </w:r>
@@ -6041,7 +7676,7 @@
                 <w:b/>
                 <w:sz w:val="36"/>
                 <w:szCs w:val="28"/>
-                <w:lang w:bidi="ta-IN"/>
+                <w:lang w:val="it-IT" w:bidi="ta-IN"/>
               </w:rPr>
               <w:t>†</w:t>
             </w:r>
@@ -6085,7 +7720,7 @@
                 <w:b/>
                 <w:sz w:val="32"/>
                 <w:szCs w:val="28"/>
-                <w:lang w:bidi="ta-IN"/>
+                <w:lang w:val="it-IT" w:bidi="ta-IN"/>
               </w:rPr>
               <w:t>…</w:t>
             </w:r>
@@ -6105,7 +7740,7 @@
                 <w:b/>
                 <w:sz w:val="36"/>
                 <w:szCs w:val="28"/>
-                <w:lang w:bidi="ta-IN"/>
+                <w:lang w:val="it-IT" w:bidi="ta-IN"/>
               </w:rPr>
               <w:t>†</w:t>
             </w:r>
@@ -6137,7 +7772,7 @@
                 <w:rFonts w:ascii="Latha" w:hAnsi="Latha" w:cs="Latha"/>
                 <w:sz w:val="28"/>
                 <w:szCs w:val="28"/>
-                <w:lang w:bidi="ta-IN"/>
+                <w:lang w:val="it-IT" w:bidi="ta-IN"/>
               </w:rPr>
               <w:t xml:space="preserve">- </w:t>
             </w:r>
@@ -6157,7 +7792,7 @@
                 <w:b/>
                 <w:sz w:val="32"/>
                 <w:szCs w:val="28"/>
-                <w:lang w:bidi="ta-IN"/>
+                <w:lang w:val="it-IT" w:bidi="ta-IN"/>
               </w:rPr>
               <w:t>…</w:t>
             </w:r>
@@ -6177,18 +7812,27 @@
                 <w:b/>
                 <w:sz w:val="32"/>
                 <w:szCs w:val="28"/>
-                <w:lang w:bidi="ta-IN"/>
-              </w:rPr>
-              <w:t>…</w:t>
-            </w:r>
-            <w:r>
-              <w:rPr>
-                <w:rFonts w:ascii="Latha" w:hAnsi="Latha" w:cs="Latha"/>
-                <w:sz w:val="28"/>
-                <w:szCs w:val="28"/>
-                <w:lang w:bidi="ta-IN"/>
-              </w:rPr>
-              <w:t xml:space="preserve"> |</w:t>
+                <w:lang w:val="it-IT" w:bidi="ta-IN"/>
+              </w:rPr>
+              <w:t>…</w:t>
+            </w:r>
+            <w:r>
+              <w:rPr>
+                <w:rFonts w:ascii="Latha" w:hAnsi="Latha" w:cs="Latha"/>
+                <w:sz w:val="28"/>
+                <w:szCs w:val="28"/>
+                <w:lang w:val="it-IT" w:bidi="ta-IN"/>
+              </w:rPr>
+              <w:t xml:space="preserve"> </w:t>
+            </w:r>
+            <w:r>
+              <w:rPr>
+                <w:rFonts w:ascii="Latha" w:hAnsi="Latha" w:cs="Latha"/>
+                <w:sz w:val="28"/>
+                <w:szCs w:val="28"/>
+                <w:lang w:bidi="ta-IN"/>
+              </w:rPr>
+              <w:t>|</w:t>
             </w:r>
           </w:p>
         </w:tc>
@@ -6519,6 +8163,7 @@
                 <w:b/>
                 <w:sz w:val="28"/>
                 <w:szCs w:val="28"/>
+                <w:lang w:val="it-IT"/>
               </w:rPr>
             </w:pPr>
             <w:r>
@@ -6527,27 +8172,9 @@
                 <w:b/>
                 <w:sz w:val="28"/>
                 <w:szCs w:val="28"/>
-              </w:rPr>
-              <w:lastRenderedPageBreak/>
-              <w:t>TS 2.2.8.5</w:t>
-            </w:r>
-            <w:r>
-              <w:rPr>
-                <w:rFonts w:cs="Arial"/>
-                <w:b/>
-                <w:sz w:val="28"/>
-                <w:szCs w:val="28"/>
-              </w:rPr>
-              <w:t xml:space="preserve"> </w:t>
-            </w:r>
-            <w:r>
-              <w:rPr>
-                <w:rFonts w:cs="Arial"/>
-                <w:b/>
-                <w:sz w:val="28"/>
-                <w:szCs w:val="28"/>
-              </w:rPr>
-              <w:t>- Kramam</w:t>
+                <w:lang w:val="it-IT"/>
+              </w:rPr>
+              <w:t>TS 2.2.8.5 - Kramam</w:t>
             </w:r>
           </w:p>
           <w:p>
@@ -6562,6 +8189,7 @@
                 <w:b/>
                 <w:sz w:val="28"/>
                 <w:szCs w:val="28"/>
+                <w:lang w:val="it-IT"/>
               </w:rPr>
             </w:pPr>
             <w:r>
@@ -6570,8 +8198,9 @@
                 <w:b/>
                 <w:sz w:val="28"/>
                 <w:szCs w:val="28"/>
-              </w:rPr>
-              <w:t xml:space="preserve">Krama </w:t>
+                <w:lang w:val="it-IT"/>
+              </w:rPr>
+              <w:t>Krama Vaakyam No. – 24</w:t>
             </w:r>
             <w:r>
               <w:rPr>
@@ -6579,45 +8208,10 @@
                 <w:b/>
                 <w:sz w:val="28"/>
                 <w:szCs w:val="28"/>
-              </w:rPr>
-              <w:t>Vaakyam</w:t>
-            </w:r>
-            <w:r>
-              <w:rPr>
-                <w:rFonts w:cs="Arial"/>
-                <w:b/>
-                <w:sz w:val="28"/>
-                <w:szCs w:val="28"/>
-              </w:rPr>
-              <w:t xml:space="preserve"> No. </w:t>
-            </w:r>
-            <w:r>
-              <w:rPr>
-                <w:rFonts w:cs="Arial"/>
-                <w:b/>
-                <w:sz w:val="28"/>
-                <w:szCs w:val="28"/>
-              </w:rPr>
-              <w:t>– 24</w:t>
-            </w:r>
-            <w:r>
-              <w:rPr>
-                <w:rFonts w:cs="Arial"/>
-                <w:b/>
-                <w:sz w:val="28"/>
-                <w:szCs w:val="28"/>
+                <w:lang w:val="it-IT"/>
               </w:rPr>
               <w:br/>
-              <w:t xml:space="preserve">Panchaati </w:t>
-            </w:r>
-            <w:r>
-              <w:rPr>
-                <w:rFonts w:cs="Arial"/>
-                <w:b/>
-                <w:sz w:val="28"/>
-                <w:szCs w:val="28"/>
-              </w:rPr>
-              <w:t>No. - 44</w:t>
+              <w:t>Panchaati No. - 44</w:t>
             </w:r>
           </w:p>
         </w:tc>
@@ -6936,6 +8530,7 @@
                 <w:b/>
                 <w:sz w:val="28"/>
                 <w:szCs w:val="28"/>
+                <w:lang w:val="it-IT"/>
               </w:rPr>
             </w:pPr>
             <w:r>
@@ -6944,26 +8539,9 @@
                 <w:b/>
                 <w:sz w:val="28"/>
                 <w:szCs w:val="28"/>
-              </w:rPr>
-              <w:t>TS 2.2.8.6</w:t>
-            </w:r>
-            <w:r>
-              <w:rPr>
-                <w:rFonts w:cs="Arial"/>
-                <w:b/>
-                <w:sz w:val="28"/>
-                <w:szCs w:val="28"/>
-              </w:rPr>
-              <w:t xml:space="preserve"> </w:t>
-            </w:r>
-            <w:r>
-              <w:rPr>
-                <w:rFonts w:cs="Arial"/>
-                <w:b/>
-                <w:sz w:val="28"/>
-                <w:szCs w:val="28"/>
-              </w:rPr>
-              <w:t>- Kramam</w:t>
+                <w:lang w:val="it-IT"/>
+              </w:rPr>
+              <w:t>TS 2.2.8.6 - Kramam</w:t>
             </w:r>
           </w:p>
           <w:p>
@@ -6978,6 +8556,7 @@
                 <w:b/>
                 <w:sz w:val="28"/>
                 <w:szCs w:val="28"/>
+                <w:lang w:val="it-IT"/>
               </w:rPr>
             </w:pPr>
             <w:r>
@@ -6986,8 +8565,9 @@
                 <w:b/>
                 <w:sz w:val="28"/>
                 <w:szCs w:val="28"/>
-              </w:rPr>
-              <w:t xml:space="preserve">Krama </w:t>
+                <w:lang w:val="it-IT"/>
+              </w:rPr>
+              <w:t>Krama Vaakyam No. – 32</w:t>
             </w:r>
             <w:r>
               <w:rPr>
@@ -6995,45 +8575,10 @@
                 <w:b/>
                 <w:sz w:val="28"/>
                 <w:szCs w:val="28"/>
-              </w:rPr>
-              <w:t>Vaakyam</w:t>
-            </w:r>
-            <w:r>
-              <w:rPr>
-                <w:rFonts w:cs="Arial"/>
-                <w:b/>
-                <w:sz w:val="28"/>
-                <w:szCs w:val="28"/>
-              </w:rPr>
-              <w:t xml:space="preserve"> No. </w:t>
-            </w:r>
-            <w:r>
-              <w:rPr>
-                <w:rFonts w:cs="Arial"/>
-                <w:b/>
-                <w:sz w:val="28"/>
-                <w:szCs w:val="28"/>
-              </w:rPr>
-              <w:t>– 32</w:t>
-            </w:r>
-            <w:r>
-              <w:rPr>
-                <w:rFonts w:cs="Arial"/>
-                <w:b/>
-                <w:sz w:val="28"/>
-                <w:szCs w:val="28"/>
+                <w:lang w:val="it-IT"/>
               </w:rPr>
               <w:br/>
-              <w:t xml:space="preserve">Panchaati </w:t>
-            </w:r>
-            <w:r>
-              <w:rPr>
-                <w:rFonts w:cs="Arial"/>
-                <w:b/>
-                <w:sz w:val="28"/>
-                <w:szCs w:val="28"/>
-              </w:rPr>
-              <w:t>No. - 45</w:t>
+              <w:t>Panchaati No. - 45</w:t>
             </w:r>
           </w:p>
         </w:tc>
@@ -7454,6 +8999,7 @@
                 <w:b/>
                 <w:sz w:val="28"/>
                 <w:szCs w:val="28"/>
+                <w:lang w:val="it-IT"/>
               </w:rPr>
             </w:pPr>
             <w:r>
@@ -7462,26 +9008,10 @@
                 <w:b/>
                 <w:sz w:val="28"/>
                 <w:szCs w:val="28"/>
-              </w:rPr>
-              <w:t>TS 2.2.10.5</w:t>
-            </w:r>
-            <w:r>
-              <w:rPr>
-                <w:rFonts w:cs="Arial"/>
-                <w:b/>
-                <w:sz w:val="28"/>
-                <w:szCs w:val="28"/>
-              </w:rPr>
-              <w:t xml:space="preserve"> </w:t>
-            </w:r>
-            <w:r>
-              <w:rPr>
-                <w:rFonts w:cs="Arial"/>
-                <w:b/>
-                <w:sz w:val="28"/>
-                <w:szCs w:val="28"/>
-              </w:rPr>
-              <w:t>- Kramam</w:t>
+                <w:lang w:val="it-IT"/>
+              </w:rPr>
+              <w:lastRenderedPageBreak/>
+              <w:t>TS 2.2.10.5 - Kramam</w:t>
             </w:r>
           </w:p>
           <w:p>
@@ -7496,6 +9026,7 @@
                 <w:b/>
                 <w:sz w:val="28"/>
                 <w:szCs w:val="28"/>
+                <w:lang w:val="it-IT"/>
               </w:rPr>
             </w:pPr>
             <w:r>
@@ -7504,8 +9035,9 @@
                 <w:b/>
                 <w:sz w:val="28"/>
                 <w:szCs w:val="28"/>
-              </w:rPr>
-              <w:t xml:space="preserve">Krama </w:t>
+                <w:lang w:val="it-IT"/>
+              </w:rPr>
+              <w:t>Krama Vaakyam No. – 60</w:t>
             </w:r>
             <w:r>
               <w:rPr>
@@ -7513,45 +9045,10 @@
                 <w:b/>
                 <w:sz w:val="28"/>
                 <w:szCs w:val="28"/>
-              </w:rPr>
-              <w:t>Vaakyam</w:t>
-            </w:r>
-            <w:r>
-              <w:rPr>
-                <w:rFonts w:cs="Arial"/>
-                <w:b/>
-                <w:sz w:val="28"/>
-                <w:szCs w:val="28"/>
-              </w:rPr>
-              <w:t xml:space="preserve"> No. </w:t>
-            </w:r>
-            <w:r>
-              <w:rPr>
-                <w:rFonts w:cs="Arial"/>
-                <w:b/>
-                <w:sz w:val="28"/>
-                <w:szCs w:val="28"/>
-              </w:rPr>
-              <w:t>– 60</w:t>
-            </w:r>
-            <w:r>
-              <w:rPr>
-                <w:rFonts w:cs="Arial"/>
-                <w:b/>
-                <w:sz w:val="28"/>
-                <w:szCs w:val="28"/>
+                <w:lang w:val="it-IT"/>
               </w:rPr>
               <w:br/>
-              <w:t xml:space="preserve">Panchaati </w:t>
-            </w:r>
-            <w:r>
-              <w:rPr>
-                <w:rFonts w:cs="Arial"/>
-                <w:b/>
-                <w:sz w:val="28"/>
-                <w:szCs w:val="28"/>
-              </w:rPr>
-              <w:t>No. - 57</w:t>
+              <w:t>Panchaati No. - 57</w:t>
             </w:r>
           </w:p>
         </w:tc>
@@ -8039,6 +9536,7 @@
                 <w:b/>
                 <w:sz w:val="28"/>
                 <w:szCs w:val="28"/>
+                <w:lang w:val="it-IT"/>
               </w:rPr>
             </w:pPr>
             <w:r>
@@ -8047,26 +9545,9 @@
                 <w:b/>
                 <w:sz w:val="28"/>
                 <w:szCs w:val="28"/>
-              </w:rPr>
-              <w:t>TS 2.2.11.3</w:t>
-            </w:r>
-            <w:r>
-              <w:rPr>
-                <w:rFonts w:cs="Arial"/>
-                <w:b/>
-                <w:sz w:val="28"/>
-                <w:szCs w:val="28"/>
-              </w:rPr>
-              <w:t xml:space="preserve"> </w:t>
-            </w:r>
-            <w:r>
-              <w:rPr>
-                <w:rFonts w:cs="Arial"/>
-                <w:b/>
-                <w:sz w:val="28"/>
-                <w:szCs w:val="28"/>
-              </w:rPr>
-              <w:t>- Kramam</w:t>
+                <w:lang w:val="it-IT"/>
+              </w:rPr>
+              <w:t>TS 2.2.11.3 - Kramam</w:t>
             </w:r>
           </w:p>
           <w:p>
@@ -8081,6 +9562,7 @@
                 <w:b/>
                 <w:sz w:val="28"/>
                 <w:szCs w:val="28"/>
+                <w:lang w:val="it-IT"/>
               </w:rPr>
             </w:pPr>
             <w:r>
@@ -8089,8 +9571,9 @@
                 <w:b/>
                 <w:sz w:val="28"/>
                 <w:szCs w:val="28"/>
-              </w:rPr>
-              <w:t xml:space="preserve">Krama </w:t>
+                <w:lang w:val="it-IT"/>
+              </w:rPr>
+              <w:t>Krama Vaakyam No. – 56</w:t>
             </w:r>
             <w:r>
               <w:rPr>
@@ -8098,45 +9581,10 @@
                 <w:b/>
                 <w:sz w:val="28"/>
                 <w:szCs w:val="28"/>
-              </w:rPr>
-              <w:t>Vaakyam</w:t>
-            </w:r>
-            <w:r>
-              <w:rPr>
-                <w:rFonts w:cs="Arial"/>
-                <w:b/>
-                <w:sz w:val="28"/>
-                <w:szCs w:val="28"/>
-              </w:rPr>
-              <w:t xml:space="preserve"> No. </w:t>
-            </w:r>
-            <w:r>
-              <w:rPr>
-                <w:rFonts w:cs="Arial"/>
-                <w:b/>
-                <w:sz w:val="28"/>
-                <w:szCs w:val="28"/>
-              </w:rPr>
-              <w:t>– 56</w:t>
-            </w:r>
-            <w:r>
-              <w:rPr>
-                <w:rFonts w:cs="Arial"/>
-                <w:b/>
-                <w:sz w:val="28"/>
-                <w:szCs w:val="28"/>
+                <w:lang w:val="it-IT"/>
               </w:rPr>
               <w:br/>
-              <w:t xml:space="preserve">Panchaati </w:t>
-            </w:r>
-            <w:r>
-              <w:rPr>
-                <w:rFonts w:cs="Arial"/>
-                <w:b/>
-                <w:sz w:val="28"/>
-                <w:szCs w:val="28"/>
-              </w:rPr>
-              <w:t>No. - 60</w:t>
+              <w:t>Panchaati No. - 60</w:t>
             </w:r>
           </w:p>
         </w:tc>
@@ -8157,7 +9605,7 @@
                 <w:rFonts w:ascii="Latha" w:hAnsi="Latha" w:cs="Latha"/>
                 <w:sz w:val="28"/>
                 <w:szCs w:val="28"/>
-                <w:lang w:bidi="ta-IN"/>
+                <w:lang w:val="it-IT" w:bidi="ta-IN"/>
               </w:rPr>
             </w:pPr>
             <w:r>
@@ -8176,7 +9624,7 @@
                 <w:b/>
                 <w:sz w:val="32"/>
                 <w:szCs w:val="28"/>
-                <w:lang w:bidi="ta-IN"/>
+                <w:lang w:val="it-IT" w:bidi="ta-IN"/>
               </w:rPr>
               <w:t>…</w:t>
             </w:r>
@@ -8196,7 +9644,7 @@
                 <w:b/>
                 <w:sz w:val="32"/>
                 <w:szCs w:val="28"/>
-                <w:lang w:bidi="ta-IN"/>
+                <w:lang w:val="it-IT" w:bidi="ta-IN"/>
               </w:rPr>
               <w:t>…</w:t>
             </w:r>
@@ -8239,7 +9687,7 @@
                 <w:b/>
                 <w:sz w:val="36"/>
                 <w:szCs w:val="28"/>
-                <w:lang w:bidi="ta-IN"/>
+                <w:lang w:val="it-IT" w:bidi="ta-IN"/>
               </w:rPr>
               <w:t>†</w:t>
             </w:r>
@@ -8248,7 +9696,7 @@
                 <w:rFonts w:ascii="Latha" w:hAnsi="Latha" w:cs="Latha"/>
                 <w:sz w:val="28"/>
                 <w:szCs w:val="28"/>
-                <w:lang w:bidi="ta-IN"/>
+                <w:lang w:val="it-IT" w:bidi="ta-IN"/>
               </w:rPr>
               <w:t xml:space="preserve"> </w:t>
             </w:r>
@@ -8291,7 +9739,7 @@
                 <w:b/>
                 <w:sz w:val="32"/>
                 <w:szCs w:val="28"/>
-                <w:lang w:bidi="ta-IN"/>
+                <w:lang w:val="it-IT" w:bidi="ta-IN"/>
               </w:rPr>
               <w:t>…</w:t>
             </w:r>
@@ -8334,7 +9782,7 @@
                 <w:b/>
                 <w:sz w:val="36"/>
                 <w:szCs w:val="28"/>
-                <w:lang w:bidi="ta-IN"/>
+                <w:lang w:val="it-IT" w:bidi="ta-IN"/>
               </w:rPr>
               <w:t>†</w:t>
             </w:r>
@@ -8343,7 +9791,7 @@
                 <w:rFonts w:ascii="Latha" w:hAnsi="Latha" w:cs="Latha"/>
                 <w:sz w:val="28"/>
                 <w:szCs w:val="28"/>
-                <w:lang w:bidi="ta-IN"/>
+                <w:lang w:val="it-IT" w:bidi="ta-IN"/>
               </w:rPr>
               <w:t xml:space="preserve"> |</w:t>
             </w:r>
@@ -8854,6 +10302,7 @@
                 <w:b/>
                 <w:sz w:val="28"/>
                 <w:szCs w:val="28"/>
+                <w:lang w:val="it-IT"/>
               </w:rPr>
             </w:pPr>
             <w:r>
@@ -8862,26 +10311,9 @@
                 <w:b/>
                 <w:sz w:val="28"/>
                 <w:szCs w:val="28"/>
-              </w:rPr>
-              <w:t>TS 2.2.2.2</w:t>
-            </w:r>
-            <w:r>
-              <w:rPr>
-                <w:rFonts w:cs="Arial"/>
-                <w:b/>
-                <w:sz w:val="28"/>
-                <w:szCs w:val="28"/>
-              </w:rPr>
-              <w:t xml:space="preserve"> </w:t>
-            </w:r>
-            <w:r>
-              <w:rPr>
-                <w:rFonts w:cs="Arial"/>
-                <w:b/>
-                <w:sz w:val="28"/>
-                <w:szCs w:val="28"/>
-              </w:rPr>
-              <w:t>- Kramam</w:t>
+                <w:lang w:val="it-IT"/>
+              </w:rPr>
+              <w:t>TS 2.2.2.2 - Kramam</w:t>
             </w:r>
           </w:p>
           <w:p>
@@ -8896,6 +10328,7 @@
                 <w:b/>
                 <w:sz w:val="28"/>
                 <w:szCs w:val="28"/>
+                <w:lang w:val="it-IT"/>
               </w:rPr>
             </w:pPr>
             <w:r>
@@ -8904,8 +10337,9 @@
                 <w:b/>
                 <w:sz w:val="28"/>
                 <w:szCs w:val="28"/>
-              </w:rPr>
-              <w:t xml:space="preserve">Krama </w:t>
+                <w:lang w:val="it-IT"/>
+              </w:rPr>
+              <w:t>Krama Vaakyam No. - 23</w:t>
             </w:r>
             <w:r>
               <w:rPr>
@@ -8913,45 +10347,10 @@
                 <w:b/>
                 <w:sz w:val="28"/>
                 <w:szCs w:val="28"/>
-              </w:rPr>
-              <w:t>Vaakyam</w:t>
-            </w:r>
-            <w:r>
-              <w:rPr>
-                <w:rFonts w:cs="Arial"/>
-                <w:b/>
-                <w:sz w:val="28"/>
-                <w:szCs w:val="28"/>
-              </w:rPr>
-              <w:t xml:space="preserve"> No. </w:t>
-            </w:r>
-            <w:r>
-              <w:rPr>
-                <w:rFonts w:cs="Arial"/>
-                <w:b/>
-                <w:sz w:val="28"/>
-                <w:szCs w:val="28"/>
-              </w:rPr>
-              <w:t>- 23</w:t>
-            </w:r>
-            <w:r>
-              <w:rPr>
-                <w:rFonts w:cs="Arial"/>
-                <w:b/>
-                <w:sz w:val="28"/>
-                <w:szCs w:val="28"/>
+                <w:lang w:val="it-IT"/>
               </w:rPr>
               <w:br/>
-              <w:t xml:space="preserve">Panchaati </w:t>
-            </w:r>
-            <w:r>
-              <w:rPr>
-                <w:rFonts w:cs="Arial"/>
-                <w:b/>
-                <w:sz w:val="28"/>
-                <w:szCs w:val="28"/>
-              </w:rPr>
-              <w:t>No. - 7</w:t>
+              <w:t>Panchaati No. - 7</w:t>
             </w:r>
           </w:p>
         </w:tc>
@@ -9208,6 +10607,7 @@
                 <w:b/>
                 <w:sz w:val="28"/>
                 <w:szCs w:val="28"/>
+                <w:lang w:val="it-IT"/>
               </w:rPr>
             </w:pPr>
             <w:r>
@@ -9216,26 +10616,9 @@
                 <w:b/>
                 <w:sz w:val="28"/>
                 <w:szCs w:val="28"/>
-              </w:rPr>
-              <w:t>TS 2.2.4.2</w:t>
-            </w:r>
-            <w:r>
-              <w:rPr>
-                <w:rFonts w:cs="Arial"/>
-                <w:b/>
-                <w:sz w:val="28"/>
-                <w:szCs w:val="28"/>
-              </w:rPr>
-              <w:t xml:space="preserve"> </w:t>
-            </w:r>
-            <w:r>
-              <w:rPr>
-                <w:rFonts w:cs="Arial"/>
-                <w:b/>
-                <w:sz w:val="28"/>
-                <w:szCs w:val="28"/>
-              </w:rPr>
-              <w:t>- Kramam</w:t>
+                <w:lang w:val="it-IT"/>
+              </w:rPr>
+              <w:t>TS 2.2.4.2 - Kramam</w:t>
             </w:r>
           </w:p>
           <w:p>
@@ -9250,6 +10633,7 @@
                 <w:b/>
                 <w:sz w:val="28"/>
                 <w:szCs w:val="28"/>
+                <w:lang w:val="it-IT"/>
               </w:rPr>
             </w:pPr>
             <w:r>
@@ -9258,8 +10642,9 @@
                 <w:b/>
                 <w:sz w:val="28"/>
                 <w:szCs w:val="28"/>
-              </w:rPr>
-              <w:t xml:space="preserve">Krama </w:t>
+                <w:lang w:val="it-IT"/>
+              </w:rPr>
+              <w:t>Krama Vaakyam No. - 2</w:t>
             </w:r>
             <w:r>
               <w:rPr>
@@ -9267,45 +10652,10 @@
                 <w:b/>
                 <w:sz w:val="28"/>
                 <w:szCs w:val="28"/>
-              </w:rPr>
-              <w:t>Vaakyam</w:t>
-            </w:r>
-            <w:r>
-              <w:rPr>
-                <w:rFonts w:cs="Arial"/>
-                <w:b/>
-                <w:sz w:val="28"/>
-                <w:szCs w:val="28"/>
-              </w:rPr>
-              <w:t xml:space="preserve"> No. </w:t>
-            </w:r>
-            <w:r>
-              <w:rPr>
-                <w:rFonts w:cs="Arial"/>
-                <w:b/>
-                <w:sz w:val="28"/>
-                <w:szCs w:val="28"/>
-              </w:rPr>
-              <w:t>- 2</w:t>
-            </w:r>
-            <w:r>
-              <w:rPr>
-                <w:rFonts w:cs="Arial"/>
-                <w:b/>
-                <w:sz w:val="28"/>
-                <w:szCs w:val="28"/>
+                <w:lang w:val="it-IT"/>
               </w:rPr>
               <w:br/>
-              <w:t xml:space="preserve">Panchaati </w:t>
-            </w:r>
-            <w:r>
-              <w:rPr>
-                <w:rFonts w:cs="Arial"/>
-                <w:b/>
-                <w:sz w:val="28"/>
-                <w:szCs w:val="28"/>
-              </w:rPr>
-              <w:t>No. - 16</w:t>
+              <w:t>Panchaati No. - 16</w:t>
             </w:r>
           </w:p>
         </w:tc>
@@ -9346,7 +10696,7 @@
                 <w:b/>
                 <w:sz w:val="32"/>
                 <w:szCs w:val="28"/>
-                <w:lang w:bidi="ta-IN"/>
+                <w:lang w:val="it-IT" w:bidi="ta-IN"/>
               </w:rPr>
               <w:t>…</w:t>
             </w:r>
@@ -9366,7 +10716,7 @@
                 <w:b/>
                 <w:sz w:val="36"/>
                 <w:szCs w:val="28"/>
-                <w:lang w:bidi="ta-IN"/>
+                <w:lang w:val="it-IT" w:bidi="ta-IN"/>
               </w:rPr>
               <w:t>†</w:t>
             </w:r>
@@ -9398,7 +10748,7 @@
                 <w:rFonts w:ascii="Latha" w:hAnsi="Latha" w:cs="Latha"/>
                 <w:sz w:val="28"/>
                 <w:szCs w:val="28"/>
-                <w:lang w:bidi="ta-IN"/>
+                <w:lang w:val="it-IT" w:bidi="ta-IN"/>
               </w:rPr>
               <w:t xml:space="preserve">| </w:t>
             </w:r>
@@ -9418,7 +10768,7 @@
                 <w:b/>
                 <w:sz w:val="32"/>
                 <w:szCs w:val="28"/>
-                <w:lang w:bidi="ta-IN"/>
+                <w:lang w:val="it-IT" w:bidi="ta-IN"/>
               </w:rPr>
               <w:t>…</w:t>
             </w:r>
@@ -9451,7 +10801,7 @@
                 <w:b/>
                 <w:sz w:val="32"/>
                 <w:szCs w:val="28"/>
-                <w:lang w:bidi="ta-IN"/>
+                <w:lang w:val="it-IT" w:bidi="ta-IN"/>
               </w:rPr>
               <w:t>…</w:t>
             </w:r>
@@ -9471,7 +10821,7 @@
                 <w:b/>
                 <w:sz w:val="32"/>
                 <w:szCs w:val="28"/>
-                <w:lang w:bidi="ta-IN"/>
+                <w:lang w:val="it-IT" w:bidi="ta-IN"/>
               </w:rPr>
               <w:t>…</w:t>
             </w:r>
@@ -9525,7 +10875,7 @@
                 <w:b/>
                 <w:sz w:val="36"/>
                 <w:szCs w:val="28"/>
-                <w:lang w:bidi="ta-IN"/>
+                <w:lang w:val="it-IT" w:bidi="ta-IN"/>
               </w:rPr>
               <w:t>†</w:t>
             </w:r>
@@ -9534,7 +10884,7 @@
                 <w:rFonts w:ascii="Latha" w:hAnsi="Latha" w:cs="Latha"/>
                 <w:sz w:val="28"/>
                 <w:szCs w:val="28"/>
-                <w:lang w:bidi="ta-IN"/>
+                <w:lang w:val="it-IT" w:bidi="ta-IN"/>
               </w:rPr>
               <w:t xml:space="preserve"> |</w:t>
             </w:r>
@@ -9799,6 +11149,7 @@
                 <w:b/>
                 <w:sz w:val="28"/>
                 <w:szCs w:val="28"/>
+                <w:lang w:val="it-IT"/>
               </w:rPr>
             </w:pPr>
             <w:r>
@@ -9807,6 +11158,7 @@
                 <w:b/>
                 <w:sz w:val="28"/>
                 <w:szCs w:val="28"/>
+                <w:lang w:val="it-IT"/>
               </w:rPr>
               <w:t>TS 2.2.6.3 - Kramam</w:t>
             </w:r>
@@ -9824,6 +11176,7 @@
                 <w:color w:val="FF0000"/>
                 <w:sz w:val="28"/>
                 <w:szCs w:val="28"/>
+                <w:lang w:val="it-IT"/>
               </w:rPr>
             </w:pPr>
             <w:r>
@@ -9832,6 +11185,7 @@
                 <w:b/>
                 <w:sz w:val="28"/>
                 <w:szCs w:val="28"/>
+                <w:lang w:val="it-IT"/>
               </w:rPr>
               <w:t>Krama Vaakyam No. - 53</w:t>
             </w:r>
@@ -9841,6 +11195,7 @@
                 <w:b/>
                 <w:sz w:val="28"/>
                 <w:szCs w:val="28"/>
+                <w:lang w:val="it-IT"/>
               </w:rPr>
               <w:br/>
               <w:t>Panchaati No. - 32</w:t>
@@ -9891,7 +11246,7 @@
                 <w:sz w:val="36"/>
                 <w:szCs w:val="28"/>
                 <w:highlight w:val="yellow"/>
-                <w:lang w:bidi="ta-IN"/>
+                <w:lang w:val="it-IT" w:bidi="ta-IN"/>
               </w:rPr>
               <w:t>†</w:t>
             </w:r>
@@ -9950,7 +11305,7 @@
                 <w:b/>
                 <w:sz w:val="32"/>
                 <w:szCs w:val="28"/>
-                <w:lang w:bidi="ta-IN"/>
+                <w:lang w:val="it-IT" w:bidi="ta-IN"/>
               </w:rPr>
               <w:t>…</w:t>
             </w:r>
@@ -9979,7 +11334,7 @@
                 <w:rFonts w:ascii="Latha" w:hAnsi="Latha" w:cs="Latha"/>
                 <w:sz w:val="28"/>
                 <w:szCs w:val="28"/>
-                <w:lang w:bidi="ta-IN"/>
+                <w:lang w:val="it-IT" w:bidi="ta-IN"/>
               </w:rPr>
               <w:t xml:space="preserve">| </w:t>
             </w:r>
@@ -10022,7 +11377,7 @@
                 <w:b/>
                 <w:sz w:val="36"/>
                 <w:szCs w:val="28"/>
-                <w:lang w:bidi="ta-IN"/>
+                <w:lang w:val="it-IT" w:bidi="ta-IN"/>
               </w:rPr>
               <w:t>†</w:t>
             </w:r>
@@ -10055,7 +11410,7 @@
                 <w:b/>
                 <w:sz w:val="32"/>
                 <w:szCs w:val="28"/>
-                <w:lang w:bidi="ta-IN"/>
+                <w:lang w:val="it-IT" w:bidi="ta-IN"/>
               </w:rPr>
               <w:t>…</w:t>
             </w:r>
@@ -10075,16 +11430,16 @@
                 <w:b/>
                 <w:sz w:val="32"/>
                 <w:szCs w:val="28"/>
-                <w:lang w:bidi="ta-IN"/>
-              </w:rPr>
-              <w:t>…</w:t>
-            </w:r>
-            <w:r>
-              <w:rPr>
-                <w:rFonts w:ascii="Latha" w:hAnsi="Latha" w:cs="Latha"/>
-                <w:sz w:val="28"/>
-                <w:szCs w:val="28"/>
-                <w:lang w:bidi="ta-IN"/>
+                <w:lang w:val="it-IT" w:bidi="ta-IN"/>
+              </w:rPr>
+              <w:t>…</w:t>
+            </w:r>
+            <w:r>
+              <w:rPr>
+                <w:rFonts w:ascii="Latha" w:hAnsi="Latha" w:cs="Latha"/>
+                <w:sz w:val="28"/>
+                <w:szCs w:val="28"/>
+                <w:lang w:val="it-IT" w:bidi="ta-IN"/>
               </w:rPr>
               <w:t xml:space="preserve"> </w:t>
             </w:r>
@@ -10127,7 +11482,7 @@
                 <w:b/>
                 <w:sz w:val="36"/>
                 <w:szCs w:val="28"/>
-                <w:lang w:bidi="ta-IN"/>
+                <w:lang w:val="it-IT" w:bidi="ta-IN"/>
               </w:rPr>
               <w:t>†</w:t>
             </w:r>
@@ -10159,7 +11514,7 @@
                 <w:rFonts w:ascii="Latha" w:hAnsi="Latha" w:cs="Latha"/>
                 <w:sz w:val="28"/>
                 <w:szCs w:val="28"/>
-                <w:lang w:bidi="ta-IN"/>
+                <w:lang w:val="it-IT" w:bidi="ta-IN"/>
               </w:rPr>
               <w:t xml:space="preserve">- </w:t>
             </w:r>
@@ -10168,7 +11523,7 @@
                 <w:rFonts w:ascii="Latha" w:hAnsi="Latha" w:cs="Latha"/>
                 <w:sz w:val="28"/>
                 <w:szCs w:val="28"/>
-                <w:lang w:bidi="ta-IN"/>
+                <w:lang w:val="it-IT" w:bidi="ta-IN"/>
               </w:rPr>
               <w:br/>
             </w:r>
@@ -10188,7 +11543,7 @@
                 <w:b/>
                 <w:sz w:val="32"/>
                 <w:szCs w:val="28"/>
-                <w:lang w:bidi="ta-IN"/>
+                <w:lang w:val="it-IT" w:bidi="ta-IN"/>
               </w:rPr>
               <w:t>…</w:t>
             </w:r>
@@ -10208,7 +11563,7 @@
                 <w:b/>
                 <w:sz w:val="32"/>
                 <w:szCs w:val="28"/>
-                <w:lang w:bidi="ta-IN"/>
+                <w:lang w:val="it-IT" w:bidi="ta-IN"/>
               </w:rPr>
               <w:t>…</w:t>
             </w:r>
@@ -10228,7 +11583,7 @@
                 <w:b/>
                 <w:sz w:val="32"/>
                 <w:szCs w:val="28"/>
-                <w:lang w:bidi="ta-IN"/>
+                <w:lang w:val="it-IT" w:bidi="ta-IN"/>
               </w:rPr>
               <w:t>…</w:t>
             </w:r>
@@ -10247,7 +11602,7 @@
                 <w:rFonts w:ascii="Latha" w:hAnsi="Latha" w:cs="Latha"/>
                 <w:sz w:val="28"/>
                 <w:szCs w:val="28"/>
-                <w:lang w:bidi="ta-IN"/>
+                <w:lang w:val="it-IT" w:bidi="ta-IN"/>
               </w:rPr>
               <w:t>|</w:t>
             </w:r>
@@ -10672,6 +12027,7 @@
                 <w:b/>
                 <w:sz w:val="28"/>
                 <w:szCs w:val="28"/>
+                <w:lang w:val="it-IT"/>
               </w:rPr>
             </w:pPr>
             <w:r>
@@ -10680,26 +12036,9 @@
                 <w:b/>
                 <w:sz w:val="28"/>
                 <w:szCs w:val="28"/>
-              </w:rPr>
-              <w:t>TS 2.2.9.2</w:t>
-            </w:r>
-            <w:r>
-              <w:rPr>
-                <w:rFonts w:cs="Arial"/>
-                <w:b/>
-                <w:sz w:val="28"/>
-                <w:szCs w:val="28"/>
-              </w:rPr>
-              <w:t xml:space="preserve"> </w:t>
-            </w:r>
-            <w:r>
-              <w:rPr>
-                <w:rFonts w:cs="Arial"/>
-                <w:b/>
-                <w:sz w:val="28"/>
-                <w:szCs w:val="28"/>
-              </w:rPr>
-              <w:t>- Kramam</w:t>
+                <w:lang w:val="it-IT"/>
+              </w:rPr>
+              <w:t>TS 2.2.9.2 - Kramam</w:t>
             </w:r>
           </w:p>
           <w:p>
@@ -10714,6 +12053,7 @@
                 <w:b/>
                 <w:sz w:val="28"/>
                 <w:szCs w:val="28"/>
+                <w:lang w:val="it-IT"/>
               </w:rPr>
             </w:pPr>
             <w:r>
@@ -10722,8 +12062,9 @@
                 <w:b/>
                 <w:sz w:val="28"/>
                 <w:szCs w:val="28"/>
-              </w:rPr>
-              <w:t xml:space="preserve">Krama </w:t>
+                <w:lang w:val="it-IT"/>
+              </w:rPr>
+              <w:t>Krama Vaakyam No. - 53</w:t>
             </w:r>
             <w:r>
               <w:rPr>
@@ -10731,45 +12072,10 @@
                 <w:b/>
                 <w:sz w:val="28"/>
                 <w:szCs w:val="28"/>
-              </w:rPr>
-              <w:t>Vaakyam</w:t>
-            </w:r>
-            <w:r>
-              <w:rPr>
-                <w:rFonts w:cs="Arial"/>
-                <w:b/>
-                <w:sz w:val="28"/>
-                <w:szCs w:val="28"/>
-              </w:rPr>
-              <w:t xml:space="preserve"> No. </w:t>
-            </w:r>
-            <w:r>
-              <w:rPr>
-                <w:rFonts w:cs="Arial"/>
-                <w:b/>
-                <w:sz w:val="28"/>
-                <w:szCs w:val="28"/>
-              </w:rPr>
-              <w:t>- 53</w:t>
-            </w:r>
-            <w:r>
-              <w:rPr>
-                <w:rFonts w:cs="Arial"/>
-                <w:b/>
-                <w:sz w:val="28"/>
-                <w:szCs w:val="28"/>
+                <w:lang w:val="it-IT"/>
               </w:rPr>
               <w:br/>
-              <w:t xml:space="preserve">Panchaati </w:t>
-            </w:r>
-            <w:r>
-              <w:rPr>
-                <w:rFonts w:cs="Arial"/>
-                <w:b/>
-                <w:sz w:val="28"/>
-                <w:szCs w:val="28"/>
-              </w:rPr>
-              <w:t>No. - 47</w:t>
+              <w:t>Panchaati No. - 47</w:t>
             </w:r>
           </w:p>
         </w:tc>
@@ -10794,7 +12100,7 @@
                 <w:rFonts w:ascii="Latha" w:hAnsi="Latha" w:cs="Latha"/>
                 <w:sz w:val="28"/>
                 <w:szCs w:val="28"/>
-                <w:lang w:bidi="ta-IN"/>
+                <w:lang w:val="it-IT" w:bidi="ta-IN"/>
               </w:rPr>
             </w:pPr>
             <w:r>
@@ -10827,7 +12133,7 @@
                 <w:b/>
                 <w:sz w:val="32"/>
                 <w:szCs w:val="28"/>
-                <w:lang w:bidi="ta-IN"/>
+                <w:lang w:val="it-IT" w:bidi="ta-IN"/>
               </w:rPr>
               <w:t>…</w:t>
             </w:r>
@@ -10847,7 +12153,7 @@
                 <w:b/>
                 <w:sz w:val="32"/>
                 <w:szCs w:val="28"/>
-                <w:lang w:bidi="ta-IN"/>
+                <w:lang w:val="it-IT" w:bidi="ta-IN"/>
               </w:rPr>
               <w:t>…</w:t>
             </w:r>
@@ -10867,16 +12173,16 @@
                 <w:b/>
                 <w:sz w:val="32"/>
                 <w:szCs w:val="28"/>
-                <w:lang w:bidi="ta-IN"/>
-              </w:rPr>
-              <w:t>…</w:t>
-            </w:r>
-            <w:r>
-              <w:rPr>
-                <w:rFonts w:ascii="Latha" w:hAnsi="Latha" w:cs="Latha"/>
-                <w:sz w:val="28"/>
-                <w:szCs w:val="28"/>
-                <w:lang w:bidi="ta-IN"/>
+                <w:lang w:val="it-IT" w:bidi="ta-IN"/>
+              </w:rPr>
+              <w:t>…</w:t>
+            </w:r>
+            <w:r>
+              <w:rPr>
+                <w:rFonts w:ascii="Latha" w:hAnsi="Latha" w:cs="Latha"/>
+                <w:sz w:val="28"/>
+                <w:szCs w:val="28"/>
+                <w:lang w:val="it-IT" w:bidi="ta-IN"/>
               </w:rPr>
               <w:t xml:space="preserve"> </w:t>
             </w:r>
@@ -10896,7 +12202,7 @@
                 <w:b/>
                 <w:sz w:val="32"/>
                 <w:szCs w:val="28"/>
-                <w:lang w:bidi="ta-IN"/>
+                <w:lang w:val="it-IT" w:bidi="ta-IN"/>
               </w:rPr>
               <w:t>…</w:t>
             </w:r>
@@ -10939,7 +12245,7 @@
                 <w:b/>
                 <w:sz w:val="32"/>
                 <w:szCs w:val="28"/>
-                <w:lang w:bidi="ta-IN"/>
+                <w:lang w:val="it-IT" w:bidi="ta-IN"/>
               </w:rPr>
               <w:t>…</w:t>
             </w:r>
@@ -10959,7 +12265,7 @@
                 <w:b/>
                 <w:sz w:val="32"/>
                 <w:szCs w:val="28"/>
-                <w:lang w:bidi="ta-IN"/>
+                <w:lang w:val="it-IT" w:bidi="ta-IN"/>
               </w:rPr>
               <w:t>…</w:t>
             </w:r>
@@ -10979,7 +12285,7 @@
                 <w:b/>
                 <w:sz w:val="32"/>
                 <w:szCs w:val="28"/>
-                <w:lang w:bidi="ta-IN"/>
+                <w:lang w:val="it-IT" w:bidi="ta-IN"/>
               </w:rPr>
               <w:t>…</w:t>
             </w:r>
@@ -10998,7 +12304,7 @@
                 <w:rFonts w:ascii="Latha" w:hAnsi="Latha" w:cs="Latha"/>
                 <w:sz w:val="28"/>
                 <w:szCs w:val="28"/>
-                <w:lang w:bidi="ta-IN"/>
+                <w:lang w:val="it-IT" w:bidi="ta-IN"/>
               </w:rPr>
               <w:t xml:space="preserve">| </w:t>
             </w:r>
@@ -11034,7 +12340,7 @@
                 <w:b/>
                 <w:sz w:val="32"/>
                 <w:szCs w:val="28"/>
-                <w:lang w:bidi="ta-IN"/>
+                <w:lang w:val="it-IT" w:bidi="ta-IN"/>
               </w:rPr>
               <w:t>…</w:t>
             </w:r>
@@ -11077,7 +12383,7 @@
                 <w:b/>
                 <w:sz w:val="32"/>
                 <w:szCs w:val="28"/>
-                <w:lang w:bidi="ta-IN"/>
+                <w:lang w:val="it-IT" w:bidi="ta-IN"/>
               </w:rPr>
               <w:t>…</w:t>
             </w:r>
@@ -11097,7 +12403,7 @@
                 <w:b/>
                 <w:sz w:val="32"/>
                 <w:szCs w:val="28"/>
-                <w:lang w:bidi="ta-IN"/>
+                <w:lang w:val="it-IT" w:bidi="ta-IN"/>
               </w:rPr>
               <w:t>…</w:t>
             </w:r>
@@ -11117,7 +12423,7 @@
                 <w:b/>
                 <w:sz w:val="32"/>
                 <w:szCs w:val="28"/>
-                <w:lang w:bidi="ta-IN"/>
+                <w:lang w:val="it-IT" w:bidi="ta-IN"/>
               </w:rPr>
               <w:t>…</w:t>
             </w:r>
@@ -11138,7 +12444,7 @@
                 <w:b/>
                 <w:sz w:val="32"/>
                 <w:szCs w:val="28"/>
-                <w:lang w:bidi="ta-IN"/>
+                <w:lang w:val="it-IT" w:bidi="ta-IN"/>
               </w:rPr>
               <w:t>…</w:t>
             </w:r>
@@ -11158,7 +12464,7 @@
                 <w:b/>
                 <w:sz w:val="36"/>
                 <w:szCs w:val="28"/>
-                <w:lang w:bidi="ta-IN"/>
+                <w:lang w:val="it-IT" w:bidi="ta-IN"/>
               </w:rPr>
               <w:t>†</w:t>
             </w:r>
@@ -11630,6 +12936,7 @@
                 <w:b/>
                 <w:sz w:val="28"/>
                 <w:szCs w:val="28"/>
+                <w:lang w:val="it-IT"/>
               </w:rPr>
             </w:pPr>
             <w:r>
@@ -11638,27 +12945,10 @@
                 <w:b/>
                 <w:sz w:val="28"/>
                 <w:szCs w:val="28"/>
+                <w:lang w:val="it-IT"/>
               </w:rPr>
               <w:lastRenderedPageBreak/>
-              <w:t>TS 2.2.10.4</w:t>
-            </w:r>
-            <w:r>
-              <w:rPr>
-                <w:rFonts w:cs="Arial"/>
-                <w:b/>
-                <w:sz w:val="28"/>
-                <w:szCs w:val="28"/>
-              </w:rPr>
-              <w:t xml:space="preserve"> </w:t>
-            </w:r>
-            <w:r>
-              <w:rPr>
-                <w:rFonts w:cs="Arial"/>
-                <w:b/>
-                <w:sz w:val="28"/>
-                <w:szCs w:val="28"/>
-              </w:rPr>
-              <w:t>- Kramam</w:t>
+              <w:t>TS 2.2.10.4 - Kramam</w:t>
             </w:r>
           </w:p>
           <w:p>
@@ -11673,6 +12963,7 @@
                 <w:b/>
                 <w:sz w:val="28"/>
                 <w:szCs w:val="28"/>
+                <w:lang w:val="it-IT"/>
               </w:rPr>
             </w:pPr>
             <w:r>
@@ -11681,8 +12972,9 @@
                 <w:b/>
                 <w:sz w:val="28"/>
                 <w:szCs w:val="28"/>
-              </w:rPr>
-              <w:t xml:space="preserve">Krama </w:t>
+                <w:lang w:val="it-IT"/>
+              </w:rPr>
+              <w:t>Krama Vaakyam No. - 31</w:t>
             </w:r>
             <w:r>
               <w:rPr>
@@ -11690,45 +12982,10 @@
                 <w:b/>
                 <w:sz w:val="28"/>
                 <w:szCs w:val="28"/>
-              </w:rPr>
-              <w:t>Vaakyam</w:t>
-            </w:r>
-            <w:r>
-              <w:rPr>
-                <w:rFonts w:cs="Arial"/>
-                <w:b/>
-                <w:sz w:val="28"/>
-                <w:szCs w:val="28"/>
-              </w:rPr>
-              <w:t xml:space="preserve"> No. </w:t>
-            </w:r>
-            <w:r>
-              <w:rPr>
-                <w:rFonts w:cs="Arial"/>
-                <w:b/>
-                <w:sz w:val="28"/>
-                <w:szCs w:val="28"/>
-              </w:rPr>
-              <w:t>- 31</w:t>
-            </w:r>
-            <w:r>
-              <w:rPr>
-                <w:rFonts w:cs="Arial"/>
-                <w:b/>
-                <w:sz w:val="28"/>
-                <w:szCs w:val="28"/>
+                <w:lang w:val="it-IT"/>
               </w:rPr>
               <w:br/>
-              <w:t xml:space="preserve">Panchaati </w:t>
-            </w:r>
-            <w:r>
-              <w:rPr>
-                <w:rFonts w:cs="Arial"/>
-                <w:b/>
-                <w:sz w:val="28"/>
-                <w:szCs w:val="28"/>
-              </w:rPr>
-              <w:t>No. - 56</w:t>
+              <w:t>Panchaati No. - 56</w:t>
             </w:r>
           </w:p>
         </w:tc>
@@ -11773,7 +13030,7 @@
                 <w:b/>
                 <w:sz w:val="32"/>
                 <w:szCs w:val="28"/>
-                <w:lang w:bidi="ta-IN"/>
+                <w:lang w:val="it-IT" w:bidi="ta-IN"/>
               </w:rPr>
               <w:t>…</w:t>
             </w:r>
@@ -11793,7 +13050,7 @@
                 <w:b/>
                 <w:sz w:val="32"/>
                 <w:szCs w:val="28"/>
-                <w:lang w:bidi="ta-IN"/>
+                <w:lang w:val="it-IT" w:bidi="ta-IN"/>
               </w:rPr>
               <w:t>…</w:t>
             </w:r>
@@ -11826,16 +13083,16 @@
                 <w:b/>
                 <w:sz w:val="32"/>
                 <w:szCs w:val="28"/>
-                <w:lang w:bidi="ta-IN"/>
-              </w:rPr>
-              <w:t>…</w:t>
-            </w:r>
-            <w:r>
-              <w:rPr>
-                <w:rFonts w:ascii="Latha" w:hAnsi="Latha" w:cs="Latha"/>
-                <w:sz w:val="28"/>
-                <w:szCs w:val="28"/>
-                <w:lang w:bidi="ta-IN"/>
+                <w:lang w:val="it-IT" w:bidi="ta-IN"/>
+              </w:rPr>
+              <w:t>…</w:t>
+            </w:r>
+            <w:r>
+              <w:rPr>
+                <w:rFonts w:ascii="Latha" w:hAnsi="Latha" w:cs="Latha"/>
+                <w:sz w:val="28"/>
+                <w:szCs w:val="28"/>
+                <w:lang w:val="it-IT" w:bidi="ta-IN"/>
               </w:rPr>
               <w:t xml:space="preserve"> </w:t>
             </w:r>
@@ -11855,7 +13112,7 @@
                 <w:b/>
                 <w:sz w:val="32"/>
                 <w:szCs w:val="28"/>
-                <w:lang w:bidi="ta-IN"/>
+                <w:lang w:val="it-IT" w:bidi="ta-IN"/>
               </w:rPr>
               <w:t>…</w:t>
             </w:r>
@@ -11875,7 +13132,7 @@
                 <w:b/>
                 <w:sz w:val="32"/>
                 <w:szCs w:val="28"/>
-                <w:lang w:bidi="ta-IN"/>
+                <w:lang w:val="it-IT" w:bidi="ta-IN"/>
               </w:rPr>
               <w:t>…</w:t>
             </w:r>
@@ -11895,7 +13152,7 @@
                 <w:b/>
                 <w:sz w:val="32"/>
                 <w:szCs w:val="28"/>
-                <w:lang w:bidi="ta-IN"/>
+                <w:lang w:val="it-IT" w:bidi="ta-IN"/>
               </w:rPr>
               <w:t>…</w:t>
             </w:r>
@@ -11937,7 +13194,7 @@
                 <w:rFonts w:ascii="Latha" w:hAnsi="Latha" w:cs="Latha"/>
                 <w:sz w:val="28"/>
                 <w:szCs w:val="28"/>
-                <w:lang w:bidi="ta-IN"/>
+                <w:lang w:val="it-IT" w:bidi="ta-IN"/>
               </w:rPr>
               <w:t xml:space="preserve">| </w:t>
             </w:r>
@@ -11957,7 +13214,7 @@
                 <w:b/>
                 <w:sz w:val="32"/>
                 <w:szCs w:val="28"/>
-                <w:lang w:bidi="ta-IN"/>
+                <w:lang w:val="it-IT" w:bidi="ta-IN"/>
               </w:rPr>
               <w:t>…</w:t>
             </w:r>
@@ -11977,7 +13234,7 @@
                 <w:b/>
                 <w:sz w:val="32"/>
                 <w:szCs w:val="28"/>
-                <w:lang w:bidi="ta-IN"/>
+                <w:lang w:val="it-IT" w:bidi="ta-IN"/>
               </w:rPr>
               <w:t>…</w:t>
             </w:r>
@@ -11998,7 +13255,7 @@
                 <w:sz w:val="32"/>
                 <w:szCs w:val="28"/>
                 <w:highlight w:val="yellow"/>
-                <w:lang w:bidi="ta-IN"/>
+                <w:lang w:val="it-IT" w:bidi="ta-IN"/>
               </w:rPr>
               <w:t>…</w:t>
             </w:r>
@@ -12044,7 +13301,7 @@
                 <w:b/>
                 <w:sz w:val="32"/>
                 <w:szCs w:val="28"/>
-                <w:lang w:bidi="ta-IN"/>
+                <w:lang w:val="it-IT" w:bidi="ta-IN"/>
               </w:rPr>
               <w:t>…</w:t>
             </w:r>
@@ -12064,7 +13321,7 @@
                 <w:b/>
                 <w:sz w:val="32"/>
                 <w:szCs w:val="28"/>
-                <w:lang w:bidi="ta-IN"/>
+                <w:lang w:val="it-IT" w:bidi="ta-IN"/>
               </w:rPr>
               <w:t>…</w:t>
             </w:r>
@@ -12083,7 +13340,7 @@
                 <w:rFonts w:ascii="Latha" w:hAnsi="Latha" w:cs="Latha"/>
                 <w:sz w:val="28"/>
                 <w:szCs w:val="28"/>
-                <w:lang w:bidi="ta-IN"/>
+                <w:lang w:val="it-IT" w:bidi="ta-IN"/>
               </w:rPr>
               <w:t>|</w:t>
             </w:r>
@@ -12738,6 +13995,7 @@
                 <w:b/>
                 <w:sz w:val="28"/>
                 <w:szCs w:val="28"/>
+                <w:lang w:val="it-IT"/>
               </w:rPr>
             </w:pPr>
             <w:r>
@@ -12746,17 +14004,9 @@
                 <w:b/>
                 <w:sz w:val="28"/>
                 <w:szCs w:val="28"/>
-              </w:rPr>
-              <w:t>TS 2.2.1.1</w:t>
-            </w:r>
-            <w:r>
-              <w:rPr>
-                <w:rFonts w:cs="Arial"/>
-                <w:b/>
-                <w:sz w:val="28"/>
-                <w:szCs w:val="28"/>
-              </w:rPr>
-              <w:t xml:space="preserve"> </w:t>
+                <w:lang w:val="it-IT"/>
+              </w:rPr>
+              <w:t xml:space="preserve">TS 2.2.1.1 </w:t>
             </w:r>
           </w:p>
           <w:p>
@@ -12771,6 +14021,7 @@
                 <w:b/>
                 <w:sz w:val="28"/>
                 <w:szCs w:val="28"/>
+                <w:lang w:val="it-IT"/>
               </w:rPr>
             </w:pPr>
             <w:r>
@@ -12779,8 +14030,9 @@
                 <w:b/>
                 <w:sz w:val="28"/>
                 <w:szCs w:val="28"/>
-              </w:rPr>
-              <w:t xml:space="preserve">Krama Padam No. </w:t>
+                <w:lang w:val="it-IT"/>
+              </w:rPr>
+              <w:t>Krama Padam No. 27</w:t>
             </w:r>
             <w:r>
               <w:rPr>
@@ -12788,15 +14040,7 @@
                 <w:b/>
                 <w:sz w:val="28"/>
                 <w:szCs w:val="28"/>
-              </w:rPr>
-              <w:t>27</w:t>
-            </w:r>
-            <w:r>
-              <w:rPr>
-                <w:rFonts w:cs="Arial"/>
-                <w:b/>
-                <w:sz w:val="28"/>
-                <w:szCs w:val="28"/>
+                <w:lang w:val="it-IT"/>
               </w:rPr>
               <w:br/>
               <w:t>Panchaati 1</w:t>
@@ -12834,7 +14078,7 @@
                 <w:b/>
                 <w:sz w:val="32"/>
                 <w:szCs w:val="28"/>
-                <w:lang w:bidi="ta-IN"/>
+                <w:lang w:val="it-IT" w:bidi="ta-IN"/>
               </w:rPr>
               <w:t>…</w:t>
             </w:r>
@@ -12854,7 +14098,7 @@
                 <w:b/>
                 <w:sz w:val="36"/>
                 <w:szCs w:val="28"/>
-                <w:lang w:bidi="ta-IN"/>
+                <w:lang w:val="it-IT" w:bidi="ta-IN"/>
               </w:rPr>
               <w:t>‡</w:t>
             </w:r>
@@ -12897,7 +14141,7 @@
                 <w:b/>
                 <w:sz w:val="32"/>
                 <w:szCs w:val="28"/>
-                <w:lang w:bidi="ta-IN"/>
+                <w:lang w:val="it-IT" w:bidi="ta-IN"/>
               </w:rPr>
               <w:t>…</w:t>
             </w:r>
@@ -12939,7 +14183,7 @@
                 <w:rFonts w:ascii="Latha" w:hAnsi="Latha" w:cs="Latha"/>
                 <w:sz w:val="28"/>
                 <w:szCs w:val="28"/>
-                <w:lang w:bidi="ta-IN"/>
+                <w:lang w:val="it-IT" w:bidi="ta-IN"/>
               </w:rPr>
               <w:t xml:space="preserve">| </w:t>
             </w:r>
@@ -12959,7 +14203,7 @@
                 <w:b/>
                 <w:sz w:val="32"/>
                 <w:szCs w:val="28"/>
-                <w:lang w:bidi="ta-IN"/>
+                <w:lang w:val="it-IT" w:bidi="ta-IN"/>
               </w:rPr>
               <w:t>…</w:t>
             </w:r>
@@ -13016,7 +14260,7 @@
                 <w:sz w:val="32"/>
                 <w:szCs w:val="28"/>
                 <w:highlight w:val="yellow"/>
-                <w:lang w:bidi="ta-IN"/>
+                <w:lang w:val="it-IT" w:bidi="ta-IN"/>
               </w:rPr>
               <w:t>…</w:t>
             </w:r>
@@ -13060,7 +14304,7 @@
                 <w:bCs/>
                 <w:sz w:val="32"/>
                 <w:szCs w:val="32"/>
-                <w:lang w:bidi="ta-IN"/>
+                <w:lang w:val="it-IT" w:bidi="ta-IN"/>
               </w:rPr>
               <w:t>,</w:t>
             </w:r>
@@ -13080,7 +14324,7 @@
                 <w:b/>
                 <w:sz w:val="36"/>
                 <w:szCs w:val="28"/>
-                <w:lang w:bidi="ta-IN"/>
+                <w:lang w:val="it-IT" w:bidi="ta-IN"/>
               </w:rPr>
               <w:t>†</w:t>
             </w:r>
@@ -13122,7 +14366,7 @@
                 <w:rFonts w:ascii="Latha" w:hAnsi="Latha" w:cs="Latha"/>
                 <w:sz w:val="28"/>
                 <w:szCs w:val="28"/>
-                <w:lang w:bidi="ta-IN"/>
+                <w:lang w:val="it-IT" w:bidi="ta-IN"/>
               </w:rPr>
               <w:t>|</w:t>
             </w:r>
@@ -13484,6 +14728,7 @@
                 <w:b/>
                 <w:sz w:val="28"/>
                 <w:szCs w:val="28"/>
+                <w:lang w:val="it-IT"/>
               </w:rPr>
             </w:pPr>
             <w:r>
@@ -13492,6 +14737,7 @@
                 <w:b/>
                 <w:sz w:val="28"/>
                 <w:szCs w:val="28"/>
+                <w:lang w:val="it-IT"/>
               </w:rPr>
               <w:t>TS 2.2.1.3</w:t>
             </w:r>
@@ -13508,6 +14754,7 @@
                 <w:b/>
                 <w:sz w:val="28"/>
                 <w:szCs w:val="28"/>
+                <w:lang w:val="it-IT"/>
               </w:rPr>
             </w:pPr>
             <w:r>
@@ -13516,8 +14763,9 @@
                 <w:b/>
                 <w:sz w:val="28"/>
                 <w:szCs w:val="28"/>
-              </w:rPr>
-              <w:t xml:space="preserve">Krama Padam No. </w:t>
+                <w:lang w:val="it-IT"/>
+              </w:rPr>
+              <w:t>Krama Padam No. 18</w:t>
             </w:r>
             <w:r>
               <w:rPr>
@@ -13525,27 +14773,10 @@
                 <w:b/>
                 <w:sz w:val="28"/>
                 <w:szCs w:val="28"/>
-              </w:rPr>
-              <w:t>18</w:t>
-            </w:r>
-            <w:r>
-              <w:rPr>
-                <w:rFonts w:cs="Arial"/>
-                <w:b/>
-                <w:sz w:val="28"/>
-                <w:szCs w:val="28"/>
+                <w:lang w:val="it-IT"/>
               </w:rPr>
               <w:br/>
-              <w:t xml:space="preserve">Panchaati </w:t>
-            </w:r>
-            <w:r>
-              <w:rPr>
-                <w:rFonts w:cs="Arial"/>
-                <w:b/>
-                <w:sz w:val="28"/>
-                <w:szCs w:val="28"/>
-              </w:rPr>
-              <w:t>3</w:t>
+              <w:t>Panchaati 3</w:t>
             </w:r>
           </w:p>
         </w:tc>
@@ -13590,7 +14821,7 @@
                 <w:b/>
                 <w:sz w:val="32"/>
                 <w:szCs w:val="28"/>
-                <w:lang w:bidi="ta-IN"/>
+                <w:lang w:val="it-IT" w:bidi="ta-IN"/>
               </w:rPr>
               <w:t>…</w:t>
             </w:r>
@@ -13633,7 +14864,7 @@
                 <w:b/>
                 <w:sz w:val="32"/>
                 <w:szCs w:val="28"/>
-                <w:lang w:bidi="ta-IN"/>
+                <w:lang w:val="it-IT" w:bidi="ta-IN"/>
               </w:rPr>
               <w:t>…</w:t>
             </w:r>
@@ -13653,7 +14884,7 @@
                 <w:b/>
                 <w:sz w:val="36"/>
                 <w:szCs w:val="28"/>
-                <w:lang w:bidi="ta-IN"/>
+                <w:lang w:val="it-IT" w:bidi="ta-IN"/>
               </w:rPr>
               <w:t>Æ</w:t>
             </w:r>
@@ -13673,7 +14904,7 @@
                 <w:b/>
                 <w:sz w:val="32"/>
                 <w:szCs w:val="28"/>
-                <w:lang w:bidi="ta-IN"/>
+                <w:lang w:val="it-IT" w:bidi="ta-IN"/>
               </w:rPr>
               <w:t>…</w:t>
             </w:r>
@@ -13693,7 +14924,7 @@
                 <w:b/>
                 <w:sz w:val="36"/>
                 <w:szCs w:val="28"/>
-                <w:lang w:bidi="ta-IN"/>
+                <w:lang w:val="it-IT" w:bidi="ta-IN"/>
               </w:rPr>
               <w:t>‡</w:t>
             </w:r>
@@ -13712,7 +14943,7 @@
                 <w:rFonts w:ascii="Latha" w:hAnsi="Latha" w:cs="Latha"/>
                 <w:sz w:val="28"/>
                 <w:szCs w:val="28"/>
-                <w:lang w:bidi="ta-IN"/>
+                <w:lang w:val="it-IT" w:bidi="ta-IN"/>
               </w:rPr>
               <w:t xml:space="preserve">| </w:t>
             </w:r>
@@ -13721,7 +14952,7 @@
                 <w:rFonts w:ascii="Latha" w:hAnsi="Latha" w:cs="Latha"/>
                 <w:sz w:val="28"/>
                 <w:szCs w:val="28"/>
-                <w:lang w:bidi="ta-IN"/>
+                <w:lang w:val="it-IT" w:bidi="ta-IN"/>
               </w:rPr>
               <w:br/>
             </w:r>
@@ -13752,7 +14983,7 @@
                 <w:b/>
                 <w:sz w:val="36"/>
                 <w:szCs w:val="28"/>
-                <w:lang w:bidi="ta-IN"/>
+                <w:lang w:val="it-IT" w:bidi="ta-IN"/>
               </w:rPr>
               <w:t>†</w:t>
             </w:r>
@@ -13816,7 +15047,7 @@
                 <w:rFonts w:ascii="Latha" w:hAnsi="Latha" w:cs="Latha"/>
                 <w:sz w:val="28"/>
                 <w:szCs w:val="28"/>
-                <w:lang w:bidi="ta-IN"/>
+                <w:lang w:val="it-IT" w:bidi="ta-IN"/>
               </w:rPr>
               <w:t>|</w:t>
             </w:r>
@@ -14128,6 +15359,7 @@
                 <w:b/>
                 <w:sz w:val="28"/>
                 <w:szCs w:val="28"/>
+                <w:lang w:val="it-IT"/>
               </w:rPr>
             </w:pPr>
             <w:r>
@@ -14136,6 +15368,7 @@
                 <w:b/>
                 <w:sz w:val="28"/>
                 <w:szCs w:val="28"/>
+                <w:lang w:val="it-IT"/>
               </w:rPr>
               <w:t>TS 2.2.6.4</w:t>
             </w:r>
@@ -14152,6 +15385,7 @@
                 <w:b/>
                 <w:sz w:val="28"/>
                 <w:szCs w:val="28"/>
+                <w:lang w:val="it-IT"/>
               </w:rPr>
             </w:pPr>
             <w:r>
@@ -14160,8 +15394,9 @@
                 <w:b/>
                 <w:sz w:val="28"/>
                 <w:szCs w:val="28"/>
-              </w:rPr>
-              <w:t xml:space="preserve">Krama Padam No. </w:t>
+                <w:lang w:val="it-IT"/>
+              </w:rPr>
+              <w:t>Krama Padam No. 46</w:t>
             </w:r>
             <w:r>
               <w:rPr>
@@ -14169,27 +15404,10 @@
                 <w:b/>
                 <w:sz w:val="28"/>
                 <w:szCs w:val="28"/>
-              </w:rPr>
-              <w:t>46</w:t>
-            </w:r>
-            <w:r>
-              <w:rPr>
-                <w:rFonts w:cs="Arial"/>
-                <w:b/>
-                <w:sz w:val="28"/>
-                <w:szCs w:val="28"/>
+                <w:lang w:val="it-IT"/>
               </w:rPr>
               <w:br/>
-              <w:t xml:space="preserve">Panchaati </w:t>
-            </w:r>
-            <w:r>
-              <w:rPr>
-                <w:rFonts w:cs="Arial"/>
-                <w:b/>
-                <w:sz w:val="28"/>
-                <w:szCs w:val="28"/>
-              </w:rPr>
-              <w:t>33</w:t>
+              <w:t>Panchaati 33</w:t>
             </w:r>
           </w:p>
         </w:tc>
@@ -14235,7 +15453,7 @@
                 <w:b/>
                 <w:sz w:val="32"/>
                 <w:szCs w:val="28"/>
-                <w:lang w:bidi="ta-IN"/>
+                <w:lang w:val="it-IT" w:bidi="ta-IN"/>
               </w:rPr>
               <w:t>…</w:t>
             </w:r>
@@ -14255,7 +15473,7 @@
                 <w:b/>
                 <w:sz w:val="36"/>
                 <w:szCs w:val="28"/>
-                <w:lang w:bidi="ta-IN"/>
+                <w:lang w:val="it-IT" w:bidi="ta-IN"/>
               </w:rPr>
               <w:t>†</w:t>
             </w:r>
@@ -14275,7 +15493,7 @@
                 <w:b/>
                 <w:sz w:val="36"/>
                 <w:szCs w:val="28"/>
-                <w:lang w:bidi="ta-IN"/>
+                <w:lang w:val="it-IT" w:bidi="ta-IN"/>
               </w:rPr>
               <w:t>Æ</w:t>
             </w:r>
@@ -14318,7 +15536,7 @@
                 <w:b/>
                 <w:sz w:val="32"/>
                 <w:szCs w:val="28"/>
-                <w:lang w:bidi="ta-IN"/>
+                <w:lang w:val="it-IT" w:bidi="ta-IN"/>
               </w:rPr>
               <w:t>…</w:t>
             </w:r>
@@ -14338,7 +15556,7 @@
                 <w:b/>
                 <w:sz w:val="36"/>
                 <w:szCs w:val="28"/>
-                <w:lang w:bidi="ta-IN"/>
+                <w:lang w:val="it-IT" w:bidi="ta-IN"/>
               </w:rPr>
               <w:t>†</w:t>
             </w:r>
@@ -14357,7 +15575,7 @@
                 <w:rFonts w:ascii="Latha" w:hAnsi="Latha" w:cs="Latha"/>
                 <w:sz w:val="28"/>
                 <w:szCs w:val="28"/>
-                <w:lang w:bidi="ta-IN"/>
+                <w:lang w:val="it-IT" w:bidi="ta-IN"/>
               </w:rPr>
               <w:t xml:space="preserve">| </w:t>
             </w:r>
@@ -14377,7 +15595,7 @@
                 <w:b/>
                 <w:sz w:val="32"/>
                 <w:szCs w:val="28"/>
-                <w:lang w:bidi="ta-IN"/>
+                <w:lang w:val="it-IT" w:bidi="ta-IN"/>
               </w:rPr>
               <w:t>…</w:t>
             </w:r>
@@ -14397,7 +15615,7 @@
                 <w:b/>
                 <w:sz w:val="32"/>
                 <w:szCs w:val="28"/>
-                <w:lang w:bidi="ta-IN"/>
+                <w:lang w:val="it-IT" w:bidi="ta-IN"/>
               </w:rPr>
               <w:t>…</w:t>
             </w:r>
@@ -14417,7 +15635,7 @@
                 <w:b/>
                 <w:sz w:val="36"/>
                 <w:szCs w:val="28"/>
-                <w:lang w:bidi="ta-IN"/>
+                <w:lang w:val="it-IT" w:bidi="ta-IN"/>
               </w:rPr>
               <w:t>†</w:t>
             </w:r>
@@ -14426,7 +15644,7 @@
                 <w:rFonts w:ascii="Latha" w:hAnsi="Latha" w:cs="Latha"/>
                 <w:sz w:val="28"/>
                 <w:szCs w:val="28"/>
-                <w:lang w:bidi="ta-IN"/>
+                <w:lang w:val="it-IT" w:bidi="ta-IN"/>
               </w:rPr>
               <w:t xml:space="preserve"> </w:t>
             </w:r>
@@ -14469,7 +15687,7 @@
                 <w:rFonts w:ascii="Latha" w:hAnsi="Latha" w:cs="Latha"/>
                 <w:sz w:val="28"/>
                 <w:szCs w:val="28"/>
-                <w:lang w:bidi="ta-IN"/>
+                <w:lang w:val="it-IT" w:bidi="ta-IN"/>
               </w:rPr>
               <w:t xml:space="preserve">- </w:t>
             </w:r>
@@ -14489,7 +15707,7 @@
                 <w:b/>
                 <w:sz w:val="36"/>
                 <w:szCs w:val="28"/>
-                <w:lang w:bidi="ta-IN"/>
+                <w:lang w:val="it-IT" w:bidi="ta-IN"/>
               </w:rPr>
               <w:t>†</w:t>
             </w:r>
@@ -14508,7 +15726,7 @@
                 <w:rFonts w:ascii="Latha" w:hAnsi="Latha" w:cs="Latha"/>
                 <w:sz w:val="28"/>
                 <w:szCs w:val="28"/>
-                <w:lang w:bidi="ta-IN"/>
+                <w:lang w:val="it-IT" w:bidi="ta-IN"/>
               </w:rPr>
               <w:t>|</w:t>
             </w:r>
@@ -14857,6 +16075,7 @@
                 <w:b/>
                 <w:sz w:val="28"/>
                 <w:szCs w:val="28"/>
+                <w:lang w:val="it-IT"/>
               </w:rPr>
             </w:pPr>
             <w:r>
@@ -14865,6 +16084,7 @@
                 <w:b/>
                 <w:sz w:val="28"/>
                 <w:szCs w:val="28"/>
+                <w:lang w:val="it-IT"/>
               </w:rPr>
               <w:lastRenderedPageBreak/>
               <w:t>TS 2.2.7.5</w:t>
@@ -14882,6 +16102,7 @@
                 <w:b/>
                 <w:sz w:val="28"/>
                 <w:szCs w:val="28"/>
+                <w:lang w:val="it-IT"/>
               </w:rPr>
             </w:pPr>
             <w:r>
@@ -14890,6 +16111,7 @@
                 <w:b/>
                 <w:sz w:val="28"/>
                 <w:szCs w:val="28"/>
+                <w:lang w:val="it-IT"/>
               </w:rPr>
               <w:t>Krama Padam No. 53</w:t>
             </w:r>
@@ -14899,6 +16121,7 @@
                 <w:b/>
                 <w:sz w:val="28"/>
                 <w:szCs w:val="28"/>
+                <w:lang w:val="it-IT"/>
               </w:rPr>
               <w:br/>
               <w:t>Panchaati 39</w:t>
@@ -14989,7 +16212,7 @@
                 <w:sz w:val="32"/>
                 <w:szCs w:val="28"/>
                 <w:highlight w:val="yellow"/>
-                <w:lang w:bidi="ta-IN"/>
+                <w:lang w:val="it-IT" w:bidi="ta-IN"/>
               </w:rPr>
               <w:t>…</w:t>
             </w:r>
@@ -15000,7 +16223,7 @@
                 <w:sz w:val="36"/>
                 <w:szCs w:val="28"/>
                 <w:highlight w:val="yellow"/>
-                <w:lang w:bidi="ta-IN"/>
+                <w:lang w:val="it-IT" w:bidi="ta-IN"/>
               </w:rPr>
               <w:t>†</w:t>
             </w:r>
@@ -15029,7 +16252,7 @@
                 <w:rFonts w:ascii="Latha" w:hAnsi="Latha" w:cs="Latha"/>
                 <w:sz w:val="28"/>
                 <w:szCs w:val="28"/>
-                <w:lang w:bidi="ta-IN"/>
+                <w:lang w:val="it-IT" w:bidi="ta-IN"/>
               </w:rPr>
               <w:t xml:space="preserve">| </w:t>
             </w:r>
@@ -15049,7 +16272,7 @@
                 <w:b/>
                 <w:sz w:val="32"/>
                 <w:szCs w:val="28"/>
-                <w:lang w:bidi="ta-IN"/>
+                <w:lang w:val="it-IT" w:bidi="ta-IN"/>
               </w:rPr>
               <w:t>…</w:t>
             </w:r>
@@ -15069,7 +16292,7 @@
                 <w:b/>
                 <w:sz w:val="36"/>
                 <w:szCs w:val="28"/>
-                <w:lang w:bidi="ta-IN"/>
+                <w:lang w:val="it-IT" w:bidi="ta-IN"/>
               </w:rPr>
               <w:t>‡</w:t>
             </w:r>
@@ -15089,7 +16312,7 @@
                 <w:b/>
                 <w:sz w:val="32"/>
                 <w:szCs w:val="28"/>
-                <w:lang w:bidi="ta-IN"/>
+                <w:lang w:val="it-IT" w:bidi="ta-IN"/>
               </w:rPr>
               <w:t>…</w:t>
             </w:r>
@@ -15132,7 +16355,7 @@
                 <w:b/>
                 <w:sz w:val="36"/>
                 <w:szCs w:val="28"/>
-                <w:lang w:bidi="ta-IN"/>
+                <w:lang w:val="it-IT" w:bidi="ta-IN"/>
               </w:rPr>
               <w:t>†</w:t>
             </w:r>
@@ -15151,7 +16374,7 @@
                 <w:rFonts w:ascii="Latha" w:hAnsi="Latha" w:cs="Latha"/>
                 <w:sz w:val="28"/>
                 <w:szCs w:val="28"/>
-                <w:lang w:bidi="ta-IN"/>
+                <w:lang w:val="it-IT" w:bidi="ta-IN"/>
               </w:rPr>
               <w:t>|</w:t>
             </w:r>
@@ -15436,6 +16659,7 @@
                 <w:b/>
                 <w:sz w:val="28"/>
                 <w:szCs w:val="28"/>
+                <w:lang w:val="it-IT"/>
               </w:rPr>
             </w:pPr>
             <w:r>
@@ -15444,6 +16668,7 @@
                 <w:b/>
                 <w:sz w:val="28"/>
                 <w:szCs w:val="28"/>
+                <w:lang w:val="it-IT"/>
               </w:rPr>
               <w:t>TS 2.2.8.6</w:t>
             </w:r>
@@ -15460,6 +16685,7 @@
                 <w:b/>
                 <w:sz w:val="28"/>
                 <w:szCs w:val="28"/>
+                <w:lang w:val="it-IT"/>
               </w:rPr>
             </w:pPr>
             <w:r>
@@ -15468,8 +16694,9 @@
                 <w:b/>
                 <w:sz w:val="28"/>
                 <w:szCs w:val="28"/>
-              </w:rPr>
-              <w:t xml:space="preserve">Krama Padam No. </w:t>
+                <w:lang w:val="it-IT"/>
+              </w:rPr>
+              <w:t>Krama Padam No. 53</w:t>
             </w:r>
             <w:r>
               <w:rPr>
@@ -15477,15 +16704,7 @@
                 <w:b/>
                 <w:sz w:val="28"/>
                 <w:szCs w:val="28"/>
-              </w:rPr>
-              <w:t>53</w:t>
-            </w:r>
-            <w:r>
-              <w:rPr>
-                <w:rFonts w:cs="Arial"/>
-                <w:b/>
-                <w:sz w:val="28"/>
-                <w:szCs w:val="28"/>
+                <w:lang w:val="it-IT"/>
               </w:rPr>
               <w:br/>
               <w:t xml:space="preserve">Panchaati </w:t>
@@ -15496,6 +16715,7 @@
                 <w:b/>
                 <w:sz w:val="28"/>
                 <w:szCs w:val="28"/>
+                <w:lang w:val="it-IT"/>
               </w:rPr>
               <w:t>45</w:t>
             </w:r>
@@ -15538,7 +16758,7 @@
                 <w:b/>
                 <w:sz w:val="32"/>
                 <w:szCs w:val="28"/>
-                <w:lang w:bidi="ta-IN"/>
+                <w:lang w:val="it-IT" w:bidi="ta-IN"/>
               </w:rPr>
               <w:t>…</w:t>
             </w:r>
@@ -15559,7 +16779,7 @@
                 <w:sz w:val="32"/>
                 <w:szCs w:val="28"/>
                 <w:highlight w:val="yellow"/>
-                <w:lang w:bidi="ta-IN"/>
+                <w:lang w:val="it-IT" w:bidi="ta-IN"/>
               </w:rPr>
               <w:t>…</w:t>
             </w:r>
@@ -15613,7 +16833,7 @@
                 <w:b/>
                 <w:sz w:val="32"/>
                 <w:szCs w:val="28"/>
-                <w:lang w:bidi="ta-IN"/>
+                <w:lang w:val="it-IT" w:bidi="ta-IN"/>
               </w:rPr>
               <w:t>…</w:t>
             </w:r>
@@ -15632,7 +16852,7 @@
                 <w:rFonts w:ascii="Latha" w:hAnsi="Latha" w:cs="Latha"/>
                 <w:sz w:val="28"/>
                 <w:szCs w:val="28"/>
-                <w:lang w:bidi="ta-IN"/>
+                <w:lang w:val="it-IT" w:bidi="ta-IN"/>
               </w:rPr>
               <w:t xml:space="preserve">| </w:t>
             </w:r>
@@ -15652,7 +16872,7 @@
                 <w:b/>
                 <w:sz w:val="32"/>
                 <w:szCs w:val="28"/>
-                <w:lang w:bidi="ta-IN"/>
+                <w:lang w:val="it-IT" w:bidi="ta-IN"/>
               </w:rPr>
               <w:t>…</w:t>
             </w:r>
@@ -15695,7 +16915,7 @@
                 <w:b/>
                 <w:sz w:val="32"/>
                 <w:szCs w:val="28"/>
-                <w:lang w:bidi="ta-IN"/>
+                <w:lang w:val="it-IT" w:bidi="ta-IN"/>
               </w:rPr>
               <w:t>…</w:t>
             </w:r>
@@ -15715,7 +16935,7 @@
                 <w:b/>
                 <w:sz w:val="36"/>
                 <w:szCs w:val="28"/>
-                <w:lang w:bidi="ta-IN"/>
+                <w:lang w:val="it-IT" w:bidi="ta-IN"/>
               </w:rPr>
               <w:t>†</w:t>
             </w:r>
@@ -15770,7 +16990,7 @@
                 <w:rFonts w:ascii="Latha" w:hAnsi="Latha" w:cs="Latha"/>
                 <w:sz w:val="28"/>
                 <w:szCs w:val="28"/>
-                <w:lang w:bidi="ta-IN"/>
+                <w:lang w:val="it-IT" w:bidi="ta-IN"/>
               </w:rPr>
               <w:t>|</w:t>
             </w:r>
@@ -15780,6 +17000,7 @@
                 <w:color w:val="000000"/>
                 <w:sz w:val="40"/>
                 <w:szCs w:val="40"/>
+                <w:lang w:val="it-IT"/>
               </w:rPr>
               <w:t xml:space="preserve"> </w:t>
             </w:r>
@@ -16105,6 +17326,7 @@
                 <w:b/>
                 <w:sz w:val="28"/>
                 <w:szCs w:val="28"/>
+                <w:lang w:val="it-IT"/>
               </w:rPr>
             </w:pPr>
             <w:r>
@@ -16113,6 +17335,7 @@
                 <w:b/>
                 <w:sz w:val="28"/>
                 <w:szCs w:val="28"/>
+                <w:lang w:val="it-IT"/>
               </w:rPr>
               <w:t>TS 2.2.9.5</w:t>
             </w:r>
@@ -16129,6 +17352,7 @@
                 <w:b/>
                 <w:sz w:val="28"/>
                 <w:szCs w:val="28"/>
+                <w:lang w:val="it-IT"/>
               </w:rPr>
             </w:pPr>
             <w:r>
@@ -16137,8 +17361,9 @@
                 <w:b/>
                 <w:sz w:val="28"/>
                 <w:szCs w:val="28"/>
-              </w:rPr>
-              <w:t xml:space="preserve">Krama Padam No. </w:t>
+                <w:lang w:val="it-IT"/>
+              </w:rPr>
+              <w:t>Krama Padam No. 51</w:t>
             </w:r>
             <w:r>
               <w:rPr>
@@ -16146,27 +17371,10 @@
                 <w:b/>
                 <w:sz w:val="28"/>
                 <w:szCs w:val="28"/>
-              </w:rPr>
-              <w:t>51</w:t>
-            </w:r>
-            <w:r>
-              <w:rPr>
-                <w:rFonts w:cs="Arial"/>
-                <w:b/>
-                <w:sz w:val="28"/>
-                <w:szCs w:val="28"/>
+                <w:lang w:val="it-IT"/>
               </w:rPr>
               <w:br/>
-              <w:t xml:space="preserve">Panchaati </w:t>
-            </w:r>
-            <w:r>
-              <w:rPr>
-                <w:rFonts w:cs="Arial"/>
-                <w:b/>
-                <w:sz w:val="28"/>
-                <w:szCs w:val="28"/>
-              </w:rPr>
-              <w:t>50</w:t>
+              <w:t>Panchaati 50</w:t>
             </w:r>
           </w:p>
         </w:tc>
@@ -16192,6 +17400,7 @@
                 <w:color w:val="000000"/>
                 <w:sz w:val="40"/>
                 <w:szCs w:val="40"/>
+                <w:lang w:val="it-IT"/>
               </w:rPr>
             </w:pPr>
             <w:r>
@@ -16233,7 +17442,7 @@
                 <w:b/>
                 <w:sz w:val="36"/>
                 <w:szCs w:val="28"/>
-                <w:lang w:bidi="ta-IN"/>
+                <w:lang w:val="it-IT" w:bidi="ta-IN"/>
               </w:rPr>
               <w:t>†</w:t>
             </w:r>
@@ -16253,7 +17462,7 @@
                 <w:b/>
                 <w:sz w:val="32"/>
                 <w:szCs w:val="28"/>
-                <w:lang w:bidi="ta-IN"/>
+                <w:lang w:val="it-IT" w:bidi="ta-IN"/>
               </w:rPr>
               <w:t>…</w:t>
             </w:r>
@@ -16298,7 +17507,7 @@
                 <w:b/>
                 <w:sz w:val="36"/>
                 <w:szCs w:val="28"/>
-                <w:lang w:bidi="ta-IN"/>
+                <w:lang w:val="it-IT" w:bidi="ta-IN"/>
               </w:rPr>
               <w:t>†</w:t>
             </w:r>
@@ -16317,7 +17526,7 @@
                 <w:rFonts w:ascii="Latha" w:hAnsi="Latha" w:cs="Latha"/>
                 <w:sz w:val="28"/>
                 <w:szCs w:val="28"/>
-                <w:lang w:bidi="ta-IN"/>
+                <w:lang w:val="it-IT" w:bidi="ta-IN"/>
               </w:rPr>
               <w:t xml:space="preserve">| </w:t>
             </w:r>
@@ -16337,7 +17546,7 @@
                 <w:b/>
                 <w:sz w:val="32"/>
                 <w:szCs w:val="28"/>
-                <w:lang w:bidi="ta-IN"/>
+                <w:lang w:val="it-IT" w:bidi="ta-IN"/>
               </w:rPr>
               <w:t>…</w:t>
             </w:r>
@@ -16357,7 +17566,7 @@
                 <w:b/>
                 <w:sz w:val="36"/>
                 <w:szCs w:val="28"/>
-                <w:lang w:bidi="ta-IN"/>
+                <w:lang w:val="it-IT" w:bidi="ta-IN"/>
               </w:rPr>
               <w:t>†</w:t>
             </w:r>
@@ -16400,7 +17609,7 @@
                 <w:b/>
                 <w:sz w:val="32"/>
                 <w:szCs w:val="28"/>
-                <w:lang w:bidi="ta-IN"/>
+                <w:lang w:val="it-IT" w:bidi="ta-IN"/>
               </w:rPr>
               <w:t>…</w:t>
             </w:r>
@@ -16419,7 +17628,7 @@
                 <w:rFonts w:ascii="Latha" w:hAnsi="Latha" w:cs="Latha"/>
                 <w:sz w:val="28"/>
                 <w:szCs w:val="28"/>
-                <w:lang w:bidi="ta-IN"/>
+                <w:lang w:val="it-IT" w:bidi="ta-IN"/>
               </w:rPr>
               <w:t>|</w:t>
             </w:r>
@@ -16447,6 +17656,7 @@
                 <w:color w:val="000000"/>
                 <w:sz w:val="40"/>
                 <w:szCs w:val="40"/>
+                <w:lang w:val="it-IT"/>
               </w:rPr>
             </w:pPr>
             <w:r>
@@ -16488,7 +17698,7 @@
                 <w:b/>
                 <w:sz w:val="36"/>
                 <w:szCs w:val="28"/>
-                <w:lang w:bidi="ta-IN"/>
+                <w:lang w:val="it-IT" w:bidi="ta-IN"/>
               </w:rPr>
               <w:t>†</w:t>
             </w:r>
@@ -16509,7 +17719,7 @@
                 <w:sz w:val="32"/>
                 <w:szCs w:val="28"/>
                 <w:highlight w:val="green"/>
-                <w:lang w:bidi="ta-IN"/>
+                <w:lang w:val="it-IT" w:bidi="ta-IN"/>
               </w:rPr>
               <w:t>…</w:t>
             </w:r>
@@ -16540,7 +17750,7 @@
                 <w:b/>
                 <w:sz w:val="36"/>
                 <w:szCs w:val="28"/>
-                <w:lang w:bidi="ta-IN"/>
+                <w:lang w:val="it-IT" w:bidi="ta-IN"/>
               </w:rPr>
               <w:t>†</w:t>
             </w:r>
@@ -16559,7 +17769,7 @@
                 <w:rFonts w:ascii="Latha" w:hAnsi="Latha" w:cs="Latha"/>
                 <w:sz w:val="28"/>
                 <w:szCs w:val="28"/>
-                <w:lang w:bidi="ta-IN"/>
+                <w:lang w:val="it-IT" w:bidi="ta-IN"/>
               </w:rPr>
               <w:t xml:space="preserve">| </w:t>
             </w:r>
@@ -16579,7 +17789,7 @@
                 <w:b/>
                 <w:sz w:val="32"/>
                 <w:szCs w:val="28"/>
-                <w:lang w:bidi="ta-IN"/>
+                <w:lang w:val="it-IT" w:bidi="ta-IN"/>
               </w:rPr>
               <w:t>…</w:t>
             </w:r>
@@ -16599,7 +17809,7 @@
                 <w:b/>
                 <w:sz w:val="36"/>
                 <w:szCs w:val="28"/>
-                <w:lang w:bidi="ta-IN"/>
+                <w:lang w:val="it-IT" w:bidi="ta-IN"/>
               </w:rPr>
               <w:t>†</w:t>
             </w:r>
@@ -16642,7 +17852,7 @@
                 <w:b/>
                 <w:sz w:val="32"/>
                 <w:szCs w:val="28"/>
-                <w:lang w:bidi="ta-IN"/>
+                <w:lang w:val="it-IT" w:bidi="ta-IN"/>
               </w:rPr>
               <w:t>…</w:t>
             </w:r>
@@ -16661,7 +17871,7 @@
                 <w:rFonts w:ascii="Latha" w:hAnsi="Latha" w:cs="Latha"/>
                 <w:sz w:val="28"/>
                 <w:szCs w:val="28"/>
-                <w:lang w:bidi="ta-IN"/>
+                <w:lang w:val="it-IT" w:bidi="ta-IN"/>
               </w:rPr>
               <w:t>|</w:t>
             </w:r>
@@ -16694,6 +17904,7 @@
                 <w:b/>
                 <w:sz w:val="28"/>
                 <w:szCs w:val="28"/>
+                <w:lang w:val="it-IT"/>
               </w:rPr>
             </w:pPr>
             <w:r>
@@ -16702,6 +17913,7 @@
                 <w:b/>
                 <w:sz w:val="28"/>
                 <w:szCs w:val="28"/>
+                <w:lang w:val="it-IT"/>
               </w:rPr>
               <w:t>TS 2.2.10.4</w:t>
             </w:r>
@@ -16718,6 +17930,7 @@
                 <w:b/>
                 <w:sz w:val="28"/>
                 <w:szCs w:val="28"/>
+                <w:lang w:val="it-IT"/>
               </w:rPr>
             </w:pPr>
             <w:r>
@@ -16726,8 +17939,9 @@
                 <w:b/>
                 <w:sz w:val="28"/>
                 <w:szCs w:val="28"/>
-              </w:rPr>
-              <w:t xml:space="preserve">Krama Padam No. </w:t>
+                <w:lang w:val="it-IT"/>
+              </w:rPr>
+              <w:t>Krama Padam No. 1</w:t>
             </w:r>
             <w:r>
               <w:rPr>
@@ -16735,27 +17949,10 @@
                 <w:b/>
                 <w:sz w:val="28"/>
                 <w:szCs w:val="28"/>
-              </w:rPr>
-              <w:t>1</w:t>
-            </w:r>
-            <w:r>
-              <w:rPr>
-                <w:rFonts w:cs="Arial"/>
-                <w:b/>
-                <w:sz w:val="28"/>
-                <w:szCs w:val="28"/>
+                <w:lang w:val="it-IT"/>
               </w:rPr>
               <w:br/>
-              <w:t xml:space="preserve">Panchaati </w:t>
-            </w:r>
-            <w:r>
-              <w:rPr>
-                <w:rFonts w:cs="Arial"/>
-                <w:b/>
-                <w:sz w:val="28"/>
-                <w:szCs w:val="28"/>
-              </w:rPr>
-              <w:t>56</w:t>
+              <w:t>Panchaati 56</w:t>
             </w:r>
           </w:p>
         </w:tc>
@@ -16796,7 +17993,7 @@
                 <w:b/>
                 <w:sz w:val="32"/>
                 <w:szCs w:val="28"/>
-                <w:lang w:bidi="ta-IN"/>
+                <w:lang w:val="it-IT" w:bidi="ta-IN"/>
               </w:rPr>
               <w:t>…</w:t>
             </w:r>
@@ -16816,7 +18013,7 @@
                 <w:b/>
                 <w:sz w:val="36"/>
                 <w:szCs w:val="28"/>
-                <w:lang w:bidi="ta-IN"/>
+                <w:lang w:val="it-IT" w:bidi="ta-IN"/>
               </w:rPr>
               <w:t>óè</w:t>
             </w:r>
@@ -16825,7 +18022,7 @@
                 <w:rFonts w:ascii="Latha" w:hAnsi="Latha" w:cs="Latha"/>
                 <w:sz w:val="28"/>
                 <w:szCs w:val="28"/>
-                <w:lang w:bidi="ta-IN"/>
+                <w:lang w:val="it-IT" w:bidi="ta-IN"/>
               </w:rPr>
               <w:t xml:space="preserve"> </w:t>
             </w:r>
@@ -16846,7 +18043,7 @@
                 <w:sz w:val="36"/>
                 <w:szCs w:val="28"/>
                 <w:highlight w:val="yellow"/>
-                <w:lang w:bidi="ta-IN"/>
+                <w:lang w:val="it-IT" w:bidi="ta-IN"/>
               </w:rPr>
               <w:t>†</w:t>
             </w:r>
@@ -16877,7 +18074,7 @@
                 <w:b/>
                 <w:sz w:val="32"/>
                 <w:szCs w:val="28"/>
-                <w:lang w:bidi="ta-IN"/>
+                <w:lang w:val="it-IT" w:bidi="ta-IN"/>
               </w:rPr>
               <w:t>…</w:t>
             </w:r>
@@ -16919,7 +18116,7 @@
                 <w:rFonts w:ascii="Latha" w:hAnsi="Latha" w:cs="Latha"/>
                 <w:sz w:val="28"/>
                 <w:szCs w:val="28"/>
-                <w:lang w:bidi="ta-IN"/>
+                <w:lang w:val="it-IT" w:bidi="ta-IN"/>
               </w:rPr>
               <w:t>|</w:t>
             </w:r>
@@ -17117,6 +18314,7 @@
                 <w:b/>
                 <w:sz w:val="28"/>
                 <w:szCs w:val="28"/>
+                <w:lang w:val="it-IT"/>
               </w:rPr>
             </w:pPr>
             <w:r>
@@ -17125,6 +18323,7 @@
                 <w:b/>
                 <w:sz w:val="28"/>
                 <w:szCs w:val="28"/>
+                <w:lang w:val="it-IT"/>
               </w:rPr>
               <w:t>TS 2.2.10.5</w:t>
             </w:r>
@@ -17141,6 +18340,7 @@
                 <w:b/>
                 <w:sz w:val="28"/>
                 <w:szCs w:val="28"/>
+                <w:lang w:val="it-IT"/>
               </w:rPr>
             </w:pPr>
             <w:r>
@@ -17149,8 +18349,9 @@
                 <w:b/>
                 <w:sz w:val="28"/>
                 <w:szCs w:val="28"/>
-              </w:rPr>
-              <w:t xml:space="preserve">Krama Padam No. </w:t>
+                <w:lang w:val="it-IT"/>
+              </w:rPr>
+              <w:t>Krama Padam No. 7</w:t>
             </w:r>
             <w:r>
               <w:rPr>
@@ -17158,27 +18359,10 @@
                 <w:b/>
                 <w:sz w:val="28"/>
                 <w:szCs w:val="28"/>
-              </w:rPr>
-              <w:t>7</w:t>
-            </w:r>
-            <w:r>
-              <w:rPr>
-                <w:rFonts w:cs="Arial"/>
-                <w:b/>
-                <w:sz w:val="28"/>
-                <w:szCs w:val="28"/>
+                <w:lang w:val="it-IT"/>
               </w:rPr>
               <w:br/>
-              <w:t xml:space="preserve">Panchaati </w:t>
-            </w:r>
-            <w:r>
-              <w:rPr>
-                <w:rFonts w:cs="Arial"/>
-                <w:b/>
-                <w:sz w:val="28"/>
-                <w:szCs w:val="28"/>
-              </w:rPr>
-              <w:t>57</w:t>
+              <w:t>Panchaati 57</w:t>
             </w:r>
           </w:p>
         </w:tc>
@@ -17219,7 +18403,7 @@
                 <w:b/>
                 <w:sz w:val="32"/>
                 <w:szCs w:val="28"/>
-                <w:lang w:bidi="ta-IN"/>
+                <w:lang w:val="it-IT" w:bidi="ta-IN"/>
               </w:rPr>
               <w:t>…</w:t>
             </w:r>
@@ -17239,7 +18423,7 @@
                 <w:b/>
                 <w:sz w:val="32"/>
                 <w:szCs w:val="28"/>
-                <w:lang w:bidi="ta-IN"/>
+                <w:lang w:val="it-IT" w:bidi="ta-IN"/>
               </w:rPr>
               <w:t>…</w:t>
             </w:r>
@@ -17259,7 +18443,7 @@
                 <w:b/>
                 <w:sz w:val="32"/>
                 <w:szCs w:val="28"/>
-                <w:lang w:bidi="ta-IN"/>
+                <w:lang w:val="it-IT" w:bidi="ta-IN"/>
               </w:rPr>
               <w:t>…</w:t>
             </w:r>
@@ -17302,7 +18486,7 @@
                 <w:b/>
                 <w:sz w:val="32"/>
                 <w:szCs w:val="28"/>
-                <w:lang w:bidi="ta-IN"/>
+                <w:lang w:val="it-IT" w:bidi="ta-IN"/>
               </w:rPr>
               <w:t>…</w:t>
             </w:r>
@@ -17321,7 +18505,7 @@
                 <w:rFonts w:ascii="Latha" w:hAnsi="Latha" w:cs="Latha"/>
                 <w:sz w:val="28"/>
                 <w:szCs w:val="28"/>
-                <w:lang w:bidi="ta-IN"/>
+                <w:lang w:val="it-IT" w:bidi="ta-IN"/>
               </w:rPr>
               <w:t xml:space="preserve">| </w:t>
             </w:r>
@@ -17341,7 +18525,7 @@
                 <w:b/>
                 <w:sz w:val="32"/>
                 <w:szCs w:val="28"/>
-                <w:lang w:bidi="ta-IN"/>
+                <w:lang w:val="it-IT" w:bidi="ta-IN"/>
               </w:rPr>
               <w:t>…</w:t>
             </w:r>
@@ -17361,7 +18545,7 @@
                 <w:b/>
                 <w:sz w:val="32"/>
                 <w:szCs w:val="28"/>
-                <w:lang w:bidi="ta-IN"/>
+                <w:lang w:val="it-IT" w:bidi="ta-IN"/>
               </w:rPr>
               <w:t>…</w:t>
             </w:r>
@@ -17381,7 +18565,7 @@
                 <w:b/>
                 <w:sz w:val="32"/>
                 <w:szCs w:val="28"/>
-                <w:lang w:bidi="ta-IN"/>
+                <w:lang w:val="it-IT" w:bidi="ta-IN"/>
               </w:rPr>
               <w:t>…</w:t>
             </w:r>
@@ -17424,7 +18608,7 @@
                 <w:b/>
                 <w:sz w:val="32"/>
                 <w:szCs w:val="28"/>
-                <w:lang w:bidi="ta-IN"/>
+                <w:lang w:val="it-IT" w:bidi="ta-IN"/>
               </w:rPr>
               <w:t>…</w:t>
             </w:r>
@@ -17445,7 +18629,7 @@
                 <w:b/>
                 <w:sz w:val="36"/>
                 <w:szCs w:val="28"/>
-                <w:lang w:bidi="ta-IN"/>
+                <w:lang w:val="it-IT" w:bidi="ta-IN"/>
               </w:rPr>
               <w:t>†</w:t>
             </w:r>
@@ -17464,7 +18648,7 @@
                 <w:rFonts w:ascii="Latha" w:hAnsi="Latha" w:cs="Latha"/>
                 <w:sz w:val="28"/>
                 <w:szCs w:val="28"/>
-                <w:lang w:bidi="ta-IN"/>
+                <w:lang w:val="it-IT" w:bidi="ta-IN"/>
               </w:rPr>
               <w:t xml:space="preserve">- </w:t>
             </w:r>
@@ -17484,7 +18668,7 @@
                 <w:b/>
                 <w:sz w:val="32"/>
                 <w:szCs w:val="28"/>
-                <w:lang w:bidi="ta-IN"/>
+                <w:lang w:val="it-IT" w:bidi="ta-IN"/>
               </w:rPr>
               <w:t>…</w:t>
             </w:r>
@@ -17527,7 +18711,7 @@
                 <w:b/>
                 <w:sz w:val="36"/>
                 <w:szCs w:val="28"/>
-                <w:lang w:bidi="ta-IN"/>
+                <w:lang w:val="it-IT" w:bidi="ta-IN"/>
               </w:rPr>
               <w:t>‡</w:t>
             </w:r>
@@ -17558,7 +18742,7 @@
                 <w:rFonts w:ascii="Latha" w:hAnsi="Latha" w:cs="Latha"/>
                 <w:sz w:val="28"/>
                 <w:szCs w:val="28"/>
-                <w:lang w:bidi="ta-IN"/>
+                <w:lang w:val="it-IT" w:bidi="ta-IN"/>
               </w:rPr>
               <w:t>|</w:t>
             </w:r>
@@ -17984,6 +19168,7 @@
                 <w:b/>
                 <w:sz w:val="28"/>
                 <w:szCs w:val="28"/>
+                <w:lang w:val="it-IT"/>
               </w:rPr>
             </w:pPr>
             <w:r>
@@ -17992,6 +19177,7 @@
                 <w:b/>
                 <w:sz w:val="28"/>
                 <w:szCs w:val="28"/>
+                <w:lang w:val="it-IT"/>
               </w:rPr>
               <w:t>TS 2.2.10.5</w:t>
             </w:r>
@@ -18008,6 +19194,7 @@
                 <w:b/>
                 <w:sz w:val="28"/>
                 <w:szCs w:val="28"/>
+                <w:lang w:val="it-IT"/>
               </w:rPr>
             </w:pPr>
             <w:r>
@@ -18016,8 +19203,9 @@
                 <w:b/>
                 <w:sz w:val="28"/>
                 <w:szCs w:val="28"/>
-              </w:rPr>
-              <w:t xml:space="preserve">Krama Padam No. </w:t>
+                <w:lang w:val="it-IT"/>
+              </w:rPr>
+              <w:t>Krama Padam No. 60</w:t>
             </w:r>
             <w:r>
               <w:rPr>
@@ -18025,27 +19213,10 @@
                 <w:b/>
                 <w:sz w:val="28"/>
                 <w:szCs w:val="28"/>
-              </w:rPr>
-              <w:t>60</w:t>
-            </w:r>
-            <w:r>
-              <w:rPr>
-                <w:rFonts w:cs="Arial"/>
-                <w:b/>
-                <w:sz w:val="28"/>
-                <w:szCs w:val="28"/>
+                <w:lang w:val="it-IT"/>
               </w:rPr>
               <w:br/>
-              <w:t xml:space="preserve">Panchaati </w:t>
-            </w:r>
-            <w:r>
-              <w:rPr>
-                <w:rFonts w:cs="Arial"/>
-                <w:b/>
-                <w:sz w:val="28"/>
-                <w:szCs w:val="28"/>
-              </w:rPr>
-              <w:t>57</w:t>
+              <w:t>Panchaati 57</w:t>
             </w:r>
           </w:p>
         </w:tc>
@@ -18067,6 +19238,7 @@
                 <w:color w:val="000000"/>
                 <w:sz w:val="40"/>
                 <w:szCs w:val="40"/>
+                <w:lang w:val="it-IT"/>
               </w:rPr>
             </w:pPr>
             <w:r>
@@ -18085,7 +19257,7 @@
                 <w:b/>
                 <w:sz w:val="32"/>
                 <w:szCs w:val="28"/>
-                <w:lang w:bidi="ta-IN"/>
+                <w:lang w:val="it-IT" w:bidi="ta-IN"/>
               </w:rPr>
               <w:t>…</w:t>
             </w:r>
@@ -18151,7 +19323,7 @@
                 <w:b/>
                 <w:sz w:val="32"/>
                 <w:szCs w:val="28"/>
-                <w:lang w:bidi="ta-IN"/>
+                <w:lang w:val="it-IT" w:bidi="ta-IN"/>
               </w:rPr>
               <w:t>…</w:t>
             </w:r>
@@ -18217,7 +19389,7 @@
                 <w:b/>
                 <w:sz w:val="36"/>
                 <w:szCs w:val="28"/>
-                <w:lang w:bidi="ta-IN"/>
+                <w:lang w:val="it-IT" w:bidi="ta-IN"/>
               </w:rPr>
               <w:t>†</w:t>
             </w:r>
@@ -18226,7 +19398,7 @@
                 <w:rFonts w:ascii="Latha" w:hAnsi="Latha" w:cs="Latha"/>
                 <w:sz w:val="28"/>
                 <w:szCs w:val="28"/>
-                <w:lang w:bidi="ta-IN"/>
+                <w:lang w:val="it-IT" w:bidi="ta-IN"/>
               </w:rPr>
               <w:t xml:space="preserve"> | </w:t>
             </w:r>
@@ -18246,7 +19418,7 @@
                 <w:b/>
                 <w:sz w:val="32"/>
                 <w:szCs w:val="28"/>
-                <w:lang w:bidi="ta-IN"/>
+                <w:lang w:val="it-IT" w:bidi="ta-IN"/>
               </w:rPr>
               <w:t>…</w:t>
             </w:r>
@@ -18312,7 +19484,7 @@
                 <w:b/>
                 <w:sz w:val="36"/>
                 <w:szCs w:val="28"/>
-                <w:lang w:bidi="ta-IN"/>
+                <w:lang w:val="it-IT" w:bidi="ta-IN"/>
               </w:rPr>
               <w:t>‡</w:t>
             </w:r>
@@ -18428,7 +19600,7 @@
                 <w:b/>
                 <w:sz w:val="32"/>
                 <w:szCs w:val="28"/>
-                <w:lang w:bidi="ta-IN"/>
+                <w:lang w:val="it-IT" w:bidi="ta-IN"/>
               </w:rPr>
               <w:t>…</w:t>
             </w:r>
@@ -18447,7 +19619,7 @@
                 <w:rFonts w:ascii="Latha" w:hAnsi="Latha" w:cs="Latha"/>
                 <w:sz w:val="28"/>
                 <w:szCs w:val="28"/>
-                <w:lang w:bidi="ta-IN"/>
+                <w:lang w:val="it-IT" w:bidi="ta-IN"/>
               </w:rPr>
               <w:t>|</w:t>
             </w:r>
@@ -18471,6 +19643,7 @@
                 <w:color w:val="000000"/>
                 <w:sz w:val="40"/>
                 <w:szCs w:val="40"/>
+                <w:lang w:val="it-IT"/>
               </w:rPr>
             </w:pPr>
             <w:r>
@@ -18489,7 +19662,7 @@
                 <w:b/>
                 <w:sz w:val="32"/>
                 <w:szCs w:val="28"/>
-                <w:lang w:bidi="ta-IN"/>
+                <w:lang w:val="it-IT" w:bidi="ta-IN"/>
               </w:rPr>
               <w:t>…</w:t>
             </w:r>
@@ -18555,7 +19728,7 @@
                 <w:b/>
                 <w:sz w:val="32"/>
                 <w:szCs w:val="28"/>
-                <w:lang w:bidi="ta-IN"/>
+                <w:lang w:val="it-IT" w:bidi="ta-IN"/>
               </w:rPr>
               <w:t>…</w:t>
             </w:r>
@@ -18621,7 +19794,7 @@
                 <w:b/>
                 <w:sz w:val="36"/>
                 <w:szCs w:val="28"/>
-                <w:lang w:bidi="ta-IN"/>
+                <w:lang w:val="it-IT" w:bidi="ta-IN"/>
               </w:rPr>
               <w:t>†</w:t>
             </w:r>
@@ -18630,7 +19803,7 @@
                 <w:rFonts w:ascii="Latha" w:hAnsi="Latha" w:cs="Latha"/>
                 <w:sz w:val="28"/>
                 <w:szCs w:val="28"/>
-                <w:lang w:bidi="ta-IN"/>
+                <w:lang w:val="it-IT" w:bidi="ta-IN"/>
               </w:rPr>
               <w:t xml:space="preserve"> | </w:t>
             </w:r>
@@ -18650,7 +19823,7 @@
                 <w:b/>
                 <w:sz w:val="32"/>
                 <w:szCs w:val="28"/>
-                <w:lang w:bidi="ta-IN"/>
+                <w:lang w:val="it-IT" w:bidi="ta-IN"/>
               </w:rPr>
               <w:t>…</w:t>
             </w:r>
@@ -18716,7 +19889,7 @@
                 <w:b/>
                 <w:sz w:val="36"/>
                 <w:szCs w:val="28"/>
-                <w:lang w:bidi="ta-IN"/>
+                <w:lang w:val="it-IT" w:bidi="ta-IN"/>
               </w:rPr>
               <w:t>‡</w:t>
             </w:r>
@@ -18811,7 +19984,7 @@
                 <w:sz w:val="28"/>
                 <w:szCs w:val="28"/>
                 <w:highlight w:val="green"/>
-                <w:lang w:bidi="ta-IN"/>
+                <w:lang w:val="it-IT" w:bidi="ta-IN"/>
               </w:rPr>
               <w:t>3</w:t>
             </w:r>
@@ -18831,7 +20004,7 @@
                 <w:b/>
                 <w:sz w:val="32"/>
                 <w:szCs w:val="28"/>
-                <w:lang w:bidi="ta-IN"/>
+                <w:lang w:val="it-IT" w:bidi="ta-IN"/>
               </w:rPr>
               <w:t>…</w:t>
             </w:r>
@@ -18850,7 +20023,7 @@
                 <w:rFonts w:ascii="Latha" w:hAnsi="Latha" w:cs="Latha"/>
                 <w:sz w:val="28"/>
                 <w:szCs w:val="28"/>
-                <w:lang w:bidi="ta-IN"/>
+                <w:lang w:val="it-IT" w:bidi="ta-IN"/>
               </w:rPr>
               <w:t>|</w:t>
             </w:r>
@@ -18883,6 +20056,7 @@
                 <w:b/>
                 <w:sz w:val="28"/>
                 <w:szCs w:val="28"/>
+                <w:lang w:val="it-IT"/>
               </w:rPr>
             </w:pPr>
             <w:r>
@@ -18891,6 +20065,7 @@
                 <w:b/>
                 <w:sz w:val="28"/>
                 <w:szCs w:val="28"/>
+                <w:lang w:val="it-IT"/>
               </w:rPr>
               <w:lastRenderedPageBreak/>
               <w:t>TS 2.2.11.2</w:t>
@@ -18908,6 +20083,7 @@
                 <w:b/>
                 <w:sz w:val="28"/>
                 <w:szCs w:val="28"/>
+                <w:lang w:val="it-IT"/>
               </w:rPr>
             </w:pPr>
             <w:r>
@@ -18916,8 +20092,9 @@
                 <w:b/>
                 <w:sz w:val="28"/>
                 <w:szCs w:val="28"/>
-              </w:rPr>
-              <w:t xml:space="preserve">Krama Padam No. </w:t>
+                <w:lang w:val="it-IT"/>
+              </w:rPr>
+              <w:t>Krama Padam No. 42</w:t>
             </w:r>
             <w:r>
               <w:rPr>
@@ -18925,27 +20102,10 @@
                 <w:b/>
                 <w:sz w:val="28"/>
                 <w:szCs w:val="28"/>
-              </w:rPr>
-              <w:t>42</w:t>
-            </w:r>
-            <w:r>
-              <w:rPr>
-                <w:rFonts w:cs="Arial"/>
-                <w:b/>
-                <w:sz w:val="28"/>
-                <w:szCs w:val="28"/>
+                <w:lang w:val="it-IT"/>
               </w:rPr>
               <w:br/>
-              <w:t xml:space="preserve">Panchaati </w:t>
-            </w:r>
-            <w:r>
-              <w:rPr>
-                <w:rFonts w:cs="Arial"/>
-                <w:b/>
-                <w:sz w:val="28"/>
-                <w:szCs w:val="28"/>
-              </w:rPr>
-              <w:t>59</w:t>
+              <w:t>Panchaati 59</w:t>
             </w:r>
           </w:p>
         </w:tc>
@@ -18967,6 +20127,7 @@
                 <w:color w:val="000000"/>
                 <w:sz w:val="40"/>
                 <w:szCs w:val="40"/>
+                <w:lang w:val="it-IT"/>
               </w:rPr>
             </w:pPr>
             <w:r>
@@ -18986,7 +20147,7 @@
                 <w:sz w:val="32"/>
                 <w:szCs w:val="28"/>
                 <w:highlight w:val="yellow"/>
-                <w:lang w:bidi="ta-IN"/>
+                <w:lang w:val="it-IT" w:bidi="ta-IN"/>
               </w:rPr>
               <w:t>…</w:t>
             </w:r>
@@ -19017,7 +20178,7 @@
                 <w:b/>
                 <w:sz w:val="36"/>
                 <w:szCs w:val="28"/>
-                <w:lang w:bidi="ta-IN"/>
+                <w:lang w:val="it-IT" w:bidi="ta-IN"/>
               </w:rPr>
               <w:t>†</w:t>
             </w:r>
@@ -19026,7 +20187,7 @@
                 <w:rFonts w:ascii="Latha" w:hAnsi="Latha" w:cs="Latha"/>
                 <w:sz w:val="28"/>
                 <w:szCs w:val="28"/>
-                <w:lang w:bidi="ta-IN"/>
+                <w:lang w:val="it-IT" w:bidi="ta-IN"/>
               </w:rPr>
               <w:t xml:space="preserve"> </w:t>
             </w:r>
@@ -19068,7 +20229,7 @@
                 <w:rFonts w:ascii="Latha" w:hAnsi="Latha" w:cs="Latha"/>
                 <w:sz w:val="28"/>
                 <w:szCs w:val="28"/>
-                <w:lang w:bidi="ta-IN"/>
+                <w:lang w:val="it-IT" w:bidi="ta-IN"/>
               </w:rPr>
               <w:t xml:space="preserve">| </w:t>
             </w:r>
@@ -19088,7 +20249,7 @@
                 <w:b/>
                 <w:sz w:val="32"/>
                 <w:szCs w:val="28"/>
-                <w:lang w:bidi="ta-IN"/>
+                <w:lang w:val="it-IT" w:bidi="ta-IN"/>
               </w:rPr>
               <w:t>…</w:t>
             </w:r>
@@ -19108,7 +20269,7 @@
                 <w:b/>
                 <w:sz w:val="36"/>
                 <w:szCs w:val="28"/>
-                <w:lang w:bidi="ta-IN"/>
+                <w:lang w:val="it-IT" w:bidi="ta-IN"/>
               </w:rPr>
               <w:t>‡</w:t>
             </w:r>
@@ -19117,7 +20278,7 @@
                 <w:rFonts w:ascii="Latha" w:hAnsi="Latha" w:cs="Latha"/>
                 <w:sz w:val="28"/>
                 <w:szCs w:val="28"/>
-                <w:lang w:bidi="ta-IN"/>
+                <w:lang w:val="it-IT" w:bidi="ta-IN"/>
               </w:rPr>
               <w:t xml:space="preserve"> - </w:t>
             </w:r>
@@ -19137,7 +20298,7 @@
                 <w:b/>
                 <w:sz w:val="36"/>
                 <w:szCs w:val="28"/>
-                <w:lang w:bidi="ta-IN"/>
+                <w:lang w:val="it-IT" w:bidi="ta-IN"/>
               </w:rPr>
               <w:t>†</w:t>
             </w:r>
@@ -19146,7 +20307,7 @@
                 <w:rFonts w:ascii="Latha" w:hAnsi="Latha" w:cs="Latha"/>
                 <w:sz w:val="28"/>
                 <w:szCs w:val="28"/>
-                <w:lang w:bidi="ta-IN"/>
+                <w:lang w:val="it-IT" w:bidi="ta-IN"/>
               </w:rPr>
               <w:t xml:space="preserve"> |</w:t>
             </w:r>
@@ -19170,6 +20331,7 @@
                 <w:color w:val="000000"/>
                 <w:sz w:val="40"/>
                 <w:szCs w:val="40"/>
+                <w:lang w:val="it-IT"/>
               </w:rPr>
             </w:pPr>
             <w:r>
@@ -19189,7 +20351,7 @@
                 <w:sz w:val="32"/>
                 <w:szCs w:val="28"/>
                 <w:highlight w:val="green"/>
-                <w:lang w:bidi="ta-IN"/>
+                <w:lang w:val="it-IT" w:bidi="ta-IN"/>
               </w:rPr>
               <w:t>…</w:t>
             </w:r>
@@ -19220,7 +20382,7 @@
                 <w:b/>
                 <w:sz w:val="36"/>
                 <w:szCs w:val="28"/>
-                <w:lang w:bidi="ta-IN"/>
+                <w:lang w:val="it-IT" w:bidi="ta-IN"/>
               </w:rPr>
               <w:t>†</w:t>
             </w:r>
@@ -19229,7 +20391,7 @@
                 <w:rFonts w:ascii="Latha" w:hAnsi="Latha" w:cs="Latha"/>
                 <w:sz w:val="28"/>
                 <w:szCs w:val="28"/>
-                <w:lang w:bidi="ta-IN"/>
+                <w:lang w:val="it-IT" w:bidi="ta-IN"/>
               </w:rPr>
               <w:t xml:space="preserve"> </w:t>
             </w:r>
@@ -19271,7 +20433,7 @@
                 <w:rFonts w:ascii="Latha" w:hAnsi="Latha" w:cs="Latha"/>
                 <w:sz w:val="28"/>
                 <w:szCs w:val="28"/>
-                <w:lang w:bidi="ta-IN"/>
+                <w:lang w:val="it-IT" w:bidi="ta-IN"/>
               </w:rPr>
               <w:t xml:space="preserve">| </w:t>
             </w:r>
@@ -19291,7 +20453,7 @@
                 <w:b/>
                 <w:sz w:val="32"/>
                 <w:szCs w:val="28"/>
-                <w:lang w:bidi="ta-IN"/>
+                <w:lang w:val="it-IT" w:bidi="ta-IN"/>
               </w:rPr>
               <w:t>…</w:t>
             </w:r>
@@ -19311,7 +20473,7 @@
                 <w:b/>
                 <w:sz w:val="36"/>
                 <w:szCs w:val="28"/>
-                <w:lang w:bidi="ta-IN"/>
+                <w:lang w:val="it-IT" w:bidi="ta-IN"/>
               </w:rPr>
               <w:t>‡</w:t>
             </w:r>
@@ -19320,7 +20482,7 @@
                 <w:rFonts w:ascii="Latha" w:hAnsi="Latha" w:cs="Latha"/>
                 <w:sz w:val="28"/>
                 <w:szCs w:val="28"/>
-                <w:lang w:bidi="ta-IN"/>
+                <w:lang w:val="it-IT" w:bidi="ta-IN"/>
               </w:rPr>
               <w:t xml:space="preserve"> - </w:t>
             </w:r>
@@ -19340,7 +20502,7 @@
                 <w:b/>
                 <w:sz w:val="36"/>
                 <w:szCs w:val="28"/>
-                <w:lang w:bidi="ta-IN"/>
+                <w:lang w:val="it-IT" w:bidi="ta-IN"/>
               </w:rPr>
               <w:t>†</w:t>
             </w:r>
@@ -19349,7 +20511,7 @@
                 <w:rFonts w:ascii="Latha" w:hAnsi="Latha" w:cs="Latha"/>
                 <w:sz w:val="28"/>
                 <w:szCs w:val="28"/>
-                <w:lang w:bidi="ta-IN"/>
+                <w:lang w:val="it-IT" w:bidi="ta-IN"/>
               </w:rPr>
               <w:t xml:space="preserve"> |</w:t>
             </w:r>
@@ -19382,6 +20544,7 @@
                 <w:b/>
                 <w:sz w:val="28"/>
                 <w:szCs w:val="28"/>
+                <w:lang w:val="it-IT"/>
               </w:rPr>
             </w:pPr>
             <w:r>
@@ -19390,6 +20553,7 @@
                 <w:b/>
                 <w:sz w:val="28"/>
                 <w:szCs w:val="28"/>
+                <w:lang w:val="it-IT"/>
               </w:rPr>
               <w:t>TS 2.2.11.3</w:t>
             </w:r>
@@ -19406,6 +20570,7 @@
                 <w:b/>
                 <w:sz w:val="28"/>
                 <w:szCs w:val="28"/>
+                <w:lang w:val="it-IT"/>
               </w:rPr>
             </w:pPr>
             <w:r>
@@ -19414,8 +20579,9 @@
                 <w:b/>
                 <w:sz w:val="28"/>
                 <w:szCs w:val="28"/>
-              </w:rPr>
-              <w:t xml:space="preserve">Krama Padam No. </w:t>
+                <w:lang w:val="it-IT"/>
+              </w:rPr>
+              <w:t>Krama Padam No. 54</w:t>
             </w:r>
             <w:r>
               <w:rPr>
@@ -19423,27 +20589,10 @@
                 <w:b/>
                 <w:sz w:val="28"/>
                 <w:szCs w:val="28"/>
-              </w:rPr>
-              <w:t>54</w:t>
-            </w:r>
-            <w:r>
-              <w:rPr>
-                <w:rFonts w:cs="Arial"/>
-                <w:b/>
-                <w:sz w:val="28"/>
-                <w:szCs w:val="28"/>
+                <w:lang w:val="it-IT"/>
               </w:rPr>
               <w:br/>
-              <w:t xml:space="preserve">Panchaati </w:t>
-            </w:r>
-            <w:r>
-              <w:rPr>
-                <w:rFonts w:cs="Arial"/>
-                <w:b/>
-                <w:sz w:val="28"/>
-                <w:szCs w:val="28"/>
-              </w:rPr>
-              <w:t>60</w:t>
+              <w:t>Panchaati 60</w:t>
             </w:r>
           </w:p>
         </w:tc>
@@ -19465,6 +20614,7 @@
                 <w:color w:val="000000"/>
                 <w:sz w:val="36"/>
                 <w:szCs w:val="40"/>
+                <w:lang w:val="it-IT"/>
               </w:rPr>
             </w:pPr>
             <w:r>
@@ -19483,7 +20633,7 @@
                 <w:b/>
                 <w:sz w:val="32"/>
                 <w:szCs w:val="28"/>
-                <w:lang w:bidi="ta-IN"/>
+                <w:lang w:val="it-IT" w:bidi="ta-IN"/>
               </w:rPr>
               <w:t>…</w:t>
             </w:r>
@@ -19517,7 +20667,7 @@
                 <w:sz w:val="32"/>
                 <w:szCs w:val="28"/>
                 <w:highlight w:val="yellow"/>
-                <w:lang w:bidi="ta-IN"/>
+                <w:lang w:val="it-IT" w:bidi="ta-IN"/>
               </w:rPr>
               <w:t>…</w:t>
             </w:r>
@@ -19538,7 +20688,7 @@
                 <w:b/>
                 <w:sz w:val="32"/>
                 <w:szCs w:val="28"/>
-                <w:lang w:bidi="ta-IN"/>
+                <w:lang w:val="it-IT" w:bidi="ta-IN"/>
               </w:rPr>
               <w:t>…</w:t>
             </w:r>
@@ -19581,7 +20731,7 @@
                 <w:b/>
                 <w:sz w:val="36"/>
                 <w:szCs w:val="28"/>
-                <w:lang w:bidi="ta-IN"/>
+                <w:lang w:val="it-IT" w:bidi="ta-IN"/>
               </w:rPr>
               <w:t>†</w:t>
             </w:r>
@@ -19590,7 +20740,7 @@
                 <w:rFonts w:ascii="Latha" w:hAnsi="Latha" w:cs="Latha"/>
                 <w:sz w:val="28"/>
                 <w:szCs w:val="28"/>
-                <w:lang w:bidi="ta-IN"/>
+                <w:lang w:val="it-IT" w:bidi="ta-IN"/>
               </w:rPr>
               <w:t xml:space="preserve"> | </w:t>
             </w:r>
@@ -19610,7 +20760,7 @@
                 <w:b/>
                 <w:sz w:val="32"/>
                 <w:szCs w:val="28"/>
-                <w:lang w:bidi="ta-IN"/>
+                <w:lang w:val="it-IT" w:bidi="ta-IN"/>
               </w:rPr>
               <w:t>…</w:t>
             </w:r>
@@ -19653,7 +20803,7 @@
                 <w:b/>
                 <w:sz w:val="36"/>
                 <w:szCs w:val="28"/>
-                <w:lang w:bidi="ta-IN"/>
+                <w:lang w:val="it-IT" w:bidi="ta-IN"/>
               </w:rPr>
               <w:t>†</w:t>
             </w:r>
@@ -19673,7 +20823,7 @@
                 <w:b/>
                 <w:sz w:val="32"/>
                 <w:szCs w:val="28"/>
-                <w:lang w:bidi="ta-IN"/>
+                <w:lang w:val="it-IT" w:bidi="ta-IN"/>
               </w:rPr>
               <w:t>…</w:t>
             </w:r>
@@ -19716,7 +20866,7 @@
                 <w:b/>
                 <w:sz w:val="36"/>
                 <w:szCs w:val="28"/>
-                <w:lang w:bidi="ta-IN"/>
+                <w:lang w:val="it-IT" w:bidi="ta-IN"/>
               </w:rPr>
               <w:t>†</w:t>
             </w:r>
@@ -19725,7 +20875,7 @@
                 <w:rFonts w:ascii="Latha" w:hAnsi="Latha" w:cs="Latha"/>
                 <w:sz w:val="28"/>
                 <w:szCs w:val="28"/>
-                <w:lang w:bidi="ta-IN"/>
+                <w:lang w:val="it-IT" w:bidi="ta-IN"/>
               </w:rPr>
               <w:t xml:space="preserve"> |</w:t>
             </w:r>
@@ -19749,6 +20899,7 @@
                 <w:color w:val="000000"/>
                 <w:sz w:val="36"/>
                 <w:szCs w:val="40"/>
+                <w:lang w:val="it-IT"/>
               </w:rPr>
             </w:pPr>
             <w:r>
@@ -19767,7 +20918,7 @@
                 <w:b/>
                 <w:sz w:val="32"/>
                 <w:szCs w:val="28"/>
-                <w:lang w:bidi="ta-IN"/>
+                <w:lang w:val="it-IT" w:bidi="ta-IN"/>
               </w:rPr>
               <w:t>…</w:t>
             </w:r>
@@ -19800,7 +20951,7 @@
                 <w:b/>
                 <w:sz w:val="32"/>
                 <w:szCs w:val="28"/>
-                <w:lang w:bidi="ta-IN"/>
+                <w:lang w:val="it-IT" w:bidi="ta-IN"/>
               </w:rPr>
               <w:t>…</w:t>
             </w:r>
@@ -19834,7 +20985,7 @@
                 <w:b/>
                 <w:sz w:val="32"/>
                 <w:szCs w:val="28"/>
-                <w:lang w:bidi="ta-IN"/>
+                <w:lang w:val="it-IT" w:bidi="ta-IN"/>
               </w:rPr>
               <w:t>…</w:t>
             </w:r>
@@ -19877,7 +21028,7 @@
                 <w:b/>
                 <w:sz w:val="36"/>
                 <w:szCs w:val="28"/>
-                <w:lang w:bidi="ta-IN"/>
+                <w:lang w:val="it-IT" w:bidi="ta-IN"/>
               </w:rPr>
               <w:t>†</w:t>
             </w:r>
@@ -19886,7 +21037,7 @@
                 <w:rFonts w:ascii="Latha" w:hAnsi="Latha" w:cs="Latha"/>
                 <w:sz w:val="28"/>
                 <w:szCs w:val="28"/>
-                <w:lang w:bidi="ta-IN"/>
+                <w:lang w:val="it-IT" w:bidi="ta-IN"/>
               </w:rPr>
               <w:t xml:space="preserve"> | </w:t>
             </w:r>
@@ -19906,7 +21057,7 @@
                 <w:b/>
                 <w:sz w:val="32"/>
                 <w:szCs w:val="28"/>
-                <w:lang w:bidi="ta-IN"/>
+                <w:lang w:val="it-IT" w:bidi="ta-IN"/>
               </w:rPr>
               <w:t>…</w:t>
             </w:r>
@@ -19949,7 +21100,7 @@
                 <w:b/>
                 <w:sz w:val="36"/>
                 <w:szCs w:val="28"/>
-                <w:lang w:bidi="ta-IN"/>
+                <w:lang w:val="it-IT" w:bidi="ta-IN"/>
               </w:rPr>
               <w:t>†</w:t>
             </w:r>
@@ -19969,7 +21120,7 @@
                 <w:b/>
                 <w:sz w:val="32"/>
                 <w:szCs w:val="28"/>
-                <w:lang w:bidi="ta-IN"/>
+                <w:lang w:val="it-IT" w:bidi="ta-IN"/>
               </w:rPr>
               <w:t>…</w:t>
             </w:r>
@@ -20012,7 +21163,7 @@
                 <w:b/>
                 <w:sz w:val="36"/>
                 <w:szCs w:val="28"/>
-                <w:lang w:bidi="ta-IN"/>
+                <w:lang w:val="it-IT" w:bidi="ta-IN"/>
               </w:rPr>
               <w:t>†</w:t>
             </w:r>
@@ -20021,7 +21172,7 @@
                 <w:rFonts w:ascii="Latha" w:hAnsi="Latha" w:cs="Latha"/>
                 <w:sz w:val="28"/>
                 <w:szCs w:val="28"/>
-                <w:lang w:bidi="ta-IN"/>
+                <w:lang w:val="it-IT" w:bidi="ta-IN"/>
               </w:rPr>
               <w:t xml:space="preserve"> |</w:t>
             </w:r>
@@ -20054,6 +21205,7 @@
                 <w:b/>
                 <w:sz w:val="28"/>
                 <w:szCs w:val="28"/>
+                <w:lang w:val="it-IT"/>
               </w:rPr>
             </w:pPr>
             <w:r>
@@ -20062,6 +21214,7 @@
                 <w:b/>
                 <w:sz w:val="28"/>
                 <w:szCs w:val="28"/>
+                <w:lang w:val="it-IT"/>
               </w:rPr>
               <w:t>TS 2.2.11.4</w:t>
             </w:r>
@@ -20078,6 +21231,7 @@
                 <w:b/>
                 <w:sz w:val="28"/>
                 <w:szCs w:val="28"/>
+                <w:lang w:val="it-IT"/>
               </w:rPr>
             </w:pPr>
             <w:r>
@@ -20086,8 +21240,9 @@
                 <w:b/>
                 <w:sz w:val="28"/>
                 <w:szCs w:val="28"/>
-              </w:rPr>
-              <w:t xml:space="preserve">Krama Padam No. </w:t>
+                <w:lang w:val="it-IT"/>
+              </w:rPr>
+              <w:t>Krama Padam No. 17</w:t>
             </w:r>
             <w:r>
               <w:rPr>
@@ -20095,27 +21250,10 @@
                 <w:b/>
                 <w:sz w:val="28"/>
                 <w:szCs w:val="28"/>
-              </w:rPr>
-              <w:t>17</w:t>
-            </w:r>
-            <w:r>
-              <w:rPr>
-                <w:rFonts w:cs="Arial"/>
-                <w:b/>
-                <w:sz w:val="28"/>
-                <w:szCs w:val="28"/>
+                <w:lang w:val="it-IT"/>
               </w:rPr>
               <w:br/>
-              <w:t xml:space="preserve">Panchaati </w:t>
-            </w:r>
-            <w:r>
-              <w:rPr>
-                <w:rFonts w:cs="Arial"/>
-                <w:b/>
-                <w:sz w:val="28"/>
-                <w:szCs w:val="28"/>
-              </w:rPr>
-              <w:t>61</w:t>
+              <w:t>Panchaati 61</w:t>
             </w:r>
           </w:p>
         </w:tc>
@@ -20156,7 +21294,7 @@
                 <w:b/>
                 <w:sz w:val="36"/>
                 <w:szCs w:val="28"/>
-                <w:lang w:bidi="ta-IN"/>
+                <w:lang w:val="it-IT" w:bidi="ta-IN"/>
               </w:rPr>
               <w:t>†</w:t>
             </w:r>
@@ -20176,16 +21314,16 @@
                 <w:b/>
                 <w:sz w:val="32"/>
                 <w:szCs w:val="28"/>
-                <w:lang w:bidi="ta-IN"/>
-              </w:rPr>
-              <w:t>…</w:t>
-            </w:r>
-            <w:r>
-              <w:rPr>
-                <w:rFonts w:ascii="Latha" w:hAnsi="Latha" w:cs="Latha"/>
-                <w:sz w:val="28"/>
-                <w:szCs w:val="28"/>
-                <w:lang w:bidi="ta-IN"/>
+                <w:lang w:val="it-IT" w:bidi="ta-IN"/>
+              </w:rPr>
+              <w:t>…</w:t>
+            </w:r>
+            <w:r>
+              <w:rPr>
+                <w:rFonts w:ascii="Latha" w:hAnsi="Latha" w:cs="Latha"/>
+                <w:sz w:val="28"/>
+                <w:szCs w:val="28"/>
+                <w:lang w:val="it-IT" w:bidi="ta-IN"/>
               </w:rPr>
               <w:t xml:space="preserve"> </w:t>
             </w:r>
@@ -20230,7 +21368,7 @@
                 <w:b/>
                 <w:sz w:val="36"/>
                 <w:szCs w:val="28"/>
-                <w:lang w:bidi="ta-IN"/>
+                <w:lang w:val="it-IT" w:bidi="ta-IN"/>
               </w:rPr>
               <w:t>†</w:t>
             </w:r>
@@ -20249,7 +21387,7 @@
                 <w:rFonts w:ascii="Latha" w:hAnsi="Latha" w:cs="Latha"/>
                 <w:sz w:val="28"/>
                 <w:szCs w:val="28"/>
-                <w:lang w:bidi="ta-IN"/>
+                <w:lang w:val="it-IT" w:bidi="ta-IN"/>
               </w:rPr>
               <w:t xml:space="preserve">| </w:t>
             </w:r>
@@ -20269,7 +21407,7 @@
                 <w:b/>
                 <w:sz w:val="36"/>
                 <w:szCs w:val="28"/>
-                <w:lang w:bidi="ta-IN"/>
+                <w:lang w:val="it-IT" w:bidi="ta-IN"/>
               </w:rPr>
               <w:t>†</w:t>
             </w:r>
@@ -20289,16 +21427,16 @@
                 <w:b/>
                 <w:sz w:val="32"/>
                 <w:szCs w:val="28"/>
-                <w:lang w:bidi="ta-IN"/>
-              </w:rPr>
-              <w:t>…</w:t>
-            </w:r>
-            <w:r>
-              <w:rPr>
-                <w:rFonts w:ascii="Latha" w:hAnsi="Latha" w:cs="Latha"/>
-                <w:sz w:val="28"/>
-                <w:szCs w:val="28"/>
-                <w:lang w:bidi="ta-IN"/>
+                <w:lang w:val="it-IT" w:bidi="ta-IN"/>
+              </w:rPr>
+              <w:t>…</w:t>
+            </w:r>
+            <w:r>
+              <w:rPr>
+                <w:rFonts w:ascii="Latha" w:hAnsi="Latha" w:cs="Latha"/>
+                <w:sz w:val="28"/>
+                <w:szCs w:val="28"/>
+                <w:lang w:val="it-IT" w:bidi="ta-IN"/>
               </w:rPr>
               <w:t xml:space="preserve"> </w:t>
             </w:r>
@@ -20339,7 +21477,7 @@
                 <w:b/>
                 <w:sz w:val="36"/>
                 <w:szCs w:val="28"/>
-                <w:lang w:bidi="ta-IN"/>
+                <w:lang w:val="it-IT" w:bidi="ta-IN"/>
               </w:rPr>
               <w:t>†</w:t>
             </w:r>
@@ -20348,7 +21486,7 @@
                 <w:rFonts w:ascii="Latha" w:hAnsi="Latha" w:cs="Latha"/>
                 <w:sz w:val="28"/>
                 <w:szCs w:val="28"/>
-                <w:lang w:bidi="ta-IN"/>
+                <w:lang w:val="it-IT" w:bidi="ta-IN"/>
               </w:rPr>
               <w:t xml:space="preserve"> - </w:t>
             </w:r>
@@ -20368,7 +21506,7 @@
                 <w:b/>
                 <w:sz w:val="32"/>
                 <w:szCs w:val="28"/>
-                <w:lang w:bidi="ta-IN"/>
+                <w:lang w:val="it-IT" w:bidi="ta-IN"/>
               </w:rPr>
               <w:t>…</w:t>
             </w:r>
@@ -20388,18 +21526,27 @@
                 <w:b/>
                 <w:sz w:val="32"/>
                 <w:szCs w:val="28"/>
-                <w:lang w:bidi="ta-IN"/>
-              </w:rPr>
-              <w:t>…</w:t>
-            </w:r>
-            <w:r>
-              <w:rPr>
-                <w:rFonts w:ascii="Latha" w:hAnsi="Latha" w:cs="Latha"/>
-                <w:sz w:val="28"/>
-                <w:szCs w:val="28"/>
-                <w:lang w:bidi="ta-IN"/>
-              </w:rPr>
-              <w:t xml:space="preserve"> |</w:t>
+                <w:lang w:val="it-IT" w:bidi="ta-IN"/>
+              </w:rPr>
+              <w:t>…</w:t>
+            </w:r>
+            <w:r>
+              <w:rPr>
+                <w:rFonts w:ascii="Latha" w:hAnsi="Latha" w:cs="Latha"/>
+                <w:sz w:val="28"/>
+                <w:szCs w:val="28"/>
+                <w:lang w:val="it-IT" w:bidi="ta-IN"/>
+              </w:rPr>
+              <w:t xml:space="preserve"> </w:t>
+            </w:r>
+            <w:r>
+              <w:rPr>
+                <w:rFonts w:ascii="Latha" w:hAnsi="Latha" w:cs="Latha"/>
+                <w:sz w:val="28"/>
+                <w:szCs w:val="28"/>
+                <w:lang w:bidi="ta-IN"/>
+              </w:rPr>
+              <w:t>|</w:t>
             </w:r>
           </w:p>
         </w:tc>
@@ -20735,6 +21882,7 @@
                 <w:b/>
                 <w:sz w:val="28"/>
                 <w:szCs w:val="28"/>
+                <w:lang w:val="it-IT"/>
               </w:rPr>
             </w:pPr>
             <w:r>
@@ -20743,6 +21891,7 @@
                 <w:b/>
                 <w:sz w:val="28"/>
                 <w:szCs w:val="28"/>
+                <w:lang w:val="it-IT"/>
               </w:rPr>
               <w:t>TS 2.2.11.5</w:t>
             </w:r>
@@ -20759,6 +21908,7 @@
                 <w:b/>
                 <w:sz w:val="28"/>
                 <w:szCs w:val="28"/>
+                <w:lang w:val="it-IT"/>
               </w:rPr>
             </w:pPr>
             <w:r>
@@ -20767,8 +21917,9 @@
                 <w:b/>
                 <w:sz w:val="28"/>
                 <w:szCs w:val="28"/>
-              </w:rPr>
-              <w:t>Krama Padam No.</w:t>
+                <w:lang w:val="it-IT"/>
+              </w:rPr>
+              <w:t>Krama Padam No.39 &amp;40</w:t>
             </w:r>
             <w:r>
               <w:rPr>
@@ -20776,27 +21927,10 @@
                 <w:b/>
                 <w:sz w:val="28"/>
                 <w:szCs w:val="28"/>
-              </w:rPr>
-              <w:t>39 &amp;40</w:t>
-            </w:r>
-            <w:r>
-              <w:rPr>
-                <w:rFonts w:cs="Arial"/>
-                <w:b/>
-                <w:sz w:val="28"/>
-                <w:szCs w:val="28"/>
+                <w:lang w:val="it-IT"/>
               </w:rPr>
               <w:br/>
-              <w:t xml:space="preserve">Panchaati </w:t>
-            </w:r>
-            <w:r>
-              <w:rPr>
-                <w:rFonts w:cs="Arial"/>
-                <w:b/>
-                <w:sz w:val="28"/>
-                <w:szCs w:val="28"/>
-              </w:rPr>
-              <w:t>62</w:t>
+              <w:t>Panchaati 62</w:t>
             </w:r>
           </w:p>
         </w:tc>
@@ -20837,7 +21971,7 @@
                 <w:b/>
                 <w:sz w:val="32"/>
                 <w:szCs w:val="28"/>
-                <w:lang w:bidi="ta-IN"/>
+                <w:lang w:val="it-IT" w:bidi="ta-IN"/>
               </w:rPr>
               <w:t>…</w:t>
             </w:r>
@@ -20857,16 +21991,16 @@
                 <w:b/>
                 <w:sz w:val="32"/>
                 <w:szCs w:val="28"/>
-                <w:lang w:bidi="ta-IN"/>
-              </w:rPr>
-              <w:t>…</w:t>
-            </w:r>
-            <w:r>
-              <w:rPr>
-                <w:rFonts w:ascii="Latha" w:hAnsi="Latha" w:cs="Latha"/>
-                <w:sz w:val="28"/>
-                <w:szCs w:val="28"/>
-                <w:lang w:bidi="ta-IN"/>
+                <w:lang w:val="it-IT" w:bidi="ta-IN"/>
+              </w:rPr>
+              <w:t>…</w:t>
+            </w:r>
+            <w:r>
+              <w:rPr>
+                <w:rFonts w:ascii="Latha" w:hAnsi="Latha" w:cs="Latha"/>
+                <w:sz w:val="28"/>
+                <w:szCs w:val="28"/>
+                <w:lang w:val="it-IT" w:bidi="ta-IN"/>
               </w:rPr>
               <w:t xml:space="preserve"> </w:t>
             </w:r>
@@ -20920,7 +22054,7 @@
                 <w:b/>
                 <w:sz w:val="36"/>
                 <w:szCs w:val="28"/>
-                <w:lang w:bidi="ta-IN"/>
+                <w:lang w:val="it-IT" w:bidi="ta-IN"/>
               </w:rPr>
               <w:t>†</w:t>
             </w:r>
@@ -20939,7 +22073,7 @@
                 <w:rFonts w:ascii="Latha" w:hAnsi="Latha" w:cs="Latha"/>
                 <w:sz w:val="28"/>
                 <w:szCs w:val="28"/>
-                <w:lang w:bidi="ta-IN"/>
+                <w:lang w:val="it-IT" w:bidi="ta-IN"/>
               </w:rPr>
               <w:t xml:space="preserve">| </w:t>
             </w:r>
@@ -20993,7 +22127,7 @@
                 <w:b/>
                 <w:sz w:val="32"/>
                 <w:szCs w:val="28"/>
-                <w:lang w:bidi="ta-IN"/>
+                <w:lang w:val="it-IT" w:bidi="ta-IN"/>
               </w:rPr>
               <w:t>…</w:t>
             </w:r>
@@ -21013,7 +22147,7 @@
                 <w:b/>
                 <w:sz w:val="36"/>
                 <w:szCs w:val="28"/>
-                <w:lang w:bidi="ta-IN"/>
+                <w:lang w:val="it-IT" w:bidi="ta-IN"/>
               </w:rPr>
               <w:t>†</w:t>
             </w:r>
@@ -21077,7 +22211,7 @@
                 <w:rFonts w:ascii="Latha" w:hAnsi="Latha" w:cs="Latha"/>
                 <w:sz w:val="28"/>
                 <w:szCs w:val="28"/>
-                <w:lang w:bidi="ta-IN"/>
+                <w:lang w:val="it-IT" w:bidi="ta-IN"/>
               </w:rPr>
               <w:t>|</w:t>
             </w:r>
@@ -21416,6 +22550,7 @@
                 <w:b/>
                 <w:sz w:val="28"/>
                 <w:szCs w:val="28"/>
+                <w:lang w:val="it-IT"/>
               </w:rPr>
             </w:pPr>
             <w:r>
@@ -21424,6 +22559,7 @@
                 <w:b/>
                 <w:sz w:val="28"/>
                 <w:szCs w:val="28"/>
+                <w:lang w:val="it-IT"/>
               </w:rPr>
               <w:t>TS 2.2.11.6</w:t>
             </w:r>
@@ -21440,6 +22576,7 @@
                 <w:b/>
                 <w:sz w:val="28"/>
                 <w:szCs w:val="28"/>
+                <w:lang w:val="it-IT"/>
               </w:rPr>
             </w:pPr>
             <w:r>
@@ -21448,8 +22585,9 @@
                 <w:b/>
                 <w:sz w:val="28"/>
                 <w:szCs w:val="28"/>
-              </w:rPr>
-              <w:t>Krama Padam No.</w:t>
+                <w:lang w:val="it-IT"/>
+              </w:rPr>
+              <w:t xml:space="preserve">Krama Padam No.15 </w:t>
             </w:r>
             <w:r>
               <w:rPr>
@@ -21457,27 +22595,10 @@
                 <w:b/>
                 <w:sz w:val="28"/>
                 <w:szCs w:val="28"/>
-              </w:rPr>
-              <w:t xml:space="preserve">15 </w:t>
-            </w:r>
-            <w:r>
-              <w:rPr>
-                <w:rFonts w:cs="Arial"/>
-                <w:b/>
-                <w:sz w:val="28"/>
-                <w:szCs w:val="28"/>
+                <w:lang w:val="it-IT"/>
               </w:rPr>
               <w:br/>
-              <w:t xml:space="preserve">Panchaati </w:t>
-            </w:r>
-            <w:r>
-              <w:rPr>
-                <w:rFonts w:cs="Arial"/>
-                <w:b/>
-                <w:sz w:val="28"/>
-                <w:szCs w:val="28"/>
-              </w:rPr>
-              <w:t>63</w:t>
+              <w:t>Panchaati 63</w:t>
             </w:r>
           </w:p>
         </w:tc>
@@ -21522,7 +22643,7 @@
                 <w:b/>
                 <w:sz w:val="32"/>
                 <w:szCs w:val="28"/>
-                <w:lang w:bidi="ta-IN"/>
+                <w:lang w:val="it-IT" w:bidi="ta-IN"/>
               </w:rPr>
               <w:t>…</w:t>
             </w:r>
@@ -21565,7 +22686,7 @@
                 <w:b/>
                 <w:sz w:val="36"/>
                 <w:szCs w:val="28"/>
-                <w:lang w:bidi="ta-IN"/>
+                <w:lang w:val="it-IT" w:bidi="ta-IN"/>
               </w:rPr>
               <w:t>†</w:t>
             </w:r>
@@ -21585,7 +22706,7 @@
                 <w:b/>
                 <w:sz w:val="32"/>
                 <w:szCs w:val="28"/>
-                <w:lang w:bidi="ta-IN"/>
+                <w:lang w:val="it-IT" w:bidi="ta-IN"/>
               </w:rPr>
               <w:t>…</w:t>
             </w:r>
@@ -21604,7 +22725,7 @@
                 <w:rFonts w:ascii="Latha" w:hAnsi="Latha" w:cs="Latha"/>
                 <w:sz w:val="28"/>
                 <w:szCs w:val="28"/>
-                <w:lang w:bidi="ta-IN"/>
+                <w:lang w:val="it-IT" w:bidi="ta-IN"/>
               </w:rPr>
               <w:t xml:space="preserve">| </w:t>
             </w:r>
@@ -21613,7 +22734,7 @@
                 <w:rFonts w:ascii="Latha" w:hAnsi="Latha" w:cs="Latha"/>
                 <w:sz w:val="28"/>
                 <w:szCs w:val="28"/>
-                <w:lang w:bidi="ta-IN"/>
+                <w:lang w:val="it-IT" w:bidi="ta-IN"/>
               </w:rPr>
               <w:br/>
             </w:r>
@@ -21634,7 +22755,7 @@
                 <w:sz w:val="32"/>
                 <w:szCs w:val="28"/>
                 <w:highlight w:val="yellow"/>
-                <w:lang w:bidi="ta-IN"/>
+                <w:lang w:val="it-IT" w:bidi="ta-IN"/>
               </w:rPr>
               <w:t>…</w:t>
             </w:r>
@@ -21681,7 +22802,7 @@
                 <w:sz w:val="36"/>
                 <w:szCs w:val="28"/>
                 <w:highlight w:val="yellow"/>
-                <w:lang w:bidi="ta-IN"/>
+                <w:lang w:val="it-IT" w:bidi="ta-IN"/>
               </w:rPr>
               <w:t>†</w:t>
             </w:r>
@@ -21701,16 +22822,16 @@
                 <w:b/>
                 <w:sz w:val="32"/>
                 <w:szCs w:val="28"/>
-                <w:lang w:bidi="ta-IN"/>
-              </w:rPr>
-              <w:t>…</w:t>
-            </w:r>
-            <w:r>
-              <w:rPr>
-                <w:rFonts w:ascii="Latha" w:hAnsi="Latha" w:cs="Latha"/>
-                <w:sz w:val="28"/>
-                <w:szCs w:val="28"/>
-                <w:lang w:bidi="ta-IN"/>
+                <w:lang w:val="it-IT" w:bidi="ta-IN"/>
+              </w:rPr>
+              <w:t>…</w:t>
+            </w:r>
+            <w:r>
+              <w:rPr>
+                <w:rFonts w:ascii="Latha" w:hAnsi="Latha" w:cs="Latha"/>
+                <w:sz w:val="28"/>
+                <w:szCs w:val="28"/>
+                <w:lang w:val="it-IT" w:bidi="ta-IN"/>
               </w:rPr>
               <w:t xml:space="preserve"> </w:t>
             </w:r>
@@ -21730,7 +22851,7 @@
                 <w:b/>
                 <w:sz w:val="36"/>
                 <w:szCs w:val="28"/>
-                <w:lang w:bidi="ta-IN"/>
+                <w:lang w:val="it-IT" w:bidi="ta-IN"/>
               </w:rPr>
               <w:t>†</w:t>
             </w:r>
@@ -21739,7 +22860,7 @@
                 <w:rFonts w:ascii="Latha" w:hAnsi="Latha" w:cs="Latha"/>
                 <w:sz w:val="28"/>
                 <w:szCs w:val="28"/>
-                <w:lang w:bidi="ta-IN"/>
+                <w:lang w:val="it-IT" w:bidi="ta-IN"/>
               </w:rPr>
               <w:t xml:space="preserve"> </w:t>
             </w:r>
@@ -21759,7 +22880,7 @@
                 <w:b/>
                 <w:sz w:val="32"/>
                 <w:szCs w:val="28"/>
-                <w:lang w:bidi="ta-IN"/>
+                <w:lang w:val="it-IT" w:bidi="ta-IN"/>
               </w:rPr>
               <w:t>…</w:t>
             </w:r>
@@ -21801,7 +22922,7 @@
                 <w:rFonts w:ascii="Latha" w:hAnsi="Latha" w:cs="Latha"/>
                 <w:sz w:val="28"/>
                 <w:szCs w:val="28"/>
-                <w:lang w:bidi="ta-IN"/>
+                <w:lang w:val="it-IT" w:bidi="ta-IN"/>
               </w:rPr>
               <w:t xml:space="preserve">- </w:t>
             </w:r>
@@ -21821,7 +22942,7 @@
                 <w:b/>
                 <w:sz w:val="32"/>
                 <w:szCs w:val="28"/>
-                <w:lang w:bidi="ta-IN"/>
+                <w:lang w:val="it-IT" w:bidi="ta-IN"/>
               </w:rPr>
               <w:t>…</w:t>
             </w:r>
@@ -21841,18 +22962,27 @@
                 <w:b/>
                 <w:sz w:val="32"/>
                 <w:szCs w:val="28"/>
-                <w:lang w:bidi="ta-IN"/>
-              </w:rPr>
-              <w:t>…</w:t>
-            </w:r>
-            <w:r>
-              <w:rPr>
-                <w:rFonts w:ascii="Latha" w:hAnsi="Latha" w:cs="Latha"/>
-                <w:sz w:val="28"/>
-                <w:szCs w:val="28"/>
-                <w:lang w:bidi="ta-IN"/>
-              </w:rPr>
-              <w:t xml:space="preserve"> |</w:t>
+                <w:lang w:val="it-IT" w:bidi="ta-IN"/>
+              </w:rPr>
+              <w:t>…</w:t>
+            </w:r>
+            <w:r>
+              <w:rPr>
+                <w:rFonts w:ascii="Latha" w:hAnsi="Latha" w:cs="Latha"/>
+                <w:sz w:val="28"/>
+                <w:szCs w:val="28"/>
+                <w:lang w:val="it-IT" w:bidi="ta-IN"/>
+              </w:rPr>
+              <w:t xml:space="preserve"> </w:t>
+            </w:r>
+            <w:r>
+              <w:rPr>
+                <w:rFonts w:ascii="Latha" w:hAnsi="Latha" w:cs="Latha"/>
+                <w:sz w:val="28"/>
+                <w:szCs w:val="28"/>
+                <w:lang w:bidi="ta-IN"/>
+              </w:rPr>
+              <w:t>|</w:t>
             </w:r>
           </w:p>
         </w:tc>
@@ -22264,6 +23394,7 @@
                 <w:b/>
                 <w:sz w:val="28"/>
                 <w:szCs w:val="28"/>
+                <w:lang w:val="it-IT"/>
               </w:rPr>
             </w:pPr>
             <w:r>
@@ -22272,6 +23403,7 @@
                 <w:b/>
                 <w:sz w:val="28"/>
                 <w:szCs w:val="28"/>
+                <w:lang w:val="it-IT"/>
               </w:rPr>
               <w:t>TS 2.2.12.3</w:t>
             </w:r>
@@ -22288,6 +23420,7 @@
                 <w:b/>
                 <w:sz w:val="28"/>
                 <w:szCs w:val="28"/>
+                <w:lang w:val="it-IT"/>
               </w:rPr>
             </w:pPr>
             <w:r>
@@ -22296,8 +23429,9 @@
                 <w:b/>
                 <w:sz w:val="28"/>
                 <w:szCs w:val="28"/>
-              </w:rPr>
-              <w:t>Krama Padam No.</w:t>
+                <w:lang w:val="it-IT"/>
+              </w:rPr>
+              <w:t xml:space="preserve">Krama Padam No.45 </w:t>
             </w:r>
             <w:r>
               <w:rPr>
@@ -22305,27 +23439,10 @@
                 <w:b/>
                 <w:sz w:val="28"/>
                 <w:szCs w:val="28"/>
-              </w:rPr>
-              <w:t xml:space="preserve">45 </w:t>
-            </w:r>
-            <w:r>
-              <w:rPr>
-                <w:rFonts w:cs="Arial"/>
-                <w:b/>
-                <w:sz w:val="28"/>
-                <w:szCs w:val="28"/>
+                <w:lang w:val="it-IT"/>
               </w:rPr>
               <w:br/>
-              <w:t xml:space="preserve">Panchaati </w:t>
-            </w:r>
-            <w:r>
-              <w:rPr>
-                <w:rFonts w:cs="Arial"/>
-                <w:b/>
-                <w:sz w:val="28"/>
-                <w:szCs w:val="28"/>
-              </w:rPr>
-              <w:t>66</w:t>
+              <w:t>Panchaati 66</w:t>
             </w:r>
           </w:p>
         </w:tc>
@@ -22389,7 +23506,7 @@
                 <w:b/>
                 <w:sz w:val="32"/>
                 <w:szCs w:val="28"/>
-                <w:lang w:bidi="ta-IN"/>
+                <w:lang w:val="it-IT" w:bidi="ta-IN"/>
               </w:rPr>
               <w:t>…</w:t>
             </w:r>
@@ -22421,7 +23538,7 @@
                 <w:b/>
                 <w:sz w:val="36"/>
                 <w:szCs w:val="28"/>
-                <w:lang w:bidi="ta-IN"/>
+                <w:lang w:val="it-IT" w:bidi="ta-IN"/>
               </w:rPr>
               <w:t>†</w:t>
             </w:r>
@@ -22440,7 +23557,7 @@
                 <w:rFonts w:ascii="Latha" w:hAnsi="Latha" w:cs="Latha"/>
                 <w:sz w:val="28"/>
                 <w:szCs w:val="28"/>
-                <w:lang w:bidi="ta-IN"/>
+                <w:lang w:val="it-IT" w:bidi="ta-IN"/>
               </w:rPr>
               <w:t xml:space="preserve">| </w:t>
             </w:r>
@@ -22460,7 +23577,7 @@
                 <w:b/>
                 <w:sz w:val="36"/>
                 <w:szCs w:val="28"/>
-                <w:lang w:bidi="ta-IN"/>
+                <w:lang w:val="it-IT" w:bidi="ta-IN"/>
               </w:rPr>
               <w:t>†</w:t>
             </w:r>
@@ -22481,7 +23598,7 @@
                 <w:sz w:val="32"/>
                 <w:szCs w:val="28"/>
                 <w:highlight w:val="yellow"/>
-                <w:lang w:bidi="ta-IN"/>
+                <w:lang w:val="it-IT" w:bidi="ta-IN"/>
               </w:rPr>
               <w:t>…</w:t>
             </w:r>
@@ -22512,7 +23629,7 @@
                 <w:b/>
                 <w:sz w:val="36"/>
                 <w:szCs w:val="28"/>
-                <w:lang w:bidi="ta-IN"/>
+                <w:lang w:val="it-IT" w:bidi="ta-IN"/>
               </w:rPr>
               <w:t>†</w:t>
             </w:r>
@@ -22531,7 +23648,7 @@
                 <w:rFonts w:ascii="Latha" w:hAnsi="Latha" w:cs="Latha"/>
                 <w:sz w:val="28"/>
                 <w:szCs w:val="28"/>
-                <w:lang w:bidi="ta-IN"/>
+                <w:lang w:val="it-IT" w:bidi="ta-IN"/>
               </w:rPr>
               <w:t>|</w:t>
             </w:r>
@@ -22787,6 +23904,7 @@
                 <w:b/>
                 <w:sz w:val="28"/>
                 <w:szCs w:val="28"/>
+                <w:lang w:val="it-IT"/>
               </w:rPr>
             </w:pPr>
             <w:r>
@@ -22795,6 +23913,7 @@
                 <w:b/>
                 <w:sz w:val="28"/>
                 <w:szCs w:val="28"/>
+                <w:lang w:val="it-IT"/>
               </w:rPr>
               <w:lastRenderedPageBreak/>
               <w:t>TS 2.2.12.5</w:t>
@@ -22812,6 +23931,7 @@
                 <w:b/>
                 <w:sz w:val="28"/>
                 <w:szCs w:val="28"/>
+                <w:lang w:val="it-IT"/>
               </w:rPr>
             </w:pPr>
             <w:r>
@@ -22820,8 +23940,9 @@
                 <w:b/>
                 <w:sz w:val="28"/>
                 <w:szCs w:val="28"/>
-              </w:rPr>
-              <w:t>Krama Padam No.</w:t>
+                <w:lang w:val="it-IT"/>
+              </w:rPr>
+              <w:t xml:space="preserve">Krama Padam No.26 </w:t>
             </w:r>
             <w:r>
               <w:rPr>
@@ -22829,27 +23950,10 @@
                 <w:b/>
                 <w:sz w:val="28"/>
                 <w:szCs w:val="28"/>
-              </w:rPr>
-              <w:t xml:space="preserve">26 </w:t>
-            </w:r>
-            <w:r>
-              <w:rPr>
-                <w:rFonts w:cs="Arial"/>
-                <w:b/>
-                <w:sz w:val="28"/>
-                <w:szCs w:val="28"/>
+                <w:lang w:val="it-IT"/>
               </w:rPr>
               <w:br/>
-              <w:t xml:space="preserve">Panchaati </w:t>
-            </w:r>
-            <w:r>
-              <w:rPr>
-                <w:rFonts w:cs="Arial"/>
-                <w:b/>
-                <w:sz w:val="28"/>
-                <w:szCs w:val="28"/>
-              </w:rPr>
-              <w:t>68</w:t>
+              <w:t>Panchaati 68</w:t>
             </w:r>
           </w:p>
           <w:p>
@@ -22864,6 +23968,7 @@
                 <w:b/>
                 <w:sz w:val="28"/>
                 <w:szCs w:val="28"/>
+                <w:lang w:val="it-IT"/>
               </w:rPr>
             </w:pPr>
           </w:p>
@@ -22879,6 +23984,7 @@
                 <w:b/>
                 <w:sz w:val="28"/>
                 <w:szCs w:val="28"/>
+                <w:lang w:val="it-IT"/>
               </w:rPr>
             </w:pPr>
           </w:p>
@@ -22920,16 +24026,16 @@
                 <w:b/>
                 <w:sz w:val="32"/>
                 <w:szCs w:val="28"/>
-                <w:lang w:bidi="ta-IN"/>
-              </w:rPr>
-              <w:t>…</w:t>
-            </w:r>
-            <w:r>
-              <w:rPr>
-                <w:rFonts w:ascii="Latha" w:hAnsi="Latha" w:cs="Latha"/>
-                <w:sz w:val="28"/>
-                <w:szCs w:val="28"/>
-                <w:lang w:bidi="ta-IN"/>
+                <w:lang w:val="it-IT" w:bidi="ta-IN"/>
+              </w:rPr>
+              <w:t>…</w:t>
+            </w:r>
+            <w:r>
+              <w:rPr>
+                <w:rFonts w:ascii="Latha" w:hAnsi="Latha" w:cs="Latha"/>
+                <w:sz w:val="28"/>
+                <w:szCs w:val="28"/>
+                <w:lang w:val="it-IT" w:bidi="ta-IN"/>
               </w:rPr>
               <w:t xml:space="preserve"> </w:t>
             </w:r>
@@ -22976,7 +24082,7 @@
                 <w:b/>
                 <w:sz w:val="32"/>
                 <w:szCs w:val="28"/>
-                <w:lang w:bidi="ta-IN"/>
+                <w:lang w:val="it-IT" w:bidi="ta-IN"/>
               </w:rPr>
               <w:t>…</w:t>
             </w:r>
@@ -22996,7 +24102,7 @@
                 <w:b/>
                 <w:sz w:val="32"/>
                 <w:szCs w:val="28"/>
-                <w:lang w:bidi="ta-IN"/>
+                <w:lang w:val="it-IT" w:bidi="ta-IN"/>
               </w:rPr>
               <w:t>…</w:t>
             </w:r>
@@ -23016,16 +24122,16 @@
                 <w:b/>
                 <w:sz w:val="32"/>
                 <w:szCs w:val="28"/>
-                <w:lang w:bidi="ta-IN"/>
-              </w:rPr>
-              <w:t>…</w:t>
-            </w:r>
-            <w:r>
-              <w:rPr>
-                <w:rFonts w:ascii="Latha" w:hAnsi="Latha" w:cs="Latha"/>
-                <w:sz w:val="28"/>
-                <w:szCs w:val="28"/>
-                <w:lang w:bidi="ta-IN"/>
+                <w:lang w:val="it-IT" w:bidi="ta-IN"/>
+              </w:rPr>
+              <w:t>…</w:t>
+            </w:r>
+            <w:r>
+              <w:rPr>
+                <w:rFonts w:ascii="Latha" w:hAnsi="Latha" w:cs="Latha"/>
+                <w:sz w:val="28"/>
+                <w:szCs w:val="28"/>
+                <w:lang w:val="it-IT" w:bidi="ta-IN"/>
               </w:rPr>
               <w:t xml:space="preserve"> | </w:t>
             </w:r>
@@ -23034,7 +24140,7 @@
                 <w:rFonts w:ascii="Latha" w:hAnsi="Latha" w:cs="Latha"/>
                 <w:sz w:val="28"/>
                 <w:szCs w:val="28"/>
-                <w:lang w:bidi="ta-IN"/>
+                <w:lang w:val="it-IT" w:bidi="ta-IN"/>
               </w:rPr>
               <w:br/>
             </w:r>
@@ -23085,7 +24191,7 @@
                 <w:sz w:val="32"/>
                 <w:szCs w:val="28"/>
                 <w:highlight w:val="yellow"/>
-                <w:lang w:bidi="ta-IN"/>
+                <w:lang w:val="it-IT" w:bidi="ta-IN"/>
               </w:rPr>
               <w:t>…</w:t>
             </w:r>
@@ -23116,7 +24222,7 @@
                 <w:b/>
                 <w:sz w:val="32"/>
                 <w:szCs w:val="28"/>
-                <w:lang w:bidi="ta-IN"/>
+                <w:lang w:val="it-IT" w:bidi="ta-IN"/>
               </w:rPr>
               <w:t>…</w:t>
             </w:r>
@@ -23136,16 +24242,16 @@
                 <w:b/>
                 <w:sz w:val="32"/>
                 <w:szCs w:val="28"/>
-                <w:lang w:bidi="ta-IN"/>
-              </w:rPr>
-              <w:t>…</w:t>
-            </w:r>
-            <w:r>
-              <w:rPr>
-                <w:rFonts w:ascii="Latha" w:hAnsi="Latha" w:cs="Latha"/>
-                <w:sz w:val="28"/>
-                <w:szCs w:val="28"/>
-                <w:lang w:bidi="ta-IN"/>
+                <w:lang w:val="it-IT" w:bidi="ta-IN"/>
+              </w:rPr>
+              <w:t>…</w:t>
+            </w:r>
+            <w:r>
+              <w:rPr>
+                <w:rFonts w:ascii="Latha" w:hAnsi="Latha" w:cs="Latha"/>
+                <w:sz w:val="28"/>
+                <w:szCs w:val="28"/>
+                <w:lang w:val="it-IT" w:bidi="ta-IN"/>
               </w:rPr>
               <w:t xml:space="preserve"> </w:t>
             </w:r>
@@ -23165,7 +24271,7 @@
                 <w:b/>
                 <w:sz w:val="32"/>
                 <w:szCs w:val="28"/>
-                <w:lang w:bidi="ta-IN"/>
+                <w:lang w:val="it-IT" w:bidi="ta-IN"/>
               </w:rPr>
               <w:t>…</w:t>
             </w:r>
@@ -23185,7 +24291,7 @@
                 <w:b/>
                 <w:sz w:val="36"/>
                 <w:szCs w:val="28"/>
-                <w:lang w:bidi="ta-IN"/>
+                <w:lang w:val="it-IT" w:bidi="ta-IN"/>
               </w:rPr>
               <w:t>‡</w:t>
             </w:r>
@@ -23204,7 +24310,7 @@
                 <w:rFonts w:ascii="Latha" w:hAnsi="Latha" w:cs="Latha"/>
                 <w:sz w:val="28"/>
                 <w:szCs w:val="28"/>
-                <w:lang w:bidi="ta-IN"/>
+                <w:lang w:val="it-IT" w:bidi="ta-IN"/>
               </w:rPr>
               <w:t>|</w:t>
             </w:r>
@@ -23553,6 +24659,7 @@
                 <w:b/>
                 <w:sz w:val="28"/>
                 <w:szCs w:val="28"/>
+                <w:lang w:val="it-IT"/>
               </w:rPr>
             </w:pPr>
             <w:r>
@@ -23561,6 +24668,7 @@
                 <w:b/>
                 <w:sz w:val="28"/>
                 <w:szCs w:val="28"/>
+                <w:lang w:val="it-IT"/>
               </w:rPr>
               <w:t>TS 2.2.12.7</w:t>
             </w:r>
@@ -23577,6 +24685,7 @@
                 <w:b/>
                 <w:sz w:val="28"/>
                 <w:szCs w:val="28"/>
+                <w:lang w:val="it-IT"/>
               </w:rPr>
             </w:pPr>
             <w:r>
@@ -23585,8 +24694,9 @@
                 <w:b/>
                 <w:sz w:val="28"/>
                 <w:szCs w:val="28"/>
-              </w:rPr>
-              <w:t>Krama Padam No.</w:t>
+                <w:lang w:val="it-IT"/>
+              </w:rPr>
+              <w:t xml:space="preserve">Krama Padam No.42 </w:t>
             </w:r>
             <w:r>
               <w:rPr>
@@ -23594,27 +24704,10 @@
                 <w:b/>
                 <w:sz w:val="28"/>
                 <w:szCs w:val="28"/>
-              </w:rPr>
-              <w:t xml:space="preserve">42 </w:t>
-            </w:r>
-            <w:r>
-              <w:rPr>
-                <w:rFonts w:cs="Arial"/>
-                <w:b/>
-                <w:sz w:val="28"/>
-                <w:szCs w:val="28"/>
+                <w:lang w:val="it-IT"/>
               </w:rPr>
               <w:br/>
-              <w:t xml:space="preserve">Panchaati </w:t>
-            </w:r>
-            <w:r>
-              <w:rPr>
-                <w:rFonts w:cs="Arial"/>
-                <w:b/>
-                <w:sz w:val="28"/>
-                <w:szCs w:val="28"/>
-              </w:rPr>
-              <w:t>70</w:t>
+              <w:t>Panchaati 70</w:t>
             </w:r>
           </w:p>
         </w:tc>
@@ -23655,7 +24748,7 @@
                 <w:b/>
                 <w:sz w:val="36"/>
                 <w:szCs w:val="28"/>
-                <w:lang w:bidi="ta-IN"/>
+                <w:lang w:val="it-IT" w:bidi="ta-IN"/>
               </w:rPr>
               <w:t>†</w:t>
             </w:r>
@@ -23664,7 +24757,7 @@
                 <w:rFonts w:ascii="Latha" w:hAnsi="Latha" w:cs="Latha"/>
                 <w:sz w:val="28"/>
                 <w:szCs w:val="28"/>
-                <w:lang w:bidi="ta-IN"/>
+                <w:lang w:val="it-IT" w:bidi="ta-IN"/>
               </w:rPr>
               <w:t xml:space="preserve"> </w:t>
             </w:r>
@@ -23684,7 +24777,7 @@
                 <w:b/>
                 <w:sz w:val="32"/>
                 <w:szCs w:val="28"/>
-                <w:lang w:bidi="ta-IN"/>
+                <w:lang w:val="it-IT" w:bidi="ta-IN"/>
               </w:rPr>
               <w:t>…</w:t>
             </w:r>
@@ -23703,7 +24796,7 @@
                 <w:rFonts w:ascii="Latha" w:hAnsi="Latha" w:cs="Latha"/>
                 <w:sz w:val="28"/>
                 <w:szCs w:val="28"/>
-                <w:lang w:bidi="ta-IN"/>
+                <w:lang w:val="it-IT" w:bidi="ta-IN"/>
               </w:rPr>
               <w:t xml:space="preserve">| </w:t>
             </w:r>
@@ -23712,7 +24805,7 @@
                 <w:rFonts w:ascii="Latha" w:hAnsi="Latha" w:cs="Latha"/>
                 <w:sz w:val="28"/>
                 <w:szCs w:val="28"/>
-                <w:lang w:bidi="ta-IN"/>
+                <w:lang w:val="it-IT" w:bidi="ta-IN"/>
               </w:rPr>
               <w:br/>
             </w:r>
@@ -23732,16 +24825,16 @@
                 <w:b/>
                 <w:sz w:val="32"/>
                 <w:szCs w:val="28"/>
-                <w:lang w:bidi="ta-IN"/>
-              </w:rPr>
-              <w:t>…</w:t>
-            </w:r>
-            <w:r>
-              <w:rPr>
-                <w:rFonts w:ascii="Latha" w:hAnsi="Latha" w:cs="Latha"/>
-                <w:sz w:val="28"/>
-                <w:szCs w:val="28"/>
-                <w:lang w:bidi="ta-IN"/>
+                <w:lang w:val="it-IT" w:bidi="ta-IN"/>
+              </w:rPr>
+              <w:t>…</w:t>
+            </w:r>
+            <w:r>
+              <w:rPr>
+                <w:rFonts w:ascii="Latha" w:hAnsi="Latha" w:cs="Latha"/>
+                <w:sz w:val="28"/>
+                <w:szCs w:val="28"/>
+                <w:lang w:val="it-IT" w:bidi="ta-IN"/>
               </w:rPr>
               <w:t xml:space="preserve"> </w:t>
             </w:r>
@@ -23782,7 +24875,7 @@
                 <w:b/>
                 <w:sz w:val="36"/>
                 <w:szCs w:val="28"/>
-                <w:lang w:bidi="ta-IN"/>
+                <w:lang w:val="it-IT" w:bidi="ta-IN"/>
               </w:rPr>
               <w:t>‡</w:t>
             </w:r>
@@ -23791,7 +24884,7 @@
                 <w:rFonts w:ascii="Latha" w:hAnsi="Latha" w:cs="Latha"/>
                 <w:sz w:val="28"/>
                 <w:szCs w:val="28"/>
-                <w:lang w:bidi="ta-IN"/>
+                <w:lang w:val="it-IT" w:bidi="ta-IN"/>
               </w:rPr>
               <w:t xml:space="preserve"> |</w:t>
             </w:r>

--- a/TS-Kramam/TS-2.2/TS 2.2 Tamil Krama Paatam Corrections.docx
+++ b/TS-Kramam/TS-2.2/TS 2.2 Tamil Krama Paatam Corrections.docx
@@ -2342,6 +2342,562 @@
       </w:tr>
       <w:tr>
         <w:trPr>
+          <w:gridAfter w:val="1"/>
+          <w:wAfter w:w="142" w:type="dxa"/>
+          <w:trHeight w:val="1551"/>
+        </w:trPr>
+        <w:tc>
+          <w:tcPr>
+            <w:tcW w:w="3715" w:type="dxa"/>
+          </w:tcPr>
+          <w:p>
+            <w:pPr>
+              <w:widowControl w:val="0"/>
+              <w:autoSpaceDE w:val="0"/>
+              <w:autoSpaceDN w:val="0"/>
+              <w:adjustRightInd w:val="0"/>
+              <w:spacing w:before="0" w:line="240" w:lineRule="auto"/>
+              <w:rPr>
+                <w:rFonts w:cs="Arial"/>
+                <w:b/>
+                <w:sz w:val="28"/>
+                <w:szCs w:val="28"/>
+                <w:lang w:val="it-IT"/>
+              </w:rPr>
+            </w:pPr>
+            <w:r>
+              <w:rPr>
+                <w:rFonts w:cs="Arial"/>
+                <w:b/>
+                <w:sz w:val="28"/>
+                <w:szCs w:val="28"/>
+                <w:lang w:val="it-IT"/>
+              </w:rPr>
+              <w:t>TS 2.2.</w:t>
+            </w:r>
+            <w:r>
+              <w:rPr>
+                <w:rFonts w:cs="Arial"/>
+                <w:b/>
+                <w:sz w:val="28"/>
+                <w:szCs w:val="28"/>
+                <w:lang w:val="it-IT"/>
+              </w:rPr>
+              <w:t>9.7</w:t>
+            </w:r>
+            <w:r>
+              <w:rPr>
+                <w:rFonts w:cs="Arial"/>
+                <w:b/>
+                <w:sz w:val="28"/>
+                <w:szCs w:val="28"/>
+                <w:lang w:val="it-IT"/>
+              </w:rPr>
+              <w:t xml:space="preserve"> - Kramam</w:t>
+            </w:r>
+          </w:p>
+          <w:p>
+            <w:pPr>
+              <w:widowControl w:val="0"/>
+              <w:autoSpaceDE w:val="0"/>
+              <w:autoSpaceDN w:val="0"/>
+              <w:adjustRightInd w:val="0"/>
+              <w:spacing w:before="0" w:line="240" w:lineRule="auto"/>
+              <w:rPr>
+                <w:rFonts w:cs="Arial"/>
+                <w:b/>
+                <w:sz w:val="28"/>
+                <w:szCs w:val="28"/>
+                <w:lang w:val="it-IT"/>
+              </w:rPr>
+            </w:pPr>
+            <w:r>
+              <w:rPr>
+                <w:rFonts w:cs="Arial"/>
+                <w:b/>
+                <w:sz w:val="28"/>
+                <w:szCs w:val="28"/>
+                <w:lang w:val="it-IT"/>
+              </w:rPr>
+              <w:t xml:space="preserve">Krama Vaakyam No. - </w:t>
+            </w:r>
+            <w:r>
+              <w:rPr>
+                <w:rFonts w:cs="Arial"/>
+                <w:b/>
+                <w:sz w:val="28"/>
+                <w:szCs w:val="28"/>
+                <w:lang w:val="it-IT"/>
+              </w:rPr>
+              <w:t>34</w:t>
+            </w:r>
+            <w:r>
+              <w:rPr>
+                <w:rFonts w:cs="Arial"/>
+                <w:b/>
+                <w:sz w:val="28"/>
+                <w:szCs w:val="28"/>
+                <w:lang w:val="it-IT"/>
+              </w:rPr>
+              <w:br/>
+              <w:t xml:space="preserve">Panchaati No. - </w:t>
+            </w:r>
+            <w:r>
+              <w:rPr>
+                <w:rFonts w:cs="Arial"/>
+                <w:b/>
+                <w:sz w:val="28"/>
+                <w:szCs w:val="28"/>
+                <w:lang w:val="it-IT"/>
+              </w:rPr>
+              <w:t>52</w:t>
+            </w:r>
+          </w:p>
+        </w:tc>
+        <w:tc>
+          <w:tcPr>
+            <w:tcW w:w="5254" w:type="dxa"/>
+          </w:tcPr>
+          <w:p>
+            <w:pPr>
+              <w:widowControl w:val="0"/>
+              <w:autoSpaceDE w:val="0"/>
+              <w:autoSpaceDN w:val="0"/>
+              <w:adjustRightInd w:val="0"/>
+              <w:spacing w:before="0" w:line="240" w:lineRule="auto"/>
+              <w:ind w:right="-279"/>
+              <w:rPr>
+                <w:rFonts w:ascii="Latha" w:hAnsi="Latha" w:cs="Latha"/>
+                <w:sz w:val="28"/>
+                <w:szCs w:val="28"/>
+                <w:lang w:val="it-IT" w:bidi="ta-IN"/>
+              </w:rPr>
+            </w:pPr>
+            <w:r>
+              <w:rPr>
+                <w:rFonts w:ascii="Latha" w:hAnsi="Latha" w:cs="Latha"/>
+                <w:sz w:val="28"/>
+                <w:szCs w:val="28"/>
+                <w:cs/>
+                <w:lang w:bidi="ta-IN"/>
+              </w:rPr>
+              <w:t>ஏ</w:t>
+            </w:r>
+            <w:r>
+              <w:rPr>
+                <w:rFonts w:ascii="BRH Tamil Tab Extra" w:hAnsi="BRH Tamil Tab Extra" w:cs="Latha"/>
+                <w:b/>
+                <w:sz w:val="32"/>
+                <w:szCs w:val="28"/>
+                <w:lang w:val="it-IT" w:bidi="ta-IN"/>
+              </w:rPr>
+              <w:t>…</w:t>
+            </w:r>
+            <w:r>
+              <w:rPr>
+                <w:rFonts w:ascii="Latha" w:hAnsi="Latha" w:cs="Latha"/>
+                <w:sz w:val="28"/>
+                <w:szCs w:val="28"/>
+                <w:cs/>
+                <w:lang w:bidi="ta-IN"/>
+              </w:rPr>
+              <w:t>ஷைதஸ்ய</w:t>
+            </w:r>
+            <w:r>
+              <w:rPr>
+                <w:rFonts w:ascii="BRH Tamil Tab Extra" w:hAnsi="BRH Tamil Tab Extra" w:cs="Latha"/>
+                <w:b/>
+                <w:sz w:val="36"/>
+                <w:szCs w:val="28"/>
+                <w:lang w:val="it-IT" w:bidi="ta-IN"/>
+              </w:rPr>
+              <w:t>†</w:t>
+            </w:r>
+            <w:r>
+              <w:rPr>
+                <w:rFonts w:ascii="Latha" w:hAnsi="Latha" w:cs="Latha"/>
+                <w:sz w:val="28"/>
+                <w:szCs w:val="28"/>
+                <w:lang w:val="it-IT" w:bidi="ta-IN"/>
+              </w:rPr>
+              <w:t xml:space="preserve"> | </w:t>
+            </w:r>
+          </w:p>
+          <w:p>
+            <w:pPr>
+              <w:widowControl w:val="0"/>
+              <w:autoSpaceDE w:val="0"/>
+              <w:autoSpaceDN w:val="0"/>
+              <w:adjustRightInd w:val="0"/>
+              <w:spacing w:before="0" w:line="240" w:lineRule="auto"/>
+              <w:ind w:right="-279"/>
+              <w:rPr>
+                <w:rFonts w:ascii="BRH Devanagari Extra" w:hAnsi="BRH Devanagari Extra" w:cs="BRH Devanagari Extra"/>
+                <w:color w:val="000000"/>
+                <w:sz w:val="40"/>
+                <w:szCs w:val="40"/>
+                <w:lang w:val="it-IT"/>
+              </w:rPr>
+            </w:pPr>
+            <w:r>
+              <w:rPr>
+                <w:rFonts w:ascii="Latha" w:hAnsi="Latha" w:cs="Latha"/>
+                <w:sz w:val="28"/>
+                <w:szCs w:val="28"/>
+                <w:cs/>
+                <w:lang w:bidi="ta-IN"/>
+              </w:rPr>
+              <w:t>ஏ</w:t>
+            </w:r>
+            <w:r>
+              <w:rPr>
+                <w:rFonts w:ascii="BRH Tamil Tab Extra" w:hAnsi="BRH Tamil Tab Extra" w:cs="Latha"/>
+                <w:b/>
+                <w:sz w:val="32"/>
+                <w:szCs w:val="28"/>
+                <w:lang w:val="it-IT" w:bidi="ta-IN"/>
+              </w:rPr>
+              <w:t>…</w:t>
+            </w:r>
+            <w:r>
+              <w:rPr>
+                <w:rFonts w:ascii="Latha" w:hAnsi="Latha" w:cs="Latha"/>
+                <w:sz w:val="28"/>
+                <w:szCs w:val="28"/>
+                <w:cs/>
+                <w:lang w:bidi="ta-IN"/>
+              </w:rPr>
+              <w:t>த</w:t>
+            </w:r>
+            <w:r>
+              <w:rPr>
+                <w:rFonts w:ascii="Latha" w:hAnsi="Latha" w:cs="Latha"/>
+                <w:sz w:val="28"/>
+                <w:szCs w:val="28"/>
+                <w:highlight w:val="yellow"/>
+                <w:cs/>
+                <w:lang w:bidi="ta-IN"/>
+              </w:rPr>
+              <w:t>ஸை</w:t>
+            </w:r>
+            <w:r>
+              <w:rPr>
+                <w:rFonts w:ascii="Latha" w:hAnsi="Latha" w:cs="Latha"/>
+                <w:sz w:val="28"/>
+                <w:szCs w:val="28"/>
+                <w:cs/>
+                <w:lang w:bidi="ta-IN"/>
+              </w:rPr>
+              <w:t>க</w:t>
+            </w:r>
+            <w:r>
+              <w:rPr>
+                <w:rFonts w:ascii="BRH Tamil Tab Extra" w:hAnsi="BRH Tamil Tab Extra" w:cs="Latha"/>
+                <w:b/>
+                <w:sz w:val="36"/>
+                <w:szCs w:val="28"/>
+                <w:lang w:val="it-IT" w:bidi="ta-IN"/>
+              </w:rPr>
+              <w:t>†</w:t>
+            </w:r>
+            <w:r>
+              <w:rPr>
+                <w:rFonts w:ascii="Latha" w:hAnsi="Latha" w:cs="Latha"/>
+                <w:sz w:val="28"/>
+                <w:szCs w:val="28"/>
+                <w:cs/>
+                <w:lang w:bidi="ta-IN"/>
+              </w:rPr>
+              <w:t>கபால</w:t>
+            </w:r>
+            <w:r>
+              <w:rPr>
+                <w:rFonts w:ascii="Latha" w:hAnsi="Latha" w:cs="Latha"/>
+                <w:b/>
+                <w:bCs/>
+                <w:sz w:val="32"/>
+                <w:szCs w:val="32"/>
+                <w:cs/>
+                <w:lang w:bidi="ta-IN"/>
+              </w:rPr>
+              <w:t>:</w:t>
+            </w:r>
+            <w:r>
+              <w:rPr>
+                <w:rFonts w:ascii="Latha" w:hAnsi="Latha" w:cs="Latha"/>
+                <w:sz w:val="28"/>
+                <w:szCs w:val="28"/>
+                <w:cs/>
+                <w:lang w:bidi="ta-IN"/>
+              </w:rPr>
+              <w:t xml:space="preserve"> </w:t>
+            </w:r>
+            <w:r>
+              <w:rPr>
+                <w:rFonts w:ascii="Latha" w:hAnsi="Latha" w:cs="Latha"/>
+                <w:sz w:val="28"/>
+                <w:szCs w:val="28"/>
+                <w:lang w:val="it-IT" w:bidi="ta-IN"/>
+              </w:rPr>
+              <w:t>|</w:t>
+            </w:r>
+          </w:p>
+        </w:tc>
+        <w:tc>
+          <w:tcPr>
+            <w:tcW w:w="4810" w:type="dxa"/>
+          </w:tcPr>
+          <w:p>
+            <w:pPr>
+              <w:autoSpaceDE w:val="0"/>
+              <w:autoSpaceDN w:val="0"/>
+              <w:adjustRightInd w:val="0"/>
+              <w:spacing w:before="0" w:line="240" w:lineRule="auto"/>
+              <w:rPr>
+                <w:rFonts w:ascii="Latha" w:hAnsi="Latha" w:cs="Latha"/>
+                <w:sz w:val="28"/>
+                <w:szCs w:val="28"/>
+                <w:lang w:val="it-IT" w:bidi="ta-IN"/>
+              </w:rPr>
+            </w:pPr>
+            <w:r>
+              <w:rPr>
+                <w:rFonts w:ascii="Latha" w:hAnsi="Latha" w:cs="Latha"/>
+                <w:sz w:val="28"/>
+                <w:szCs w:val="28"/>
+                <w:cs/>
+                <w:lang w:bidi="ta-IN"/>
+              </w:rPr>
+              <w:t>ஏ</w:t>
+            </w:r>
+            <w:r>
+              <w:rPr>
+                <w:rFonts w:ascii="BRH Tamil Tab Extra" w:hAnsi="BRH Tamil Tab Extra" w:cs="Latha"/>
+                <w:b/>
+                <w:sz w:val="32"/>
+                <w:szCs w:val="28"/>
+                <w:lang w:val="it-IT" w:bidi="ta-IN"/>
+              </w:rPr>
+              <w:t>…</w:t>
+            </w:r>
+            <w:r>
+              <w:rPr>
+                <w:rFonts w:ascii="Latha" w:hAnsi="Latha" w:cs="Latha"/>
+                <w:sz w:val="28"/>
+                <w:szCs w:val="28"/>
+                <w:cs/>
+                <w:lang w:bidi="ta-IN"/>
+              </w:rPr>
+              <w:t>ஷைதஸ்ய</w:t>
+            </w:r>
+            <w:r>
+              <w:rPr>
+                <w:rFonts w:ascii="BRH Tamil Tab Extra" w:hAnsi="BRH Tamil Tab Extra" w:cs="Latha"/>
+                <w:b/>
+                <w:sz w:val="36"/>
+                <w:szCs w:val="28"/>
+                <w:lang w:val="it-IT" w:bidi="ta-IN"/>
+              </w:rPr>
+              <w:t>†</w:t>
+            </w:r>
+            <w:r>
+              <w:rPr>
+                <w:rFonts w:ascii="Latha" w:hAnsi="Latha" w:cs="Latha"/>
+                <w:sz w:val="28"/>
+                <w:szCs w:val="28"/>
+                <w:lang w:val="it-IT" w:bidi="ta-IN"/>
+              </w:rPr>
+              <w:t xml:space="preserve"> | </w:t>
+            </w:r>
+          </w:p>
+          <w:p>
+            <w:pPr>
+              <w:widowControl w:val="0"/>
+              <w:autoSpaceDE w:val="0"/>
+              <w:autoSpaceDN w:val="0"/>
+              <w:adjustRightInd w:val="0"/>
+              <w:spacing w:before="0" w:line="240" w:lineRule="auto"/>
+              <w:ind w:right="-279"/>
+              <w:rPr>
+                <w:rFonts w:ascii="BRH Devanagari Extra" w:hAnsi="BRH Devanagari Extra" w:cs="BRH Devanagari Extra"/>
+                <w:color w:val="000000"/>
+                <w:sz w:val="40"/>
+                <w:szCs w:val="40"/>
+                <w:lang w:val="it-IT"/>
+              </w:rPr>
+            </w:pPr>
+            <w:r>
+              <w:rPr>
+                <w:rFonts w:ascii="Latha" w:hAnsi="Latha" w:cs="Latha"/>
+                <w:sz w:val="28"/>
+                <w:szCs w:val="28"/>
+                <w:cs/>
+                <w:lang w:bidi="ta-IN"/>
+              </w:rPr>
+              <w:t>ஏ</w:t>
+            </w:r>
+            <w:r>
+              <w:rPr>
+                <w:rFonts w:ascii="BRH Tamil Tab Extra" w:hAnsi="BRH Tamil Tab Extra" w:cs="Latha"/>
+                <w:b/>
+                <w:sz w:val="32"/>
+                <w:szCs w:val="28"/>
+                <w:lang w:val="it-IT" w:bidi="ta-IN"/>
+              </w:rPr>
+              <w:t>…</w:t>
+            </w:r>
+            <w:r>
+              <w:rPr>
+                <w:rFonts w:ascii="Latha" w:hAnsi="Latha" w:cs="Latha"/>
+                <w:sz w:val="28"/>
+                <w:szCs w:val="28"/>
+                <w:cs/>
+                <w:lang w:bidi="ta-IN"/>
+              </w:rPr>
+              <w:t>த</w:t>
+            </w:r>
+            <w:r>
+              <w:rPr>
+                <w:rFonts w:ascii="Latha" w:hAnsi="Latha" w:cs="Latha"/>
+                <w:sz w:val="28"/>
+                <w:szCs w:val="28"/>
+                <w:highlight w:val="green"/>
+                <w:cs/>
+                <w:lang w:bidi="ta-IN"/>
+              </w:rPr>
+              <w:t>ஸ்யை</w:t>
+            </w:r>
+            <w:r>
+              <w:rPr>
+                <w:rFonts w:ascii="Latha" w:hAnsi="Latha" w:cs="Latha"/>
+                <w:sz w:val="28"/>
+                <w:szCs w:val="28"/>
+                <w:cs/>
+                <w:lang w:bidi="ta-IN"/>
+              </w:rPr>
+              <w:t>க</w:t>
+            </w:r>
+            <w:r>
+              <w:rPr>
+                <w:rFonts w:ascii="BRH Tamil Tab Extra" w:hAnsi="BRH Tamil Tab Extra" w:cs="Latha"/>
+                <w:b/>
+                <w:sz w:val="36"/>
+                <w:szCs w:val="28"/>
+                <w:lang w:val="it-IT" w:bidi="ta-IN"/>
+              </w:rPr>
+              <w:t>†</w:t>
+            </w:r>
+            <w:r>
+              <w:rPr>
+                <w:rFonts w:ascii="Latha" w:hAnsi="Latha" w:cs="Latha"/>
+                <w:sz w:val="28"/>
+                <w:szCs w:val="28"/>
+                <w:cs/>
+                <w:lang w:bidi="ta-IN"/>
+              </w:rPr>
+              <w:t>கபால</w:t>
+            </w:r>
+            <w:r>
+              <w:rPr>
+                <w:rFonts w:ascii="Latha" w:hAnsi="Latha" w:cs="Latha"/>
+                <w:b/>
+                <w:bCs/>
+                <w:sz w:val="32"/>
+                <w:szCs w:val="32"/>
+                <w:cs/>
+                <w:lang w:bidi="ta-IN"/>
+              </w:rPr>
+              <w:t>:</w:t>
+            </w:r>
+            <w:r>
+              <w:rPr>
+                <w:rFonts w:ascii="Latha" w:hAnsi="Latha" w:cs="Latha"/>
+                <w:sz w:val="28"/>
+                <w:szCs w:val="28"/>
+                <w:cs/>
+                <w:lang w:bidi="ta-IN"/>
+              </w:rPr>
+              <w:t xml:space="preserve"> </w:t>
+            </w:r>
+            <w:r>
+              <w:rPr>
+                <w:rFonts w:ascii="Latha" w:hAnsi="Latha" w:cs="Latha"/>
+                <w:sz w:val="28"/>
+                <w:szCs w:val="28"/>
+                <w:lang w:val="it-IT" w:bidi="ta-IN"/>
+              </w:rPr>
+              <w:t>|</w:t>
+            </w:r>
+          </w:p>
+        </w:tc>
+      </w:tr>
+      <w:tr>
+        <w:trPr>
+          <w:trHeight w:val="1034"/>
+        </w:trPr>
+        <w:tc>
+          <w:tcPr>
+            <w:tcW w:w="3715" w:type="dxa"/>
+          </w:tcPr>
+          <w:p>
+            <w:pPr>
+              <w:widowControl w:val="0"/>
+              <w:autoSpaceDE w:val="0"/>
+              <w:autoSpaceDN w:val="0"/>
+              <w:adjustRightInd w:val="0"/>
+              <w:spacing w:before="0" w:line="240" w:lineRule="auto"/>
+              <w:rPr>
+                <w:rFonts w:cs="Arial"/>
+                <w:b/>
+                <w:sz w:val="28"/>
+                <w:szCs w:val="28"/>
+                <w:lang w:val="it-IT"/>
+              </w:rPr>
+            </w:pPr>
+          </w:p>
+        </w:tc>
+        <w:tc>
+          <w:tcPr>
+            <w:tcW w:w="5254" w:type="dxa"/>
+          </w:tcPr>
+          <w:p>
+            <w:pPr>
+              <w:spacing w:before="0" w:line="240" w:lineRule="auto"/>
+              <w:rPr>
+                <w:rFonts w:ascii="Latha" w:hAnsi="Latha" w:cs="Latha"/>
+                <w:sz w:val="28"/>
+                <w:szCs w:val="28"/>
+                <w:cs/>
+                <w:lang w:bidi="ta-IN"/>
+              </w:rPr>
+            </w:pPr>
+          </w:p>
+        </w:tc>
+        <w:tc>
+          <w:tcPr>
+            <w:tcW w:w="4952" w:type="dxa"/>
+            <w:gridSpan w:val="2"/>
+          </w:tcPr>
+          <w:p>
+            <w:pPr>
+              <w:widowControl w:val="0"/>
+              <w:autoSpaceDE w:val="0"/>
+              <w:autoSpaceDN w:val="0"/>
+              <w:adjustRightInd w:val="0"/>
+              <w:spacing w:before="0" w:line="240" w:lineRule="auto"/>
+              <w:rPr>
+                <w:rFonts w:ascii="Latha" w:hAnsi="Latha" w:cs="Latha"/>
+                <w:sz w:val="28"/>
+                <w:szCs w:val="28"/>
+                <w:cs/>
+                <w:lang w:bidi="ta-IN"/>
+              </w:rPr>
+            </w:pPr>
+          </w:p>
+        </w:tc>
+      </w:tr>
+      <w:tr>
+        <w:trPr>
           <w:trHeight w:val="1034"/>
         </w:trPr>
         <w:tc>
@@ -2827,7 +3383,6 @@
           <w:szCs w:val="32"/>
           <w:u w:val="single"/>
         </w:rPr>
-        <w:lastRenderedPageBreak/>
         <w:t xml:space="preserve">TS </w:t>
       </w:r>
       <w:r>
@@ -5062,6 +5617,7 @@
                 <w:szCs w:val="28"/>
                 <w:lang w:val="it-IT"/>
               </w:rPr>
+              <w:lastRenderedPageBreak/>
               <w:t>TS 2.2.6.2 - Kramam</w:t>
             </w:r>
           </w:p>
@@ -6315,7 +6871,6 @@
                 <w:cs/>
                 <w:lang w:bidi="ta-IN"/>
               </w:rPr>
-              <w:lastRenderedPageBreak/>
               <w:t>ஸம்</w:t>
             </w:r>
             <w:r>
@@ -6452,7 +7007,6 @@
                 <w:szCs w:val="28"/>
                 <w:lang w:val="it-IT"/>
               </w:rPr>
-              <w:lastRenderedPageBreak/>
               <w:t>TS 2.2.6.5 - Kramam</w:t>
             </w:r>
           </w:p>
@@ -8211,6 +8765,16 @@
                 <w:lang w:val="it-IT"/>
               </w:rPr>
               <w:br/>
+            </w:r>
+            <w:r>
+              <w:rPr>
+                <w:rFonts w:cs="Arial"/>
+                <w:b/>
+                <w:sz w:val="28"/>
+                <w:szCs w:val="28"/>
+                <w:lang w:val="it-IT"/>
+              </w:rPr>
+              <w:lastRenderedPageBreak/>
               <w:t>Panchaati No. - 44</w:t>
             </w:r>
           </w:p>
@@ -8244,6 +8808,7 @@
                 <w:cs/>
                 <w:lang w:bidi="ta-IN"/>
               </w:rPr>
+              <w:lastRenderedPageBreak/>
               <w:t>தே</w:t>
             </w:r>
             <w:r>
@@ -9010,7 +9575,6 @@
                 <w:szCs w:val="28"/>
                 <w:lang w:val="it-IT"/>
               </w:rPr>
-              <w:lastRenderedPageBreak/>
               <w:t>TS 2.2.10.5 - Kramam</w:t>
             </w:r>
           </w:p>

--- a/TS-Kramam/TS-2.2/TS 2.2 Tamil Krama Paatam Corrections.docx
+++ b/TS-Kramam/TS-2.2/TS 2.2 Tamil Krama Paatam Corrections.docx
@@ -136,7 +136,7 @@
     </w:p>
     <w:tbl>
       <w:tblPr>
-        <w:tblW w:w="13921" w:type="dxa"/>
+        <w:tblW w:w="13779" w:type="dxa"/>
         <w:tblInd w:w="108" w:type="dxa"/>
         <w:tblBorders>
           <w:top w:val="single" w:sz="4" w:space="0" w:color="000000"/>
@@ -152,7 +152,6 @@
         <w:gridCol w:w="3715"/>
         <w:gridCol w:w="5254"/>
         <w:gridCol w:w="4810"/>
-        <w:gridCol w:w="142"/>
       </w:tblGrid>
       <w:tr>
         <w:tc>
@@ -230,8 +229,7 @@
         </w:tc>
         <w:tc>
           <w:tcPr>
-            <w:tcW w:w="4952" w:type="dxa"/>
-            <w:gridSpan w:val="2"/>
+            <w:tcW w:w="4810" w:type="dxa"/>
           </w:tcPr>
           <w:p>
             <w:pPr>
@@ -616,8 +614,7 @@
         </w:tc>
         <w:tc>
           <w:tcPr>
-            <w:tcW w:w="4952" w:type="dxa"/>
-            <w:gridSpan w:val="2"/>
+            <w:tcW w:w="4810" w:type="dxa"/>
           </w:tcPr>
           <w:p>
             <w:pPr>
@@ -867,8 +864,6 @@
       </w:tr>
       <w:tr>
         <w:trPr>
-          <w:gridAfter w:val="1"/>
-          <w:wAfter w:w="142" w:type="dxa"/>
           <w:trHeight w:val="1415"/>
         </w:trPr>
         <w:tc>
@@ -1682,8 +1677,6 @@
       </w:tr>
       <w:tr>
         <w:trPr>
-          <w:gridAfter w:val="1"/>
-          <w:wAfter w:w="142" w:type="dxa"/>
           <w:trHeight w:val="1691"/>
         </w:trPr>
         <w:tc>
@@ -2342,8 +2335,6 @@
       </w:tr>
       <w:tr>
         <w:trPr>
-          <w:gridAfter w:val="1"/>
-          <w:wAfter w:w="142" w:type="dxa"/>
           <w:trHeight w:val="1551"/>
         </w:trPr>
         <w:tc>
@@ -2827,6 +2818,1469 @@
                 <w:lang w:val="it-IT" w:bidi="ta-IN"/>
               </w:rPr>
               <w:t>|</w:t>
+            </w:r>
+          </w:p>
+        </w:tc>
+      </w:tr>
+      <w:tr>
+        <w:trPr>
+          <w:trHeight w:val="1125"/>
+        </w:trPr>
+        <w:tc>
+          <w:tcPr>
+            <w:tcW w:w="3715" w:type="dxa"/>
+          </w:tcPr>
+          <w:p>
+            <w:pPr>
+              <w:widowControl w:val="0"/>
+              <w:autoSpaceDE w:val="0"/>
+              <w:autoSpaceDN w:val="0"/>
+              <w:adjustRightInd w:val="0"/>
+              <w:spacing w:before="0" w:line="240" w:lineRule="auto"/>
+              <w:rPr>
+                <w:rFonts w:cs="Arial"/>
+                <w:b/>
+                <w:sz w:val="28"/>
+                <w:szCs w:val="28"/>
+                <w:lang w:val="it-IT"/>
+              </w:rPr>
+            </w:pPr>
+            <w:r>
+              <w:rPr>
+                <w:rFonts w:cs="Arial"/>
+                <w:b/>
+                <w:sz w:val="28"/>
+                <w:szCs w:val="28"/>
+                <w:lang w:val="it-IT"/>
+              </w:rPr>
+              <w:lastRenderedPageBreak/>
+              <w:t>TS 2.2.12.1 - Kramam</w:t>
+            </w:r>
+          </w:p>
+          <w:p>
+            <w:pPr>
+              <w:widowControl w:val="0"/>
+              <w:autoSpaceDE w:val="0"/>
+              <w:autoSpaceDN w:val="0"/>
+              <w:adjustRightInd w:val="0"/>
+              <w:spacing w:before="0" w:line="240" w:lineRule="auto"/>
+              <w:rPr>
+                <w:rFonts w:cs="Arial"/>
+                <w:b/>
+                <w:sz w:val="28"/>
+                <w:szCs w:val="28"/>
+                <w:lang w:val="it-IT"/>
+              </w:rPr>
+            </w:pPr>
+            <w:r>
+              <w:rPr>
+                <w:rFonts w:cs="Arial"/>
+                <w:b/>
+                <w:sz w:val="28"/>
+                <w:szCs w:val="28"/>
+                <w:lang w:val="it-IT"/>
+              </w:rPr>
+              <w:t>Krama Vaakyam No. - 61</w:t>
+            </w:r>
+            <w:r>
+              <w:rPr>
+                <w:rFonts w:cs="Arial"/>
+                <w:b/>
+                <w:sz w:val="28"/>
+                <w:szCs w:val="28"/>
+                <w:lang w:val="it-IT"/>
+              </w:rPr>
+              <w:br/>
+              <w:t>Panchaati No. - 64</w:t>
+            </w:r>
+          </w:p>
+        </w:tc>
+        <w:tc>
+          <w:tcPr>
+            <w:tcW w:w="5254" w:type="dxa"/>
+          </w:tcPr>
+          <w:p>
+            <w:pPr>
+              <w:spacing w:before="0" w:line="240" w:lineRule="auto"/>
+              <w:rPr>
+                <w:rFonts w:ascii="Latha" w:hAnsi="Latha" w:cs="Latha"/>
+                <w:sz w:val="28"/>
+                <w:szCs w:val="28"/>
+                <w:cs/>
+                <w:lang w:bidi="ta-IN"/>
+              </w:rPr>
+            </w:pPr>
+            <w:r>
+              <w:rPr>
+                <w:rFonts w:ascii="Latha" w:hAnsi="Latha" w:cs="Latha"/>
+                <w:sz w:val="28"/>
+                <w:szCs w:val="28"/>
+                <w:cs/>
+                <w:lang w:bidi="ta-IN"/>
+              </w:rPr>
+              <w:t>ஶஶ்வ</w:t>
+            </w:r>
+            <w:r>
+              <w:rPr>
+                <w:rFonts w:ascii="BRH Tamil Tab Extra" w:hAnsi="BRH Tamil Tab Extra" w:cs="Latha"/>
+                <w:b/>
+                <w:sz w:val="36"/>
+                <w:szCs w:val="28"/>
+                <w:lang w:val="it-IT" w:bidi="ta-IN"/>
+              </w:rPr>
+              <w:t>†</w:t>
+            </w:r>
+            <w:r>
+              <w:rPr>
+                <w:rFonts w:ascii="Latha" w:hAnsi="Latha" w:cs="Latha"/>
+                <w:sz w:val="28"/>
+                <w:szCs w:val="28"/>
+                <w:cs/>
+                <w:lang w:bidi="ta-IN"/>
+              </w:rPr>
+              <w:t>த</w:t>
+            </w:r>
+            <w:r>
+              <w:rPr>
+                <w:rFonts w:ascii="Latha" w:hAnsi="Latha" w:cs="Latha"/>
+                <w:b/>
+                <w:bCs/>
+                <w:sz w:val="32"/>
+                <w:szCs w:val="32"/>
+                <w:highlight w:val="yellow"/>
+                <w:cs/>
+                <w:lang w:bidi="ta-IN"/>
+              </w:rPr>
+              <w:t>:</w:t>
+            </w:r>
+            <w:r>
+              <w:rPr>
+                <w:rFonts w:ascii="Latha" w:hAnsi="Latha" w:cs="Latha"/>
+                <w:sz w:val="28"/>
+                <w:szCs w:val="28"/>
+                <w:highlight w:val="yellow"/>
+                <w:cs/>
+                <w:lang w:bidi="ta-IN"/>
+              </w:rPr>
+              <w:t xml:space="preserve"> ஸ்</w:t>
+            </w:r>
+            <w:r>
+              <w:rPr>
+                <w:rFonts w:ascii="Latha" w:hAnsi="Latha" w:cs="Latha"/>
+                <w:sz w:val="28"/>
+                <w:szCs w:val="28"/>
+                <w:cs/>
+                <w:lang w:bidi="ta-IN"/>
+              </w:rPr>
+              <w:t>க</w:t>
+            </w:r>
+            <w:r>
+              <w:rPr>
+                <w:rFonts w:ascii="Latha" w:hAnsi="Latha" w:cs="Latha"/>
+                <w:b/>
+                <w:bCs/>
+                <w:sz w:val="32"/>
+                <w:szCs w:val="32"/>
+                <w:cs/>
+                <w:lang w:bidi="ta-IN"/>
+              </w:rPr>
+              <w:t>:</w:t>
+            </w:r>
+            <w:r>
+              <w:rPr>
+                <w:rFonts w:ascii="Latha" w:hAnsi="Latha" w:cs="Latha"/>
+                <w:sz w:val="28"/>
+                <w:szCs w:val="28"/>
+                <w:cs/>
+                <w:lang w:bidi="ta-IN"/>
+              </w:rPr>
+              <w:t xml:space="preserve"> </w:t>
+            </w:r>
+            <w:r>
+              <w:rPr>
+                <w:rFonts w:ascii="Latha" w:hAnsi="Latha" w:cs="Latha"/>
+                <w:sz w:val="28"/>
+                <w:szCs w:val="28"/>
+                <w:lang w:val="it-IT" w:bidi="ta-IN"/>
+              </w:rPr>
+              <w:t xml:space="preserve">| </w:t>
+            </w:r>
+            <w:r>
+              <w:rPr>
+                <w:rFonts w:ascii="Latha" w:hAnsi="Latha" w:cs="Latha"/>
+                <w:sz w:val="28"/>
+                <w:szCs w:val="28"/>
+                <w:cs/>
+                <w:lang w:bidi="ta-IN"/>
+              </w:rPr>
+              <w:t>க</w:t>
+            </w:r>
+            <w:r>
+              <w:rPr>
+                <w:rFonts w:ascii="BRH Tamil Tab Extra" w:hAnsi="BRH Tamil Tab Extra" w:cs="Latha"/>
+                <w:b/>
+                <w:sz w:val="32"/>
+                <w:szCs w:val="28"/>
+                <w:lang w:val="it-IT" w:bidi="ta-IN"/>
+              </w:rPr>
+              <w:t>…</w:t>
+            </w:r>
+            <w:r>
+              <w:rPr>
+                <w:rFonts w:ascii="Latha" w:hAnsi="Latha" w:cs="Latha"/>
+                <w:sz w:val="28"/>
+                <w:szCs w:val="28"/>
+                <w:cs/>
+                <w:lang w:bidi="ta-IN"/>
+              </w:rPr>
+              <w:t>ர்</w:t>
+            </w:r>
+            <w:r>
+              <w:rPr>
+                <w:rFonts w:ascii="BRH Tamil Tab Extra" w:hAnsi="BRH Tamil Tab Extra" w:cs="Latha"/>
+                <w:b/>
+                <w:sz w:val="32"/>
+                <w:szCs w:val="28"/>
+                <w:lang w:val="it-IT" w:bidi="ta-IN"/>
+              </w:rPr>
+              <w:t>…</w:t>
+            </w:r>
+            <w:r>
+              <w:rPr>
+                <w:rFonts w:ascii="Latha" w:hAnsi="Latha" w:cs="Latha"/>
+                <w:b/>
+                <w:bCs/>
+                <w:sz w:val="32"/>
+                <w:szCs w:val="32"/>
+                <w:lang w:val="it-IT" w:bidi="ta-IN"/>
+              </w:rPr>
+              <w:t>.</w:t>
+            </w:r>
+            <w:r>
+              <w:rPr>
+                <w:rFonts w:ascii="Latha" w:hAnsi="Latha" w:cs="Latha"/>
+                <w:sz w:val="28"/>
+                <w:szCs w:val="28"/>
+                <w:cs/>
+                <w:lang w:bidi="ta-IN"/>
+              </w:rPr>
+              <w:t>ஹஸ்தே</w:t>
+            </w:r>
+            <w:r>
+              <w:rPr>
+                <w:rFonts w:ascii="BRH Tamil Tab Extra" w:hAnsi="BRH Tamil Tab Extra" w:cs="Latha"/>
+                <w:b/>
+                <w:sz w:val="36"/>
+                <w:szCs w:val="28"/>
+                <w:lang w:val="it-IT" w:bidi="ta-IN"/>
+              </w:rPr>
+              <w:t>‡</w:t>
+            </w:r>
+            <w:r>
+              <w:rPr>
+                <w:rFonts w:ascii="Latha" w:hAnsi="Latha" w:cs="Latha"/>
+                <w:sz w:val="28"/>
+                <w:szCs w:val="28"/>
+                <w:lang w:val="it-IT" w:bidi="ta-IN"/>
+              </w:rPr>
+              <w:t xml:space="preserve"> |</w:t>
+            </w:r>
+          </w:p>
+        </w:tc>
+        <w:tc>
+          <w:tcPr>
+            <w:tcW w:w="4810" w:type="dxa"/>
+          </w:tcPr>
+          <w:p>
+            <w:pPr>
+              <w:widowControl w:val="0"/>
+              <w:autoSpaceDE w:val="0"/>
+              <w:autoSpaceDN w:val="0"/>
+              <w:adjustRightInd w:val="0"/>
+              <w:spacing w:before="0" w:line="240" w:lineRule="auto"/>
+              <w:rPr>
+                <w:rFonts w:ascii="Latha" w:hAnsi="Latha" w:cs="Latha"/>
+                <w:sz w:val="28"/>
+                <w:szCs w:val="28"/>
+                <w:cs/>
+                <w:lang w:bidi="ta-IN"/>
+              </w:rPr>
+            </w:pPr>
+            <w:r>
+              <w:rPr>
+                <w:rFonts w:ascii="Latha" w:hAnsi="Latha" w:cs="Latha"/>
+                <w:sz w:val="28"/>
+                <w:szCs w:val="28"/>
+                <w:cs/>
+                <w:lang w:bidi="ta-IN"/>
+              </w:rPr>
+              <w:t>ஶஶ்வ</w:t>
+            </w:r>
+            <w:r>
+              <w:rPr>
+                <w:rFonts w:ascii="BRH Tamil Tab Extra" w:hAnsi="BRH Tamil Tab Extra" w:cs="Latha"/>
+                <w:b/>
+                <w:sz w:val="36"/>
+                <w:szCs w:val="28"/>
+                <w:highlight w:val="green"/>
+                <w:lang w:bidi="ta-IN"/>
+              </w:rPr>
+              <w:t>†</w:t>
+            </w:r>
+            <w:r>
+              <w:rPr>
+                <w:rFonts w:ascii="Latha" w:hAnsi="Latha" w:cs="Latha"/>
+                <w:sz w:val="28"/>
+                <w:szCs w:val="28"/>
+                <w:highlight w:val="green"/>
+                <w:cs/>
+                <w:lang w:bidi="ta-IN"/>
+              </w:rPr>
+              <w:t>தஸ்</w:t>
+            </w:r>
+            <w:r>
+              <w:rPr>
+                <w:rFonts w:ascii="Latha" w:hAnsi="Latha" w:cs="Latha"/>
+                <w:sz w:val="28"/>
+                <w:szCs w:val="28"/>
+                <w:cs/>
+                <w:lang w:bidi="ta-IN"/>
+              </w:rPr>
+              <w:t>க</w:t>
+            </w:r>
+            <w:r>
+              <w:rPr>
+                <w:rFonts w:ascii="Latha" w:hAnsi="Latha" w:cs="Latha"/>
+                <w:b/>
+                <w:bCs/>
+                <w:sz w:val="32"/>
+                <w:szCs w:val="32"/>
+                <w:cs/>
+                <w:lang w:bidi="ta-IN"/>
+              </w:rPr>
+              <w:t>:</w:t>
+            </w:r>
+            <w:r>
+              <w:rPr>
+                <w:rFonts w:ascii="Latha" w:hAnsi="Latha" w:cs="Latha"/>
+                <w:sz w:val="28"/>
+                <w:szCs w:val="28"/>
+                <w:cs/>
+                <w:lang w:bidi="ta-IN"/>
+              </w:rPr>
+              <w:t xml:space="preserve"> </w:t>
+            </w:r>
+            <w:r>
+              <w:rPr>
+                <w:rFonts w:ascii="Latha" w:hAnsi="Latha" w:cs="Latha"/>
+                <w:sz w:val="28"/>
+                <w:szCs w:val="28"/>
+                <w:lang w:bidi="ta-IN"/>
+              </w:rPr>
+              <w:t xml:space="preserve">| </w:t>
+            </w:r>
+            <w:r>
+              <w:rPr>
+                <w:rFonts w:ascii="Latha" w:hAnsi="Latha" w:cs="Latha"/>
+                <w:sz w:val="28"/>
+                <w:szCs w:val="28"/>
+                <w:cs/>
+                <w:lang w:bidi="ta-IN"/>
+              </w:rPr>
+              <w:t>க</w:t>
+            </w:r>
+            <w:r>
+              <w:rPr>
+                <w:rFonts w:ascii="BRH Tamil Tab Extra" w:hAnsi="BRH Tamil Tab Extra" w:cs="Latha"/>
+                <w:b/>
+                <w:sz w:val="32"/>
+                <w:szCs w:val="28"/>
+                <w:lang w:bidi="ta-IN"/>
+              </w:rPr>
+              <w:t>…</w:t>
+            </w:r>
+            <w:r>
+              <w:rPr>
+                <w:rFonts w:ascii="Latha" w:hAnsi="Latha" w:cs="Latha"/>
+                <w:sz w:val="28"/>
+                <w:szCs w:val="28"/>
+                <w:cs/>
+                <w:lang w:bidi="ta-IN"/>
+              </w:rPr>
+              <w:t>ர்</w:t>
+            </w:r>
+            <w:r>
+              <w:rPr>
+                <w:rFonts w:ascii="BRH Tamil Tab Extra" w:hAnsi="BRH Tamil Tab Extra" w:cs="Latha"/>
+                <w:b/>
+                <w:sz w:val="32"/>
+                <w:szCs w:val="28"/>
+                <w:lang w:bidi="ta-IN"/>
+              </w:rPr>
+              <w:t>…</w:t>
+            </w:r>
+            <w:r>
+              <w:rPr>
+                <w:rFonts w:ascii="Latha" w:hAnsi="Latha" w:cs="Latha"/>
+                <w:b/>
+                <w:bCs/>
+                <w:sz w:val="32"/>
+                <w:szCs w:val="32"/>
+                <w:lang w:bidi="ta-IN"/>
+              </w:rPr>
+              <w:t>.</w:t>
+            </w:r>
+            <w:r>
+              <w:rPr>
+                <w:rFonts w:ascii="Latha" w:hAnsi="Latha" w:cs="Latha"/>
+                <w:sz w:val="28"/>
+                <w:szCs w:val="28"/>
+                <w:cs/>
+                <w:lang w:bidi="ta-IN"/>
+              </w:rPr>
+              <w:t>ஹஸ்தே</w:t>
+            </w:r>
+            <w:r>
+              <w:rPr>
+                <w:rFonts w:ascii="BRH Tamil Tab Extra" w:hAnsi="BRH Tamil Tab Extra" w:cs="Latha"/>
+                <w:b/>
+                <w:sz w:val="36"/>
+                <w:szCs w:val="28"/>
+                <w:lang w:bidi="ta-IN"/>
+              </w:rPr>
+              <w:t>‡</w:t>
+            </w:r>
+            <w:r>
+              <w:rPr>
+                <w:rFonts w:ascii="Latha" w:hAnsi="Latha" w:cs="Latha"/>
+                <w:sz w:val="28"/>
+                <w:szCs w:val="28"/>
+                <w:lang w:bidi="ta-IN"/>
+              </w:rPr>
+              <w:t xml:space="preserve"> </w:t>
+            </w:r>
+            <w:r>
+              <w:rPr>
+                <w:rFonts w:cs="Arial"/>
+                <w:sz w:val="28"/>
+                <w:szCs w:val="28"/>
+                <w:lang w:bidi="ta-IN"/>
+              </w:rPr>
+              <w:t>No visargam</w:t>
+            </w:r>
+          </w:p>
+        </w:tc>
+      </w:tr>
+      <w:tr>
+        <w:trPr>
+          <w:trHeight w:val="1124"/>
+        </w:trPr>
+        <w:tc>
+          <w:tcPr>
+            <w:tcW w:w="3715" w:type="dxa"/>
+          </w:tcPr>
+          <w:p>
+            <w:pPr>
+              <w:widowControl w:val="0"/>
+              <w:autoSpaceDE w:val="0"/>
+              <w:autoSpaceDN w:val="0"/>
+              <w:adjustRightInd w:val="0"/>
+              <w:spacing w:before="0" w:line="240" w:lineRule="auto"/>
+              <w:rPr>
+                <w:rFonts w:cs="Arial"/>
+                <w:b/>
+                <w:sz w:val="28"/>
+                <w:szCs w:val="28"/>
+                <w:lang w:val="it-IT"/>
+              </w:rPr>
+            </w:pPr>
+            <w:r>
+              <w:rPr>
+                <w:rFonts w:cs="Arial"/>
+                <w:b/>
+                <w:sz w:val="28"/>
+                <w:szCs w:val="28"/>
+                <w:lang w:val="it-IT"/>
+              </w:rPr>
+              <w:t>TS 2.2.12.1 - Kramam</w:t>
+            </w:r>
+          </w:p>
+          <w:p>
+            <w:pPr>
+              <w:widowControl w:val="0"/>
+              <w:autoSpaceDE w:val="0"/>
+              <w:autoSpaceDN w:val="0"/>
+              <w:adjustRightInd w:val="0"/>
+              <w:spacing w:before="0" w:line="240" w:lineRule="auto"/>
+              <w:rPr>
+                <w:rFonts w:cs="Arial"/>
+                <w:b/>
+                <w:sz w:val="28"/>
+                <w:szCs w:val="28"/>
+                <w:lang w:val="it-IT"/>
+              </w:rPr>
+            </w:pPr>
+            <w:r>
+              <w:rPr>
+                <w:rFonts w:cs="Arial"/>
+                <w:b/>
+                <w:sz w:val="28"/>
+                <w:szCs w:val="28"/>
+                <w:lang w:val="it-IT"/>
+              </w:rPr>
+              <w:t xml:space="preserve">Krama Vaakyam No. - </w:t>
+            </w:r>
+            <w:r>
+              <w:rPr>
+                <w:rFonts w:cs="Arial"/>
+                <w:b/>
+                <w:sz w:val="28"/>
+                <w:szCs w:val="28"/>
+                <w:lang w:val="it-IT"/>
+              </w:rPr>
+              <w:t>52</w:t>
+            </w:r>
+            <w:r>
+              <w:rPr>
+                <w:rFonts w:cs="Arial"/>
+                <w:b/>
+                <w:sz w:val="28"/>
+                <w:szCs w:val="28"/>
+                <w:lang w:val="it-IT"/>
+              </w:rPr>
+              <w:br/>
+              <w:t>Panchaati No. - 64</w:t>
+            </w:r>
+          </w:p>
+        </w:tc>
+        <w:tc>
+          <w:tcPr>
+            <w:tcW w:w="5254" w:type="dxa"/>
+          </w:tcPr>
+          <w:p>
+            <w:pPr>
+              <w:widowControl w:val="0"/>
+              <w:autoSpaceDE w:val="0"/>
+              <w:autoSpaceDN w:val="0"/>
+              <w:adjustRightInd w:val="0"/>
+              <w:spacing w:before="0" w:line="240" w:lineRule="auto"/>
+              <w:ind w:right="-279"/>
+              <w:rPr>
+                <w:rFonts w:ascii="BRH Devanagari Extra" w:hAnsi="BRH Devanagari Extra" w:cs="BRH Devanagari Extra"/>
+                <w:color w:val="000000"/>
+                <w:sz w:val="40"/>
+                <w:szCs w:val="40"/>
+                <w:lang w:val="it-IT"/>
+              </w:rPr>
+            </w:pPr>
+            <w:r>
+              <w:rPr>
+                <w:rFonts w:ascii="Latha" w:hAnsi="Latha" w:cs="Latha"/>
+                <w:sz w:val="28"/>
+                <w:szCs w:val="28"/>
+                <w:cs/>
+                <w:lang w:bidi="ta-IN"/>
+              </w:rPr>
+              <w:t>த</w:t>
+            </w:r>
+            <w:r>
+              <w:rPr>
+                <w:rFonts w:ascii="Latha" w:hAnsi="Latha" w:cs="Latha"/>
+                <w:b/>
+                <w:bCs/>
+                <w:position w:val="-12"/>
+                <w:sz w:val="28"/>
+                <w:szCs w:val="28"/>
+                <w:cs/>
+                <w:lang w:bidi="ta-IN"/>
+              </w:rPr>
+              <w:t>3</w:t>
+            </w:r>
+            <w:r>
+              <w:rPr>
+                <w:rFonts w:ascii="Latha" w:hAnsi="Latha" w:cs="Latha"/>
+                <w:sz w:val="28"/>
+                <w:szCs w:val="28"/>
+                <w:cs/>
+                <w:lang w:bidi="ta-IN"/>
+              </w:rPr>
+              <w:t>தா</w:t>
+            </w:r>
+            <w:r>
+              <w:rPr>
+                <w:rFonts w:ascii="BRH Tamil Tab Extra" w:hAnsi="BRH Tamil Tab Extra" w:cs="Latha"/>
+                <w:b/>
+                <w:sz w:val="36"/>
+                <w:szCs w:val="28"/>
+                <w:lang w:bidi="ta-IN"/>
+              </w:rPr>
+              <w:t>†</w:t>
+            </w:r>
+            <w:r>
+              <w:rPr>
+                <w:rFonts w:ascii="Latha" w:hAnsi="Latha" w:cs="Latha"/>
+                <w:b/>
+                <w:bCs/>
+                <w:position w:val="-12"/>
+                <w:sz w:val="28"/>
+                <w:szCs w:val="28"/>
+                <w:cs/>
+                <w:lang w:bidi="ta-IN"/>
+              </w:rPr>
+              <w:t>4</w:t>
+            </w:r>
+            <w:r>
+              <w:rPr>
+                <w:rFonts w:ascii="Latha" w:hAnsi="Latha" w:cs="Latha"/>
+                <w:sz w:val="28"/>
+                <w:szCs w:val="28"/>
+                <w:cs/>
+                <w:lang w:bidi="ta-IN"/>
+              </w:rPr>
+              <w:t>னோ</w:t>
+            </w:r>
+            <w:r>
+              <w:rPr>
+                <w:rFonts w:ascii="BRH Tamil Tab Extra" w:hAnsi="BRH Tamil Tab Extra" w:cs="Latha"/>
+                <w:b/>
+                <w:sz w:val="32"/>
+                <w:szCs w:val="28"/>
+                <w:lang w:bidi="ta-IN"/>
+              </w:rPr>
+              <w:t>…</w:t>
+            </w:r>
+            <w:r>
+              <w:rPr>
+                <w:rFonts w:ascii="Latha" w:hAnsi="Latha" w:cs="Latha"/>
+                <w:sz w:val="28"/>
+                <w:szCs w:val="28"/>
+                <w:lang w:bidi="ta-IN"/>
+              </w:rPr>
+              <w:t xml:space="preserve"> </w:t>
+            </w:r>
+            <w:r>
+              <w:rPr>
+                <w:rFonts w:ascii="Latha" w:hAnsi="Latha" w:cs="Latha"/>
+                <w:sz w:val="28"/>
+                <w:szCs w:val="28"/>
+                <w:cs/>
+                <w:lang w:bidi="ta-IN"/>
+              </w:rPr>
+              <w:t>நர்யா</w:t>
+            </w:r>
+            <w:r>
+              <w:rPr>
+                <w:rFonts w:ascii="BRH Tamil Tab Extra" w:hAnsi="BRH Tamil Tab Extra" w:cs="Latha"/>
+                <w:b/>
+                <w:sz w:val="36"/>
+                <w:szCs w:val="28"/>
+                <w:highlight w:val="yellow"/>
+                <w:lang w:bidi="ta-IN"/>
+              </w:rPr>
+              <w:t>‡</w:t>
+            </w:r>
+            <w:r>
+              <w:rPr>
+                <w:rFonts w:ascii="Latha" w:hAnsi="Latha" w:cs="Latha"/>
+                <w:b/>
+                <w:bCs/>
+                <w:sz w:val="32"/>
+                <w:szCs w:val="32"/>
+                <w:highlight w:val="yellow"/>
+                <w:cs/>
+                <w:lang w:bidi="ta-IN"/>
+              </w:rPr>
+              <w:t>:</w:t>
+            </w:r>
+            <w:r>
+              <w:rPr>
+                <w:rFonts w:ascii="Latha" w:hAnsi="Latha" w:cs="Latha"/>
+                <w:sz w:val="28"/>
+                <w:szCs w:val="28"/>
+                <w:cs/>
+                <w:lang w:bidi="ta-IN"/>
+              </w:rPr>
+              <w:t xml:space="preserve"> </w:t>
+            </w:r>
+            <w:r>
+              <w:rPr>
+                <w:rFonts w:ascii="Latha" w:hAnsi="Latha" w:cs="Latha"/>
+                <w:sz w:val="28"/>
+                <w:szCs w:val="28"/>
+                <w:lang w:bidi="ta-IN"/>
+              </w:rPr>
+              <w:t>|</w:t>
+            </w:r>
+          </w:p>
+        </w:tc>
+        <w:tc>
+          <w:tcPr>
+            <w:tcW w:w="4810" w:type="dxa"/>
+          </w:tcPr>
+          <w:p>
+            <w:pPr>
+              <w:widowControl w:val="0"/>
+              <w:autoSpaceDE w:val="0"/>
+              <w:autoSpaceDN w:val="0"/>
+              <w:adjustRightInd w:val="0"/>
+              <w:spacing w:before="0" w:line="240" w:lineRule="auto"/>
+              <w:ind w:right="-279"/>
+              <w:rPr>
+                <w:rFonts w:ascii="BRH Devanagari Extra" w:hAnsi="BRH Devanagari Extra" w:cs="BRH Devanagari Extra"/>
+                <w:color w:val="000000"/>
+                <w:sz w:val="40"/>
+                <w:szCs w:val="40"/>
+                <w:lang w:val="it-IT"/>
+              </w:rPr>
+            </w:pPr>
+            <w:r>
+              <w:rPr>
+                <w:rFonts w:ascii="Latha" w:hAnsi="Latha" w:cs="Latha"/>
+                <w:sz w:val="28"/>
+                <w:szCs w:val="28"/>
+                <w:cs/>
+                <w:lang w:bidi="ta-IN"/>
+              </w:rPr>
+              <w:t>த</w:t>
+            </w:r>
+            <w:r>
+              <w:rPr>
+                <w:rFonts w:ascii="Latha" w:hAnsi="Latha" w:cs="Latha"/>
+                <w:b/>
+                <w:bCs/>
+                <w:position w:val="-12"/>
+                <w:sz w:val="28"/>
+                <w:szCs w:val="28"/>
+                <w:cs/>
+                <w:lang w:bidi="ta-IN"/>
+              </w:rPr>
+              <w:t>3</w:t>
+            </w:r>
+            <w:r>
+              <w:rPr>
+                <w:rFonts w:ascii="Latha" w:hAnsi="Latha" w:cs="Latha"/>
+                <w:sz w:val="28"/>
+                <w:szCs w:val="28"/>
+                <w:cs/>
+                <w:lang w:bidi="ta-IN"/>
+              </w:rPr>
+              <w:t>தா</w:t>
+            </w:r>
+            <w:r>
+              <w:rPr>
+                <w:rFonts w:ascii="BRH Tamil Tab Extra" w:hAnsi="BRH Tamil Tab Extra" w:cs="Latha"/>
+                <w:b/>
+                <w:sz w:val="36"/>
+                <w:szCs w:val="28"/>
+                <w:lang w:val="it-IT" w:bidi="ta-IN"/>
+              </w:rPr>
+              <w:t>†</w:t>
+            </w:r>
+            <w:r>
+              <w:rPr>
+                <w:rFonts w:ascii="Latha" w:hAnsi="Latha" w:cs="Latha"/>
+                <w:b/>
+                <w:bCs/>
+                <w:position w:val="-12"/>
+                <w:sz w:val="28"/>
+                <w:szCs w:val="28"/>
+                <w:cs/>
+                <w:lang w:bidi="ta-IN"/>
+              </w:rPr>
+              <w:t>4</w:t>
+            </w:r>
+            <w:r>
+              <w:rPr>
+                <w:rFonts w:ascii="Latha" w:hAnsi="Latha" w:cs="Latha"/>
+                <w:sz w:val="28"/>
+                <w:szCs w:val="28"/>
+                <w:cs/>
+                <w:lang w:bidi="ta-IN"/>
+              </w:rPr>
+              <w:t>னோ</w:t>
+            </w:r>
+            <w:r>
+              <w:rPr>
+                <w:rFonts w:ascii="BRH Tamil Tab Extra" w:hAnsi="BRH Tamil Tab Extra" w:cs="Latha"/>
+                <w:b/>
+                <w:sz w:val="32"/>
+                <w:szCs w:val="28"/>
+                <w:lang w:val="it-IT" w:bidi="ta-IN"/>
+              </w:rPr>
+              <w:t>…</w:t>
+            </w:r>
+            <w:r>
+              <w:rPr>
+                <w:rFonts w:ascii="Latha" w:hAnsi="Latha" w:cs="Latha"/>
+                <w:sz w:val="28"/>
+                <w:szCs w:val="28"/>
+                <w:lang w:val="it-IT" w:bidi="ta-IN"/>
+              </w:rPr>
+              <w:t xml:space="preserve"> </w:t>
+            </w:r>
+            <w:r>
+              <w:rPr>
+                <w:rFonts w:ascii="Latha" w:hAnsi="Latha" w:cs="Latha"/>
+                <w:sz w:val="28"/>
+                <w:szCs w:val="28"/>
+                <w:cs/>
+                <w:lang w:bidi="ta-IN"/>
+              </w:rPr>
+              <w:t>நர்</w:t>
+            </w:r>
+            <w:r>
+              <w:rPr>
+                <w:rFonts w:ascii="Latha" w:hAnsi="Latha" w:cs="Latha"/>
+                <w:sz w:val="28"/>
+                <w:szCs w:val="28"/>
+                <w:highlight w:val="green"/>
+                <w:cs/>
+                <w:lang w:bidi="ta-IN"/>
+              </w:rPr>
+              <w:t>யா</w:t>
+            </w:r>
+            <w:r>
+              <w:rPr>
+                <w:rFonts w:ascii="BRH Tamil Tab Extra" w:hAnsi="BRH Tamil Tab Extra" w:cs="Latha"/>
+                <w:b/>
+                <w:sz w:val="36"/>
+                <w:szCs w:val="28"/>
+                <w:highlight w:val="green"/>
+                <w:lang w:val="it-IT" w:bidi="ta-IN"/>
+              </w:rPr>
+              <w:t>‡</w:t>
+            </w:r>
+            <w:r>
+              <w:rPr>
+                <w:rFonts w:ascii="Latha" w:hAnsi="Latha" w:cs="Latha"/>
+                <w:sz w:val="28"/>
+                <w:szCs w:val="28"/>
+                <w:cs/>
+                <w:lang w:bidi="ta-IN"/>
+              </w:rPr>
+              <w:t xml:space="preserve"> </w:t>
+            </w:r>
+            <w:r>
+              <w:rPr>
+                <w:rFonts w:ascii="Latha" w:hAnsi="Latha" w:cs="Latha"/>
+                <w:sz w:val="28"/>
+                <w:szCs w:val="28"/>
+                <w:lang w:val="it-IT" w:bidi="ta-IN"/>
+              </w:rPr>
+              <w:t xml:space="preserve">| </w:t>
+            </w:r>
+            <w:r>
+              <w:rPr>
+                <w:rFonts w:ascii="Latha" w:hAnsi="Latha" w:cs="Latha"/>
+                <w:b/>
+                <w:bCs/>
+                <w:sz w:val="32"/>
+                <w:szCs w:val="32"/>
+                <w:cs/>
+                <w:lang w:bidi="ta-IN"/>
+              </w:rPr>
+              <w:t>64</w:t>
+            </w:r>
+            <w:r>
+              <w:rPr>
+                <w:rFonts w:ascii="Latha" w:hAnsi="Latha" w:cs="Latha"/>
+                <w:b/>
+                <w:bCs/>
+                <w:sz w:val="32"/>
+                <w:szCs w:val="32"/>
+                <w:cs/>
+                <w:lang w:bidi="ta-IN"/>
+              </w:rPr>
+              <w:t xml:space="preserve"> </w:t>
+            </w:r>
+            <w:r>
+              <w:rPr>
+                <w:rFonts w:cs="Arial"/>
+                <w:color w:val="000000"/>
+                <w:szCs w:val="24"/>
+                <w:lang w:val="it-IT"/>
+              </w:rPr>
+              <w:t>(visargam removed</w:t>
+            </w:r>
+            <w:r>
+              <w:rPr>
+                <w:rFonts w:ascii="BRH Devanagari Extra" w:hAnsi="BRH Devanagari Extra" w:cs="BRH Devanagari Extra"/>
+                <w:color w:val="000000"/>
+                <w:sz w:val="28"/>
+                <w:szCs w:val="28"/>
+                <w:lang w:val="it-IT"/>
+              </w:rPr>
+              <w:t>)</w:t>
+            </w:r>
+          </w:p>
+        </w:tc>
+      </w:tr>
+      <w:tr>
+        <w:trPr>
+          <w:trHeight w:val="1126"/>
+        </w:trPr>
+        <w:tc>
+          <w:tcPr>
+            <w:tcW w:w="3715" w:type="dxa"/>
+          </w:tcPr>
+          <w:p>
+            <w:pPr>
+              <w:widowControl w:val="0"/>
+              <w:autoSpaceDE w:val="0"/>
+              <w:autoSpaceDN w:val="0"/>
+              <w:adjustRightInd w:val="0"/>
+              <w:spacing w:before="0" w:line="240" w:lineRule="auto"/>
+              <w:rPr>
+                <w:rFonts w:cs="Arial"/>
+                <w:b/>
+                <w:sz w:val="28"/>
+                <w:szCs w:val="28"/>
+                <w:lang w:val="it-IT"/>
+              </w:rPr>
+            </w:pPr>
+            <w:r>
+              <w:rPr>
+                <w:rFonts w:cs="Arial"/>
+                <w:b/>
+                <w:sz w:val="28"/>
+                <w:szCs w:val="28"/>
+                <w:lang w:val="it-IT"/>
+              </w:rPr>
+              <w:t>TS 2.2.12.</w:t>
+            </w:r>
+            <w:r>
+              <w:rPr>
+                <w:rFonts w:cs="Arial"/>
+                <w:b/>
+                <w:sz w:val="28"/>
+                <w:szCs w:val="28"/>
+                <w:lang w:val="it-IT"/>
+              </w:rPr>
+              <w:t>7</w:t>
+            </w:r>
+            <w:r>
+              <w:rPr>
+                <w:rFonts w:cs="Arial"/>
+                <w:b/>
+                <w:sz w:val="28"/>
+                <w:szCs w:val="28"/>
+                <w:lang w:val="it-IT"/>
+              </w:rPr>
+              <w:t xml:space="preserve"> - Kramam</w:t>
+            </w:r>
+          </w:p>
+          <w:p>
+            <w:pPr>
+              <w:widowControl w:val="0"/>
+              <w:autoSpaceDE w:val="0"/>
+              <w:autoSpaceDN w:val="0"/>
+              <w:adjustRightInd w:val="0"/>
+              <w:spacing w:before="0" w:line="240" w:lineRule="auto"/>
+              <w:rPr>
+                <w:rFonts w:cs="Arial"/>
+                <w:b/>
+                <w:sz w:val="28"/>
+                <w:szCs w:val="28"/>
+                <w:lang w:val="it-IT"/>
+              </w:rPr>
+            </w:pPr>
+            <w:r>
+              <w:rPr>
+                <w:rFonts w:cs="Arial"/>
+                <w:b/>
+                <w:sz w:val="28"/>
+                <w:szCs w:val="28"/>
+                <w:lang w:val="it-IT"/>
+              </w:rPr>
+              <w:t xml:space="preserve">Krama Vaakyam No. - </w:t>
+            </w:r>
+            <w:r>
+              <w:rPr>
+                <w:rFonts w:cs="Arial"/>
+                <w:b/>
+                <w:sz w:val="28"/>
+                <w:szCs w:val="28"/>
+                <w:lang w:val="it-IT"/>
+              </w:rPr>
+              <w:t>18</w:t>
+            </w:r>
+            <w:r>
+              <w:rPr>
+                <w:rFonts w:cs="Arial"/>
+                <w:b/>
+                <w:sz w:val="28"/>
+                <w:szCs w:val="28"/>
+                <w:lang w:val="it-IT"/>
+              </w:rPr>
+              <w:br/>
+              <w:t xml:space="preserve">Panchaati No. - </w:t>
+            </w:r>
+            <w:r>
+              <w:rPr>
+                <w:rFonts w:cs="Arial"/>
+                <w:b/>
+                <w:sz w:val="28"/>
+                <w:szCs w:val="28"/>
+                <w:lang w:val="it-IT"/>
+              </w:rPr>
+              <w:t>70</w:t>
+            </w:r>
+          </w:p>
+        </w:tc>
+        <w:tc>
+          <w:tcPr>
+            <w:tcW w:w="5254" w:type="dxa"/>
+          </w:tcPr>
+          <w:p>
+            <w:pPr>
+              <w:widowControl w:val="0"/>
+              <w:autoSpaceDE w:val="0"/>
+              <w:autoSpaceDN w:val="0"/>
+              <w:adjustRightInd w:val="0"/>
+              <w:spacing w:before="0" w:line="240" w:lineRule="auto"/>
+              <w:ind w:right="-279"/>
+              <w:rPr>
+                <w:rFonts w:ascii="BRH Malayalam Extra" w:hAnsi="BRH Malayalam Extra" w:cs="BRH Malayalam Extra"/>
+                <w:color w:val="000000"/>
+                <w:sz w:val="40"/>
+                <w:szCs w:val="40"/>
+                <w:lang w:val="it-IT"/>
+              </w:rPr>
+            </w:pPr>
+            <w:r>
+              <w:rPr>
+                <w:rFonts w:ascii="Latha" w:hAnsi="Latha" w:cs="Latha"/>
+                <w:sz w:val="28"/>
+                <w:szCs w:val="28"/>
+                <w:cs/>
+                <w:lang w:bidi="ta-IN"/>
+              </w:rPr>
+              <w:t>ஸ்வ</w:t>
+            </w:r>
+            <w:r>
+              <w:rPr>
+                <w:rFonts w:ascii="BRH Tamil Tab Extra" w:hAnsi="BRH Tamil Tab Extra" w:cs="Latha"/>
+                <w:b/>
+                <w:sz w:val="32"/>
+                <w:szCs w:val="28"/>
+                <w:lang w:val="it-IT" w:bidi="ta-IN"/>
+              </w:rPr>
+              <w:t>…</w:t>
+            </w:r>
+            <w:r>
+              <w:rPr>
+                <w:rFonts w:ascii="Latha" w:hAnsi="Latha" w:cs="Latha"/>
+                <w:sz w:val="28"/>
+                <w:szCs w:val="28"/>
+                <w:cs/>
+                <w:lang w:bidi="ta-IN"/>
+              </w:rPr>
+              <w:t>தா</w:t>
+            </w:r>
+            <w:r>
+              <w:rPr>
+                <w:rFonts w:ascii="BRH Tamil Tab Extra" w:hAnsi="BRH Tamil Tab Extra" w:cs="Latha"/>
+                <w:b/>
+                <w:sz w:val="32"/>
+                <w:szCs w:val="28"/>
+                <w:lang w:val="it-IT" w:bidi="ta-IN"/>
+              </w:rPr>
+              <w:t>…</w:t>
+            </w:r>
+            <w:r>
+              <w:rPr>
+                <w:rFonts w:ascii="Latha" w:hAnsi="Latha" w:cs="Latha"/>
+                <w:b/>
+                <w:bCs/>
+                <w:position w:val="-12"/>
+                <w:sz w:val="28"/>
+                <w:szCs w:val="28"/>
+                <w:cs/>
+                <w:lang w:bidi="ta-IN"/>
+              </w:rPr>
+              <w:t>4</w:t>
+            </w:r>
+            <w:r>
+              <w:rPr>
+                <w:rFonts w:ascii="Latha" w:hAnsi="Latha" w:cs="Latha"/>
+                <w:sz w:val="28"/>
+                <w:szCs w:val="28"/>
+                <w:cs/>
+                <w:lang w:bidi="ta-IN"/>
+              </w:rPr>
+              <w:t>வ</w:t>
+            </w:r>
+            <w:r>
+              <w:rPr>
+                <w:rFonts w:ascii="BRH Tamil Tab Extra" w:hAnsi="BRH Tamil Tab Extra" w:cs="Latha"/>
+                <w:b/>
+                <w:sz w:val="32"/>
+                <w:szCs w:val="28"/>
+                <w:lang w:val="it-IT" w:bidi="ta-IN"/>
+              </w:rPr>
+              <w:t>…</w:t>
+            </w:r>
+            <w:r>
+              <w:rPr>
+                <w:rFonts w:ascii="Latha" w:hAnsi="Latha" w:cs="Latha"/>
+                <w:sz w:val="28"/>
+                <w:szCs w:val="28"/>
+                <w:lang w:val="it-IT" w:bidi="ta-IN"/>
+              </w:rPr>
+              <w:t xml:space="preserve"> </w:t>
+            </w:r>
+            <w:r>
+              <w:rPr>
+                <w:rFonts w:ascii="Latha" w:hAnsi="Latha" w:cs="Latha"/>
+                <w:sz w:val="28"/>
+                <w:szCs w:val="28"/>
+                <w:cs/>
+                <w:lang w:bidi="ta-IN"/>
+              </w:rPr>
+              <w:t>இதி</w:t>
+            </w:r>
+            <w:r>
+              <w:rPr>
+                <w:rFonts w:ascii="BRH Tamil Tab Extra" w:hAnsi="BRH Tamil Tab Extra" w:cs="Latha"/>
+                <w:b/>
+                <w:sz w:val="36"/>
+                <w:szCs w:val="28"/>
+                <w:lang w:val="it-IT" w:bidi="ta-IN"/>
+              </w:rPr>
+              <w:t>†</w:t>
+            </w:r>
+            <w:r>
+              <w:rPr>
+                <w:rFonts w:ascii="Latha" w:hAnsi="Latha" w:cs="Latha"/>
+                <w:sz w:val="28"/>
+                <w:szCs w:val="28"/>
+                <w:lang w:val="it-IT" w:bidi="ta-IN"/>
+              </w:rPr>
+              <w:t xml:space="preserve"> </w:t>
+            </w:r>
+            <w:r>
+              <w:rPr>
+                <w:rFonts w:ascii="Latha" w:hAnsi="Latha" w:cs="Latha"/>
+                <w:sz w:val="28"/>
+                <w:szCs w:val="28"/>
+                <w:cs/>
+                <w:lang w:bidi="ta-IN"/>
+              </w:rPr>
+              <w:t>ஸ்வ</w:t>
+            </w:r>
+            <w:r>
+              <w:rPr>
+                <w:rFonts w:ascii="Latha" w:hAnsi="Latha" w:cs="Latha"/>
+                <w:sz w:val="28"/>
+                <w:szCs w:val="28"/>
+                <w:highlight w:val="yellow"/>
+                <w:cs/>
+                <w:lang w:bidi="ta-IN"/>
+              </w:rPr>
+              <w:t>தா</w:t>
+            </w:r>
+            <w:r>
+              <w:rPr>
+                <w:rFonts w:ascii="Latha" w:hAnsi="Latha" w:cs="Latha"/>
+                <w:b/>
+                <w:bCs/>
+                <w:position w:val="-12"/>
+                <w:sz w:val="28"/>
+                <w:szCs w:val="28"/>
+                <w:highlight w:val="yellow"/>
+                <w:cs/>
+                <w:lang w:bidi="ta-IN"/>
+              </w:rPr>
+              <w:t>4</w:t>
+            </w:r>
+            <w:r>
+              <w:rPr>
+                <w:rFonts w:ascii="Latha" w:hAnsi="Latha" w:cs="Latha"/>
+                <w:sz w:val="28"/>
+                <w:szCs w:val="28"/>
+                <w:highlight w:val="yellow"/>
+                <w:cs/>
+                <w:lang w:bidi="ta-IN"/>
+              </w:rPr>
+              <w:t>வ</w:t>
+            </w:r>
+            <w:r>
+              <w:rPr>
+                <w:rFonts w:ascii="Latha" w:hAnsi="Latha" w:cs="Latha"/>
+                <w:b/>
+                <w:bCs/>
+                <w:sz w:val="32"/>
+                <w:szCs w:val="32"/>
+                <w:highlight w:val="yellow"/>
+                <w:cs/>
+                <w:lang w:bidi="ta-IN"/>
+              </w:rPr>
+              <w:t>:</w:t>
+            </w:r>
+            <w:r>
+              <w:rPr>
+                <w:rFonts w:ascii="Latha" w:hAnsi="Latha" w:cs="Latha"/>
+                <w:sz w:val="28"/>
+                <w:szCs w:val="28"/>
+                <w:cs/>
+                <w:lang w:bidi="ta-IN"/>
+              </w:rPr>
+              <w:t xml:space="preserve"> </w:t>
+            </w:r>
+            <w:r>
+              <w:rPr>
+                <w:rFonts w:ascii="Latha" w:hAnsi="Latha" w:cs="Latha"/>
+                <w:sz w:val="28"/>
+                <w:szCs w:val="28"/>
+                <w:lang w:val="it-IT" w:bidi="ta-IN"/>
+              </w:rPr>
+              <w:t>||</w:t>
+            </w:r>
+          </w:p>
+        </w:tc>
+        <w:tc>
+          <w:tcPr>
+            <w:tcW w:w="4810" w:type="dxa"/>
+          </w:tcPr>
+          <w:p>
+            <w:pPr>
+              <w:widowControl w:val="0"/>
+              <w:autoSpaceDE w:val="0"/>
+              <w:autoSpaceDN w:val="0"/>
+              <w:adjustRightInd w:val="0"/>
+              <w:spacing w:before="0" w:line="240" w:lineRule="auto"/>
+              <w:ind w:right="-279"/>
+              <w:rPr>
+                <w:rFonts w:ascii="Latha" w:hAnsi="Latha" w:cs="Latha"/>
+                <w:sz w:val="28"/>
+                <w:szCs w:val="28"/>
+                <w:lang w:val="it-IT" w:bidi="ta-IN"/>
+              </w:rPr>
+            </w:pPr>
+            <w:r>
+              <w:rPr>
+                <w:rFonts w:ascii="Latha" w:hAnsi="Latha" w:cs="Latha"/>
+                <w:sz w:val="28"/>
+                <w:szCs w:val="28"/>
+                <w:cs/>
+                <w:lang w:bidi="ta-IN"/>
+              </w:rPr>
+              <w:t>ஸ்வ</w:t>
+            </w:r>
+            <w:r>
+              <w:rPr>
+                <w:rFonts w:ascii="BRH Tamil Tab Extra" w:hAnsi="BRH Tamil Tab Extra" w:cs="Latha"/>
+                <w:b/>
+                <w:sz w:val="32"/>
+                <w:szCs w:val="28"/>
+                <w:lang w:val="it-IT" w:bidi="ta-IN"/>
+              </w:rPr>
+              <w:t>…</w:t>
+            </w:r>
+            <w:r>
+              <w:rPr>
+                <w:rFonts w:ascii="Latha" w:hAnsi="Latha" w:cs="Latha"/>
+                <w:sz w:val="28"/>
+                <w:szCs w:val="28"/>
+                <w:cs/>
+                <w:lang w:bidi="ta-IN"/>
+              </w:rPr>
+              <w:t>தா</w:t>
+            </w:r>
+            <w:r>
+              <w:rPr>
+                <w:rFonts w:ascii="BRH Tamil Tab Extra" w:hAnsi="BRH Tamil Tab Extra" w:cs="Latha"/>
+                <w:b/>
+                <w:sz w:val="32"/>
+                <w:szCs w:val="28"/>
+                <w:lang w:val="it-IT" w:bidi="ta-IN"/>
+              </w:rPr>
+              <w:t>…</w:t>
+            </w:r>
+            <w:r>
+              <w:rPr>
+                <w:rFonts w:ascii="Latha" w:hAnsi="Latha" w:cs="Latha"/>
+                <w:b/>
+                <w:bCs/>
+                <w:position w:val="-12"/>
+                <w:sz w:val="28"/>
+                <w:szCs w:val="28"/>
+                <w:cs/>
+                <w:lang w:bidi="ta-IN"/>
+              </w:rPr>
+              <w:t>4</w:t>
+            </w:r>
+            <w:r>
+              <w:rPr>
+                <w:rFonts w:ascii="Latha" w:hAnsi="Latha" w:cs="Latha"/>
+                <w:sz w:val="28"/>
+                <w:szCs w:val="28"/>
+                <w:cs/>
+                <w:lang w:bidi="ta-IN"/>
+              </w:rPr>
+              <w:t>வ</w:t>
+            </w:r>
+            <w:r>
+              <w:rPr>
+                <w:rFonts w:ascii="BRH Tamil Tab Extra" w:hAnsi="BRH Tamil Tab Extra" w:cs="Latha"/>
+                <w:b/>
+                <w:sz w:val="32"/>
+                <w:szCs w:val="28"/>
+                <w:lang w:val="it-IT" w:bidi="ta-IN"/>
+              </w:rPr>
+              <w:t>…</w:t>
+            </w:r>
+            <w:r>
+              <w:rPr>
+                <w:rFonts w:ascii="Latha" w:hAnsi="Latha" w:cs="Latha"/>
+                <w:sz w:val="28"/>
+                <w:szCs w:val="28"/>
+                <w:lang w:val="it-IT" w:bidi="ta-IN"/>
+              </w:rPr>
+              <w:t xml:space="preserve"> </w:t>
+            </w:r>
+            <w:r>
+              <w:rPr>
+                <w:rFonts w:ascii="Latha" w:hAnsi="Latha" w:cs="Latha"/>
+                <w:sz w:val="28"/>
+                <w:szCs w:val="28"/>
+                <w:cs/>
+                <w:lang w:bidi="ta-IN"/>
+              </w:rPr>
+              <w:t>இதி</w:t>
+            </w:r>
+            <w:r>
+              <w:rPr>
+                <w:rFonts w:ascii="BRH Tamil Tab Extra" w:hAnsi="BRH Tamil Tab Extra" w:cs="Latha"/>
+                <w:b/>
+                <w:sz w:val="36"/>
+                <w:szCs w:val="28"/>
+                <w:lang w:val="it-IT" w:bidi="ta-IN"/>
+              </w:rPr>
+              <w:t>†</w:t>
+            </w:r>
+            <w:r>
+              <w:rPr>
+                <w:rFonts w:ascii="Latha" w:hAnsi="Latha" w:cs="Latha"/>
+                <w:sz w:val="28"/>
+                <w:szCs w:val="28"/>
+                <w:lang w:val="it-IT" w:bidi="ta-IN"/>
+              </w:rPr>
+              <w:t xml:space="preserve"> </w:t>
+            </w:r>
+          </w:p>
+          <w:p>
+            <w:pPr>
+              <w:widowControl w:val="0"/>
+              <w:autoSpaceDE w:val="0"/>
+              <w:autoSpaceDN w:val="0"/>
+              <w:adjustRightInd w:val="0"/>
+              <w:spacing w:before="0" w:line="240" w:lineRule="auto"/>
+              <w:ind w:right="-279"/>
+              <w:rPr>
+                <w:rFonts w:ascii="BRH Malayalam Extra" w:hAnsi="BRH Malayalam Extra" w:cs="BRH Malayalam Extra"/>
+                <w:color w:val="000000"/>
+                <w:sz w:val="40"/>
+                <w:szCs w:val="40"/>
+                <w:lang w:val="it-IT"/>
+              </w:rPr>
+            </w:pPr>
+            <w:r>
+              <w:rPr>
+                <w:rFonts w:ascii="Latha" w:hAnsi="Latha" w:cs="Latha"/>
+                <w:sz w:val="28"/>
+                <w:szCs w:val="28"/>
+                <w:cs/>
+                <w:lang w:bidi="ta-IN"/>
+              </w:rPr>
+              <w:t>ஸ்வதா</w:t>
+            </w:r>
+            <w:r>
+              <w:rPr>
+                <w:rFonts w:ascii="Latha" w:hAnsi="Latha" w:cs="Latha"/>
+                <w:b/>
+                <w:bCs/>
+                <w:position w:val="-12"/>
+                <w:sz w:val="28"/>
+                <w:szCs w:val="28"/>
+                <w:cs/>
+                <w:lang w:bidi="ta-IN"/>
+              </w:rPr>
+              <w:t>4</w:t>
+            </w:r>
+            <w:r>
+              <w:rPr>
+                <w:rFonts w:ascii="Latha" w:hAnsi="Latha" w:cs="Latha"/>
+                <w:b/>
+                <w:bCs/>
+                <w:position w:val="-12"/>
+                <w:sz w:val="28"/>
+                <w:szCs w:val="28"/>
+                <w:lang w:val="it-IT" w:bidi="ta-IN"/>
+              </w:rPr>
+              <w:t xml:space="preserve"> </w:t>
+            </w:r>
+            <w:r>
+              <w:rPr>
+                <w:rFonts w:ascii="Latha" w:hAnsi="Latha" w:cs="Latha"/>
+                <w:sz w:val="28"/>
+                <w:szCs w:val="28"/>
+                <w:lang w:val="it-IT" w:bidi="ta-IN"/>
+              </w:rPr>
+              <w:t xml:space="preserve">-- </w:t>
+            </w:r>
+            <w:r>
+              <w:rPr>
+                <w:rFonts w:ascii="Latha" w:hAnsi="Latha" w:cs="Latha"/>
+                <w:sz w:val="28"/>
+                <w:szCs w:val="28"/>
+                <w:highlight w:val="green"/>
+                <w:cs/>
+                <w:lang w:bidi="ta-IN"/>
+              </w:rPr>
+              <w:t>வ</w:t>
+            </w:r>
+            <w:r>
+              <w:rPr>
+                <w:rFonts w:ascii="BRH Tamil Tab Extra" w:hAnsi="BRH Tamil Tab Extra" w:cs="Latha"/>
+                <w:b/>
+                <w:sz w:val="32"/>
+                <w:szCs w:val="28"/>
+                <w:highlight w:val="green"/>
+                <w:lang w:val="it-IT" w:bidi="ta-IN"/>
+              </w:rPr>
+              <w:t>…</w:t>
+            </w:r>
+            <w:r>
+              <w:rPr>
+                <w:rFonts w:ascii="Latha" w:hAnsi="Latha" w:cs="Latha"/>
+                <w:b/>
+                <w:bCs/>
+                <w:sz w:val="32"/>
+                <w:szCs w:val="32"/>
+                <w:cs/>
+                <w:lang w:bidi="ta-IN"/>
+              </w:rPr>
+              <w:t>:</w:t>
+            </w:r>
+            <w:r>
+              <w:rPr>
+                <w:rFonts w:ascii="Latha" w:hAnsi="Latha" w:cs="Latha"/>
+                <w:sz w:val="28"/>
+                <w:szCs w:val="28"/>
+                <w:cs/>
+                <w:lang w:bidi="ta-IN"/>
+              </w:rPr>
+              <w:t xml:space="preserve"> </w:t>
+            </w:r>
+            <w:r>
+              <w:rPr>
+                <w:rFonts w:ascii="Latha" w:hAnsi="Latha" w:cs="Latha"/>
+                <w:sz w:val="28"/>
+                <w:szCs w:val="28"/>
+                <w:lang w:val="it-IT" w:bidi="ta-IN"/>
+              </w:rPr>
+              <w:t>||</w:t>
             </w:r>
           </w:p>
         </w:tc>
@@ -2875,8 +4329,7 @@
         </w:tc>
         <w:tc>
           <w:tcPr>
-            <w:tcW w:w="4952" w:type="dxa"/>
-            <w:gridSpan w:val="2"/>
+            <w:tcW w:w="4810" w:type="dxa"/>
           </w:tcPr>
           <w:p>
             <w:pPr>
@@ -2893,464 +4346,6 @@
                 <w:lang w:bidi="ta-IN"/>
               </w:rPr>
             </w:pPr>
-          </w:p>
-        </w:tc>
-      </w:tr>
-      <w:tr>
-        <w:trPr>
-          <w:trHeight w:val="1034"/>
-        </w:trPr>
-        <w:tc>
-          <w:tcPr>
-            <w:tcW w:w="3715" w:type="dxa"/>
-          </w:tcPr>
-          <w:p>
-            <w:pPr>
-              <w:widowControl w:val="0"/>
-              <w:autoSpaceDE w:val="0"/>
-              <w:autoSpaceDN w:val="0"/>
-              <w:adjustRightInd w:val="0"/>
-              <w:spacing w:before="0" w:line="240" w:lineRule="auto"/>
-              <w:rPr>
-                <w:rFonts w:cs="Arial"/>
-                <w:b/>
-                <w:sz w:val="28"/>
-                <w:szCs w:val="28"/>
-                <w:lang w:val="it-IT"/>
-              </w:rPr>
-            </w:pPr>
-            <w:r>
-              <w:rPr>
-                <w:rFonts w:cs="Arial"/>
-                <w:b/>
-                <w:sz w:val="28"/>
-                <w:szCs w:val="28"/>
-                <w:lang w:val="it-IT"/>
-              </w:rPr>
-              <w:t>TS 2.2.12.1 - Kramam</w:t>
-            </w:r>
-          </w:p>
-          <w:p>
-            <w:pPr>
-              <w:widowControl w:val="0"/>
-              <w:autoSpaceDE w:val="0"/>
-              <w:autoSpaceDN w:val="0"/>
-              <w:adjustRightInd w:val="0"/>
-              <w:spacing w:before="0" w:line="240" w:lineRule="auto"/>
-              <w:rPr>
-                <w:rFonts w:cs="Arial"/>
-                <w:b/>
-                <w:sz w:val="28"/>
-                <w:szCs w:val="28"/>
-                <w:lang w:val="it-IT"/>
-              </w:rPr>
-            </w:pPr>
-            <w:r>
-              <w:rPr>
-                <w:rFonts w:cs="Arial"/>
-                <w:b/>
-                <w:sz w:val="28"/>
-                <w:szCs w:val="28"/>
-                <w:lang w:val="it-IT"/>
-              </w:rPr>
-              <w:t>Krama Vaakyam No. - 61</w:t>
-            </w:r>
-            <w:r>
-              <w:rPr>
-                <w:rFonts w:cs="Arial"/>
-                <w:b/>
-                <w:sz w:val="28"/>
-                <w:szCs w:val="28"/>
-                <w:lang w:val="it-IT"/>
-              </w:rPr>
-              <w:br/>
-              <w:t>Panchaati No. - 64</w:t>
-            </w:r>
-          </w:p>
-        </w:tc>
-        <w:tc>
-          <w:tcPr>
-            <w:tcW w:w="5254" w:type="dxa"/>
-          </w:tcPr>
-          <w:p>
-            <w:pPr>
-              <w:spacing w:before="0" w:line="240" w:lineRule="auto"/>
-              <w:rPr>
-                <w:rFonts w:ascii="Latha" w:hAnsi="Latha" w:cs="Latha"/>
-                <w:sz w:val="28"/>
-                <w:szCs w:val="28"/>
-                <w:cs/>
-                <w:lang w:bidi="ta-IN"/>
-              </w:rPr>
-            </w:pPr>
-            <w:r>
-              <w:rPr>
-                <w:rFonts w:ascii="Latha" w:hAnsi="Latha" w:cs="Latha"/>
-                <w:sz w:val="28"/>
-                <w:szCs w:val="28"/>
-                <w:cs/>
-                <w:lang w:bidi="ta-IN"/>
-              </w:rPr>
-              <w:t>ஶஶ்வ</w:t>
-            </w:r>
-            <w:r>
-              <w:rPr>
-                <w:rFonts w:ascii="BRH Tamil Tab Extra" w:hAnsi="BRH Tamil Tab Extra" w:cs="Latha"/>
-                <w:b/>
-                <w:sz w:val="36"/>
-                <w:szCs w:val="28"/>
-                <w:lang w:val="it-IT" w:bidi="ta-IN"/>
-              </w:rPr>
-              <w:t>†</w:t>
-            </w:r>
-            <w:r>
-              <w:rPr>
-                <w:rFonts w:ascii="Latha" w:hAnsi="Latha" w:cs="Latha"/>
-                <w:sz w:val="28"/>
-                <w:szCs w:val="28"/>
-                <w:cs/>
-                <w:lang w:bidi="ta-IN"/>
-              </w:rPr>
-              <w:t>த</w:t>
-            </w:r>
-            <w:r>
-              <w:rPr>
-                <w:rFonts w:ascii="Latha" w:hAnsi="Latha" w:cs="Latha"/>
-                <w:b/>
-                <w:bCs/>
-                <w:sz w:val="32"/>
-                <w:szCs w:val="32"/>
-                <w:highlight w:val="yellow"/>
-                <w:cs/>
-                <w:lang w:bidi="ta-IN"/>
-              </w:rPr>
-              <w:t>:</w:t>
-            </w:r>
-            <w:r>
-              <w:rPr>
-                <w:rFonts w:ascii="Latha" w:hAnsi="Latha" w:cs="Latha"/>
-                <w:sz w:val="28"/>
-                <w:szCs w:val="28"/>
-                <w:highlight w:val="yellow"/>
-                <w:cs/>
-                <w:lang w:bidi="ta-IN"/>
-              </w:rPr>
-              <w:t xml:space="preserve"> ஸ்</w:t>
-            </w:r>
-            <w:r>
-              <w:rPr>
-                <w:rFonts w:ascii="Latha" w:hAnsi="Latha" w:cs="Latha"/>
-                <w:sz w:val="28"/>
-                <w:szCs w:val="28"/>
-                <w:cs/>
-                <w:lang w:bidi="ta-IN"/>
-              </w:rPr>
-              <w:t>க</w:t>
-            </w:r>
-            <w:r>
-              <w:rPr>
-                <w:rFonts w:ascii="Latha" w:hAnsi="Latha" w:cs="Latha"/>
-                <w:b/>
-                <w:bCs/>
-                <w:sz w:val="32"/>
-                <w:szCs w:val="32"/>
-                <w:cs/>
-                <w:lang w:bidi="ta-IN"/>
-              </w:rPr>
-              <w:t>:</w:t>
-            </w:r>
-            <w:r>
-              <w:rPr>
-                <w:rFonts w:ascii="Latha" w:hAnsi="Latha" w:cs="Latha"/>
-                <w:sz w:val="28"/>
-                <w:szCs w:val="28"/>
-                <w:cs/>
-                <w:lang w:bidi="ta-IN"/>
-              </w:rPr>
-              <w:t xml:space="preserve"> </w:t>
-            </w:r>
-            <w:r>
-              <w:rPr>
-                <w:rFonts w:ascii="Latha" w:hAnsi="Latha" w:cs="Latha"/>
-                <w:sz w:val="28"/>
-                <w:szCs w:val="28"/>
-                <w:lang w:val="it-IT" w:bidi="ta-IN"/>
-              </w:rPr>
-              <w:t xml:space="preserve">| </w:t>
-            </w:r>
-            <w:r>
-              <w:rPr>
-                <w:rFonts w:ascii="Latha" w:hAnsi="Latha" w:cs="Latha"/>
-                <w:sz w:val="28"/>
-                <w:szCs w:val="28"/>
-                <w:cs/>
-                <w:lang w:bidi="ta-IN"/>
-              </w:rPr>
-              <w:t>க</w:t>
-            </w:r>
-            <w:r>
-              <w:rPr>
-                <w:rFonts w:ascii="BRH Tamil Tab Extra" w:hAnsi="BRH Tamil Tab Extra" w:cs="Latha"/>
-                <w:b/>
-                <w:sz w:val="32"/>
-                <w:szCs w:val="28"/>
-                <w:lang w:val="it-IT" w:bidi="ta-IN"/>
-              </w:rPr>
-              <w:t>…</w:t>
-            </w:r>
-            <w:r>
-              <w:rPr>
-                <w:rFonts w:ascii="Latha" w:hAnsi="Latha" w:cs="Latha"/>
-                <w:sz w:val="28"/>
-                <w:szCs w:val="28"/>
-                <w:cs/>
-                <w:lang w:bidi="ta-IN"/>
-              </w:rPr>
-              <w:t>ர்</w:t>
-            </w:r>
-            <w:r>
-              <w:rPr>
-                <w:rFonts w:ascii="BRH Tamil Tab Extra" w:hAnsi="BRH Tamil Tab Extra" w:cs="Latha"/>
-                <w:b/>
-                <w:sz w:val="32"/>
-                <w:szCs w:val="28"/>
-                <w:lang w:val="it-IT" w:bidi="ta-IN"/>
-              </w:rPr>
-              <w:t>…</w:t>
-            </w:r>
-            <w:r>
-              <w:rPr>
-                <w:rFonts w:ascii="Latha" w:hAnsi="Latha" w:cs="Latha"/>
-                <w:b/>
-                <w:bCs/>
-                <w:sz w:val="32"/>
-                <w:szCs w:val="32"/>
-                <w:lang w:val="it-IT" w:bidi="ta-IN"/>
-              </w:rPr>
-              <w:t>.</w:t>
-            </w:r>
-            <w:r>
-              <w:rPr>
-                <w:rFonts w:ascii="Latha" w:hAnsi="Latha" w:cs="Latha"/>
-                <w:sz w:val="28"/>
-                <w:szCs w:val="28"/>
-                <w:cs/>
-                <w:lang w:bidi="ta-IN"/>
-              </w:rPr>
-              <w:t>ஹஸ்தே</w:t>
-            </w:r>
-            <w:r>
-              <w:rPr>
-                <w:rFonts w:ascii="BRH Tamil Tab Extra" w:hAnsi="BRH Tamil Tab Extra" w:cs="Latha"/>
-                <w:b/>
-                <w:sz w:val="36"/>
-                <w:szCs w:val="28"/>
-                <w:lang w:val="it-IT" w:bidi="ta-IN"/>
-              </w:rPr>
-              <w:t>‡</w:t>
-            </w:r>
-            <w:r>
-              <w:rPr>
-                <w:rFonts w:ascii="Latha" w:hAnsi="Latha" w:cs="Latha"/>
-                <w:sz w:val="28"/>
-                <w:szCs w:val="28"/>
-                <w:lang w:val="it-IT" w:bidi="ta-IN"/>
-              </w:rPr>
-              <w:t xml:space="preserve"> |</w:t>
-            </w:r>
-          </w:p>
-        </w:tc>
-        <w:tc>
-          <w:tcPr>
-            <w:tcW w:w="4952" w:type="dxa"/>
-            <w:gridSpan w:val="2"/>
-          </w:tcPr>
-          <w:p>
-            <w:pPr>
-              <w:widowControl w:val="0"/>
-              <w:autoSpaceDE w:val="0"/>
-              <w:autoSpaceDN w:val="0"/>
-              <w:adjustRightInd w:val="0"/>
-              <w:spacing w:before="0" w:line="240" w:lineRule="auto"/>
-              <w:rPr>
-                <w:rFonts w:ascii="Latha" w:hAnsi="Latha" w:cs="Latha"/>
-                <w:sz w:val="28"/>
-                <w:szCs w:val="28"/>
-                <w:cs/>
-                <w:lang w:bidi="ta-IN"/>
-              </w:rPr>
-            </w:pPr>
-            <w:r>
-              <w:rPr>
-                <w:rFonts w:ascii="Latha" w:hAnsi="Latha" w:cs="Latha"/>
-                <w:sz w:val="28"/>
-                <w:szCs w:val="28"/>
-                <w:cs/>
-                <w:lang w:bidi="ta-IN"/>
-              </w:rPr>
-              <w:t>ஶஶ்வ</w:t>
-            </w:r>
-            <w:r>
-              <w:rPr>
-                <w:rFonts w:ascii="BRH Tamil Tab Extra" w:hAnsi="BRH Tamil Tab Extra" w:cs="Latha"/>
-                <w:b/>
-                <w:sz w:val="36"/>
-                <w:szCs w:val="28"/>
-                <w:highlight w:val="green"/>
-                <w:lang w:bidi="ta-IN"/>
-              </w:rPr>
-              <w:t>†</w:t>
-            </w:r>
-            <w:r>
-              <w:rPr>
-                <w:rFonts w:ascii="Latha" w:hAnsi="Latha" w:cs="Latha"/>
-                <w:sz w:val="28"/>
-                <w:szCs w:val="28"/>
-                <w:highlight w:val="green"/>
-                <w:cs/>
-                <w:lang w:bidi="ta-IN"/>
-              </w:rPr>
-              <w:t>தஸ்</w:t>
-            </w:r>
-            <w:r>
-              <w:rPr>
-                <w:rFonts w:ascii="Latha" w:hAnsi="Latha" w:cs="Latha"/>
-                <w:sz w:val="28"/>
-                <w:szCs w:val="28"/>
-                <w:cs/>
-                <w:lang w:bidi="ta-IN"/>
-              </w:rPr>
-              <w:t>க</w:t>
-            </w:r>
-            <w:r>
-              <w:rPr>
-                <w:rFonts w:ascii="Latha" w:hAnsi="Latha" w:cs="Latha"/>
-                <w:b/>
-                <w:bCs/>
-                <w:sz w:val="32"/>
-                <w:szCs w:val="32"/>
-                <w:cs/>
-                <w:lang w:bidi="ta-IN"/>
-              </w:rPr>
-              <w:t>:</w:t>
-            </w:r>
-            <w:r>
-              <w:rPr>
-                <w:rFonts w:ascii="Latha" w:hAnsi="Latha" w:cs="Latha"/>
-                <w:sz w:val="28"/>
-                <w:szCs w:val="28"/>
-                <w:cs/>
-                <w:lang w:bidi="ta-IN"/>
-              </w:rPr>
-              <w:t xml:space="preserve"> </w:t>
-            </w:r>
-            <w:r>
-              <w:rPr>
-                <w:rFonts w:ascii="Latha" w:hAnsi="Latha" w:cs="Latha"/>
-                <w:sz w:val="28"/>
-                <w:szCs w:val="28"/>
-                <w:lang w:bidi="ta-IN"/>
-              </w:rPr>
-              <w:t xml:space="preserve">| </w:t>
-            </w:r>
-            <w:r>
-              <w:rPr>
-                <w:rFonts w:ascii="Latha" w:hAnsi="Latha" w:cs="Latha"/>
-                <w:sz w:val="28"/>
-                <w:szCs w:val="28"/>
-                <w:cs/>
-                <w:lang w:bidi="ta-IN"/>
-              </w:rPr>
-              <w:t>க</w:t>
-            </w:r>
-            <w:r>
-              <w:rPr>
-                <w:rFonts w:ascii="BRH Tamil Tab Extra" w:hAnsi="BRH Tamil Tab Extra" w:cs="Latha"/>
-                <w:b/>
-                <w:sz w:val="32"/>
-                <w:szCs w:val="28"/>
-                <w:lang w:bidi="ta-IN"/>
-              </w:rPr>
-              <w:t>…</w:t>
-            </w:r>
-            <w:r>
-              <w:rPr>
-                <w:rFonts w:ascii="Latha" w:hAnsi="Latha" w:cs="Latha"/>
-                <w:sz w:val="28"/>
-                <w:szCs w:val="28"/>
-                <w:cs/>
-                <w:lang w:bidi="ta-IN"/>
-              </w:rPr>
-              <w:t>ர்</w:t>
-            </w:r>
-            <w:r>
-              <w:rPr>
-                <w:rFonts w:ascii="BRH Tamil Tab Extra" w:hAnsi="BRH Tamil Tab Extra" w:cs="Latha"/>
-                <w:b/>
-                <w:sz w:val="32"/>
-                <w:szCs w:val="28"/>
-                <w:lang w:bidi="ta-IN"/>
-              </w:rPr>
-              <w:t>…</w:t>
-            </w:r>
-            <w:r>
-              <w:rPr>
-                <w:rFonts w:ascii="Latha" w:hAnsi="Latha" w:cs="Latha"/>
-                <w:b/>
-                <w:bCs/>
-                <w:sz w:val="32"/>
-                <w:szCs w:val="32"/>
-                <w:lang w:bidi="ta-IN"/>
-              </w:rPr>
-              <w:t>.</w:t>
-            </w:r>
-            <w:r>
-              <w:rPr>
-                <w:rFonts w:ascii="Latha" w:hAnsi="Latha" w:cs="Latha"/>
-                <w:sz w:val="28"/>
-                <w:szCs w:val="28"/>
-                <w:cs/>
-                <w:lang w:bidi="ta-IN"/>
-              </w:rPr>
-              <w:t>ஹஸ்தே</w:t>
-            </w:r>
-            <w:r>
-              <w:rPr>
-                <w:rFonts w:ascii="BRH Tamil Tab Extra" w:hAnsi="BRH Tamil Tab Extra" w:cs="Latha"/>
-                <w:b/>
-                <w:sz w:val="36"/>
-                <w:szCs w:val="28"/>
-                <w:lang w:bidi="ta-IN"/>
-              </w:rPr>
-              <w:t>‡</w:t>
-            </w:r>
-            <w:r>
-              <w:rPr>
-                <w:rFonts w:ascii="Latha" w:hAnsi="Latha" w:cs="Latha"/>
-                <w:sz w:val="28"/>
-                <w:szCs w:val="28"/>
-                <w:lang w:bidi="ta-IN"/>
-              </w:rPr>
-              <w:t xml:space="preserve"> </w:t>
-            </w:r>
-            <w:r>
-              <w:rPr>
-                <w:rFonts w:cs="Arial"/>
-                <w:sz w:val="28"/>
-                <w:szCs w:val="28"/>
-                <w:lang w:bidi="ta-IN"/>
-              </w:rPr>
-              <w:t>No visargam</w:t>
-            </w:r>
-            <w:r>
-              <w:rPr>
-                <w:rFonts w:cs="Arial"/>
-                <w:sz w:val="28"/>
-                <w:szCs w:val="28"/>
-                <w:lang w:bidi="ta-IN"/>
-              </w:rPr>
-              <w:br/>
-            </w:r>
           </w:p>
         </w:tc>
       </w:tr>
@@ -3364,6 +4359,7 @@
           <w:sz w:val="32"/>
           <w:szCs w:val="32"/>
           <w:u w:val="single"/>
+          <w:lang w:val="it-IT"/>
         </w:rPr>
       </w:pPr>
     </w:p>
@@ -4266,6 +5262,16 @@
                 <w:lang w:val="it-IT"/>
               </w:rPr>
               <w:br/>
+            </w:r>
+            <w:r>
+              <w:rPr>
+                <w:rFonts w:cs="Arial"/>
+                <w:b/>
+                <w:sz w:val="28"/>
+                <w:szCs w:val="28"/>
+                <w:lang w:val="it-IT"/>
+              </w:rPr>
+              <w:lastRenderedPageBreak/>
               <w:t>Panchaati No. - 14</w:t>
             </w:r>
           </w:p>
@@ -4302,6 +5308,7 @@
                 <w:cs/>
                 <w:lang w:bidi="ta-IN"/>
               </w:rPr>
+              <w:lastRenderedPageBreak/>
               <w:t>பா</w:t>
             </w:r>
             <w:r>
@@ -4457,6 +5464,7 @@
                 <w:cs/>
                 <w:lang w:bidi="ta-IN"/>
               </w:rPr>
+              <w:lastRenderedPageBreak/>
               <w:t>பா</w:t>
             </w:r>
             <w:r>
@@ -4606,6 +5614,7 @@
                 <w:cs/>
                 <w:lang w:bidi="ta-IN"/>
               </w:rPr>
+              <w:lastRenderedPageBreak/>
               <w:t>பா</w:t>
             </w:r>
             <w:r>
@@ -4757,6 +5766,7 @@
                 <w:cs/>
                 <w:lang w:bidi="ta-IN"/>
               </w:rPr>
+              <w:lastRenderedPageBreak/>
               <w:t>பா</w:t>
             </w:r>
             <w:r>
@@ -5617,7 +6627,6 @@
                 <w:szCs w:val="28"/>
                 <w:lang w:val="it-IT"/>
               </w:rPr>
-              <w:lastRenderedPageBreak/>
               <w:t>TS 2.2.6.2 - Kramam</w:t>
             </w:r>
           </w:p>
@@ -7760,6 +8769,16 @@
                 <w:lang w:bidi="ta-IN"/>
               </w:rPr>
               <w:br/>
+            </w:r>
+            <w:r>
+              <w:rPr>
+                <w:rFonts w:ascii="Latha" w:hAnsi="Latha" w:cs="Latha"/>
+                <w:sz w:val="28"/>
+                <w:szCs w:val="28"/>
+                <w:cs/>
+                <w:lang w:bidi="ta-IN"/>
+              </w:rPr>
+              <w:lastRenderedPageBreak/>
               <w:t>முசே</w:t>
             </w:r>
             <w:r>
@@ -7816,6 +8835,7 @@
                 <w:cs/>
                 <w:lang w:bidi="ta-IN"/>
               </w:rPr>
+              <w:lastRenderedPageBreak/>
               <w:t>அ</w:t>
             </w:r>
             <w:r>
@@ -7979,6 +8999,16 @@
                 <w:lang w:bidi="ta-IN"/>
               </w:rPr>
               <w:br/>
+            </w:r>
+            <w:r>
+              <w:rPr>
+                <w:rFonts w:ascii="Latha" w:hAnsi="Latha" w:cs="Latha"/>
+                <w:sz w:val="28"/>
+                <w:szCs w:val="28"/>
+                <w:cs/>
+                <w:lang w:bidi="ta-IN"/>
+              </w:rPr>
+              <w:lastRenderedPageBreak/>
               <w:t>முசே</w:t>
             </w:r>
             <w:r>
@@ -8040,6 +9070,7 @@
                 <w:szCs w:val="28"/>
                 <w:lang w:val="it-IT"/>
               </w:rPr>
+              <w:lastRenderedPageBreak/>
               <w:t>TS 2.2.8.2 - Kramam</w:t>
             </w:r>
           </w:p>
@@ -8765,16 +9796,6 @@
                 <w:lang w:val="it-IT"/>
               </w:rPr>
               <w:br/>
-            </w:r>
-            <w:r>
-              <w:rPr>
-                <w:rFonts w:cs="Arial"/>
-                <w:b/>
-                <w:sz w:val="28"/>
-                <w:szCs w:val="28"/>
-                <w:lang w:val="it-IT"/>
-              </w:rPr>
-              <w:lastRenderedPageBreak/>
               <w:t>Panchaati No. - 44</w:t>
             </w:r>
           </w:p>
@@ -8808,7 +9829,6 @@
                 <w:cs/>
                 <w:lang w:bidi="ta-IN"/>
               </w:rPr>
-              <w:lastRenderedPageBreak/>
               <w:t>தே</w:t>
             </w:r>
             <w:r>

--- a/TS-Kramam/TS-2.2/TS 2.2 Tamil Krama Paatam Corrections.docx
+++ b/TS-Kramam/TS-2.2/TS 2.2 Tamil Krama Paatam Corrections.docx
@@ -2824,6 +2824,808 @@
       </w:tr>
       <w:tr>
         <w:trPr>
+          <w:trHeight w:val="699"/>
+        </w:trPr>
+        <w:tc>
+          <w:tcPr>
+            <w:tcW w:w="3715" w:type="dxa"/>
+          </w:tcPr>
+          <w:p>
+            <w:pPr>
+              <w:widowControl w:val="0"/>
+              <w:autoSpaceDE w:val="0"/>
+              <w:autoSpaceDN w:val="0"/>
+              <w:adjustRightInd w:val="0"/>
+              <w:spacing w:before="0" w:line="240" w:lineRule="auto"/>
+              <w:rPr>
+                <w:rFonts w:cs="Arial"/>
+                <w:b/>
+                <w:sz w:val="28"/>
+                <w:szCs w:val="28"/>
+                <w:lang w:val="it-IT"/>
+              </w:rPr>
+            </w:pPr>
+            <w:r>
+              <w:rPr>
+                <w:rFonts w:cs="Arial"/>
+                <w:b/>
+                <w:sz w:val="28"/>
+                <w:szCs w:val="28"/>
+                <w:lang w:val="it-IT"/>
+              </w:rPr>
+              <w:t>TS 2.2.</w:t>
+            </w:r>
+            <w:r>
+              <w:rPr>
+                <w:rFonts w:cs="Arial"/>
+                <w:b/>
+                <w:sz w:val="28"/>
+                <w:szCs w:val="28"/>
+                <w:lang w:val="it-IT"/>
+              </w:rPr>
+              <w:t>10.5</w:t>
+            </w:r>
+            <w:r>
+              <w:rPr>
+                <w:rFonts w:cs="Arial"/>
+                <w:b/>
+                <w:sz w:val="28"/>
+                <w:szCs w:val="28"/>
+                <w:lang w:val="it-IT"/>
+              </w:rPr>
+              <w:t xml:space="preserve"> - Kramam</w:t>
+            </w:r>
+          </w:p>
+          <w:p>
+            <w:pPr>
+              <w:widowControl w:val="0"/>
+              <w:autoSpaceDE w:val="0"/>
+              <w:autoSpaceDN w:val="0"/>
+              <w:adjustRightInd w:val="0"/>
+              <w:spacing w:before="0" w:line="240" w:lineRule="auto"/>
+              <w:rPr>
+                <w:rFonts w:cs="Arial"/>
+                <w:b/>
+                <w:sz w:val="28"/>
+                <w:szCs w:val="28"/>
+                <w:lang w:val="it-IT"/>
+              </w:rPr>
+            </w:pPr>
+            <w:r>
+              <w:rPr>
+                <w:rFonts w:cs="Arial"/>
+                <w:b/>
+                <w:sz w:val="28"/>
+                <w:szCs w:val="28"/>
+                <w:lang w:val="it-IT"/>
+              </w:rPr>
+              <w:t xml:space="preserve">Krama Vaakyam No. - </w:t>
+            </w:r>
+            <w:r>
+              <w:rPr>
+                <w:rFonts w:cs="Arial"/>
+                <w:b/>
+                <w:sz w:val="28"/>
+                <w:szCs w:val="28"/>
+                <w:lang w:val="it-IT"/>
+              </w:rPr>
+              <w:t>33</w:t>
+            </w:r>
+            <w:r>
+              <w:rPr>
+                <w:rFonts w:cs="Arial"/>
+                <w:b/>
+                <w:sz w:val="28"/>
+                <w:szCs w:val="28"/>
+                <w:lang w:val="it-IT"/>
+              </w:rPr>
+              <w:br/>
+            </w:r>
+            <w:r>
+              <w:rPr>
+                <w:rFonts w:cs="Arial"/>
+                <w:b/>
+                <w:sz w:val="28"/>
+                <w:szCs w:val="28"/>
+                <w:lang w:val="it-IT"/>
+              </w:rPr>
+              <w:lastRenderedPageBreak/>
+              <w:t xml:space="preserve">Panchaati No. - </w:t>
+            </w:r>
+            <w:r>
+              <w:rPr>
+                <w:rFonts w:cs="Arial"/>
+                <w:b/>
+                <w:sz w:val="28"/>
+                <w:szCs w:val="28"/>
+                <w:lang w:val="it-IT"/>
+              </w:rPr>
+              <w:t>57</w:t>
+            </w:r>
+          </w:p>
+        </w:tc>
+        <w:tc>
+          <w:tcPr>
+            <w:tcW w:w="5254" w:type="dxa"/>
+          </w:tcPr>
+          <w:p>
+            <w:pPr>
+              <w:widowControl w:val="0"/>
+              <w:autoSpaceDE w:val="0"/>
+              <w:autoSpaceDN w:val="0"/>
+              <w:adjustRightInd w:val="0"/>
+              <w:spacing w:before="0" w:line="240" w:lineRule="auto"/>
+              <w:rPr>
+                <w:rFonts w:ascii="BRH Malayalam Extra" w:hAnsi="BRH Malayalam Extra" w:cs="BRH Malayalam Extra"/>
+                <w:color w:val="000000"/>
+                <w:sz w:val="40"/>
+                <w:szCs w:val="40"/>
+                <w:lang w:val="it-IT"/>
+              </w:rPr>
+            </w:pPr>
+            <w:r>
+              <w:rPr>
+                <w:rFonts w:ascii="Latha" w:hAnsi="Latha" w:cs="Latha"/>
+                <w:sz w:val="28"/>
+                <w:szCs w:val="28"/>
+                <w:cs/>
+                <w:lang w:bidi="ta-IN"/>
+              </w:rPr>
+              <w:lastRenderedPageBreak/>
+              <w:t>ஸோ</w:t>
+            </w:r>
+            <w:r>
+              <w:rPr>
+                <w:rFonts w:ascii="BRH Tamil Tab Extra" w:hAnsi="BRH Tamil Tab Extra" w:cs="Latha"/>
+                <w:b/>
+                <w:sz w:val="32"/>
+                <w:szCs w:val="28"/>
+                <w:lang w:val="it-IT" w:bidi="ta-IN"/>
+              </w:rPr>
+              <w:t>…</w:t>
+            </w:r>
+            <w:r>
+              <w:rPr>
+                <w:rFonts w:ascii="Latha" w:hAnsi="Latha" w:cs="Latha"/>
+                <w:sz w:val="28"/>
+                <w:szCs w:val="28"/>
+                <w:cs/>
+                <w:lang w:bidi="ta-IN"/>
+              </w:rPr>
+              <w:t>மா</w:t>
+            </w:r>
+            <w:r>
+              <w:rPr>
+                <w:rFonts w:ascii="BRH Tamil Tab Extra" w:hAnsi="BRH Tamil Tab Extra" w:cs="Latha"/>
+                <w:b/>
+                <w:sz w:val="32"/>
+                <w:szCs w:val="28"/>
+                <w:lang w:val="it-IT" w:bidi="ta-IN"/>
+              </w:rPr>
+              <w:t>…</w:t>
+            </w:r>
+            <w:r>
+              <w:rPr>
+                <w:rFonts w:ascii="Latha" w:hAnsi="Latha" w:cs="Latha"/>
+                <w:sz w:val="28"/>
+                <w:szCs w:val="28"/>
+                <w:cs/>
+                <w:lang w:bidi="ta-IN"/>
+              </w:rPr>
+              <w:t>ரௌ</w:t>
+            </w:r>
+            <w:r>
+              <w:rPr>
+                <w:rFonts w:ascii="BRH Tamil Tab Extra" w:hAnsi="BRH Tamil Tab Extra" w:cs="Latha"/>
+                <w:b/>
+                <w:sz w:val="32"/>
+                <w:szCs w:val="28"/>
+                <w:lang w:val="it-IT" w:bidi="ta-IN"/>
+              </w:rPr>
+              <w:t>…</w:t>
+            </w:r>
+            <w:r>
+              <w:rPr>
+                <w:rFonts w:ascii="Latha" w:hAnsi="Latha" w:cs="Latha"/>
+                <w:sz w:val="28"/>
+                <w:szCs w:val="28"/>
+                <w:cs/>
+                <w:lang w:bidi="ta-IN"/>
+              </w:rPr>
+              <w:t>த்</w:t>
+            </w:r>
+            <w:r>
+              <w:rPr>
+                <w:rFonts w:ascii="Latha" w:hAnsi="Latha" w:cs="Latha"/>
+                <w:b/>
+                <w:bCs/>
+                <w:position w:val="-12"/>
+                <w:sz w:val="28"/>
+                <w:szCs w:val="28"/>
+                <w:cs/>
+                <w:lang w:bidi="ta-IN"/>
+              </w:rPr>
+              <w:t>3</w:t>
+            </w:r>
+            <w:r>
+              <w:rPr>
+                <w:rFonts w:ascii="Latha" w:hAnsi="Latha" w:cs="Latha"/>
+                <w:sz w:val="28"/>
+                <w:szCs w:val="28"/>
+                <w:cs/>
+                <w:lang w:bidi="ta-IN"/>
+              </w:rPr>
+              <w:t>ரஞ் ச</w:t>
+            </w:r>
+            <w:r>
+              <w:rPr>
+                <w:rFonts w:ascii="BRH Tamil Tab Extra" w:hAnsi="BRH Tamil Tab Extra" w:cs="Latha"/>
+                <w:b/>
+                <w:sz w:val="32"/>
+                <w:szCs w:val="28"/>
+                <w:lang w:val="it-IT" w:bidi="ta-IN"/>
+              </w:rPr>
+              <w:t>…</w:t>
+            </w:r>
+            <w:r>
+              <w:rPr>
+                <w:rFonts w:ascii="Latha" w:hAnsi="Latha" w:cs="Latha"/>
+                <w:sz w:val="28"/>
+                <w:szCs w:val="28"/>
+                <w:cs/>
+                <w:lang w:bidi="ta-IN"/>
+              </w:rPr>
+              <w:t xml:space="preserve">ரும் </w:t>
+            </w:r>
+            <w:r>
+              <w:rPr>
+                <w:rFonts w:ascii="Latha" w:hAnsi="Latha" w:cs="Latha"/>
+                <w:sz w:val="28"/>
+                <w:szCs w:val="28"/>
+                <w:lang w:val="it-IT" w:bidi="ta-IN"/>
+              </w:rPr>
+              <w:t xml:space="preserve">| </w:t>
+            </w:r>
+            <w:r>
+              <w:rPr>
+                <w:rFonts w:ascii="Latha" w:hAnsi="Latha" w:cs="Latha"/>
+                <w:sz w:val="28"/>
+                <w:szCs w:val="28"/>
+                <w:cs/>
+                <w:lang w:bidi="ta-IN"/>
+              </w:rPr>
+              <w:lastRenderedPageBreak/>
+              <w:t>ஸோ</w:t>
+            </w:r>
+            <w:r>
+              <w:rPr>
+                <w:rFonts w:ascii="BRH Tamil Tab Extra" w:hAnsi="BRH Tamil Tab Extra" w:cs="Latha"/>
+                <w:b/>
+                <w:sz w:val="32"/>
+                <w:szCs w:val="28"/>
+                <w:highlight w:val="yellow"/>
+                <w:lang w:val="it-IT" w:bidi="ta-IN"/>
+              </w:rPr>
+              <w:t>…</w:t>
+            </w:r>
+            <w:r>
+              <w:rPr>
+                <w:rFonts w:ascii="Latha" w:hAnsi="Latha" w:cs="Latha"/>
+                <w:sz w:val="28"/>
+                <w:szCs w:val="28"/>
+                <w:highlight w:val="yellow"/>
+                <w:cs/>
+                <w:lang w:bidi="ta-IN"/>
+              </w:rPr>
+              <w:t>ம</w:t>
+            </w:r>
+            <w:r>
+              <w:rPr>
+                <w:rFonts w:ascii="BRH Tamil Tab Extra" w:hAnsi="BRH Tamil Tab Extra" w:cs="Latha"/>
+                <w:b/>
+                <w:sz w:val="32"/>
+                <w:szCs w:val="28"/>
+                <w:lang w:val="it-IT" w:bidi="ta-IN"/>
+              </w:rPr>
+              <w:t>…</w:t>
+            </w:r>
+            <w:r>
+              <w:rPr>
+                <w:rFonts w:ascii="Latha" w:hAnsi="Latha" w:cs="Latha"/>
+                <w:sz w:val="28"/>
+                <w:szCs w:val="28"/>
+                <w:cs/>
+                <w:lang w:bidi="ta-IN"/>
+              </w:rPr>
+              <w:t>ரௌ</w:t>
+            </w:r>
+            <w:r>
+              <w:rPr>
+                <w:rFonts w:ascii="BRH Tamil Tab Extra" w:hAnsi="BRH Tamil Tab Extra" w:cs="Latha"/>
+                <w:b/>
+                <w:sz w:val="32"/>
+                <w:szCs w:val="28"/>
+                <w:lang w:val="it-IT" w:bidi="ta-IN"/>
+              </w:rPr>
+              <w:t>…</w:t>
+            </w:r>
+            <w:r>
+              <w:rPr>
+                <w:rFonts w:ascii="Latha" w:hAnsi="Latha" w:cs="Latha"/>
+                <w:sz w:val="28"/>
+                <w:szCs w:val="28"/>
+                <w:cs/>
+                <w:lang w:bidi="ta-IN"/>
+              </w:rPr>
+              <w:t>த்</w:t>
+            </w:r>
+            <w:r>
+              <w:rPr>
+                <w:rFonts w:ascii="Latha" w:hAnsi="Latha" w:cs="Latha"/>
+                <w:b/>
+                <w:bCs/>
+                <w:position w:val="-12"/>
+                <w:sz w:val="28"/>
+                <w:szCs w:val="28"/>
+                <w:cs/>
+                <w:lang w:bidi="ta-IN"/>
+              </w:rPr>
+              <w:t>3</w:t>
+            </w:r>
+            <w:r>
+              <w:rPr>
+                <w:rFonts w:ascii="Latha" w:hAnsi="Latha" w:cs="Latha"/>
+                <w:sz w:val="28"/>
+                <w:szCs w:val="28"/>
+                <w:cs/>
+                <w:lang w:bidi="ta-IN"/>
+              </w:rPr>
+              <w:t>ரமிதி</w:t>
+            </w:r>
+            <w:r>
+              <w:rPr>
+                <w:rFonts w:ascii="BRH Tamil Tab Extra" w:hAnsi="BRH Tamil Tab Extra" w:cs="Latha"/>
+                <w:b/>
+                <w:sz w:val="36"/>
+                <w:szCs w:val="28"/>
+                <w:lang w:val="it-IT" w:bidi="ta-IN"/>
+              </w:rPr>
+              <w:t>†</w:t>
+            </w:r>
+            <w:r>
+              <w:rPr>
+                <w:rFonts w:ascii="Latha" w:hAnsi="Latha" w:cs="Latha"/>
+                <w:sz w:val="28"/>
+                <w:szCs w:val="28"/>
+                <w:lang w:val="it-IT" w:bidi="ta-IN"/>
+              </w:rPr>
+              <w:t xml:space="preserve"> </w:t>
+            </w:r>
+            <w:r>
+              <w:rPr>
+                <w:rFonts w:ascii="Latha" w:hAnsi="Latha" w:cs="Latha"/>
+                <w:sz w:val="28"/>
+                <w:szCs w:val="28"/>
+                <w:cs/>
+                <w:lang w:bidi="ta-IN"/>
+              </w:rPr>
+              <w:t xml:space="preserve">ஸோமா </w:t>
+            </w:r>
+            <w:r>
+              <w:rPr>
+                <w:rFonts w:ascii="Latha" w:hAnsi="Latha" w:cs="Latha"/>
+                <w:sz w:val="28"/>
+                <w:szCs w:val="28"/>
+                <w:lang w:val="it-IT" w:bidi="ta-IN"/>
+              </w:rPr>
+              <w:t xml:space="preserve">- </w:t>
+            </w:r>
+            <w:r>
+              <w:rPr>
+                <w:rFonts w:ascii="Latha" w:hAnsi="Latha" w:cs="Latha"/>
+                <w:sz w:val="28"/>
+                <w:szCs w:val="28"/>
+                <w:cs/>
+                <w:lang w:bidi="ta-IN"/>
+              </w:rPr>
+              <w:t>ரௌ</w:t>
+            </w:r>
+            <w:r>
+              <w:rPr>
+                <w:rFonts w:ascii="BRH Tamil Tab Extra" w:hAnsi="BRH Tamil Tab Extra" w:cs="Latha"/>
+                <w:b/>
+                <w:sz w:val="32"/>
+                <w:szCs w:val="28"/>
+                <w:lang w:val="it-IT" w:bidi="ta-IN"/>
+              </w:rPr>
+              <w:t>…</w:t>
+            </w:r>
+            <w:r>
+              <w:rPr>
+                <w:rFonts w:ascii="Latha" w:hAnsi="Latha" w:cs="Latha"/>
+                <w:sz w:val="28"/>
+                <w:szCs w:val="28"/>
+                <w:cs/>
+                <w:lang w:bidi="ta-IN"/>
+              </w:rPr>
+              <w:t>த்</w:t>
+            </w:r>
+            <w:r>
+              <w:rPr>
+                <w:rFonts w:ascii="Latha" w:hAnsi="Latha" w:cs="Latha"/>
+                <w:b/>
+                <w:bCs/>
+                <w:position w:val="-12"/>
+                <w:sz w:val="28"/>
+                <w:szCs w:val="28"/>
+                <w:cs/>
+                <w:lang w:bidi="ta-IN"/>
+              </w:rPr>
+              <w:t>3</w:t>
+            </w:r>
+            <w:r>
+              <w:rPr>
+                <w:rFonts w:ascii="Latha" w:hAnsi="Latha" w:cs="Latha"/>
+                <w:sz w:val="28"/>
+                <w:szCs w:val="28"/>
+                <w:cs/>
+                <w:lang w:bidi="ta-IN"/>
+              </w:rPr>
+              <w:t xml:space="preserve">ரம் </w:t>
+            </w:r>
+            <w:r>
+              <w:rPr>
+                <w:rFonts w:ascii="Latha" w:hAnsi="Latha" w:cs="Latha"/>
+                <w:sz w:val="28"/>
+                <w:szCs w:val="28"/>
+                <w:lang w:val="it-IT" w:bidi="ta-IN"/>
+              </w:rPr>
+              <w:t>|</w:t>
+            </w:r>
+          </w:p>
+        </w:tc>
+        <w:tc>
+          <w:tcPr>
+            <w:tcW w:w="4810" w:type="dxa"/>
+          </w:tcPr>
+          <w:p>
+            <w:pPr>
+              <w:widowControl w:val="0"/>
+              <w:autoSpaceDE w:val="0"/>
+              <w:autoSpaceDN w:val="0"/>
+              <w:adjustRightInd w:val="0"/>
+              <w:spacing w:before="0" w:line="240" w:lineRule="auto"/>
+              <w:rPr>
+                <w:rFonts w:ascii="BRH Malayalam Extra" w:hAnsi="BRH Malayalam Extra" w:cs="BRH Malayalam Extra"/>
+                <w:color w:val="000000"/>
+                <w:sz w:val="40"/>
+                <w:szCs w:val="40"/>
+                <w:lang w:val="it-IT"/>
+              </w:rPr>
+            </w:pPr>
+            <w:r>
+              <w:rPr>
+                <w:rFonts w:ascii="Latha" w:hAnsi="Latha" w:cs="Latha"/>
+                <w:sz w:val="28"/>
+                <w:szCs w:val="28"/>
+                <w:cs/>
+                <w:lang w:bidi="ta-IN"/>
+              </w:rPr>
+              <w:lastRenderedPageBreak/>
+              <w:t>ஸோ</w:t>
+            </w:r>
+            <w:r>
+              <w:rPr>
+                <w:rFonts w:ascii="BRH Tamil Tab Extra" w:hAnsi="BRH Tamil Tab Extra" w:cs="Latha"/>
+                <w:b/>
+                <w:sz w:val="32"/>
+                <w:szCs w:val="28"/>
+                <w:lang w:val="it-IT" w:bidi="ta-IN"/>
+              </w:rPr>
+              <w:t>…</w:t>
+            </w:r>
+            <w:r>
+              <w:rPr>
+                <w:rFonts w:ascii="Latha" w:hAnsi="Latha" w:cs="Latha"/>
+                <w:sz w:val="28"/>
+                <w:szCs w:val="28"/>
+                <w:cs/>
+                <w:lang w:bidi="ta-IN"/>
+              </w:rPr>
+              <w:t>மா</w:t>
+            </w:r>
+            <w:r>
+              <w:rPr>
+                <w:rFonts w:ascii="BRH Tamil Tab Extra" w:hAnsi="BRH Tamil Tab Extra" w:cs="Latha"/>
+                <w:b/>
+                <w:sz w:val="32"/>
+                <w:szCs w:val="28"/>
+                <w:lang w:val="it-IT" w:bidi="ta-IN"/>
+              </w:rPr>
+              <w:t>…</w:t>
+            </w:r>
+            <w:r>
+              <w:rPr>
+                <w:rFonts w:ascii="Latha" w:hAnsi="Latha" w:cs="Latha"/>
+                <w:sz w:val="28"/>
+                <w:szCs w:val="28"/>
+                <w:cs/>
+                <w:lang w:bidi="ta-IN"/>
+              </w:rPr>
+              <w:t>ரௌ</w:t>
+            </w:r>
+            <w:r>
+              <w:rPr>
+                <w:rFonts w:ascii="BRH Tamil Tab Extra" w:hAnsi="BRH Tamil Tab Extra" w:cs="Latha"/>
+                <w:b/>
+                <w:sz w:val="32"/>
+                <w:szCs w:val="28"/>
+                <w:lang w:val="it-IT" w:bidi="ta-IN"/>
+              </w:rPr>
+              <w:t>…</w:t>
+            </w:r>
+            <w:r>
+              <w:rPr>
+                <w:rFonts w:ascii="Latha" w:hAnsi="Latha" w:cs="Latha"/>
+                <w:sz w:val="28"/>
+                <w:szCs w:val="28"/>
+                <w:cs/>
+                <w:lang w:bidi="ta-IN"/>
+              </w:rPr>
+              <w:t>த்</w:t>
+            </w:r>
+            <w:r>
+              <w:rPr>
+                <w:rFonts w:ascii="Latha" w:hAnsi="Latha" w:cs="Latha"/>
+                <w:b/>
+                <w:bCs/>
+                <w:position w:val="-12"/>
+                <w:sz w:val="28"/>
+                <w:szCs w:val="28"/>
+                <w:cs/>
+                <w:lang w:bidi="ta-IN"/>
+              </w:rPr>
+              <w:t>3</w:t>
+            </w:r>
+            <w:r>
+              <w:rPr>
+                <w:rFonts w:ascii="Latha" w:hAnsi="Latha" w:cs="Latha"/>
+                <w:sz w:val="28"/>
+                <w:szCs w:val="28"/>
+                <w:cs/>
+                <w:lang w:bidi="ta-IN"/>
+              </w:rPr>
+              <w:t>ரஞ் ச</w:t>
+            </w:r>
+            <w:r>
+              <w:rPr>
+                <w:rFonts w:ascii="BRH Tamil Tab Extra" w:hAnsi="BRH Tamil Tab Extra" w:cs="Latha"/>
+                <w:b/>
+                <w:sz w:val="32"/>
+                <w:szCs w:val="28"/>
+                <w:lang w:val="it-IT" w:bidi="ta-IN"/>
+              </w:rPr>
+              <w:t>…</w:t>
+            </w:r>
+            <w:r>
+              <w:rPr>
+                <w:rFonts w:ascii="Latha" w:hAnsi="Latha" w:cs="Latha"/>
+                <w:sz w:val="28"/>
+                <w:szCs w:val="28"/>
+                <w:cs/>
+                <w:lang w:bidi="ta-IN"/>
+              </w:rPr>
+              <w:t xml:space="preserve">ரும் </w:t>
+            </w:r>
+            <w:r>
+              <w:rPr>
+                <w:rFonts w:ascii="Latha" w:hAnsi="Latha" w:cs="Latha"/>
+                <w:sz w:val="28"/>
+                <w:szCs w:val="28"/>
+                <w:lang w:val="it-IT" w:bidi="ta-IN"/>
+              </w:rPr>
+              <w:t xml:space="preserve">| </w:t>
+            </w:r>
+            <w:r>
+              <w:rPr>
+                <w:rFonts w:ascii="Latha" w:hAnsi="Latha" w:cs="Latha"/>
+                <w:sz w:val="28"/>
+                <w:szCs w:val="28"/>
+                <w:cs/>
+                <w:lang w:bidi="ta-IN"/>
+              </w:rPr>
+              <w:lastRenderedPageBreak/>
+              <w:t>ஸோ</w:t>
+            </w:r>
+            <w:r>
+              <w:rPr>
+                <w:rFonts w:ascii="BRH Tamil Tab Extra" w:hAnsi="BRH Tamil Tab Extra" w:cs="Latha"/>
+                <w:b/>
+                <w:sz w:val="32"/>
+                <w:szCs w:val="28"/>
+                <w:lang w:val="it-IT" w:bidi="ta-IN"/>
+              </w:rPr>
+              <w:t>…</w:t>
+            </w:r>
+            <w:r>
+              <w:rPr>
+                <w:rFonts w:ascii="Latha" w:hAnsi="Latha" w:cs="Latha"/>
+                <w:sz w:val="28"/>
+                <w:szCs w:val="28"/>
+                <w:highlight w:val="green"/>
+                <w:cs/>
+                <w:lang w:bidi="ta-IN"/>
+              </w:rPr>
+              <w:t>மா</w:t>
+            </w:r>
+            <w:r>
+              <w:rPr>
+                <w:rFonts w:ascii="BRH Tamil Tab Extra" w:hAnsi="BRH Tamil Tab Extra" w:cs="Latha"/>
+                <w:b/>
+                <w:sz w:val="32"/>
+                <w:szCs w:val="28"/>
+                <w:lang w:val="it-IT" w:bidi="ta-IN"/>
+              </w:rPr>
+              <w:t>…</w:t>
+            </w:r>
+            <w:r>
+              <w:rPr>
+                <w:rFonts w:ascii="Latha" w:hAnsi="Latha" w:cs="Latha"/>
+                <w:sz w:val="28"/>
+                <w:szCs w:val="28"/>
+                <w:cs/>
+                <w:lang w:bidi="ta-IN"/>
+              </w:rPr>
+              <w:t>ரௌ</w:t>
+            </w:r>
+            <w:r>
+              <w:rPr>
+                <w:rFonts w:ascii="BRH Tamil Tab Extra" w:hAnsi="BRH Tamil Tab Extra" w:cs="Latha"/>
+                <w:b/>
+                <w:sz w:val="32"/>
+                <w:szCs w:val="28"/>
+                <w:lang w:val="it-IT" w:bidi="ta-IN"/>
+              </w:rPr>
+              <w:t>…</w:t>
+            </w:r>
+            <w:r>
+              <w:rPr>
+                <w:rFonts w:ascii="Latha" w:hAnsi="Latha" w:cs="Latha"/>
+                <w:sz w:val="28"/>
+                <w:szCs w:val="28"/>
+                <w:cs/>
+                <w:lang w:bidi="ta-IN"/>
+              </w:rPr>
+              <w:t>த்</w:t>
+            </w:r>
+            <w:r>
+              <w:rPr>
+                <w:rFonts w:ascii="Latha" w:hAnsi="Latha" w:cs="Latha"/>
+                <w:b/>
+                <w:bCs/>
+                <w:position w:val="-12"/>
+                <w:sz w:val="28"/>
+                <w:szCs w:val="28"/>
+                <w:cs/>
+                <w:lang w:bidi="ta-IN"/>
+              </w:rPr>
+              <w:t>3</w:t>
+            </w:r>
+            <w:r>
+              <w:rPr>
+                <w:rFonts w:ascii="Latha" w:hAnsi="Latha" w:cs="Latha"/>
+                <w:sz w:val="28"/>
+                <w:szCs w:val="28"/>
+                <w:cs/>
+                <w:lang w:bidi="ta-IN"/>
+              </w:rPr>
+              <w:t>ரமிதி</w:t>
+            </w:r>
+            <w:r>
+              <w:rPr>
+                <w:rFonts w:ascii="BRH Tamil Tab Extra" w:hAnsi="BRH Tamil Tab Extra" w:cs="Latha"/>
+                <w:b/>
+                <w:sz w:val="36"/>
+                <w:szCs w:val="28"/>
+                <w:lang w:val="it-IT" w:bidi="ta-IN"/>
+              </w:rPr>
+              <w:t>†</w:t>
+            </w:r>
+            <w:r>
+              <w:rPr>
+                <w:rFonts w:ascii="Latha" w:hAnsi="Latha" w:cs="Latha"/>
+                <w:sz w:val="28"/>
+                <w:szCs w:val="28"/>
+                <w:lang w:val="it-IT" w:bidi="ta-IN"/>
+              </w:rPr>
+              <w:t xml:space="preserve"> </w:t>
+            </w:r>
+            <w:r>
+              <w:rPr>
+                <w:rFonts w:ascii="Latha" w:hAnsi="Latha" w:cs="Latha"/>
+                <w:sz w:val="28"/>
+                <w:szCs w:val="28"/>
+                <w:cs/>
+                <w:lang w:bidi="ta-IN"/>
+              </w:rPr>
+              <w:t xml:space="preserve">ஸோமா </w:t>
+            </w:r>
+            <w:r>
+              <w:rPr>
+                <w:rFonts w:ascii="Latha" w:hAnsi="Latha" w:cs="Latha"/>
+                <w:sz w:val="28"/>
+                <w:szCs w:val="28"/>
+                <w:lang w:val="it-IT" w:bidi="ta-IN"/>
+              </w:rPr>
+              <w:t xml:space="preserve">- </w:t>
+            </w:r>
+            <w:r>
+              <w:rPr>
+                <w:rFonts w:ascii="Latha" w:hAnsi="Latha" w:cs="Latha"/>
+                <w:sz w:val="28"/>
+                <w:szCs w:val="28"/>
+                <w:cs/>
+                <w:lang w:bidi="ta-IN"/>
+              </w:rPr>
+              <w:t>ரௌ</w:t>
+            </w:r>
+            <w:r>
+              <w:rPr>
+                <w:rFonts w:ascii="BRH Tamil Tab Extra" w:hAnsi="BRH Tamil Tab Extra" w:cs="Latha"/>
+                <w:b/>
+                <w:sz w:val="32"/>
+                <w:szCs w:val="28"/>
+                <w:lang w:val="it-IT" w:bidi="ta-IN"/>
+              </w:rPr>
+              <w:t>…</w:t>
+            </w:r>
+            <w:r>
+              <w:rPr>
+                <w:rFonts w:ascii="Latha" w:hAnsi="Latha" w:cs="Latha"/>
+                <w:sz w:val="28"/>
+                <w:szCs w:val="28"/>
+                <w:cs/>
+                <w:lang w:bidi="ta-IN"/>
+              </w:rPr>
+              <w:t>த்</w:t>
+            </w:r>
+            <w:r>
+              <w:rPr>
+                <w:rFonts w:ascii="Latha" w:hAnsi="Latha" w:cs="Latha"/>
+                <w:b/>
+                <w:bCs/>
+                <w:position w:val="-12"/>
+                <w:sz w:val="28"/>
+                <w:szCs w:val="28"/>
+                <w:cs/>
+                <w:lang w:bidi="ta-IN"/>
+              </w:rPr>
+              <w:t>3</w:t>
+            </w:r>
+            <w:r>
+              <w:rPr>
+                <w:rFonts w:ascii="Latha" w:hAnsi="Latha" w:cs="Latha"/>
+                <w:sz w:val="28"/>
+                <w:szCs w:val="28"/>
+                <w:cs/>
+                <w:lang w:bidi="ta-IN"/>
+              </w:rPr>
+              <w:t xml:space="preserve">ரம் </w:t>
+            </w:r>
+            <w:r>
+              <w:rPr>
+                <w:rFonts w:ascii="Latha" w:hAnsi="Latha" w:cs="Latha"/>
+                <w:sz w:val="28"/>
+                <w:szCs w:val="28"/>
+                <w:lang w:val="it-IT" w:bidi="ta-IN"/>
+              </w:rPr>
+              <w:t>|</w:t>
+            </w:r>
+          </w:p>
+        </w:tc>
+      </w:tr>
+      <w:tr>
+        <w:trPr>
           <w:trHeight w:val="1125"/>
         </w:trPr>
         <w:tc>
@@ -4281,6 +5083,309 @@
                 <w:lang w:val="it-IT" w:bidi="ta-IN"/>
               </w:rPr>
               <w:t>||</w:t>
+            </w:r>
+          </w:p>
+        </w:tc>
+      </w:tr>
+      <w:tr>
+        <w:trPr>
+          <w:trHeight w:val="1126"/>
+        </w:trPr>
+        <w:tc>
+          <w:tcPr>
+            <w:tcW w:w="3715" w:type="dxa"/>
+          </w:tcPr>
+          <w:p>
+            <w:pPr>
+              <w:widowControl w:val="0"/>
+              <w:autoSpaceDE w:val="0"/>
+              <w:autoSpaceDN w:val="0"/>
+              <w:adjustRightInd w:val="0"/>
+              <w:spacing w:before="0" w:line="240" w:lineRule="auto"/>
+              <w:rPr>
+                <w:rFonts w:cs="Arial"/>
+                <w:b/>
+                <w:sz w:val="28"/>
+                <w:szCs w:val="28"/>
+                <w:lang w:val="it-IT"/>
+              </w:rPr>
+            </w:pPr>
+            <w:r>
+              <w:rPr>
+                <w:rFonts w:cs="Arial"/>
+                <w:b/>
+                <w:sz w:val="28"/>
+                <w:szCs w:val="28"/>
+                <w:lang w:val="it-IT"/>
+              </w:rPr>
+              <w:t>TS 2.2.12.</w:t>
+            </w:r>
+            <w:r>
+              <w:rPr>
+                <w:rFonts w:cs="Arial"/>
+                <w:b/>
+                <w:sz w:val="28"/>
+                <w:szCs w:val="28"/>
+                <w:lang w:val="it-IT"/>
+              </w:rPr>
+              <w:t>7</w:t>
+            </w:r>
+            <w:r>
+              <w:rPr>
+                <w:rFonts w:cs="Arial"/>
+                <w:b/>
+                <w:sz w:val="28"/>
+                <w:szCs w:val="28"/>
+                <w:lang w:val="it-IT"/>
+              </w:rPr>
+              <w:t xml:space="preserve"> - Kramam</w:t>
+            </w:r>
+          </w:p>
+          <w:p>
+            <w:pPr>
+              <w:widowControl w:val="0"/>
+              <w:autoSpaceDE w:val="0"/>
+              <w:autoSpaceDN w:val="0"/>
+              <w:adjustRightInd w:val="0"/>
+              <w:spacing w:before="0" w:line="240" w:lineRule="auto"/>
+              <w:rPr>
+                <w:rFonts w:cs="Arial"/>
+                <w:b/>
+                <w:sz w:val="28"/>
+                <w:szCs w:val="28"/>
+                <w:lang w:val="it-IT"/>
+              </w:rPr>
+            </w:pPr>
+            <w:r>
+              <w:rPr>
+                <w:rFonts w:cs="Arial"/>
+                <w:b/>
+                <w:sz w:val="28"/>
+                <w:szCs w:val="28"/>
+                <w:lang w:val="it-IT"/>
+              </w:rPr>
+              <w:t xml:space="preserve">Krama Vaakyam No. - </w:t>
+            </w:r>
+            <w:r>
+              <w:rPr>
+                <w:rFonts w:cs="Arial"/>
+                <w:b/>
+                <w:sz w:val="28"/>
+                <w:szCs w:val="28"/>
+                <w:lang w:val="it-IT"/>
+              </w:rPr>
+              <w:t>56</w:t>
+            </w:r>
+            <w:r>
+              <w:rPr>
+                <w:rFonts w:cs="Arial"/>
+                <w:b/>
+                <w:sz w:val="28"/>
+                <w:szCs w:val="28"/>
+                <w:lang w:val="it-IT"/>
+              </w:rPr>
+              <w:br/>
+              <w:t xml:space="preserve">Panchaati No. - </w:t>
+            </w:r>
+            <w:r>
+              <w:rPr>
+                <w:rFonts w:cs="Arial"/>
+                <w:b/>
+                <w:sz w:val="28"/>
+                <w:szCs w:val="28"/>
+                <w:lang w:val="it-IT"/>
+              </w:rPr>
+              <w:t>70</w:t>
+            </w:r>
+          </w:p>
+        </w:tc>
+        <w:tc>
+          <w:tcPr>
+            <w:tcW w:w="5254" w:type="dxa"/>
+          </w:tcPr>
+          <w:p>
+            <w:pPr>
+              <w:widowControl w:val="0"/>
+              <w:autoSpaceDE w:val="0"/>
+              <w:autoSpaceDN w:val="0"/>
+              <w:adjustRightInd w:val="0"/>
+              <w:spacing w:line="252" w:lineRule="auto"/>
+              <w:rPr>
+                <w:rFonts w:ascii="BRH Malayalam Extra" w:hAnsi="BRH Malayalam Extra" w:cs="BRH Malayalam Extra"/>
+                <w:color w:val="000000"/>
+                <w:sz w:val="40"/>
+                <w:szCs w:val="40"/>
+                <w:lang w:val="it-IT"/>
+              </w:rPr>
+            </w:pPr>
+            <w:r>
+              <w:rPr>
+                <w:rFonts w:ascii="BRH Malayalam Extra" w:hAnsi="BRH Malayalam Extra" w:cs="BRH Malayalam Extra"/>
+                <w:color w:val="000000"/>
+                <w:sz w:val="40"/>
+                <w:szCs w:val="40"/>
+                <w:lang w:val="it-IT"/>
+              </w:rPr>
+              <w:t>öe jxhy—J |</w:t>
+            </w:r>
+            <w:r>
+              <w:rPr>
+                <w:rFonts w:ascii="BRH Malayalam Extra" w:hAnsi="BRH Malayalam Extra" w:cs="BRH Malayalam Extra"/>
+                <w:color w:val="000000"/>
+                <w:sz w:val="40"/>
+                <w:szCs w:val="40"/>
+                <w:lang w:val="it-IT"/>
+              </w:rPr>
+              <w:t xml:space="preserve"> </w:t>
+            </w:r>
+            <w:r>
+              <w:rPr>
+                <w:rFonts w:ascii="BRH Malayalam Extra" w:hAnsi="BRH Malayalam Extra" w:cs="BRH Malayalam Extra"/>
+                <w:color w:val="000000"/>
+                <w:sz w:val="40"/>
+                <w:szCs w:val="40"/>
+                <w:lang w:val="it-IT"/>
+              </w:rPr>
+              <w:t>jxhy</w:t>
+            </w:r>
+            <w:r>
+              <w:rPr>
+                <w:rFonts w:ascii="BRH Malayalam Extra" w:hAnsi="BRH Malayalam Extra" w:cs="BRH Malayalam Extra"/>
+                <w:b/>
+                <w:color w:val="000000"/>
+                <w:sz w:val="32"/>
+                <w:szCs w:val="40"/>
+                <w:highlight w:val="yellow"/>
+                <w:lang w:val="it-IT"/>
+              </w:rPr>
+              <w:t>–</w:t>
+            </w:r>
+            <w:r>
+              <w:rPr>
+                <w:rFonts w:ascii="BRH Malayalam Extra" w:hAnsi="BRH Malayalam Extra" w:cs="BRH Malayalam Extra"/>
+                <w:color w:val="000000"/>
+                <w:sz w:val="40"/>
+                <w:szCs w:val="40"/>
+                <w:highlight w:val="yellow"/>
+                <w:lang w:val="it-IT"/>
+              </w:rPr>
+              <w:t>ª</w:t>
+            </w:r>
+            <w:r>
+              <w:rPr>
+                <w:rFonts w:ascii="BRH Malayalam Extra" w:hAnsi="BRH Malayalam Extra" w:cs="BRH Malayalam Extra"/>
+                <w:b/>
+                <w:color w:val="000000"/>
+                <w:sz w:val="32"/>
+                <w:szCs w:val="40"/>
+                <w:highlight w:val="yellow"/>
+                <w:lang w:val="it-IT"/>
+              </w:rPr>
+              <w:t>–</w:t>
+            </w:r>
+            <w:r>
+              <w:rPr>
+                <w:rFonts w:ascii="BRH Malayalam Extra" w:hAnsi="BRH Malayalam Extra" w:cs="BRH Malayalam Extra"/>
+                <w:color w:val="000000"/>
+                <w:sz w:val="40"/>
+                <w:szCs w:val="40"/>
+                <w:highlight w:val="yellow"/>
+                <w:lang w:val="it-IT"/>
+              </w:rPr>
+              <w:t>.</w:t>
+            </w:r>
+            <w:r>
+              <w:rPr>
+                <w:rFonts w:ascii="BRH Malayalam Extra" w:hAnsi="BRH Malayalam Extra" w:cs="BRH Malayalam Extra"/>
+                <w:color w:val="000000"/>
+                <w:sz w:val="40"/>
+                <w:szCs w:val="40"/>
+                <w:lang w:val="it-IT"/>
+              </w:rPr>
+              <w:t xml:space="preserve"> jxsy— |</w:t>
+            </w:r>
+          </w:p>
+        </w:tc>
+        <w:tc>
+          <w:tcPr>
+            <w:tcW w:w="4810" w:type="dxa"/>
+          </w:tcPr>
+          <w:p>
+            <w:pPr>
+              <w:widowControl w:val="0"/>
+              <w:autoSpaceDE w:val="0"/>
+              <w:autoSpaceDN w:val="0"/>
+              <w:adjustRightInd w:val="0"/>
+              <w:spacing w:line="252" w:lineRule="auto"/>
+              <w:rPr>
+                <w:rFonts w:ascii="BRH Malayalam Extra" w:hAnsi="BRH Malayalam Extra" w:cs="BRH Malayalam Extra"/>
+                <w:color w:val="000000"/>
+                <w:sz w:val="40"/>
+                <w:szCs w:val="40"/>
+                <w:lang w:val="it-IT"/>
+              </w:rPr>
+            </w:pPr>
+            <w:r>
+              <w:rPr>
+                <w:rFonts w:ascii="BRH Malayalam Extra" w:hAnsi="BRH Malayalam Extra" w:cs="BRH Malayalam Extra"/>
+                <w:color w:val="000000"/>
+                <w:sz w:val="40"/>
+                <w:szCs w:val="40"/>
+                <w:lang w:val="it-IT"/>
+              </w:rPr>
+              <w:t>öe jxhy—J |</w:t>
+            </w:r>
+            <w:r>
+              <w:rPr>
+                <w:rFonts w:ascii="BRH Malayalam Extra" w:hAnsi="BRH Malayalam Extra" w:cs="BRH Malayalam Extra"/>
+                <w:color w:val="000000"/>
+                <w:sz w:val="40"/>
+                <w:szCs w:val="40"/>
+                <w:lang w:val="it-IT"/>
+              </w:rPr>
+              <w:t xml:space="preserve"> </w:t>
+            </w:r>
+            <w:r>
+              <w:rPr>
+                <w:rFonts w:ascii="BRH Malayalam Extra" w:hAnsi="BRH Malayalam Extra" w:cs="BRH Malayalam Extra"/>
+                <w:color w:val="000000"/>
+                <w:sz w:val="40"/>
+                <w:szCs w:val="40"/>
+                <w:lang w:val="it-IT"/>
+              </w:rPr>
+              <w:t>jxhy</w:t>
+            </w:r>
+            <w:r>
+              <w:rPr>
+                <w:rFonts w:ascii="BRH Malayalam Extra" w:hAnsi="BRH Malayalam Extra" w:cs="BRH Malayalam Extra"/>
+                <w:b/>
+                <w:color w:val="000000"/>
+                <w:sz w:val="32"/>
+                <w:szCs w:val="40"/>
+                <w:lang w:val="it-IT"/>
+              </w:rPr>
+              <w:t>–</w:t>
+            </w:r>
+            <w:r>
+              <w:rPr>
+                <w:rFonts w:ascii="BRH Malayalam Extra" w:hAnsi="BRH Malayalam Extra" w:cs="BRH Malayalam Extra"/>
+                <w:color w:val="000000"/>
+                <w:sz w:val="40"/>
+                <w:szCs w:val="40"/>
+                <w:highlight w:val="green"/>
+                <w:lang w:val="it-IT"/>
+              </w:rPr>
+              <w:t>ª</w:t>
+            </w:r>
+            <w:r>
+              <w:rPr>
+                <w:rFonts w:ascii="BRH Malayalam Extra" w:hAnsi="BRH Malayalam Extra" w:cs="BRH Malayalam Extra"/>
+                <w:color w:val="000000"/>
+                <w:sz w:val="40"/>
+                <w:szCs w:val="40"/>
+                <w:lang w:val="it-IT"/>
+              </w:rPr>
+              <w:t xml:space="preserve"> jxsy— |</w:t>
             </w:r>
           </w:p>
         </w:tc>
@@ -4645,6 +5750,7 @@
                 <w:szCs w:val="28"/>
                 <w:lang w:val="it-IT"/>
               </w:rPr>
+              <w:lastRenderedPageBreak/>
               <w:t>TS 2.2.3.1 - Kramam</w:t>
             </w:r>
           </w:p>
@@ -5262,16 +6368,6 @@
                 <w:lang w:val="it-IT"/>
               </w:rPr>
               <w:br/>
-            </w:r>
-            <w:r>
-              <w:rPr>
-                <w:rFonts w:cs="Arial"/>
-                <w:b/>
-                <w:sz w:val="28"/>
-                <w:szCs w:val="28"/>
-                <w:lang w:val="it-IT"/>
-              </w:rPr>
-              <w:lastRenderedPageBreak/>
               <w:t>Panchaati No. - 14</w:t>
             </w:r>
           </w:p>
@@ -5308,7 +6404,6 @@
                 <w:cs/>
                 <w:lang w:bidi="ta-IN"/>
               </w:rPr>
-              <w:lastRenderedPageBreak/>
               <w:t>பா</w:t>
             </w:r>
             <w:r>
@@ -5464,7 +6559,6 @@
                 <w:cs/>
                 <w:lang w:bidi="ta-IN"/>
               </w:rPr>
-              <w:lastRenderedPageBreak/>
               <w:t>பா</w:t>
             </w:r>
             <w:r>
@@ -5614,7 +6708,6 @@
                 <w:cs/>
                 <w:lang w:bidi="ta-IN"/>
               </w:rPr>
-              <w:lastRenderedPageBreak/>
               <w:t>பா</w:t>
             </w:r>
             <w:r>
@@ -5766,7 +6859,6 @@
                 <w:cs/>
                 <w:lang w:bidi="ta-IN"/>
               </w:rPr>
-              <w:lastRenderedPageBreak/>
               <w:t>பா</w:t>
             </w:r>
             <w:r>
@@ -8016,6 +9108,7 @@
                 <w:szCs w:val="28"/>
                 <w:lang w:val="it-IT"/>
               </w:rPr>
+              <w:lastRenderedPageBreak/>
               <w:t>TS 2.2.6.5 - Kramam</w:t>
             </w:r>
           </w:p>
@@ -8769,16 +9862,6 @@
                 <w:lang w:bidi="ta-IN"/>
               </w:rPr>
               <w:br/>
-            </w:r>
-            <w:r>
-              <w:rPr>
-                <w:rFonts w:ascii="Latha" w:hAnsi="Latha" w:cs="Latha"/>
-                <w:sz w:val="28"/>
-                <w:szCs w:val="28"/>
-                <w:cs/>
-                <w:lang w:bidi="ta-IN"/>
-              </w:rPr>
-              <w:lastRenderedPageBreak/>
               <w:t>முசே</w:t>
             </w:r>
             <w:r>
@@ -8835,7 +9918,6 @@
                 <w:cs/>
                 <w:lang w:bidi="ta-IN"/>
               </w:rPr>
-              <w:lastRenderedPageBreak/>
               <w:t>அ</w:t>
             </w:r>
             <w:r>
@@ -8999,16 +10081,6 @@
                 <w:lang w:bidi="ta-IN"/>
               </w:rPr>
               <w:br/>
-            </w:r>
-            <w:r>
-              <w:rPr>
-                <w:rFonts w:ascii="Latha" w:hAnsi="Latha" w:cs="Latha"/>
-                <w:sz w:val="28"/>
-                <w:szCs w:val="28"/>
-                <w:cs/>
-                <w:lang w:bidi="ta-IN"/>
-              </w:rPr>
-              <w:lastRenderedPageBreak/>
               <w:t>முசே</w:t>
             </w:r>
             <w:r>
@@ -9070,7 +10142,6 @@
                 <w:szCs w:val="28"/>
                 <w:lang w:val="it-IT"/>
               </w:rPr>
-              <w:lastRenderedPageBreak/>
               <w:t>TS 2.2.8.2 - Kramam</w:t>
             </w:r>
           </w:p>
@@ -11131,6 +12202,7 @@
                 <w:szCs w:val="28"/>
                 <w:lang w:val="it-IT"/>
               </w:rPr>
+              <w:lastRenderedPageBreak/>
               <w:t>TS 2.2.11.3 - Kramam</w:t>
             </w:r>
           </w:p>

--- a/TS-Kramam/TS-2.2/TS 2.2 Tamil Krama Paatam Corrections.docx
+++ b/TS-Kramam/TS-2.2/TS 2.2 Tamil Krama Paatam Corrections.docx
@@ -1,6 +1,6 @@
 
 <file path=word/document.xml><?xml version="1.0" encoding="utf-8"?>
-<w:document xmlns:wpc="http://schemas.microsoft.com/office/word/2010/wordprocessingCanvas" xmlns:cx="http://schemas.microsoft.com/office/drawing/2014/chartex" xmlns:cx1="http://schemas.microsoft.com/office/drawing/2015/9/8/chartex" xmlns:cx2="http://schemas.microsoft.com/office/drawing/2015/10/21/chartex" xmlns:cx3="http://schemas.microsoft.com/office/drawing/2016/5/9/chartex" xmlns:cx4="http://schemas.microsoft.com/office/drawing/2016/5/10/chartex" xmlns:cx5="http://schemas.microsoft.com/office/drawing/2016/5/11/chartex" xmlns:cx6="http://schemas.microsoft.com/office/drawing/2016/5/12/chartex" xmlns:cx7="http://schemas.microsoft.com/office/drawing/2016/5/13/chartex" xmlns:cx8="http://schemas.microsoft.com/office/drawing/2016/5/14/chartex" xmlns:mc="http://schemas.openxmlformats.org/markup-compatibility/2006" xmlns:aink="http://schemas.microsoft.com/office/drawing/2016/ink" xmlns:am3d="http://schemas.microsoft.com/office/drawing/2017/model3d" xmlns:o="urn:schemas-microsoft-com:office:office" xmlns:oel="http://schemas.microsoft.com/office/2019/extlst" xmlns:r="http://schemas.openxmlformats.org/officeDocument/2006/relationships" xmlns:m="http://schemas.openxmlformats.org/officeDocument/2006/math" xmlns:v="urn:schemas-microsoft-com:vml" xmlns:wp14="http://schemas.microsoft.com/office/word/2010/wordprocessingDrawing" xmlns:wp="http://schemas.openxmlformats.org/drawingml/2006/wordprocessingDrawing" xmlns:w10="urn:schemas-microsoft-com:office:word" xmlns:w="http://schemas.openxmlformats.org/wordprocessingml/2006/main" xmlns:w14="http://schemas.microsoft.com/office/word/2010/wordml" xmlns:w15="http://schemas.microsoft.com/office/word/2012/wordml" xmlns:w16cex="http://schemas.microsoft.com/office/word/2018/wordml/cex" xmlns:w16cid="http://schemas.microsoft.com/office/word/2016/wordml/cid" xmlns:w16="http://schemas.microsoft.com/office/word/2018/wordml" xmlns:w16du="http://schemas.microsoft.com/office/word/2023/wordml/word16du" xmlns:w16sdtdh="http://schemas.microsoft.com/office/word/2020/wordml/sdtdatahash" xmlns:w16sdtfl="http://schemas.microsoft.com/office/word/2024/wordml/sdtformatlock" xmlns:w16se="http://schemas.microsoft.com/office/word/2015/wordml/symex" xmlns:wpg="http://schemas.microsoft.com/office/word/2010/wordprocessingGroup" xmlns:wpi="http://schemas.microsoft.com/office/word/2010/wordprocessingInk" xmlns:wne="http://schemas.microsoft.com/office/word/2006/wordml" xmlns:wps="http://schemas.microsoft.com/office/word/2010/wordprocessingShape" mc:Ignorable="w14 w15 w16se w16cid w16 w16cex w16sdtdh w16sdtfl w16du wp14">
+<w:document xmlns:wpc="http://schemas.microsoft.com/office/word/2010/wordprocessingCanvas" xmlns:cx="http://schemas.microsoft.com/office/drawing/2014/chartex" xmlns:cx1="http://schemas.microsoft.com/office/drawing/2015/9/8/chartex" xmlns:cx2="http://schemas.microsoft.com/office/drawing/2015/10/21/chartex" xmlns:cx3="http://schemas.microsoft.com/office/drawing/2016/5/9/chartex" xmlns:cx4="http://schemas.microsoft.com/office/drawing/2016/5/10/chartex" xmlns:cx5="http://schemas.microsoft.com/office/drawing/2016/5/11/chartex" xmlns:cx6="http://schemas.microsoft.com/office/drawing/2016/5/12/chartex" xmlns:cx7="http://schemas.microsoft.com/office/drawing/2016/5/13/chartex" xmlns:cx8="http://schemas.microsoft.com/office/drawing/2016/5/14/chartex" xmlns:mc="http://schemas.openxmlformats.org/markup-compatibility/2006" xmlns:aink="http://schemas.microsoft.com/office/drawing/2016/ink" xmlns:am3d="http://schemas.microsoft.com/office/drawing/2017/model3d" xmlns:o="urn:schemas-microsoft-com:office:office" xmlns:oel="http://schemas.microsoft.com/office/2019/extlst" xmlns:r="http://schemas.openxmlformats.org/officeDocument/2006/relationships" xmlns:m="http://schemas.openxmlformats.org/officeDocument/2006/math" xmlns:v="urn:schemas-microsoft-com:vml" xmlns:wp14="http://schemas.microsoft.com/office/word/2010/wordprocessingDrawing" xmlns:wp="http://schemas.openxmlformats.org/drawingml/2006/wordprocessingDrawing" xmlns:w10="urn:schemas-microsoft-com:office:word" xmlns:w="http://schemas.openxmlformats.org/wordprocessingml/2006/main" xmlns:w14="http://schemas.microsoft.com/office/word/2010/wordml" xmlns:w15="http://schemas.microsoft.com/office/word/2012/wordml" xmlns:w16cei="http://schemas.microsoft.com/office/word/2026/wordml/cei" xmlns:w16cex="http://schemas.microsoft.com/office/word/2018/wordml/cex" xmlns:w16cid="http://schemas.microsoft.com/office/word/2016/wordml/cid" xmlns:w16="http://schemas.microsoft.com/office/word/2018/wordml" xmlns:w16du="http://schemas.microsoft.com/office/word/2023/wordml/word16du" xmlns:w16sdtdh="http://schemas.microsoft.com/office/word/2020/wordml/sdtdatahash" xmlns:w16sdtfl="http://schemas.microsoft.com/office/word/2024/wordml/sdtformatlock" xmlns:w16se="http://schemas.microsoft.com/office/word/2015/wordml/symex" xmlns:wpg="http://schemas.microsoft.com/office/word/2010/wordprocessingGroup" xmlns:wpi="http://schemas.microsoft.com/office/word/2010/wordprocessingInk" xmlns:wne="http://schemas.microsoft.com/office/word/2006/wordml" xmlns:wps="http://schemas.microsoft.com/office/word/2010/wordprocessingShape" mc:Ignorable="w14 w15 w16se w16cid w16 w16cex w16sdtdh w16sdtfl w16du wp14">
   <w:body>
     <w:p>
       <w:pPr>
@@ -104,20 +104,32 @@
         <w:rPr>
           <w:b/>
           <w:bCs/>
-          <w:color w:val="EE0000"/>
           <w:sz w:val="32"/>
           <w:szCs w:val="32"/>
-          <w:highlight w:val="yellow"/>
           <w:u w:val="single"/>
         </w:rPr>
-        <w:t>xxxxxxx</w:t>
+        <w:t>31</w:t>
       </w:r>
       <w:r>
         <w:rPr>
           <w:b/>
           <w:bCs/>
+          <w:sz w:val="32"/>
+          <w:szCs w:val="32"/>
+          <w:u w:val="single"/>
+          <w:vertAlign w:val="superscript"/>
         </w:rPr>
-        <w:t xml:space="preserve"> </w:t>
+        <w:t>st</w:t>
+      </w:r>
+      <w:r>
+        <w:rPr>
+          <w:b/>
+          <w:bCs/>
+          <w:sz w:val="32"/>
+          <w:szCs w:val="32"/>
+          <w:u w:val="single"/>
+        </w:rPr>
+        <w:t xml:space="preserve"> July 2026</w:t>
       </w:r>
       <w:r>
         <w:rPr>
@@ -2710,6 +2722,124 @@
               <w:spacing w:before="0" w:line="240" w:lineRule="auto"/>
               <w:ind w:right="-279"/>
               <w:rPr>
+                <w:rFonts w:ascii="Latha" w:hAnsi="Latha" w:cs="Latha"/>
+                <w:sz w:val="28"/>
+                <w:szCs w:val="28"/>
+                <w:lang w:val="it-IT" w:bidi="ta-IN"/>
+              </w:rPr>
+            </w:pPr>
+            <w:r>
+              <w:rPr>
+                <w:rFonts w:ascii="Latha" w:hAnsi="Latha" w:cs="Latha"/>
+                <w:sz w:val="28"/>
+                <w:szCs w:val="28"/>
+                <w:cs/>
+                <w:lang w:bidi="ta-IN"/>
+              </w:rPr>
+              <w:t>ஏ</w:t>
+            </w:r>
+            <w:r>
+              <w:rPr>
+                <w:rFonts w:ascii="BRH Tamil Tab Extra" w:hAnsi="BRH Tamil Tab Extra" w:cs="Latha"/>
+                <w:b/>
+                <w:sz w:val="32"/>
+                <w:szCs w:val="28"/>
+                <w:lang w:val="it-IT" w:bidi="ta-IN"/>
+              </w:rPr>
+              <w:t>…</w:t>
+            </w:r>
+            <w:r>
+              <w:rPr>
+                <w:rFonts w:ascii="Latha" w:hAnsi="Latha" w:cs="Latha"/>
+                <w:sz w:val="28"/>
+                <w:szCs w:val="28"/>
+                <w:cs/>
+                <w:lang w:bidi="ta-IN"/>
+              </w:rPr>
+              <w:t>த</w:t>
+            </w:r>
+            <w:r>
+              <w:rPr>
+                <w:rFonts w:ascii="Latha" w:hAnsi="Latha" w:cs="Latha"/>
+                <w:sz w:val="28"/>
+                <w:szCs w:val="28"/>
+                <w:highlight w:val="green"/>
+                <w:cs/>
+                <w:lang w:bidi="ta-IN"/>
+              </w:rPr>
+              <w:t>ஸ்யை</w:t>
+            </w:r>
+            <w:r>
+              <w:rPr>
+                <w:rFonts w:ascii="Latha" w:hAnsi="Latha" w:cs="Latha"/>
+                <w:sz w:val="28"/>
+                <w:szCs w:val="28"/>
+                <w:cs/>
+                <w:lang w:bidi="ta-IN"/>
+              </w:rPr>
+              <w:t>க</w:t>
+            </w:r>
+            <w:r>
+              <w:rPr>
+                <w:rFonts w:ascii="BRH Tamil Tab Extra" w:hAnsi="BRH Tamil Tab Extra" w:cs="Latha"/>
+                <w:b/>
+                <w:sz w:val="36"/>
+                <w:szCs w:val="28"/>
+                <w:lang w:val="it-IT" w:bidi="ta-IN"/>
+              </w:rPr>
+              <w:t>†</w:t>
+            </w:r>
+            <w:r>
+              <w:rPr>
+                <w:rFonts w:ascii="Latha" w:hAnsi="Latha" w:cs="Latha"/>
+                <w:sz w:val="28"/>
+                <w:szCs w:val="28"/>
+                <w:cs/>
+                <w:lang w:bidi="ta-IN"/>
+              </w:rPr>
+              <w:t>கபால</w:t>
+            </w:r>
+            <w:r>
+              <w:rPr>
+                <w:rFonts w:ascii="Latha" w:hAnsi="Latha" w:cs="Latha"/>
+                <w:b/>
+                <w:bCs/>
+                <w:sz w:val="32"/>
+                <w:szCs w:val="32"/>
+                <w:cs/>
+                <w:lang w:bidi="ta-IN"/>
+              </w:rPr>
+              <w:t>:</w:t>
+            </w:r>
+            <w:r>
+              <w:rPr>
+                <w:rFonts w:ascii="Latha" w:hAnsi="Latha" w:cs="Latha"/>
+                <w:sz w:val="28"/>
+                <w:szCs w:val="28"/>
+                <w:cs/>
+                <w:lang w:bidi="ta-IN"/>
+              </w:rPr>
+              <w:t xml:space="preserve"> </w:t>
+            </w:r>
+            <w:r>
+              <w:rPr>
+                <w:rFonts w:ascii="Latha" w:hAnsi="Latha" w:cs="Latha"/>
+                <w:sz w:val="28"/>
+                <w:szCs w:val="28"/>
+                <w:lang w:val="it-IT" w:bidi="ta-IN"/>
+              </w:rPr>
+              <w:t>|</w:t>
+            </w:r>
+          </w:p>
+          <w:p>
+            <w:pPr>
+              <w:widowControl w:val="0"/>
+              <w:autoSpaceDE w:val="0"/>
+              <w:autoSpaceDN w:val="0"/>
+              <w:adjustRightInd w:val="0"/>
+              <w:spacing w:before="0" w:line="240" w:lineRule="auto"/>
+              <w:ind w:right="-279"/>
+              <w:rPr>
                 <w:rFonts w:ascii="BRH Devanagari Extra" w:hAnsi="BRH Devanagari Extra" w:cs="BRH Devanagari Extra"/>
                 <w:color w:val="000000"/>
                 <w:sz w:val="40"/>
@@ -2717,108 +2847,6 @@
                 <w:lang w:val="it-IT"/>
               </w:rPr>
             </w:pPr>
-            <w:r>
-              <w:rPr>
-                <w:rFonts w:ascii="Latha" w:hAnsi="Latha" w:cs="Latha"/>
-                <w:sz w:val="28"/>
-                <w:szCs w:val="28"/>
-                <w:cs/>
-                <w:lang w:bidi="ta-IN"/>
-              </w:rPr>
-              <w:t>ஏ</w:t>
-            </w:r>
-            <w:r>
-              <w:rPr>
-                <w:rFonts w:ascii="BRH Tamil Tab Extra" w:hAnsi="BRH Tamil Tab Extra" w:cs="Latha"/>
-                <w:b/>
-                <w:sz w:val="32"/>
-                <w:szCs w:val="28"/>
-                <w:lang w:val="it-IT" w:bidi="ta-IN"/>
-              </w:rPr>
-              <w:t>…</w:t>
-            </w:r>
-            <w:r>
-              <w:rPr>
-                <w:rFonts w:ascii="Latha" w:hAnsi="Latha" w:cs="Latha"/>
-                <w:sz w:val="28"/>
-                <w:szCs w:val="28"/>
-                <w:cs/>
-                <w:lang w:bidi="ta-IN"/>
-              </w:rPr>
-              <w:t>த</w:t>
-            </w:r>
-            <w:r>
-              <w:rPr>
-                <w:rFonts w:ascii="Latha" w:hAnsi="Latha" w:cs="Latha"/>
-                <w:sz w:val="28"/>
-                <w:szCs w:val="28"/>
-                <w:highlight w:val="green"/>
-                <w:cs/>
-                <w:lang w:bidi="ta-IN"/>
-              </w:rPr>
-              <w:t>ஸ்யை</w:t>
-            </w:r>
-            <w:r>
-              <w:rPr>
-                <w:rFonts w:ascii="Latha" w:hAnsi="Latha" w:cs="Latha"/>
-                <w:sz w:val="28"/>
-                <w:szCs w:val="28"/>
-                <w:cs/>
-                <w:lang w:bidi="ta-IN"/>
-              </w:rPr>
-              <w:t>க</w:t>
-            </w:r>
-            <w:r>
-              <w:rPr>
-                <w:rFonts w:ascii="BRH Tamil Tab Extra" w:hAnsi="BRH Tamil Tab Extra" w:cs="Latha"/>
-                <w:b/>
-                <w:sz w:val="36"/>
-                <w:szCs w:val="28"/>
-                <w:lang w:val="it-IT" w:bidi="ta-IN"/>
-              </w:rPr>
-              <w:t>†</w:t>
-            </w:r>
-            <w:r>
-              <w:rPr>
-                <w:rFonts w:ascii="Latha" w:hAnsi="Latha" w:cs="Latha"/>
-                <w:sz w:val="28"/>
-                <w:szCs w:val="28"/>
-                <w:cs/>
-                <w:lang w:bidi="ta-IN"/>
-              </w:rPr>
-              <w:t>கபால</w:t>
-            </w:r>
-            <w:r>
-              <w:rPr>
-                <w:rFonts w:ascii="Latha" w:hAnsi="Latha" w:cs="Latha"/>
-                <w:b/>
-                <w:bCs/>
-                <w:sz w:val="32"/>
-                <w:szCs w:val="32"/>
-                <w:cs/>
-                <w:lang w:bidi="ta-IN"/>
-              </w:rPr>
-              <w:t>:</w:t>
-            </w:r>
-            <w:r>
-              <w:rPr>
-                <w:rFonts w:ascii="Latha" w:hAnsi="Latha" w:cs="Latha"/>
-                <w:sz w:val="28"/>
-                <w:szCs w:val="28"/>
-                <w:cs/>
-                <w:lang w:bidi="ta-IN"/>
-              </w:rPr>
-              <w:t xml:space="preserve"> </w:t>
-            </w:r>
-            <w:r>
-              <w:rPr>
-                <w:rFonts w:ascii="Latha" w:hAnsi="Latha" w:cs="Latha"/>
-                <w:sz w:val="28"/>
-                <w:szCs w:val="28"/>
-                <w:lang w:val="it-IT" w:bidi="ta-IN"/>
-              </w:rPr>
-              <w:t>|</w:t>
-            </w:r>
           </w:p>
         </w:tc>
       </w:tr>
@@ -2853,6 +2881,7 @@
                 <w:szCs w:val="28"/>
                 <w:lang w:val="it-IT"/>
               </w:rPr>
+              <w:lastRenderedPageBreak/>
               <w:t>TS 2.2.</w:t>
             </w:r>
             <w:r>
@@ -2920,16 +2949,6 @@
                 <w:lang w:val="it-IT"/>
               </w:rPr>
               <w:br/>
-            </w:r>
-            <w:r>
-              <w:rPr>
-                <w:rFonts w:cs="Arial"/>
-                <w:b/>
-                <w:sz w:val="28"/>
-                <w:szCs w:val="28"/>
-                <w:lang w:val="it-IT"/>
-              </w:rPr>
-              <w:lastRenderedPageBreak/>
               <w:t xml:space="preserve">Panchaati No. - </w:t>
             </w:r>
             <w:r>
@@ -2971,7 +2990,6 @@
                 <w:cs/>
                 <w:lang w:bidi="ta-IN"/>
               </w:rPr>
-              <w:lastRenderedPageBreak/>
               <w:t>ஸோ</w:t>
             </w:r>
             <w:r>
@@ -3094,7 +3112,6 @@
                 <w:cs/>
                 <w:lang w:bidi="ta-IN"/>
               </w:rPr>
-              <w:lastRenderedPageBreak/>
               <w:t>ஸோ</w:t>
             </w:r>
             <w:r>
@@ -3311,7 +3328,6 @@
                 <w:cs/>
                 <w:lang w:bidi="ta-IN"/>
               </w:rPr>
-              <w:lastRenderedPageBreak/>
               <w:t>ஸோ</w:t>
             </w:r>
             <w:r>
@@ -3434,7 +3450,6 @@
                 <w:cs/>
                 <w:lang w:bidi="ta-IN"/>
               </w:rPr>
-              <w:lastRenderedPageBreak/>
               <w:t>ஸோ</w:t>
             </w:r>
             <w:r>
@@ -3655,7 +3670,6 @@
                 <w:szCs w:val="28"/>
                 <w:lang w:val="it-IT"/>
               </w:rPr>
-              <w:lastRenderedPageBreak/>
               <w:t>TS 2.2.12.1 - Kramam</w:t>
             </w:r>
           </w:p>
@@ -4068,8 +4082,19 @@
                 <w:szCs w:val="28"/>
                 <w:lang w:bidi="ta-IN"/>
               </w:rPr>
-              <w:t>No visargam</w:t>
-            </w:r>
+              <w:t xml:space="preserve">No </w:t>
+            </w:r>
+            <w:proofErr w:type="spellStart"/>
+            <w:r>
+              <w:rPr>
+                <w:rFonts w:cs="Arial"/>
+                <w:sz w:val="28"/>
+                <w:szCs w:val="28"/>
+                <w:lang w:bidi="ta-IN"/>
+              </w:rPr>
+              <w:t>visargam</w:t>
+            </w:r>
+            <w:proofErr w:type="spellEnd"/>
           </w:p>
         </w:tc>
       </w:tr>
@@ -4498,6 +4523,8 @@
             <w:r>
               <w:rPr>
                 <w:rFonts w:cs="Arial"/>
+                <w:b/>
+                <w:bCs/>
                 <w:color w:val="000000"/>
                 <w:szCs w:val="24"/>
                 <w:lang w:val="it-IT"/>
@@ -4507,6 +4534,8 @@
             <w:r>
               <w:rPr>
                 <w:rFonts w:ascii="BRH Devanagari Extra" w:hAnsi="BRH Devanagari Extra" w:cs="BRH Devanagari Extra"/>
+                <w:b/>
+                <w:bCs/>
                 <w:color w:val="000000"/>
                 <w:sz w:val="28"/>
                 <w:szCs w:val="28"/>
@@ -5087,374 +5116,83 @@
           </w:p>
         </w:tc>
       </w:tr>
-      <w:tr>
-        <w:trPr>
-          <w:trHeight w:val="1126"/>
-        </w:trPr>
-        <w:tc>
-          <w:tcPr>
-            <w:tcW w:w="3715" w:type="dxa"/>
-          </w:tcPr>
-          <w:p>
-            <w:pPr>
-              <w:widowControl w:val="0"/>
-              <w:autoSpaceDE w:val="0"/>
-              <w:autoSpaceDN w:val="0"/>
-              <w:adjustRightInd w:val="0"/>
-              <w:spacing w:before="0" w:line="240" w:lineRule="auto"/>
-              <w:rPr>
-                <w:rFonts w:cs="Arial"/>
-                <w:b/>
-                <w:sz w:val="28"/>
-                <w:szCs w:val="28"/>
-                <w:lang w:val="it-IT"/>
-              </w:rPr>
-            </w:pPr>
-            <w:r>
-              <w:rPr>
-                <w:rFonts w:cs="Arial"/>
-                <w:b/>
-                <w:sz w:val="28"/>
-                <w:szCs w:val="28"/>
-                <w:lang w:val="it-IT"/>
-              </w:rPr>
-              <w:t>TS 2.2.12.</w:t>
-            </w:r>
-            <w:r>
-              <w:rPr>
-                <w:rFonts w:cs="Arial"/>
-                <w:b/>
-                <w:sz w:val="28"/>
-                <w:szCs w:val="28"/>
-                <w:lang w:val="it-IT"/>
-              </w:rPr>
-              <w:t>7</w:t>
-            </w:r>
-            <w:r>
-              <w:rPr>
-                <w:rFonts w:cs="Arial"/>
-                <w:b/>
-                <w:sz w:val="28"/>
-                <w:szCs w:val="28"/>
-                <w:lang w:val="it-IT"/>
-              </w:rPr>
-              <w:t xml:space="preserve"> - Kramam</w:t>
-            </w:r>
-          </w:p>
-          <w:p>
-            <w:pPr>
-              <w:widowControl w:val="0"/>
-              <w:autoSpaceDE w:val="0"/>
-              <w:autoSpaceDN w:val="0"/>
-              <w:adjustRightInd w:val="0"/>
-              <w:spacing w:before="0" w:line="240" w:lineRule="auto"/>
-              <w:rPr>
-                <w:rFonts w:cs="Arial"/>
-                <w:b/>
-                <w:sz w:val="28"/>
-                <w:szCs w:val="28"/>
-                <w:lang w:val="it-IT"/>
-              </w:rPr>
-            </w:pPr>
-            <w:r>
-              <w:rPr>
-                <w:rFonts w:cs="Arial"/>
-                <w:b/>
-                <w:sz w:val="28"/>
-                <w:szCs w:val="28"/>
-                <w:lang w:val="it-IT"/>
-              </w:rPr>
-              <w:t xml:space="preserve">Krama Vaakyam No. - </w:t>
-            </w:r>
-            <w:r>
-              <w:rPr>
-                <w:rFonts w:cs="Arial"/>
-                <w:b/>
-                <w:sz w:val="28"/>
-                <w:szCs w:val="28"/>
-                <w:lang w:val="it-IT"/>
-              </w:rPr>
-              <w:t>56</w:t>
-            </w:r>
-            <w:r>
-              <w:rPr>
-                <w:rFonts w:cs="Arial"/>
-                <w:b/>
-                <w:sz w:val="28"/>
-                <w:szCs w:val="28"/>
-                <w:lang w:val="it-IT"/>
-              </w:rPr>
-              <w:br/>
-              <w:t xml:space="preserve">Panchaati No. - </w:t>
-            </w:r>
-            <w:r>
-              <w:rPr>
-                <w:rFonts w:cs="Arial"/>
-                <w:b/>
-                <w:sz w:val="28"/>
-                <w:szCs w:val="28"/>
-                <w:lang w:val="it-IT"/>
-              </w:rPr>
-              <w:t>70</w:t>
-            </w:r>
-          </w:p>
-        </w:tc>
-        <w:tc>
-          <w:tcPr>
-            <w:tcW w:w="5254" w:type="dxa"/>
-          </w:tcPr>
-          <w:p>
-            <w:pPr>
-              <w:widowControl w:val="0"/>
-              <w:autoSpaceDE w:val="0"/>
-              <w:autoSpaceDN w:val="0"/>
-              <w:adjustRightInd w:val="0"/>
-              <w:spacing w:line="252" w:lineRule="auto"/>
-              <w:rPr>
-                <w:rFonts w:ascii="BRH Malayalam Extra" w:hAnsi="BRH Malayalam Extra" w:cs="BRH Malayalam Extra"/>
-                <w:color w:val="000000"/>
-                <w:sz w:val="40"/>
-                <w:szCs w:val="40"/>
-                <w:lang w:val="it-IT"/>
-              </w:rPr>
-            </w:pPr>
-            <w:r>
-              <w:rPr>
-                <w:rFonts w:ascii="BRH Malayalam Extra" w:hAnsi="BRH Malayalam Extra" w:cs="BRH Malayalam Extra"/>
-                <w:color w:val="000000"/>
-                <w:sz w:val="40"/>
-                <w:szCs w:val="40"/>
-                <w:lang w:val="it-IT"/>
-              </w:rPr>
-              <w:t>öe jxhy—J |</w:t>
-            </w:r>
-            <w:r>
-              <w:rPr>
-                <w:rFonts w:ascii="BRH Malayalam Extra" w:hAnsi="BRH Malayalam Extra" w:cs="BRH Malayalam Extra"/>
-                <w:color w:val="000000"/>
-                <w:sz w:val="40"/>
-                <w:szCs w:val="40"/>
-                <w:lang w:val="it-IT"/>
-              </w:rPr>
-              <w:t xml:space="preserve"> </w:t>
-            </w:r>
-            <w:r>
-              <w:rPr>
-                <w:rFonts w:ascii="BRH Malayalam Extra" w:hAnsi="BRH Malayalam Extra" w:cs="BRH Malayalam Extra"/>
-                <w:color w:val="000000"/>
-                <w:sz w:val="40"/>
-                <w:szCs w:val="40"/>
-                <w:lang w:val="it-IT"/>
-              </w:rPr>
-              <w:t>jxhy</w:t>
-            </w:r>
-            <w:r>
-              <w:rPr>
-                <w:rFonts w:ascii="BRH Malayalam Extra" w:hAnsi="BRH Malayalam Extra" w:cs="BRH Malayalam Extra"/>
-                <w:b/>
-                <w:color w:val="000000"/>
-                <w:sz w:val="32"/>
-                <w:szCs w:val="40"/>
-                <w:highlight w:val="yellow"/>
-                <w:lang w:val="it-IT"/>
-              </w:rPr>
-              <w:t>–</w:t>
-            </w:r>
-            <w:r>
-              <w:rPr>
-                <w:rFonts w:ascii="BRH Malayalam Extra" w:hAnsi="BRH Malayalam Extra" w:cs="BRH Malayalam Extra"/>
-                <w:color w:val="000000"/>
-                <w:sz w:val="40"/>
-                <w:szCs w:val="40"/>
-                <w:highlight w:val="yellow"/>
-                <w:lang w:val="it-IT"/>
-              </w:rPr>
-              <w:t>ª</w:t>
-            </w:r>
-            <w:r>
-              <w:rPr>
-                <w:rFonts w:ascii="BRH Malayalam Extra" w:hAnsi="BRH Malayalam Extra" w:cs="BRH Malayalam Extra"/>
-                <w:b/>
-                <w:color w:val="000000"/>
-                <w:sz w:val="32"/>
-                <w:szCs w:val="40"/>
-                <w:highlight w:val="yellow"/>
-                <w:lang w:val="it-IT"/>
-              </w:rPr>
-              <w:t>–</w:t>
-            </w:r>
-            <w:r>
-              <w:rPr>
-                <w:rFonts w:ascii="BRH Malayalam Extra" w:hAnsi="BRH Malayalam Extra" w:cs="BRH Malayalam Extra"/>
-                <w:color w:val="000000"/>
-                <w:sz w:val="40"/>
-                <w:szCs w:val="40"/>
-                <w:highlight w:val="yellow"/>
-                <w:lang w:val="it-IT"/>
-              </w:rPr>
-              <w:t>.</w:t>
-            </w:r>
-            <w:r>
-              <w:rPr>
-                <w:rFonts w:ascii="BRH Malayalam Extra" w:hAnsi="BRH Malayalam Extra" w:cs="BRH Malayalam Extra"/>
-                <w:color w:val="000000"/>
-                <w:sz w:val="40"/>
-                <w:szCs w:val="40"/>
-                <w:lang w:val="it-IT"/>
-              </w:rPr>
-              <w:t xml:space="preserve"> jxsy— |</w:t>
-            </w:r>
-          </w:p>
-        </w:tc>
-        <w:tc>
-          <w:tcPr>
-            <w:tcW w:w="4810" w:type="dxa"/>
-          </w:tcPr>
-          <w:p>
-            <w:pPr>
-              <w:widowControl w:val="0"/>
-              <w:autoSpaceDE w:val="0"/>
-              <w:autoSpaceDN w:val="0"/>
-              <w:adjustRightInd w:val="0"/>
-              <w:spacing w:line="252" w:lineRule="auto"/>
-              <w:rPr>
-                <w:rFonts w:ascii="BRH Malayalam Extra" w:hAnsi="BRH Malayalam Extra" w:cs="BRH Malayalam Extra"/>
-                <w:color w:val="000000"/>
-                <w:sz w:val="40"/>
-                <w:szCs w:val="40"/>
-                <w:lang w:val="it-IT"/>
-              </w:rPr>
-            </w:pPr>
-            <w:r>
-              <w:rPr>
-                <w:rFonts w:ascii="BRH Malayalam Extra" w:hAnsi="BRH Malayalam Extra" w:cs="BRH Malayalam Extra"/>
-                <w:color w:val="000000"/>
-                <w:sz w:val="40"/>
-                <w:szCs w:val="40"/>
-                <w:lang w:val="it-IT"/>
-              </w:rPr>
-              <w:t>öe jxhy—J |</w:t>
-            </w:r>
-            <w:r>
-              <w:rPr>
-                <w:rFonts w:ascii="BRH Malayalam Extra" w:hAnsi="BRH Malayalam Extra" w:cs="BRH Malayalam Extra"/>
-                <w:color w:val="000000"/>
-                <w:sz w:val="40"/>
-                <w:szCs w:val="40"/>
-                <w:lang w:val="it-IT"/>
-              </w:rPr>
-              <w:t xml:space="preserve"> </w:t>
-            </w:r>
-            <w:r>
-              <w:rPr>
-                <w:rFonts w:ascii="BRH Malayalam Extra" w:hAnsi="BRH Malayalam Extra" w:cs="BRH Malayalam Extra"/>
-                <w:color w:val="000000"/>
-                <w:sz w:val="40"/>
-                <w:szCs w:val="40"/>
-                <w:lang w:val="it-IT"/>
-              </w:rPr>
-              <w:t>jxhy</w:t>
-            </w:r>
-            <w:r>
-              <w:rPr>
-                <w:rFonts w:ascii="BRH Malayalam Extra" w:hAnsi="BRH Malayalam Extra" w:cs="BRH Malayalam Extra"/>
-                <w:b/>
-                <w:color w:val="000000"/>
-                <w:sz w:val="32"/>
-                <w:szCs w:val="40"/>
-                <w:lang w:val="it-IT"/>
-              </w:rPr>
-              <w:t>–</w:t>
-            </w:r>
-            <w:r>
-              <w:rPr>
-                <w:rFonts w:ascii="BRH Malayalam Extra" w:hAnsi="BRH Malayalam Extra" w:cs="BRH Malayalam Extra"/>
-                <w:color w:val="000000"/>
-                <w:sz w:val="40"/>
-                <w:szCs w:val="40"/>
-                <w:highlight w:val="green"/>
-                <w:lang w:val="it-IT"/>
-              </w:rPr>
-              <w:t>ª</w:t>
-            </w:r>
-            <w:r>
-              <w:rPr>
-                <w:rFonts w:ascii="BRH Malayalam Extra" w:hAnsi="BRH Malayalam Extra" w:cs="BRH Malayalam Extra"/>
-                <w:color w:val="000000"/>
-                <w:sz w:val="40"/>
-                <w:szCs w:val="40"/>
-                <w:lang w:val="it-IT"/>
-              </w:rPr>
-              <w:t xml:space="preserve"> jxsy— |</w:t>
-            </w:r>
-          </w:p>
-        </w:tc>
-      </w:tr>
-      <w:tr>
-        <w:trPr>
-          <w:trHeight w:val="1034"/>
-        </w:trPr>
-        <w:tc>
-          <w:tcPr>
-            <w:tcW w:w="3715" w:type="dxa"/>
-          </w:tcPr>
-          <w:p>
-            <w:pPr>
-              <w:widowControl w:val="0"/>
-              <w:autoSpaceDE w:val="0"/>
-              <w:autoSpaceDN w:val="0"/>
-              <w:adjustRightInd w:val="0"/>
-              <w:spacing w:before="0" w:line="240" w:lineRule="auto"/>
-              <w:rPr>
-                <w:rFonts w:cs="Arial"/>
-                <w:b/>
-                <w:sz w:val="28"/>
-                <w:szCs w:val="28"/>
-                <w:lang w:val="it-IT"/>
-              </w:rPr>
-            </w:pPr>
-          </w:p>
-        </w:tc>
-        <w:tc>
-          <w:tcPr>
-            <w:tcW w:w="5254" w:type="dxa"/>
-          </w:tcPr>
-          <w:p>
-            <w:pPr>
-              <w:spacing w:before="0" w:line="240" w:lineRule="auto"/>
-              <w:rPr>
-                <w:rFonts w:ascii="Latha" w:hAnsi="Latha" w:cs="Latha"/>
-                <w:sz w:val="28"/>
-                <w:szCs w:val="28"/>
-                <w:cs/>
-                <w:lang w:bidi="ta-IN"/>
-              </w:rPr>
-            </w:pPr>
-          </w:p>
-        </w:tc>
-        <w:tc>
-          <w:tcPr>
-            <w:tcW w:w="4810" w:type="dxa"/>
-          </w:tcPr>
-          <w:p>
-            <w:pPr>
-              <w:widowControl w:val="0"/>
-              <w:autoSpaceDE w:val="0"/>
-              <w:autoSpaceDN w:val="0"/>
-              <w:adjustRightInd w:val="0"/>
-              <w:spacing w:before="0" w:line="240" w:lineRule="auto"/>
-              <w:rPr>
-                <w:rFonts w:ascii="Latha" w:hAnsi="Latha" w:cs="Latha"/>
-                <w:sz w:val="28"/>
-                <w:szCs w:val="28"/>
-                <w:cs/>
-                <w:lang w:bidi="ta-IN"/>
-              </w:rPr>
-            </w:pPr>
-          </w:p>
-        </w:tc>
-      </w:tr>
     </w:tbl>
+    <w:p>
+      <w:pPr>
+        <w:jc w:val="center"/>
+        <w:rPr>
+          <w:b/>
+          <w:bCs/>
+          <w:sz w:val="32"/>
+          <w:szCs w:val="32"/>
+          <w:u w:val="single"/>
+          <w:lang w:val="it-IT"/>
+        </w:rPr>
+      </w:pPr>
+    </w:p>
+    <w:p>
+      <w:pPr>
+        <w:jc w:val="center"/>
+        <w:rPr>
+          <w:b/>
+          <w:bCs/>
+          <w:sz w:val="32"/>
+          <w:szCs w:val="32"/>
+          <w:u w:val="single"/>
+          <w:lang w:val="it-IT"/>
+        </w:rPr>
+      </w:pPr>
+      <w:r>
+        <w:rPr>
+          <w:b/>
+          <w:bCs/>
+          <w:sz w:val="32"/>
+          <w:szCs w:val="32"/>
+          <w:u w:val="single"/>
+          <w:lang w:val="it-IT"/>
+        </w:rPr>
+        <w:t>----------------------------------------</w:t>
+      </w:r>
+    </w:p>
+    <w:p>
+      <w:pPr>
+        <w:jc w:val="center"/>
+        <w:rPr>
+          <w:b/>
+          <w:bCs/>
+          <w:sz w:val="32"/>
+          <w:szCs w:val="32"/>
+          <w:u w:val="single"/>
+          <w:lang w:val="it-IT"/>
+        </w:rPr>
+      </w:pPr>
+    </w:p>
+    <w:p>
+      <w:pPr>
+        <w:jc w:val="center"/>
+        <w:rPr>
+          <w:b/>
+          <w:bCs/>
+          <w:sz w:val="32"/>
+          <w:szCs w:val="32"/>
+          <w:u w:val="single"/>
+          <w:lang w:val="it-IT"/>
+        </w:rPr>
+      </w:pPr>
+    </w:p>
+    <w:p>
+      <w:pPr>
+        <w:jc w:val="center"/>
+        <w:rPr>
+          <w:b/>
+          <w:bCs/>
+          <w:sz w:val="32"/>
+          <w:szCs w:val="32"/>
+          <w:u w:val="single"/>
+          <w:lang w:val="it-IT"/>
+        </w:rPr>
+      </w:pPr>
+    </w:p>
     <w:p>
       <w:pPr>
         <w:jc w:val="center"/>
@@ -5484,6 +5222,7 @@
           <w:szCs w:val="32"/>
           <w:u w:val="single"/>
         </w:rPr>
+        <w:lastRenderedPageBreak/>
         <w:t xml:space="preserve">TS </w:t>
       </w:r>
       <w:r>
@@ -5750,7 +5489,6 @@
                 <w:szCs w:val="28"/>
                 <w:lang w:val="it-IT"/>
               </w:rPr>
-              <w:lastRenderedPageBreak/>
               <w:t>TS 2.2.3.1 - Kramam</w:t>
             </w:r>
           </w:p>
@@ -8024,6 +7762,250 @@
             <w:pPr>
               <w:spacing w:before="0" w:line="240" w:lineRule="auto"/>
               <w:rPr>
+                <w:rFonts w:ascii="Latha" w:hAnsi="Latha" w:cs="Latha"/>
+                <w:sz w:val="28"/>
+                <w:szCs w:val="28"/>
+                <w:lang w:val="it-IT" w:bidi="ta-IN"/>
+              </w:rPr>
+            </w:pPr>
+            <w:r>
+              <w:rPr>
+                <w:rFonts w:ascii="Latha" w:hAnsi="Latha" w:cs="Latha"/>
+                <w:sz w:val="28"/>
+                <w:szCs w:val="28"/>
+                <w:cs/>
+                <w:lang w:bidi="ta-IN"/>
+              </w:rPr>
+              <w:t>அ</w:t>
+            </w:r>
+            <w:r>
+              <w:rPr>
+                <w:rFonts w:ascii="BRH Tamil Tab Extra" w:hAnsi="BRH Tamil Tab Extra" w:cs="Latha"/>
+                <w:b/>
+                <w:sz w:val="32"/>
+                <w:szCs w:val="28"/>
+                <w:lang w:val="it-IT" w:bidi="ta-IN"/>
+              </w:rPr>
+              <w:t>…</w:t>
+            </w:r>
+            <w:r>
+              <w:rPr>
+                <w:rFonts w:ascii="Latha" w:hAnsi="Latha" w:cs="Latha"/>
+                <w:sz w:val="28"/>
+                <w:szCs w:val="28"/>
+                <w:cs/>
+                <w:lang w:bidi="ta-IN"/>
+              </w:rPr>
+              <w:t>பி</w:t>
+            </w:r>
+            <w:r>
+              <w:rPr>
+                <w:rFonts w:ascii="BRH Tamil Tab Extra" w:hAnsi="BRH Tamil Tab Extra" w:cs="Latha"/>
+                <w:b/>
+                <w:sz w:val="32"/>
+                <w:szCs w:val="28"/>
+                <w:lang w:val="it-IT" w:bidi="ta-IN"/>
+              </w:rPr>
+              <w:t>…</w:t>
+            </w:r>
+            <w:r>
+              <w:rPr>
+                <w:rFonts w:ascii="Latha" w:hAnsi="Latha" w:cs="Latha"/>
+                <w:b/>
+                <w:bCs/>
+                <w:position w:val="-12"/>
+                <w:sz w:val="28"/>
+                <w:szCs w:val="28"/>
+                <w:cs/>
+                <w:lang w:bidi="ta-IN"/>
+              </w:rPr>
+              <w:t>4</w:t>
+            </w:r>
+            <w:r>
+              <w:rPr>
+                <w:rFonts w:ascii="Latha" w:hAnsi="Latha" w:cs="Latha"/>
+                <w:sz w:val="28"/>
+                <w:szCs w:val="28"/>
+                <w:cs/>
+                <w:lang w:bidi="ta-IN"/>
+              </w:rPr>
+              <w:t>த்</w:t>
+            </w:r>
+            <w:r>
+              <w:rPr>
+                <w:rFonts w:ascii="Latha" w:hAnsi="Latha" w:cs="Latha"/>
+                <w:b/>
+                <w:bCs/>
+                <w:position w:val="-12"/>
+                <w:sz w:val="28"/>
+                <w:szCs w:val="28"/>
+                <w:cs/>
+                <w:lang w:bidi="ta-IN"/>
+              </w:rPr>
+              <w:t>3</w:t>
+            </w:r>
+            <w:r>
+              <w:rPr>
+                <w:rFonts w:ascii="Latha" w:hAnsi="Latha" w:cs="Latha"/>
+                <w:sz w:val="28"/>
+                <w:szCs w:val="28"/>
+                <w:cs/>
+                <w:lang w:bidi="ta-IN"/>
+              </w:rPr>
+              <w:t>ருஹ்ய</w:t>
+            </w:r>
+            <w:r>
+              <w:rPr>
+                <w:rFonts w:ascii="BRH Tamil Tab Extra" w:hAnsi="BRH Tamil Tab Extra" w:cs="Latha"/>
+                <w:b/>
+                <w:sz w:val="32"/>
+                <w:szCs w:val="28"/>
+                <w:lang w:val="it-IT" w:bidi="ta-IN"/>
+              </w:rPr>
+              <w:t>…</w:t>
+            </w:r>
+            <w:r>
+              <w:rPr>
+                <w:rFonts w:ascii="Latha" w:hAnsi="Latha" w:cs="Latha"/>
+                <w:sz w:val="28"/>
+                <w:szCs w:val="28"/>
+                <w:cs/>
+                <w:lang w:bidi="ta-IN"/>
+              </w:rPr>
+              <w:t>தீத்ய</w:t>
+            </w:r>
+            <w:r>
+              <w:rPr>
+                <w:rFonts w:ascii="BRH Tamil Tab Extra" w:hAnsi="BRH Tamil Tab Extra" w:cs="Latha"/>
+                <w:b/>
+                <w:sz w:val="36"/>
+                <w:szCs w:val="28"/>
+                <w:lang w:val="it-IT" w:bidi="ta-IN"/>
+              </w:rPr>
+              <w:t>†</w:t>
+            </w:r>
+            <w:r>
+              <w:rPr>
+                <w:rFonts w:ascii="Latha" w:hAnsi="Latha" w:cs="Latha"/>
+                <w:sz w:val="28"/>
+                <w:szCs w:val="28"/>
+                <w:cs/>
+                <w:lang w:bidi="ta-IN"/>
+              </w:rPr>
+              <w:t>பி</w:t>
+            </w:r>
+            <w:r>
+              <w:rPr>
+                <w:rFonts w:ascii="Latha" w:hAnsi="Latha" w:cs="Latha"/>
+                <w:b/>
+                <w:bCs/>
+                <w:position w:val="-12"/>
+                <w:sz w:val="28"/>
+                <w:szCs w:val="28"/>
+                <w:cs/>
+                <w:lang w:bidi="ta-IN"/>
+              </w:rPr>
+              <w:t>4</w:t>
+            </w:r>
+            <w:r>
+              <w:rPr>
+                <w:rFonts w:ascii="Latha" w:hAnsi="Latha" w:cs="Latha"/>
+                <w:sz w:val="28"/>
+                <w:szCs w:val="28"/>
+                <w:cs/>
+                <w:lang w:bidi="ta-IN"/>
+              </w:rPr>
+              <w:t xml:space="preserve"> </w:t>
+            </w:r>
+            <w:r>
+              <w:rPr>
+                <w:rFonts w:ascii="Latha" w:hAnsi="Latha" w:cs="Latha"/>
+                <w:sz w:val="28"/>
+                <w:szCs w:val="28"/>
+                <w:lang w:val="it-IT" w:bidi="ta-IN"/>
+              </w:rPr>
+              <w:t xml:space="preserve">- </w:t>
+            </w:r>
+            <w:r>
+              <w:rPr>
+                <w:rFonts w:ascii="Latha" w:hAnsi="Latha" w:cs="Latha"/>
+                <w:sz w:val="28"/>
+                <w:szCs w:val="28"/>
+                <w:highlight w:val="green"/>
+                <w:cs/>
+                <w:lang w:bidi="ta-IN"/>
+              </w:rPr>
+              <w:t>த்</w:t>
+            </w:r>
+            <w:r>
+              <w:rPr>
+                <w:rFonts w:ascii="Latha" w:hAnsi="Latha" w:cs="Latha"/>
+                <w:b/>
+                <w:bCs/>
+                <w:position w:val="-12"/>
+                <w:sz w:val="28"/>
+                <w:szCs w:val="28"/>
+                <w:highlight w:val="green"/>
+                <w:cs/>
+                <w:lang w:bidi="ta-IN"/>
+              </w:rPr>
+              <w:t>3</w:t>
+            </w:r>
+            <w:r>
+              <w:rPr>
+                <w:rFonts w:ascii="Latha" w:hAnsi="Latha" w:cs="Latha"/>
+                <w:sz w:val="28"/>
+                <w:szCs w:val="28"/>
+                <w:highlight w:val="green"/>
+                <w:cs/>
+                <w:lang w:bidi="ta-IN"/>
+              </w:rPr>
+              <w:t>ரு</w:t>
+            </w:r>
+            <w:r>
+              <w:rPr>
+                <w:rFonts w:ascii="Latha" w:hAnsi="Latha" w:cs="Latha"/>
+                <w:sz w:val="28"/>
+                <w:szCs w:val="28"/>
+                <w:cs/>
+                <w:lang w:bidi="ta-IN"/>
+              </w:rPr>
+              <w:t>ஹ்ய</w:t>
+            </w:r>
+            <w:r>
+              <w:rPr>
+                <w:rFonts w:ascii="BRH Tamil Tab Extra" w:hAnsi="BRH Tamil Tab Extra" w:cs="Latha"/>
+                <w:b/>
+                <w:sz w:val="36"/>
+                <w:szCs w:val="28"/>
+                <w:lang w:val="it-IT" w:bidi="ta-IN"/>
+              </w:rPr>
+              <w:t>†</w:t>
+            </w:r>
+            <w:r>
+              <w:rPr>
+                <w:rFonts w:ascii="Latha" w:hAnsi="Latha" w:cs="Latha"/>
+                <w:sz w:val="28"/>
+                <w:szCs w:val="28"/>
+                <w:cs/>
+                <w:lang w:bidi="ta-IN"/>
+              </w:rPr>
+              <w:t xml:space="preserve">தி </w:t>
+            </w:r>
+            <w:r>
+              <w:rPr>
+                <w:rFonts w:ascii="Latha" w:hAnsi="Latha" w:cs="Latha"/>
+                <w:sz w:val="28"/>
+                <w:szCs w:val="28"/>
+                <w:lang w:val="it-IT" w:bidi="ta-IN"/>
+              </w:rPr>
+              <w:t>|</w:t>
+            </w:r>
+          </w:p>
+          <w:p>
+            <w:pPr>
+              <w:spacing w:before="0" w:line="240" w:lineRule="auto"/>
+              <w:rPr>
                 <w:rFonts w:ascii="BRH Devanagari Extra" w:hAnsi="BRH Devanagari Extra" w:cs="BRH Devanagari Extra"/>
                 <w:color w:val="000000"/>
                 <w:sz w:val="40"/>
@@ -8031,239 +8013,6 @@
                 <w:lang w:val="it-IT"/>
               </w:rPr>
             </w:pPr>
-            <w:r>
-              <w:rPr>
-                <w:rFonts w:ascii="Latha" w:hAnsi="Latha" w:cs="Latha"/>
-                <w:sz w:val="28"/>
-                <w:szCs w:val="28"/>
-                <w:cs/>
-                <w:lang w:bidi="ta-IN"/>
-              </w:rPr>
-              <w:t>அ</w:t>
-            </w:r>
-            <w:r>
-              <w:rPr>
-                <w:rFonts w:ascii="BRH Tamil Tab Extra" w:hAnsi="BRH Tamil Tab Extra" w:cs="Latha"/>
-                <w:b/>
-                <w:sz w:val="32"/>
-                <w:szCs w:val="28"/>
-                <w:lang w:val="it-IT" w:bidi="ta-IN"/>
-              </w:rPr>
-              <w:t>…</w:t>
-            </w:r>
-            <w:r>
-              <w:rPr>
-                <w:rFonts w:ascii="Latha" w:hAnsi="Latha" w:cs="Latha"/>
-                <w:sz w:val="28"/>
-                <w:szCs w:val="28"/>
-                <w:cs/>
-                <w:lang w:bidi="ta-IN"/>
-              </w:rPr>
-              <w:t>பி</w:t>
-            </w:r>
-            <w:r>
-              <w:rPr>
-                <w:rFonts w:ascii="BRH Tamil Tab Extra" w:hAnsi="BRH Tamil Tab Extra" w:cs="Latha"/>
-                <w:b/>
-                <w:sz w:val="32"/>
-                <w:szCs w:val="28"/>
-                <w:lang w:val="it-IT" w:bidi="ta-IN"/>
-              </w:rPr>
-              <w:t>…</w:t>
-            </w:r>
-            <w:r>
-              <w:rPr>
-                <w:rFonts w:ascii="Latha" w:hAnsi="Latha" w:cs="Latha"/>
-                <w:b/>
-                <w:bCs/>
-                <w:position w:val="-12"/>
-                <w:sz w:val="28"/>
-                <w:szCs w:val="28"/>
-                <w:cs/>
-                <w:lang w:bidi="ta-IN"/>
-              </w:rPr>
-              <w:t>4</w:t>
-            </w:r>
-            <w:r>
-              <w:rPr>
-                <w:rFonts w:ascii="Latha" w:hAnsi="Latha" w:cs="Latha"/>
-                <w:sz w:val="28"/>
-                <w:szCs w:val="28"/>
-                <w:cs/>
-                <w:lang w:bidi="ta-IN"/>
-              </w:rPr>
-              <w:t>த்</w:t>
-            </w:r>
-            <w:r>
-              <w:rPr>
-                <w:rFonts w:ascii="Latha" w:hAnsi="Latha" w:cs="Latha"/>
-                <w:b/>
-                <w:bCs/>
-                <w:position w:val="-12"/>
-                <w:sz w:val="28"/>
-                <w:szCs w:val="28"/>
-                <w:cs/>
-                <w:lang w:bidi="ta-IN"/>
-              </w:rPr>
-              <w:t>3</w:t>
-            </w:r>
-            <w:r>
-              <w:rPr>
-                <w:rFonts w:ascii="Latha" w:hAnsi="Latha" w:cs="Latha"/>
-                <w:sz w:val="28"/>
-                <w:szCs w:val="28"/>
-                <w:cs/>
-                <w:lang w:bidi="ta-IN"/>
-              </w:rPr>
-              <w:t>ருஹ்ய</w:t>
-            </w:r>
-            <w:r>
-              <w:rPr>
-                <w:rFonts w:ascii="BRH Tamil Tab Extra" w:hAnsi="BRH Tamil Tab Extra" w:cs="Latha"/>
-                <w:b/>
-                <w:sz w:val="32"/>
-                <w:szCs w:val="28"/>
-                <w:lang w:val="it-IT" w:bidi="ta-IN"/>
-              </w:rPr>
-              <w:t>…</w:t>
-            </w:r>
-            <w:r>
-              <w:rPr>
-                <w:rFonts w:ascii="Latha" w:hAnsi="Latha" w:cs="Latha"/>
-                <w:sz w:val="28"/>
-                <w:szCs w:val="28"/>
-                <w:cs/>
-                <w:lang w:bidi="ta-IN"/>
-              </w:rPr>
-              <w:t>தீத்ய</w:t>
-            </w:r>
-            <w:r>
-              <w:rPr>
-                <w:rFonts w:ascii="BRH Tamil Tab Extra" w:hAnsi="BRH Tamil Tab Extra" w:cs="Latha"/>
-                <w:b/>
-                <w:sz w:val="36"/>
-                <w:szCs w:val="28"/>
-                <w:lang w:val="it-IT" w:bidi="ta-IN"/>
-              </w:rPr>
-              <w:t>†</w:t>
-            </w:r>
-            <w:r>
-              <w:rPr>
-                <w:rFonts w:ascii="Latha" w:hAnsi="Latha" w:cs="Latha"/>
-                <w:sz w:val="28"/>
-                <w:szCs w:val="28"/>
-                <w:cs/>
-                <w:lang w:bidi="ta-IN"/>
-              </w:rPr>
-              <w:t>பி</w:t>
-            </w:r>
-            <w:r>
-              <w:rPr>
-                <w:rFonts w:ascii="Latha" w:hAnsi="Latha" w:cs="Latha"/>
-                <w:b/>
-                <w:bCs/>
-                <w:position w:val="-12"/>
-                <w:sz w:val="28"/>
-                <w:szCs w:val="28"/>
-                <w:cs/>
-                <w:lang w:bidi="ta-IN"/>
-              </w:rPr>
-              <w:t>4</w:t>
-            </w:r>
-            <w:r>
-              <w:rPr>
-                <w:rFonts w:ascii="Latha" w:hAnsi="Latha" w:cs="Latha"/>
-                <w:sz w:val="28"/>
-                <w:szCs w:val="28"/>
-                <w:cs/>
-                <w:lang w:bidi="ta-IN"/>
-              </w:rPr>
-              <w:t xml:space="preserve"> </w:t>
-            </w:r>
-            <w:r>
-              <w:rPr>
-                <w:rFonts w:ascii="Latha" w:hAnsi="Latha" w:cs="Latha"/>
-                <w:sz w:val="28"/>
-                <w:szCs w:val="28"/>
-                <w:lang w:val="it-IT" w:bidi="ta-IN"/>
-              </w:rPr>
-              <w:t xml:space="preserve">- </w:t>
-            </w:r>
-            <w:r>
-              <w:rPr>
-                <w:rFonts w:ascii="Latha" w:hAnsi="Latha" w:cs="Latha"/>
-                <w:sz w:val="28"/>
-                <w:szCs w:val="28"/>
-                <w:highlight w:val="green"/>
-                <w:cs/>
-                <w:lang w:bidi="ta-IN"/>
-              </w:rPr>
-              <w:t>த்</w:t>
-            </w:r>
-            <w:r>
-              <w:rPr>
-                <w:rFonts w:ascii="Latha" w:hAnsi="Latha" w:cs="Latha"/>
-                <w:b/>
-                <w:bCs/>
-                <w:position w:val="-12"/>
-                <w:sz w:val="28"/>
-                <w:szCs w:val="28"/>
-                <w:highlight w:val="green"/>
-                <w:cs/>
-                <w:lang w:bidi="ta-IN"/>
-              </w:rPr>
-              <w:t>3</w:t>
-            </w:r>
-            <w:r>
-              <w:rPr>
-                <w:rFonts w:ascii="Latha" w:hAnsi="Latha" w:cs="Latha"/>
-                <w:sz w:val="28"/>
-                <w:szCs w:val="28"/>
-                <w:highlight w:val="green"/>
-                <w:cs/>
-                <w:lang w:bidi="ta-IN"/>
-              </w:rPr>
-              <w:t>ரு</w:t>
-            </w:r>
-            <w:r>
-              <w:rPr>
-                <w:rFonts w:ascii="Latha" w:hAnsi="Latha" w:cs="Latha"/>
-                <w:sz w:val="28"/>
-                <w:szCs w:val="28"/>
-                <w:cs/>
-                <w:lang w:bidi="ta-IN"/>
-              </w:rPr>
-              <w:t>ஹ்ய</w:t>
-            </w:r>
-            <w:r>
-              <w:rPr>
-                <w:rFonts w:ascii="BRH Tamil Tab Extra" w:hAnsi="BRH Tamil Tab Extra" w:cs="Latha"/>
-                <w:b/>
-                <w:sz w:val="36"/>
-                <w:szCs w:val="28"/>
-                <w:lang w:val="it-IT" w:bidi="ta-IN"/>
-              </w:rPr>
-              <w:t>†</w:t>
-            </w:r>
-            <w:r>
-              <w:rPr>
-                <w:rFonts w:ascii="Latha" w:hAnsi="Latha" w:cs="Latha"/>
-                <w:sz w:val="28"/>
-                <w:szCs w:val="28"/>
-                <w:cs/>
-                <w:lang w:bidi="ta-IN"/>
-              </w:rPr>
-              <w:t xml:space="preserve">தி </w:t>
-            </w:r>
-            <w:r>
-              <w:rPr>
-                <w:rFonts w:ascii="Latha" w:hAnsi="Latha" w:cs="Latha"/>
-                <w:sz w:val="28"/>
-                <w:szCs w:val="28"/>
-                <w:lang w:val="it-IT" w:bidi="ta-IN"/>
-              </w:rPr>
-              <w:t>|</w:t>
-            </w:r>
           </w:p>
         </w:tc>
       </w:tr>
@@ -8304,6 +8053,7 @@
                 <w:szCs w:val="28"/>
                 <w:lang w:val="it-IT"/>
               </w:rPr>
+              <w:lastRenderedPageBreak/>
               <w:t>TS 2.2.6.2 - Kramam</w:t>
             </w:r>
           </w:p>
@@ -9108,7 +8858,6 @@
                 <w:szCs w:val="28"/>
                 <w:lang w:val="it-IT"/>
               </w:rPr>
-              <w:lastRenderedPageBreak/>
               <w:t>TS 2.2.6.5 - Kramam</w:t>
             </w:r>
           </w:p>
@@ -11034,6 +10783,133 @@
             <w:pPr>
               <w:spacing w:before="0" w:line="240" w:lineRule="auto"/>
               <w:rPr>
+                <w:rFonts w:ascii="Latha" w:hAnsi="Latha" w:cs="Latha"/>
+                <w:sz w:val="28"/>
+                <w:szCs w:val="28"/>
+                <w:lang w:bidi="ta-IN"/>
+              </w:rPr>
+            </w:pPr>
+            <w:r>
+              <w:rPr>
+                <w:rFonts w:ascii="Latha" w:hAnsi="Latha" w:cs="Latha"/>
+                <w:sz w:val="28"/>
+                <w:szCs w:val="28"/>
+                <w:cs/>
+                <w:lang w:bidi="ta-IN"/>
+              </w:rPr>
+              <w:t>தே</w:t>
+            </w:r>
+            <w:r>
+              <w:rPr>
+                <w:rFonts w:ascii="BRH Tamil Tab Extra" w:hAnsi="BRH Tamil Tab Extra" w:cs="Latha"/>
+                <w:b/>
+                <w:sz w:val="32"/>
+                <w:szCs w:val="28"/>
+                <w:lang w:bidi="ta-IN"/>
+              </w:rPr>
+              <w:t>…</w:t>
+            </w:r>
+            <w:r>
+              <w:rPr>
+                <w:rFonts w:ascii="Latha" w:hAnsi="Latha" w:cs="Latha"/>
+                <w:b/>
+                <w:bCs/>
+                <w:position w:val="-12"/>
+                <w:sz w:val="28"/>
+                <w:szCs w:val="28"/>
+                <w:cs/>
+                <w:lang w:bidi="ta-IN"/>
+              </w:rPr>
+              <w:t>3</w:t>
+            </w:r>
+            <w:r>
+              <w:rPr>
+                <w:rFonts w:ascii="Latha" w:hAnsi="Latha" w:cs="Latha"/>
+                <w:sz w:val="28"/>
+                <w:szCs w:val="28"/>
+                <w:cs/>
+                <w:lang w:bidi="ta-IN"/>
+              </w:rPr>
+              <w:t>வதா</w:t>
+            </w:r>
+            <w:r>
+              <w:rPr>
+                <w:rFonts w:ascii="BRH Tamil Tab Extra" w:hAnsi="BRH Tamil Tab Extra" w:cs="Latha"/>
+                <w:b/>
+                <w:sz w:val="36"/>
+                <w:szCs w:val="28"/>
+                <w:lang w:bidi="ta-IN"/>
+              </w:rPr>
+              <w:t>†</w:t>
+            </w:r>
+            <w:r>
+              <w:rPr>
+                <w:rFonts w:ascii="Latha" w:hAnsi="Latha" w:cs="Latha"/>
+                <w:sz w:val="28"/>
+                <w:szCs w:val="28"/>
+                <w:cs/>
+                <w:lang w:bidi="ta-IN"/>
+              </w:rPr>
+              <w:t>பி</w:t>
+            </w:r>
+            <w:r>
+              <w:rPr>
+                <w:rFonts w:ascii="Latha" w:hAnsi="Latha" w:cs="Latha"/>
+                <w:b/>
+                <w:bCs/>
+                <w:position w:val="-12"/>
+                <w:sz w:val="28"/>
+                <w:szCs w:val="28"/>
+                <w:cs/>
+                <w:lang w:bidi="ta-IN"/>
+              </w:rPr>
+              <w:t>4</w:t>
+            </w:r>
+            <w:r>
+              <w:rPr>
+                <w:rFonts w:ascii="Latha" w:hAnsi="Latha" w:cs="Latha"/>
+                <w:sz w:val="28"/>
+                <w:szCs w:val="28"/>
+                <w:cs/>
+                <w:lang w:bidi="ta-IN"/>
+              </w:rPr>
+              <w:t>ரா</w:t>
+            </w:r>
+            <w:r>
+              <w:rPr>
+                <w:rFonts w:ascii="Latha" w:hAnsi="Latha" w:cs="Latha"/>
+                <w:sz w:val="28"/>
+                <w:szCs w:val="28"/>
+                <w:highlight w:val="green"/>
+                <w:cs/>
+                <w:lang w:bidi="ta-IN"/>
+              </w:rPr>
+              <w:t>ஸீ</w:t>
+            </w:r>
+            <w:r>
+              <w:rPr>
+                <w:rFonts w:ascii="Latha" w:hAnsi="Latha" w:cs="Latha"/>
+                <w:sz w:val="28"/>
+                <w:szCs w:val="28"/>
+                <w:cs/>
+                <w:lang w:bidi="ta-IN"/>
+              </w:rPr>
+              <w:t xml:space="preserve">த் </w:t>
+            </w:r>
+            <w:r>
+              <w:rPr>
+                <w:rFonts w:ascii="Latha" w:hAnsi="Latha" w:cs="Latha"/>
+                <w:sz w:val="28"/>
+                <w:szCs w:val="28"/>
+                <w:lang w:bidi="ta-IN"/>
+              </w:rPr>
+              <w:t xml:space="preserve">| </w:t>
+            </w:r>
+          </w:p>
+          <w:p>
+            <w:pPr>
+              <w:spacing w:before="0" w:line="240" w:lineRule="auto"/>
+              <w:rPr>
                 <w:rFonts w:ascii="BRH Devanagari Extra" w:hAnsi="BRH Devanagari Extra" w:cs="BRH Devanagari Extra"/>
                 <w:color w:val="000000"/>
                 <w:sz w:val="40"/>
@@ -11041,122 +10917,6 @@
                 <w:cs/>
               </w:rPr>
             </w:pPr>
-            <w:r>
-              <w:rPr>
-                <w:rFonts w:ascii="Latha" w:hAnsi="Latha" w:cs="Latha"/>
-                <w:sz w:val="28"/>
-                <w:szCs w:val="28"/>
-                <w:cs/>
-                <w:lang w:bidi="ta-IN"/>
-              </w:rPr>
-              <w:t>தே</w:t>
-            </w:r>
-            <w:r>
-              <w:rPr>
-                <w:rFonts w:ascii="BRH Tamil Tab Extra" w:hAnsi="BRH Tamil Tab Extra" w:cs="Latha"/>
-                <w:b/>
-                <w:sz w:val="32"/>
-                <w:szCs w:val="28"/>
-                <w:lang w:bidi="ta-IN"/>
-              </w:rPr>
-              <w:t>…</w:t>
-            </w:r>
-            <w:r>
-              <w:rPr>
-                <w:rFonts w:ascii="Latha" w:hAnsi="Latha" w:cs="Latha"/>
-                <w:b/>
-                <w:bCs/>
-                <w:position w:val="-12"/>
-                <w:sz w:val="28"/>
-                <w:szCs w:val="28"/>
-                <w:cs/>
-                <w:lang w:bidi="ta-IN"/>
-              </w:rPr>
-              <w:t>3</w:t>
-            </w:r>
-            <w:r>
-              <w:rPr>
-                <w:rFonts w:ascii="Latha" w:hAnsi="Latha" w:cs="Latha"/>
-                <w:sz w:val="28"/>
-                <w:szCs w:val="28"/>
-                <w:cs/>
-                <w:lang w:bidi="ta-IN"/>
-              </w:rPr>
-              <w:t>வதா</w:t>
-            </w:r>
-            <w:r>
-              <w:rPr>
-                <w:rFonts w:ascii="BRH Tamil Tab Extra" w:hAnsi="BRH Tamil Tab Extra" w:cs="Latha"/>
-                <w:b/>
-                <w:sz w:val="36"/>
-                <w:szCs w:val="28"/>
-                <w:lang w:bidi="ta-IN"/>
-              </w:rPr>
-              <w:t>†</w:t>
-            </w:r>
-            <w:r>
-              <w:rPr>
-                <w:rFonts w:ascii="Latha" w:hAnsi="Latha" w:cs="Latha"/>
-                <w:sz w:val="28"/>
-                <w:szCs w:val="28"/>
-                <w:cs/>
-                <w:lang w:bidi="ta-IN"/>
-              </w:rPr>
-              <w:t>பி</w:t>
-            </w:r>
-            <w:r>
-              <w:rPr>
-                <w:rFonts w:ascii="Latha" w:hAnsi="Latha" w:cs="Latha"/>
-                <w:b/>
-                <w:bCs/>
-                <w:position w:val="-12"/>
-                <w:sz w:val="28"/>
-                <w:szCs w:val="28"/>
-                <w:cs/>
-                <w:lang w:bidi="ta-IN"/>
-              </w:rPr>
-              <w:t>4</w:t>
-            </w:r>
-            <w:r>
-              <w:rPr>
-                <w:rFonts w:ascii="Latha" w:hAnsi="Latha" w:cs="Latha"/>
-                <w:sz w:val="28"/>
-                <w:szCs w:val="28"/>
-                <w:cs/>
-                <w:lang w:bidi="ta-IN"/>
-              </w:rPr>
-              <w:t>ரா</w:t>
-            </w:r>
-            <w:r>
-              <w:rPr>
-                <w:rFonts w:ascii="Latha" w:hAnsi="Latha" w:cs="Latha"/>
-                <w:sz w:val="28"/>
-                <w:szCs w:val="28"/>
-                <w:highlight w:val="green"/>
-                <w:cs/>
-                <w:lang w:bidi="ta-IN"/>
-              </w:rPr>
-              <w:t>ஸீ</w:t>
-            </w:r>
-            <w:r>
-              <w:rPr>
-                <w:rFonts w:ascii="Latha" w:hAnsi="Latha" w:cs="Latha"/>
-                <w:sz w:val="28"/>
-                <w:szCs w:val="28"/>
-                <w:cs/>
-                <w:lang w:bidi="ta-IN"/>
-              </w:rPr>
-              <w:t xml:space="preserve">த் </w:t>
-            </w:r>
-            <w:r>
-              <w:rPr>
-                <w:rFonts w:ascii="Latha" w:hAnsi="Latha" w:cs="Latha"/>
-                <w:sz w:val="28"/>
-                <w:szCs w:val="28"/>
-                <w:lang w:bidi="ta-IN"/>
-              </w:rPr>
-              <w:t xml:space="preserve">| </w:t>
-            </w:r>
           </w:p>
         </w:tc>
       </w:tr>
@@ -11197,6 +10957,7 @@
                 <w:szCs w:val="28"/>
                 <w:lang w:val="it-IT"/>
               </w:rPr>
+              <w:lastRenderedPageBreak/>
               <w:t>TS 2.2.8.6 - Kramam</w:t>
             </w:r>
           </w:p>
@@ -12202,7 +11963,6 @@
                 <w:szCs w:val="28"/>
                 <w:lang w:val="it-IT"/>
               </w:rPr>
-              <w:lastRenderedPageBreak/>
               <w:t>TS 2.2.11.3 - Kramam</w:t>
             </w:r>
           </w:p>
@@ -27957,10 +27717,60 @@
           <w:bCs/>
           <w:sz w:val="32"/>
           <w:szCs w:val="32"/>
-          <w:highlight w:val="yellow"/>
           <w:u w:val="single"/>
         </w:rPr>
-        <w:t>31st Oct 2019</w:t>
+        <w:t>3</w:t>
+      </w:r>
+      <w:r>
+        <w:rPr>
+          <w:b/>
+          <w:bCs/>
+          <w:sz w:val="32"/>
+          <w:szCs w:val="32"/>
+          <w:u w:val="single"/>
+        </w:rPr>
+        <w:t>0</w:t>
+      </w:r>
+      <w:r>
+        <w:rPr>
+          <w:b/>
+          <w:bCs/>
+          <w:sz w:val="32"/>
+          <w:szCs w:val="32"/>
+          <w:u w:val="single"/>
+          <w:vertAlign w:val="superscript"/>
+        </w:rPr>
+        <w:t>th</w:t>
+      </w:r>
+      <w:r>
+        <w:rPr>
+          <w:b/>
+          <w:bCs/>
+          <w:sz w:val="32"/>
+          <w:szCs w:val="32"/>
+          <w:u w:val="single"/>
+        </w:rPr>
+        <w:t xml:space="preserve"> Jun</w:t>
+      </w:r>
+      <w:r>
+        <w:rPr>
+          <w:b/>
+          <w:bCs/>
+          <w:sz w:val="32"/>
+          <w:szCs w:val="32"/>
+          <w:u w:val="single"/>
+        </w:rPr>
+        <w:t xml:space="preserve"> 201</w:t>
+      </w:r>
+      <w:r>
+        <w:rPr>
+          <w:b/>
+          <w:bCs/>
+          <w:sz w:val="32"/>
+          <w:szCs w:val="32"/>
+          <w:u w:val="single"/>
+        </w:rPr>
+        <w:t>8</w:t>
       </w:r>
     </w:p>
     <w:p>
@@ -30127,6 +29937,7 @@
                 <w:rFonts w:ascii="Latha" w:hAnsi="Latha" w:cs="Latha"/>
                 <w:sz w:val="28"/>
                 <w:szCs w:val="28"/>
+                <w:cs/>
                 <w:lang w:bidi="ta-IN"/>
               </w:rPr>
             </w:pPr>
@@ -30284,6 +30095,15 @@
                 <w:rFonts w:ascii="Latha" w:hAnsi="Latha" w:cs="Latha"/>
                 <w:sz w:val="28"/>
                 <w:szCs w:val="28"/>
+                <w:lang w:bidi="ta-IN"/>
+              </w:rPr>
+              <w:br/>
+            </w:r>
+            <w:r>
+              <w:rPr>
+                <w:rFonts w:ascii="Latha" w:hAnsi="Latha" w:cs="Latha"/>
+                <w:sz w:val="28"/>
+                <w:szCs w:val="28"/>
                 <w:cs/>
                 <w:lang w:bidi="ta-IN"/>
               </w:rPr>
@@ -30366,37 +30186,6 @@
               </w:rPr>
               <w:t>|</w:t>
             </w:r>
-          </w:p>
-          <w:p>
-            <w:pPr>
-              <w:widowControl w:val="0"/>
-              <w:autoSpaceDE w:val="0"/>
-              <w:autoSpaceDN w:val="0"/>
-              <w:adjustRightInd w:val="0"/>
-              <w:spacing w:line="264" w:lineRule="auto"/>
-              <w:rPr>
-                <w:rFonts w:ascii="Latha" w:hAnsi="Latha" w:cs="Latha"/>
-                <w:sz w:val="28"/>
-                <w:szCs w:val="28"/>
-                <w:lang w:bidi="ta-IN"/>
-              </w:rPr>
-            </w:pPr>
-          </w:p>
-          <w:p>
-            <w:pPr>
-              <w:widowControl w:val="0"/>
-              <w:autoSpaceDE w:val="0"/>
-              <w:autoSpaceDN w:val="0"/>
-              <w:adjustRightInd w:val="0"/>
-              <w:spacing w:line="264" w:lineRule="auto"/>
-              <w:rPr>
-                <w:rFonts w:ascii="Latha" w:hAnsi="Latha" w:cs="Latha"/>
-                <w:sz w:val="28"/>
-                <w:szCs w:val="28"/>
-                <w:cs/>
-                <w:lang w:bidi="ta-IN"/>
-              </w:rPr>
-            </w:pPr>
           </w:p>
         </w:tc>
       </w:tr>
@@ -31792,7 +31581,6 @@
                 <w:sz w:val="28"/>
                 <w:szCs w:val="28"/>
               </w:rPr>
-              <w:lastRenderedPageBreak/>
               <w:t>TS 2.2.11.6</w:t>
             </w:r>
           </w:p>
@@ -32762,7 +32550,7 @@
 </file>
 
 <file path=word/endnotes.xml><?xml version="1.0" encoding="utf-8"?>
-<w:endnotes xmlns:wpc="http://schemas.microsoft.com/office/word/2010/wordprocessingCanvas" xmlns:cx="http://schemas.microsoft.com/office/drawing/2014/chartex" xmlns:cx1="http://schemas.microsoft.com/office/drawing/2015/9/8/chartex" xmlns:cx2="http://schemas.microsoft.com/office/drawing/2015/10/21/chartex" xmlns:cx3="http://schemas.microsoft.com/office/drawing/2016/5/9/chartex" xmlns:cx4="http://schemas.microsoft.com/office/drawing/2016/5/10/chartex" xmlns:cx5="http://schemas.microsoft.com/office/drawing/2016/5/11/chartex" xmlns:cx6="http://schemas.microsoft.com/office/drawing/2016/5/12/chartex" xmlns:cx7="http://schemas.microsoft.com/office/drawing/2016/5/13/chartex" xmlns:cx8="http://schemas.microsoft.com/office/drawing/2016/5/14/chartex" xmlns:mc="http://schemas.openxmlformats.org/markup-compatibility/2006" xmlns:aink="http://schemas.microsoft.com/office/drawing/2016/ink" xmlns:am3d="http://schemas.microsoft.com/office/drawing/2017/model3d" xmlns:o="urn:schemas-microsoft-com:office:office" xmlns:oel="http://schemas.microsoft.com/office/2019/extlst" xmlns:r="http://schemas.openxmlformats.org/officeDocument/2006/relationships" xmlns:m="http://schemas.openxmlformats.org/officeDocument/2006/math" xmlns:v="urn:schemas-microsoft-com:vml" xmlns:wp14="http://schemas.microsoft.com/office/word/2010/wordprocessingDrawing" xmlns:wp="http://schemas.openxmlformats.org/drawingml/2006/wordprocessingDrawing" xmlns:w10="urn:schemas-microsoft-com:office:word" xmlns:w="http://schemas.openxmlformats.org/wordprocessingml/2006/main" xmlns:w14="http://schemas.microsoft.com/office/word/2010/wordml" xmlns:w15="http://schemas.microsoft.com/office/word/2012/wordml" xmlns:w16cex="http://schemas.microsoft.com/office/word/2018/wordml/cex" xmlns:w16cid="http://schemas.microsoft.com/office/word/2016/wordml/cid" xmlns:w16="http://schemas.microsoft.com/office/word/2018/wordml" xmlns:w16du="http://schemas.microsoft.com/office/word/2023/wordml/word16du" xmlns:w16sdtdh="http://schemas.microsoft.com/office/word/2020/wordml/sdtdatahash" xmlns:w16sdtfl="http://schemas.microsoft.com/office/word/2024/wordml/sdtformatlock" xmlns:w16se="http://schemas.microsoft.com/office/word/2015/wordml/symex" xmlns:wpg="http://schemas.microsoft.com/office/word/2010/wordprocessingGroup" xmlns:wpi="http://schemas.microsoft.com/office/word/2010/wordprocessingInk" xmlns:wne="http://schemas.microsoft.com/office/word/2006/wordml" xmlns:wps="http://schemas.microsoft.com/office/word/2010/wordprocessingShape" mc:Ignorable="w14 w15 w16se w16cid w16 w16cex w16sdtdh w16sdtfl w16du wp14">
+<w:endnotes xmlns:wpc="http://schemas.microsoft.com/office/word/2010/wordprocessingCanvas" xmlns:cx="http://schemas.microsoft.com/office/drawing/2014/chartex" xmlns:cx1="http://schemas.microsoft.com/office/drawing/2015/9/8/chartex" xmlns:cx2="http://schemas.microsoft.com/office/drawing/2015/10/21/chartex" xmlns:cx3="http://schemas.microsoft.com/office/drawing/2016/5/9/chartex" xmlns:cx4="http://schemas.microsoft.com/office/drawing/2016/5/10/chartex" xmlns:cx5="http://schemas.microsoft.com/office/drawing/2016/5/11/chartex" xmlns:cx6="http://schemas.microsoft.com/office/drawing/2016/5/12/chartex" xmlns:cx7="http://schemas.microsoft.com/office/drawing/2016/5/13/chartex" xmlns:cx8="http://schemas.microsoft.com/office/drawing/2016/5/14/chartex" xmlns:mc="http://schemas.openxmlformats.org/markup-compatibility/2006" xmlns:aink="http://schemas.microsoft.com/office/drawing/2016/ink" xmlns:am3d="http://schemas.microsoft.com/office/drawing/2017/model3d" xmlns:o="urn:schemas-microsoft-com:office:office" xmlns:oel="http://schemas.microsoft.com/office/2019/extlst" xmlns:r="http://schemas.openxmlformats.org/officeDocument/2006/relationships" xmlns:m="http://schemas.openxmlformats.org/officeDocument/2006/math" xmlns:v="urn:schemas-microsoft-com:vml" xmlns:wp14="http://schemas.microsoft.com/office/word/2010/wordprocessingDrawing" xmlns:wp="http://schemas.openxmlformats.org/drawingml/2006/wordprocessingDrawing" xmlns:w10="urn:schemas-microsoft-com:office:word" xmlns:w="http://schemas.openxmlformats.org/wordprocessingml/2006/main" xmlns:w14="http://schemas.microsoft.com/office/word/2010/wordml" xmlns:w15="http://schemas.microsoft.com/office/word/2012/wordml" xmlns:w16cei="http://schemas.microsoft.com/office/word/2026/wordml/cei" xmlns:w16cex="http://schemas.microsoft.com/office/word/2018/wordml/cex" xmlns:w16cid="http://schemas.microsoft.com/office/word/2016/wordml/cid" xmlns:w16="http://schemas.microsoft.com/office/word/2018/wordml" xmlns:w16du="http://schemas.microsoft.com/office/word/2023/wordml/word16du" xmlns:w16sdtdh="http://schemas.microsoft.com/office/word/2020/wordml/sdtdatahash" xmlns:w16sdtfl="http://schemas.microsoft.com/office/word/2024/wordml/sdtformatlock" xmlns:w16se="http://schemas.microsoft.com/office/word/2015/wordml/symex" xmlns:wpg="http://schemas.microsoft.com/office/word/2010/wordprocessingGroup" xmlns:wpi="http://schemas.microsoft.com/office/word/2010/wordprocessingInk" xmlns:wne="http://schemas.microsoft.com/office/word/2006/wordml" xmlns:wps="http://schemas.microsoft.com/office/word/2010/wordprocessingShape" mc:Ignorable="w14 w15 w16se w16cid w16 w16cex w16sdtdh w16sdtfl w16du wp14">
   <w:endnote w:type="separator" w:id="-1">
     <w:p>
       <w:pPr>
@@ -32787,7 +32575,7 @@
 </file>
 
 <file path=word/footer1.xml><?xml version="1.0" encoding="utf-8"?>
-<w:ftr xmlns:wpc="http://schemas.microsoft.com/office/word/2010/wordprocessingCanvas" xmlns:cx="http://schemas.microsoft.com/office/drawing/2014/chartex" xmlns:cx1="http://schemas.microsoft.com/office/drawing/2015/9/8/chartex" xmlns:cx2="http://schemas.microsoft.com/office/drawing/2015/10/21/chartex" xmlns:cx3="http://schemas.microsoft.com/office/drawing/2016/5/9/chartex" xmlns:cx4="http://schemas.microsoft.com/office/drawing/2016/5/10/chartex" xmlns:cx5="http://schemas.microsoft.com/office/drawing/2016/5/11/chartex" xmlns:cx6="http://schemas.microsoft.com/office/drawing/2016/5/12/chartex" xmlns:cx7="http://schemas.microsoft.com/office/drawing/2016/5/13/chartex" xmlns:cx8="http://schemas.microsoft.com/office/drawing/2016/5/14/chartex" xmlns:mc="http://schemas.openxmlformats.org/markup-compatibility/2006" xmlns:aink="http://schemas.microsoft.com/office/drawing/2016/ink" xmlns:am3d="http://schemas.microsoft.com/office/drawing/2017/model3d" xmlns:o="urn:schemas-microsoft-com:office:office" xmlns:oel="http://schemas.microsoft.com/office/2019/extlst" xmlns:r="http://schemas.openxmlformats.org/officeDocument/2006/relationships" xmlns:m="http://schemas.openxmlformats.org/officeDocument/2006/math" xmlns:v="urn:schemas-microsoft-com:vml" xmlns:wp14="http://schemas.microsoft.com/office/word/2010/wordprocessingDrawing" xmlns:wp="http://schemas.openxmlformats.org/drawingml/2006/wordprocessingDrawing" xmlns:w10="urn:schemas-microsoft-com:office:word" xmlns:w="http://schemas.openxmlformats.org/wordprocessingml/2006/main" xmlns:w14="http://schemas.microsoft.com/office/word/2010/wordml" xmlns:w15="http://schemas.microsoft.com/office/word/2012/wordml" xmlns:w16cex="http://schemas.microsoft.com/office/word/2018/wordml/cex" xmlns:w16cid="http://schemas.microsoft.com/office/word/2016/wordml/cid" xmlns:w16="http://schemas.microsoft.com/office/word/2018/wordml" xmlns:w16du="http://schemas.microsoft.com/office/word/2023/wordml/word16du" xmlns:w16sdtdh="http://schemas.microsoft.com/office/word/2020/wordml/sdtdatahash" xmlns:w16sdtfl="http://schemas.microsoft.com/office/word/2024/wordml/sdtformatlock" xmlns:w16se="http://schemas.microsoft.com/office/word/2015/wordml/symex" xmlns:wpg="http://schemas.microsoft.com/office/word/2010/wordprocessingGroup" xmlns:wpi="http://schemas.microsoft.com/office/word/2010/wordprocessingInk" xmlns:wne="http://schemas.microsoft.com/office/word/2006/wordml" xmlns:wps="http://schemas.microsoft.com/office/word/2010/wordprocessingShape" mc:Ignorable="w14 w15 w16se w16cid w16 w16cex w16sdtdh w16sdtfl w16du wp14">
+<w:ftr xmlns:wpc="http://schemas.microsoft.com/office/word/2010/wordprocessingCanvas" xmlns:cx="http://schemas.microsoft.com/office/drawing/2014/chartex" xmlns:cx1="http://schemas.microsoft.com/office/drawing/2015/9/8/chartex" xmlns:cx2="http://schemas.microsoft.com/office/drawing/2015/10/21/chartex" xmlns:cx3="http://schemas.microsoft.com/office/drawing/2016/5/9/chartex" xmlns:cx4="http://schemas.microsoft.com/office/drawing/2016/5/10/chartex" xmlns:cx5="http://schemas.microsoft.com/office/drawing/2016/5/11/chartex" xmlns:cx6="http://schemas.microsoft.com/office/drawing/2016/5/12/chartex" xmlns:cx7="http://schemas.microsoft.com/office/drawing/2016/5/13/chartex" xmlns:cx8="http://schemas.microsoft.com/office/drawing/2016/5/14/chartex" xmlns:mc="http://schemas.openxmlformats.org/markup-compatibility/2006" xmlns:aink="http://schemas.microsoft.com/office/drawing/2016/ink" xmlns:am3d="http://schemas.microsoft.com/office/drawing/2017/model3d" xmlns:o="urn:schemas-microsoft-com:office:office" xmlns:oel="http://schemas.microsoft.com/office/2019/extlst" xmlns:r="http://schemas.openxmlformats.org/officeDocument/2006/relationships" xmlns:m="http://schemas.openxmlformats.org/officeDocument/2006/math" xmlns:v="urn:schemas-microsoft-com:vml" xmlns:wp14="http://schemas.microsoft.com/office/word/2010/wordprocessingDrawing" xmlns:wp="http://schemas.openxmlformats.org/drawingml/2006/wordprocessingDrawing" xmlns:w10="urn:schemas-microsoft-com:office:word" xmlns:w="http://schemas.openxmlformats.org/wordprocessingml/2006/main" xmlns:w14="http://schemas.microsoft.com/office/word/2010/wordml" xmlns:w15="http://schemas.microsoft.com/office/word/2012/wordml" xmlns:w16cei="http://schemas.microsoft.com/office/word/2026/wordml/cei" xmlns:w16cex="http://schemas.microsoft.com/office/word/2018/wordml/cex" xmlns:w16cid="http://schemas.microsoft.com/office/word/2016/wordml/cid" xmlns:w16="http://schemas.microsoft.com/office/word/2018/wordml" xmlns:w16du="http://schemas.microsoft.com/office/word/2023/wordml/word16du" xmlns:w16sdtdh="http://schemas.microsoft.com/office/word/2020/wordml/sdtdatahash" xmlns:w16sdtfl="http://schemas.microsoft.com/office/word/2024/wordml/sdtformatlock" xmlns:w16se="http://schemas.microsoft.com/office/word/2015/wordml/symex" xmlns:wpg="http://schemas.microsoft.com/office/word/2010/wordprocessingGroup" xmlns:wpi="http://schemas.microsoft.com/office/word/2010/wordprocessingInk" xmlns:wne="http://schemas.microsoft.com/office/word/2006/wordml" xmlns:wps="http://schemas.microsoft.com/office/word/2010/wordprocessingShape" mc:Ignorable="w14 w15 w16se w16cid w16 w16cex w16sdtdh w16sdtfl w16du wp14">
   <w:p>
     <w:pPr>
       <w:pStyle w:val="Footer"/>
@@ -32933,7 +32721,7 @@
 </file>
 
 <file path=word/footer2.xml><?xml version="1.0" encoding="utf-8"?>
-<w:ftr xmlns:wpc="http://schemas.microsoft.com/office/word/2010/wordprocessingCanvas" xmlns:cx="http://schemas.microsoft.com/office/drawing/2014/chartex" xmlns:cx1="http://schemas.microsoft.com/office/drawing/2015/9/8/chartex" xmlns:cx2="http://schemas.microsoft.com/office/drawing/2015/10/21/chartex" xmlns:cx3="http://schemas.microsoft.com/office/drawing/2016/5/9/chartex" xmlns:cx4="http://schemas.microsoft.com/office/drawing/2016/5/10/chartex" xmlns:cx5="http://schemas.microsoft.com/office/drawing/2016/5/11/chartex" xmlns:cx6="http://schemas.microsoft.com/office/drawing/2016/5/12/chartex" xmlns:cx7="http://schemas.microsoft.com/office/drawing/2016/5/13/chartex" xmlns:cx8="http://schemas.microsoft.com/office/drawing/2016/5/14/chartex" xmlns:mc="http://schemas.openxmlformats.org/markup-compatibility/2006" xmlns:aink="http://schemas.microsoft.com/office/drawing/2016/ink" xmlns:am3d="http://schemas.microsoft.com/office/drawing/2017/model3d" xmlns:o="urn:schemas-microsoft-com:office:office" xmlns:oel="http://schemas.microsoft.com/office/2019/extlst" xmlns:r="http://schemas.openxmlformats.org/officeDocument/2006/relationships" xmlns:m="http://schemas.openxmlformats.org/officeDocument/2006/math" xmlns:v="urn:schemas-microsoft-com:vml" xmlns:wp14="http://schemas.microsoft.com/office/word/2010/wordprocessingDrawing" xmlns:wp="http://schemas.openxmlformats.org/drawingml/2006/wordprocessingDrawing" xmlns:w10="urn:schemas-microsoft-com:office:word" xmlns:w="http://schemas.openxmlformats.org/wordprocessingml/2006/main" xmlns:w14="http://schemas.microsoft.com/office/word/2010/wordml" xmlns:w15="http://schemas.microsoft.com/office/word/2012/wordml" xmlns:w16cex="http://schemas.microsoft.com/office/word/2018/wordml/cex" xmlns:w16cid="http://schemas.microsoft.com/office/word/2016/wordml/cid" xmlns:w16="http://schemas.microsoft.com/office/word/2018/wordml" xmlns:w16du="http://schemas.microsoft.com/office/word/2023/wordml/word16du" xmlns:w16sdtdh="http://schemas.microsoft.com/office/word/2020/wordml/sdtdatahash" xmlns:w16sdtfl="http://schemas.microsoft.com/office/word/2024/wordml/sdtformatlock" xmlns:w16se="http://schemas.microsoft.com/office/word/2015/wordml/symex" xmlns:wpg="http://schemas.microsoft.com/office/word/2010/wordprocessingGroup" xmlns:wpi="http://schemas.microsoft.com/office/word/2010/wordprocessingInk" xmlns:wne="http://schemas.microsoft.com/office/word/2006/wordml" xmlns:wps="http://schemas.microsoft.com/office/word/2010/wordprocessingShape" mc:Ignorable="w14 w15 w16se w16cid w16 w16cex w16sdtdh w16sdtfl w16du wp14">
+<w:ftr xmlns:wpc="http://schemas.microsoft.com/office/word/2010/wordprocessingCanvas" xmlns:cx="http://schemas.microsoft.com/office/drawing/2014/chartex" xmlns:cx1="http://schemas.microsoft.com/office/drawing/2015/9/8/chartex" xmlns:cx2="http://schemas.microsoft.com/office/drawing/2015/10/21/chartex" xmlns:cx3="http://schemas.microsoft.com/office/drawing/2016/5/9/chartex" xmlns:cx4="http://schemas.microsoft.com/office/drawing/2016/5/10/chartex" xmlns:cx5="http://schemas.microsoft.com/office/drawing/2016/5/11/chartex" xmlns:cx6="http://schemas.microsoft.com/office/drawing/2016/5/12/chartex" xmlns:cx7="http://schemas.microsoft.com/office/drawing/2016/5/13/chartex" xmlns:cx8="http://schemas.microsoft.com/office/drawing/2016/5/14/chartex" xmlns:mc="http://schemas.openxmlformats.org/markup-compatibility/2006" xmlns:aink="http://schemas.microsoft.com/office/drawing/2016/ink" xmlns:am3d="http://schemas.microsoft.com/office/drawing/2017/model3d" xmlns:o="urn:schemas-microsoft-com:office:office" xmlns:oel="http://schemas.microsoft.com/office/2019/extlst" xmlns:r="http://schemas.openxmlformats.org/officeDocument/2006/relationships" xmlns:m="http://schemas.openxmlformats.org/officeDocument/2006/math" xmlns:v="urn:schemas-microsoft-com:vml" xmlns:wp14="http://schemas.microsoft.com/office/word/2010/wordprocessingDrawing" xmlns:wp="http://schemas.openxmlformats.org/drawingml/2006/wordprocessingDrawing" xmlns:w10="urn:schemas-microsoft-com:office:word" xmlns:w="http://schemas.openxmlformats.org/wordprocessingml/2006/main" xmlns:w14="http://schemas.microsoft.com/office/word/2010/wordml" xmlns:w15="http://schemas.microsoft.com/office/word/2012/wordml" xmlns:w16cei="http://schemas.microsoft.com/office/word/2026/wordml/cei" xmlns:w16cex="http://schemas.microsoft.com/office/word/2018/wordml/cex" xmlns:w16cid="http://schemas.microsoft.com/office/word/2016/wordml/cid" xmlns:w16="http://schemas.microsoft.com/office/word/2018/wordml" xmlns:w16du="http://schemas.microsoft.com/office/word/2023/wordml/word16du" xmlns:w16sdtdh="http://schemas.microsoft.com/office/word/2020/wordml/sdtdatahash" xmlns:w16sdtfl="http://schemas.microsoft.com/office/word/2024/wordml/sdtformatlock" xmlns:w16se="http://schemas.microsoft.com/office/word/2015/wordml/symex" xmlns:wpg="http://schemas.microsoft.com/office/word/2010/wordprocessingGroup" xmlns:wpi="http://schemas.microsoft.com/office/word/2010/wordprocessingInk" xmlns:wne="http://schemas.microsoft.com/office/word/2006/wordml" xmlns:wps="http://schemas.microsoft.com/office/word/2010/wordprocessingShape" mc:Ignorable="w14 w15 w16se w16cid w16 w16cex w16sdtdh w16sdtfl w16du wp14">
   <w:p>
     <w:pPr>
       <w:pBdr>
@@ -33136,7 +32924,7 @@
 </file>
 
 <file path=word/footnotes.xml><?xml version="1.0" encoding="utf-8"?>
-<w:footnotes xmlns:wpc="http://schemas.microsoft.com/office/word/2010/wordprocessingCanvas" xmlns:cx="http://schemas.microsoft.com/office/drawing/2014/chartex" xmlns:cx1="http://schemas.microsoft.com/office/drawing/2015/9/8/chartex" xmlns:cx2="http://schemas.microsoft.com/office/drawing/2015/10/21/chartex" xmlns:cx3="http://schemas.microsoft.com/office/drawing/2016/5/9/chartex" xmlns:cx4="http://schemas.microsoft.com/office/drawing/2016/5/10/chartex" xmlns:cx5="http://schemas.microsoft.com/office/drawing/2016/5/11/chartex" xmlns:cx6="http://schemas.microsoft.com/office/drawing/2016/5/12/chartex" xmlns:cx7="http://schemas.microsoft.com/office/drawing/2016/5/13/chartex" xmlns:cx8="http://schemas.microsoft.com/office/drawing/2016/5/14/chartex" xmlns:mc="http://schemas.openxmlformats.org/markup-compatibility/2006" xmlns:aink="http://schemas.microsoft.com/office/drawing/2016/ink" xmlns:am3d="http://schemas.microsoft.com/office/drawing/2017/model3d" xmlns:o="urn:schemas-microsoft-com:office:office" xmlns:oel="http://schemas.microsoft.com/office/2019/extlst" xmlns:r="http://schemas.openxmlformats.org/officeDocument/2006/relationships" xmlns:m="http://schemas.openxmlformats.org/officeDocument/2006/math" xmlns:v="urn:schemas-microsoft-com:vml" xmlns:wp14="http://schemas.microsoft.com/office/word/2010/wordprocessingDrawing" xmlns:wp="http://schemas.openxmlformats.org/drawingml/2006/wordprocessingDrawing" xmlns:w10="urn:schemas-microsoft-com:office:word" xmlns:w="http://schemas.openxmlformats.org/wordprocessingml/2006/main" xmlns:w14="http://schemas.microsoft.com/office/word/2010/wordml" xmlns:w15="http://schemas.microsoft.com/office/word/2012/wordml" xmlns:w16cex="http://schemas.microsoft.com/office/word/2018/wordml/cex" xmlns:w16cid="http://schemas.microsoft.com/office/word/2016/wordml/cid" xmlns:w16="http://schemas.microsoft.com/office/word/2018/wordml" xmlns:w16du="http://schemas.microsoft.com/office/word/2023/wordml/word16du" xmlns:w16sdtdh="http://schemas.microsoft.com/office/word/2020/wordml/sdtdatahash" xmlns:w16sdtfl="http://schemas.microsoft.com/office/word/2024/wordml/sdtformatlock" xmlns:w16se="http://schemas.microsoft.com/office/word/2015/wordml/symex" xmlns:wpg="http://schemas.microsoft.com/office/word/2010/wordprocessingGroup" xmlns:wpi="http://schemas.microsoft.com/office/word/2010/wordprocessingInk" xmlns:wne="http://schemas.microsoft.com/office/word/2006/wordml" xmlns:wps="http://schemas.microsoft.com/office/word/2010/wordprocessingShape" mc:Ignorable="w14 w15 w16se w16cid w16 w16cex w16sdtdh w16sdtfl w16du wp14">
+<w:footnotes xmlns:wpc="http://schemas.microsoft.com/office/word/2010/wordprocessingCanvas" xmlns:cx="http://schemas.microsoft.com/office/drawing/2014/chartex" xmlns:cx1="http://schemas.microsoft.com/office/drawing/2015/9/8/chartex" xmlns:cx2="http://schemas.microsoft.com/office/drawing/2015/10/21/chartex" xmlns:cx3="http://schemas.microsoft.com/office/drawing/2016/5/9/chartex" xmlns:cx4="http://schemas.microsoft.com/office/drawing/2016/5/10/chartex" xmlns:cx5="http://schemas.microsoft.com/office/drawing/2016/5/11/chartex" xmlns:cx6="http://schemas.microsoft.com/office/drawing/2016/5/12/chartex" xmlns:cx7="http://schemas.microsoft.com/office/drawing/2016/5/13/chartex" xmlns:cx8="http://schemas.microsoft.com/office/drawing/2016/5/14/chartex" xmlns:mc="http://schemas.openxmlformats.org/markup-compatibility/2006" xmlns:aink="http://schemas.microsoft.com/office/drawing/2016/ink" xmlns:am3d="http://schemas.microsoft.com/office/drawing/2017/model3d" xmlns:o="urn:schemas-microsoft-com:office:office" xmlns:oel="http://schemas.microsoft.com/office/2019/extlst" xmlns:r="http://schemas.openxmlformats.org/officeDocument/2006/relationships" xmlns:m="http://schemas.openxmlformats.org/officeDocument/2006/math" xmlns:v="urn:schemas-microsoft-com:vml" xmlns:wp14="http://schemas.microsoft.com/office/word/2010/wordprocessingDrawing" xmlns:wp="http://schemas.openxmlformats.org/drawingml/2006/wordprocessingDrawing" xmlns:w10="urn:schemas-microsoft-com:office:word" xmlns:w="http://schemas.openxmlformats.org/wordprocessingml/2006/main" xmlns:w14="http://schemas.microsoft.com/office/word/2010/wordml" xmlns:w15="http://schemas.microsoft.com/office/word/2012/wordml" xmlns:w16cei="http://schemas.microsoft.com/office/word/2026/wordml/cei" xmlns:w16cex="http://schemas.microsoft.com/office/word/2018/wordml/cex" xmlns:w16cid="http://schemas.microsoft.com/office/word/2016/wordml/cid" xmlns:w16="http://schemas.microsoft.com/office/word/2018/wordml" xmlns:w16du="http://schemas.microsoft.com/office/word/2023/wordml/word16du" xmlns:w16sdtdh="http://schemas.microsoft.com/office/word/2020/wordml/sdtdatahash" xmlns:w16sdtfl="http://schemas.microsoft.com/office/word/2024/wordml/sdtformatlock" xmlns:w16se="http://schemas.microsoft.com/office/word/2015/wordml/symex" xmlns:wpg="http://schemas.microsoft.com/office/word/2010/wordprocessingGroup" xmlns:wpi="http://schemas.microsoft.com/office/word/2010/wordprocessingInk" xmlns:wne="http://schemas.microsoft.com/office/word/2006/wordml" xmlns:wps="http://schemas.microsoft.com/office/word/2010/wordprocessingShape" mc:Ignorable="w14 w15 w16se w16cid w16 w16cex w16sdtdh w16sdtfl w16du wp14">
   <w:footnote w:type="separator" w:id="-1">
     <w:p>
       <w:pPr>
@@ -33161,7 +32949,7 @@
 </file>
 
 <file path=word/header1.xml><?xml version="1.0" encoding="utf-8"?>
-<w:hdr xmlns:wpc="http://schemas.microsoft.com/office/word/2010/wordprocessingCanvas" xmlns:cx="http://schemas.microsoft.com/office/drawing/2014/chartex" xmlns:cx1="http://schemas.microsoft.com/office/drawing/2015/9/8/chartex" xmlns:cx2="http://schemas.microsoft.com/office/drawing/2015/10/21/chartex" xmlns:cx3="http://schemas.microsoft.com/office/drawing/2016/5/9/chartex" xmlns:cx4="http://schemas.microsoft.com/office/drawing/2016/5/10/chartex" xmlns:cx5="http://schemas.microsoft.com/office/drawing/2016/5/11/chartex" xmlns:cx6="http://schemas.microsoft.com/office/drawing/2016/5/12/chartex" xmlns:cx7="http://schemas.microsoft.com/office/drawing/2016/5/13/chartex" xmlns:cx8="http://schemas.microsoft.com/office/drawing/2016/5/14/chartex" xmlns:mc="http://schemas.openxmlformats.org/markup-compatibility/2006" xmlns:aink="http://schemas.microsoft.com/office/drawing/2016/ink" xmlns:am3d="http://schemas.microsoft.com/office/drawing/2017/model3d" xmlns:o="urn:schemas-microsoft-com:office:office" xmlns:oel="http://schemas.microsoft.com/office/2019/extlst" xmlns:r="http://schemas.openxmlformats.org/officeDocument/2006/relationships" xmlns:m="http://schemas.openxmlformats.org/officeDocument/2006/math" xmlns:v="urn:schemas-microsoft-com:vml" xmlns:wp14="http://schemas.microsoft.com/office/word/2010/wordprocessingDrawing" xmlns:wp="http://schemas.openxmlformats.org/drawingml/2006/wordprocessingDrawing" xmlns:w10="urn:schemas-microsoft-com:office:word" xmlns:w="http://schemas.openxmlformats.org/wordprocessingml/2006/main" xmlns:w14="http://schemas.microsoft.com/office/word/2010/wordml" xmlns:w15="http://schemas.microsoft.com/office/word/2012/wordml" xmlns:w16cex="http://schemas.microsoft.com/office/word/2018/wordml/cex" xmlns:w16cid="http://schemas.microsoft.com/office/word/2016/wordml/cid" xmlns:w16="http://schemas.microsoft.com/office/word/2018/wordml" xmlns:w16du="http://schemas.microsoft.com/office/word/2023/wordml/word16du" xmlns:w16sdtdh="http://schemas.microsoft.com/office/word/2020/wordml/sdtdatahash" xmlns:w16sdtfl="http://schemas.microsoft.com/office/word/2024/wordml/sdtformatlock" xmlns:w16se="http://schemas.microsoft.com/office/word/2015/wordml/symex" xmlns:wpg="http://schemas.microsoft.com/office/word/2010/wordprocessingGroup" xmlns:wpi="http://schemas.microsoft.com/office/word/2010/wordprocessingInk" xmlns:wne="http://schemas.microsoft.com/office/word/2006/wordml" xmlns:wps="http://schemas.microsoft.com/office/word/2010/wordprocessingShape" mc:Ignorable="w14 w15 w16se w16cid w16 w16cex w16sdtdh w16sdtfl w16du wp14">
+<w:hdr xmlns:wpc="http://schemas.microsoft.com/office/word/2010/wordprocessingCanvas" xmlns:cx="http://schemas.microsoft.com/office/drawing/2014/chartex" xmlns:cx1="http://schemas.microsoft.com/office/drawing/2015/9/8/chartex" xmlns:cx2="http://schemas.microsoft.com/office/drawing/2015/10/21/chartex" xmlns:cx3="http://schemas.microsoft.com/office/drawing/2016/5/9/chartex" xmlns:cx4="http://schemas.microsoft.com/office/drawing/2016/5/10/chartex" xmlns:cx5="http://schemas.microsoft.com/office/drawing/2016/5/11/chartex" xmlns:cx6="http://schemas.microsoft.com/office/drawing/2016/5/12/chartex" xmlns:cx7="http://schemas.microsoft.com/office/drawing/2016/5/13/chartex" xmlns:cx8="http://schemas.microsoft.com/office/drawing/2016/5/14/chartex" xmlns:mc="http://schemas.openxmlformats.org/markup-compatibility/2006" xmlns:aink="http://schemas.microsoft.com/office/drawing/2016/ink" xmlns:am3d="http://schemas.microsoft.com/office/drawing/2017/model3d" xmlns:o="urn:schemas-microsoft-com:office:office" xmlns:oel="http://schemas.microsoft.com/office/2019/extlst" xmlns:r="http://schemas.openxmlformats.org/officeDocument/2006/relationships" xmlns:m="http://schemas.openxmlformats.org/officeDocument/2006/math" xmlns:v="urn:schemas-microsoft-com:vml" xmlns:wp14="http://schemas.microsoft.com/office/word/2010/wordprocessingDrawing" xmlns:wp="http://schemas.openxmlformats.org/drawingml/2006/wordprocessingDrawing" xmlns:w10="urn:schemas-microsoft-com:office:word" xmlns:w="http://schemas.openxmlformats.org/wordprocessingml/2006/main" xmlns:w14="http://schemas.microsoft.com/office/word/2010/wordml" xmlns:w15="http://schemas.microsoft.com/office/word/2012/wordml" xmlns:w16cei="http://schemas.microsoft.com/office/word/2026/wordml/cei" xmlns:w16cex="http://schemas.microsoft.com/office/word/2018/wordml/cex" xmlns:w16cid="http://schemas.microsoft.com/office/word/2016/wordml/cid" xmlns:w16="http://schemas.microsoft.com/office/word/2018/wordml" xmlns:w16du="http://schemas.microsoft.com/office/word/2023/wordml/word16du" xmlns:w16sdtdh="http://schemas.microsoft.com/office/word/2020/wordml/sdtdatahash" xmlns:w16sdtfl="http://schemas.microsoft.com/office/word/2024/wordml/sdtformatlock" xmlns:w16se="http://schemas.microsoft.com/office/word/2015/wordml/symex" xmlns:wpg="http://schemas.microsoft.com/office/word/2010/wordprocessingGroup" xmlns:wpi="http://schemas.microsoft.com/office/word/2010/wordprocessingInk" xmlns:wne="http://schemas.microsoft.com/office/word/2006/wordml" xmlns:wps="http://schemas.microsoft.com/office/word/2010/wordprocessingShape" mc:Ignorable="w14 w15 w16se w16cid w16 w16cex w16sdtdh w16sdtfl w16du wp14">
   <w:p>
     <w:pPr>
       <w:pStyle w:val="Header"/>
@@ -33174,7 +32962,7 @@
 </file>
 
 <file path=word/header2.xml><?xml version="1.0" encoding="utf-8"?>
-<w:hdr xmlns:wpc="http://schemas.microsoft.com/office/word/2010/wordprocessingCanvas" xmlns:cx="http://schemas.microsoft.com/office/drawing/2014/chartex" xmlns:cx1="http://schemas.microsoft.com/office/drawing/2015/9/8/chartex" xmlns:cx2="http://schemas.microsoft.com/office/drawing/2015/10/21/chartex" xmlns:cx3="http://schemas.microsoft.com/office/drawing/2016/5/9/chartex" xmlns:cx4="http://schemas.microsoft.com/office/drawing/2016/5/10/chartex" xmlns:cx5="http://schemas.microsoft.com/office/drawing/2016/5/11/chartex" xmlns:cx6="http://schemas.microsoft.com/office/drawing/2016/5/12/chartex" xmlns:cx7="http://schemas.microsoft.com/office/drawing/2016/5/13/chartex" xmlns:cx8="http://schemas.microsoft.com/office/drawing/2016/5/14/chartex" xmlns:mc="http://schemas.openxmlformats.org/markup-compatibility/2006" xmlns:aink="http://schemas.microsoft.com/office/drawing/2016/ink" xmlns:am3d="http://schemas.microsoft.com/office/drawing/2017/model3d" xmlns:o="urn:schemas-microsoft-com:office:office" xmlns:oel="http://schemas.microsoft.com/office/2019/extlst" xmlns:r="http://schemas.openxmlformats.org/officeDocument/2006/relationships" xmlns:m="http://schemas.openxmlformats.org/officeDocument/2006/math" xmlns:v="urn:schemas-microsoft-com:vml" xmlns:wp14="http://schemas.microsoft.com/office/word/2010/wordprocessingDrawing" xmlns:wp="http://schemas.openxmlformats.org/drawingml/2006/wordprocessingDrawing" xmlns:w10="urn:schemas-microsoft-com:office:word" xmlns:w="http://schemas.openxmlformats.org/wordprocessingml/2006/main" xmlns:w14="http://schemas.microsoft.com/office/word/2010/wordml" xmlns:w15="http://schemas.microsoft.com/office/word/2012/wordml" xmlns:w16cex="http://schemas.microsoft.com/office/word/2018/wordml/cex" xmlns:w16cid="http://schemas.microsoft.com/office/word/2016/wordml/cid" xmlns:w16="http://schemas.microsoft.com/office/word/2018/wordml" xmlns:w16du="http://schemas.microsoft.com/office/word/2023/wordml/word16du" xmlns:w16sdtdh="http://schemas.microsoft.com/office/word/2020/wordml/sdtdatahash" xmlns:w16sdtfl="http://schemas.microsoft.com/office/word/2024/wordml/sdtformatlock" xmlns:w16se="http://schemas.microsoft.com/office/word/2015/wordml/symex" xmlns:wpg="http://schemas.microsoft.com/office/word/2010/wordprocessingGroup" xmlns:wpi="http://schemas.microsoft.com/office/word/2010/wordprocessingInk" xmlns:wne="http://schemas.microsoft.com/office/word/2006/wordml" xmlns:wps="http://schemas.microsoft.com/office/word/2010/wordprocessingShape" mc:Ignorable="w14 w15 w16se w16cid w16 w16cex w16sdtdh w16sdtfl w16du wp14">
+<w:hdr xmlns:wpc="http://schemas.microsoft.com/office/word/2010/wordprocessingCanvas" xmlns:cx="http://schemas.microsoft.com/office/drawing/2014/chartex" xmlns:cx1="http://schemas.microsoft.com/office/drawing/2015/9/8/chartex" xmlns:cx2="http://schemas.microsoft.com/office/drawing/2015/10/21/chartex" xmlns:cx3="http://schemas.microsoft.com/office/drawing/2016/5/9/chartex" xmlns:cx4="http://schemas.microsoft.com/office/drawing/2016/5/10/chartex" xmlns:cx5="http://schemas.microsoft.com/office/drawing/2016/5/11/chartex" xmlns:cx6="http://schemas.microsoft.com/office/drawing/2016/5/12/chartex" xmlns:cx7="http://schemas.microsoft.com/office/drawing/2016/5/13/chartex" xmlns:cx8="http://schemas.microsoft.com/office/drawing/2016/5/14/chartex" xmlns:mc="http://schemas.openxmlformats.org/markup-compatibility/2006" xmlns:aink="http://schemas.microsoft.com/office/drawing/2016/ink" xmlns:am3d="http://schemas.microsoft.com/office/drawing/2017/model3d" xmlns:o="urn:schemas-microsoft-com:office:office" xmlns:oel="http://schemas.microsoft.com/office/2019/extlst" xmlns:r="http://schemas.openxmlformats.org/officeDocument/2006/relationships" xmlns:m="http://schemas.openxmlformats.org/officeDocument/2006/math" xmlns:v="urn:schemas-microsoft-com:vml" xmlns:wp14="http://schemas.microsoft.com/office/word/2010/wordprocessingDrawing" xmlns:wp="http://schemas.openxmlformats.org/drawingml/2006/wordprocessingDrawing" xmlns:w10="urn:schemas-microsoft-com:office:word" xmlns:w="http://schemas.openxmlformats.org/wordprocessingml/2006/main" xmlns:w14="http://schemas.microsoft.com/office/word/2010/wordml" xmlns:w15="http://schemas.microsoft.com/office/word/2012/wordml" xmlns:w16cei="http://schemas.microsoft.com/office/word/2026/wordml/cei" xmlns:w16cex="http://schemas.microsoft.com/office/word/2018/wordml/cex" xmlns:w16cid="http://schemas.microsoft.com/office/word/2016/wordml/cid" xmlns:w16="http://schemas.microsoft.com/office/word/2018/wordml" xmlns:w16du="http://schemas.microsoft.com/office/word/2023/wordml/word16du" xmlns:w16sdtdh="http://schemas.microsoft.com/office/word/2020/wordml/sdtdatahash" xmlns:w16sdtfl="http://schemas.microsoft.com/office/word/2024/wordml/sdtformatlock" xmlns:w16se="http://schemas.microsoft.com/office/word/2015/wordml/symex" xmlns:wpg="http://schemas.microsoft.com/office/word/2010/wordprocessingGroup" xmlns:wpi="http://schemas.microsoft.com/office/word/2010/wordprocessingInk" xmlns:wne="http://schemas.microsoft.com/office/word/2006/wordml" xmlns:wps="http://schemas.microsoft.com/office/word/2010/wordprocessingShape" mc:Ignorable="w14 w15 w16se w16cid w16 w16cex w16sdtdh w16sdtfl w16du wp14">
   <w:p>
     <w:pPr>
       <w:pStyle w:val="Header"/>
